--- a/Praktikum 8_23051430013_Vanyra Raraswara/Laporan_Modul08_23051430013_Vanyra Raraswara.docx
+++ b/Praktikum 8_23051430013_Vanyra Raraswara/Laporan_Modul08_23051430013_Vanyra Raraswara.docx
@@ -3018,6 +3018,7 @@
                 <w:sz w:val="22"/>
                 <w:szCs w:val="22"/>
               </w:rPr>
+              <w:lastRenderedPageBreak/>
               <w:t>2</w:t>
             </w:r>
           </w:p>
@@ -3054,16 +3055,7 @@
                 <w:sz w:val="22"/>
                 <w:szCs w:val="22"/>
               </w:rPr>
-              <w:t xml:space="preserve">Google Chrome / Browser </w:t>
-            </w:r>
-            <w:r>
-              <w:rPr>
-                <w:color w:val="333333"/>
-                <w:sz w:val="22"/>
-                <w:szCs w:val="22"/>
-              </w:rPr>
-              <w:lastRenderedPageBreak/>
-              <w:t>Modern</w:t>
+              <w:t>Google Chrome / Browser Modern</w:t>
             </w:r>
           </w:p>
         </w:tc>
@@ -3100,7 +3092,6 @@
                 <w:sz w:val="22"/>
                 <w:szCs w:val="22"/>
               </w:rPr>
-              <w:lastRenderedPageBreak/>
               <w:t>Versi</w:t>
             </w:r>
             <w:proofErr w:type="spellEnd"/>
@@ -3156,16 +3147,7 @@
                 <w:sz w:val="22"/>
                 <w:szCs w:val="22"/>
               </w:rPr>
-              <w:t xml:space="preserve">Testing &amp; </w:t>
-            </w:r>
-            <w:r>
-              <w:rPr>
-                <w:color w:val="333333"/>
-                <w:sz w:val="22"/>
-                <w:szCs w:val="22"/>
-              </w:rPr>
-              <w:lastRenderedPageBreak/>
-              <w:t>Debugging</w:t>
+              <w:t>Testing &amp; Debugging</w:t>
             </w:r>
           </w:p>
         </w:tc>
@@ -3204,7 +3186,6 @@
                 <w:sz w:val="22"/>
                 <w:szCs w:val="22"/>
               </w:rPr>
-              <w:lastRenderedPageBreak/>
               <w:t>3</w:t>
             </w:r>
           </w:p>
@@ -3733,6 +3714,7 @@
           <w:sz w:val="22"/>
           <w:szCs w:val="22"/>
         </w:rPr>
+        <w:lastRenderedPageBreak/>
         <w:t>Promise dan Error Handling</w:t>
       </w:r>
       <w:r>
@@ -3884,15 +3866,7 @@
           <w:sz w:val="22"/>
           <w:szCs w:val="22"/>
         </w:rPr>
-        <w:t xml:space="preserve"> </w:t>
-      </w:r>
-      <w:r>
-        <w:rPr>
-          <w:sz w:val="22"/>
-          <w:szCs w:val="22"/>
-        </w:rPr>
-        <w:lastRenderedPageBreak/>
-        <w:t>status: </w:t>
+        <w:t xml:space="preserve"> status: </w:t>
       </w:r>
       <w:r>
         <w:rPr>
@@ -6851,16 +6825,8 @@
                 <w:szCs w:val="22"/>
                 <w:lang w:val="id-ID"/>
               </w:rPr>
-              <w:t xml:space="preserve">Implementasi asynchronous JavaScript dan Fetch API memiliki relevansi signifikan dalam konteks Teknik Industri, khususnya pada pengembangan sistem informasi manufaktur berbasis web. Penelitian Dasmito (2019) dalam skripsinya di Universitas Hasanuddin </w:t>
-            </w:r>
-            <w:r>
-              <w:rPr>
-                <w:sz w:val="22"/>
-                <w:szCs w:val="22"/>
-                <w:lang w:val="id-ID"/>
-              </w:rPr>
               <w:lastRenderedPageBreak/>
-              <w:t>mendemonstrasikan penggunaan teknologi web modern termasuk Fetch API untuk membangun sistem pemeliharaan mesin pada Industri Kecil Menengah (IKM). Studi tersebut menunjukkan bahwa aplikasi web dengan service worker (yang memanfaatkan fetch event) mampu meningkatkan performa akses data secara signifikan pada kondisi jaringan terbatas, suatu skenario yang umum ditemui di lingkungan industri yang berlokasi di daerah dengan infrastruktur internet belum memadai.</w:t>
+              <w:t>Implementasi asynchronous JavaScript dan Fetch API memiliki relevansi signifikan dalam konteks Teknik Industri, khususnya pada pengembangan sistem informasi manufaktur berbasis web. Penelitian Dasmito (2019) dalam skripsinya di Universitas Hasanuddin mendemonstrasikan penggunaan teknologi web modern termasuk Fetch API untuk membangun sistem pemeliharaan mesin pada Industri Kecil Menengah (IKM). Studi tersebut menunjukkan bahwa aplikasi web dengan service worker (yang memanfaatkan fetch event) mampu meningkatkan performa akses data secara signifikan pada kondisi jaringan terbatas, suatu skenario yang umum ditemui di lingkungan industri yang berlokasi di daerah dengan infrastruktur internet belum memadai.</w:t>
             </w:r>
           </w:p>
           <w:p>
@@ -6904,7 +6870,6 @@
           <w:sz w:val="22"/>
           <w:szCs w:val="22"/>
         </w:rPr>
-        <w:lastRenderedPageBreak/>
         <w:t>E. LANGKAH KERJA DAN HASIL PRAKTIKUM</w:t>
       </w:r>
     </w:p>
@@ -9571,6 +9536,7 @@
                 <w:sz w:val="22"/>
                 <w:szCs w:val="22"/>
               </w:rPr>
+              <w:lastRenderedPageBreak/>
               <w:drawing>
                 <wp:inline distT="0" distB="0" distL="0" distR="0" wp14:anchorId="4B633F5D" wp14:editId="3982A13C">
                   <wp:extent cx="5039995" cy="1675130"/>
@@ -10900,6 +10866,7 @@
                 <w:szCs w:val="21"/>
                 <w:lang w:val="id-ID" w:eastAsia="id-ID"/>
               </w:rPr>
+              <w:lastRenderedPageBreak/>
               <w:t>        })</w:t>
             </w:r>
           </w:p>
@@ -11389,7 +11356,6 @@
                 <w:szCs w:val="21"/>
                 <w:lang w:val="id-ID" w:eastAsia="id-ID"/>
               </w:rPr>
-              <w:lastRenderedPageBreak/>
               <w:t>${</w:t>
             </w:r>
             <w:r>
@@ -11810,6 +11776,7 @@
               <w:rPr>
                 <w:noProof/>
               </w:rPr>
+              <w:lastRenderedPageBreak/>
               <w:drawing>
                 <wp:inline distT="0" distB="0" distL="0" distR="0" wp14:anchorId="76B22C60" wp14:editId="49AC2C6C">
                   <wp:extent cx="5785648" cy="2891539"/>
@@ -12563,6 +12530,7 @@
                 <w:szCs w:val="21"/>
                 <w:lang w:val="id-ID" w:eastAsia="id-ID"/>
               </w:rPr>
+              <w:lastRenderedPageBreak/>
               <w:t>const</w:t>
             </w:r>
             <w:r>
@@ -13898,345 +13866,345 @@
                 <w:szCs w:val="21"/>
                 <w:lang w:val="id-ID" w:eastAsia="id-ID"/>
               </w:rPr>
+              <w:t>                    &lt;h5 class="card-title"&gt;</w:t>
+            </w:r>
+            <w:r>
+              <w:rPr>
+                <w:rFonts w:ascii="Consolas" w:eastAsia="Times New Roman" w:hAnsi="Consolas" w:cs="Times New Roman"/>
+                <w:color w:val="569CD6"/>
+                <w:sz w:val="21"/>
+                <w:szCs w:val="21"/>
+                <w:lang w:val="id-ID" w:eastAsia="id-ID"/>
+              </w:rPr>
+              <w:t>${</w:t>
+            </w:r>
+            <w:r>
+              <w:rPr>
+                <w:rFonts w:ascii="Consolas" w:eastAsia="Times New Roman" w:hAnsi="Consolas" w:cs="Times New Roman"/>
+                <w:color w:val="D4D4D4"/>
+                <w:sz w:val="21"/>
+                <w:szCs w:val="21"/>
+                <w:lang w:val="id-ID" w:eastAsia="id-ID"/>
+              </w:rPr>
+              <w:t>karyawan.name</w:t>
+            </w:r>
+            <w:r>
+              <w:rPr>
+                <w:rFonts w:ascii="Consolas" w:eastAsia="Times New Roman" w:hAnsi="Consolas" w:cs="Times New Roman"/>
+                <w:color w:val="569CD6"/>
+                <w:sz w:val="21"/>
+                <w:szCs w:val="21"/>
+                <w:lang w:val="id-ID" w:eastAsia="id-ID"/>
+              </w:rPr>
+              <w:t>}</w:t>
+            </w:r>
+            <w:r>
+              <w:rPr>
+                <w:rFonts w:ascii="Consolas" w:eastAsia="Times New Roman" w:hAnsi="Consolas" w:cs="Times New Roman"/>
+                <w:color w:val="CE9178"/>
+                <w:sz w:val="21"/>
+                <w:szCs w:val="21"/>
+                <w:lang w:val="id-ID" w:eastAsia="id-ID"/>
+              </w:rPr>
+              <w:t>&lt;/h5&gt;</w:t>
+            </w:r>
+          </w:p>
+          <w:p>
+            <w:pPr>
+              <w:shd w:val="clear" w:color="auto" w:fill="1E1E1E"/>
+              <w:spacing w:line="285" w:lineRule="atLeast"/>
+              <w:rPr>
+                <w:rFonts w:ascii="Consolas" w:eastAsia="Times New Roman" w:hAnsi="Consolas" w:cs="Times New Roman"/>
+                <w:color w:val="D4D4D4"/>
+                <w:sz w:val="21"/>
+                <w:szCs w:val="21"/>
+                <w:lang w:val="id-ID" w:eastAsia="id-ID"/>
+              </w:rPr>
+            </w:pPr>
+            <w:r>
+              <w:rPr>
+                <w:rFonts w:ascii="Consolas" w:eastAsia="Times New Roman" w:hAnsi="Consolas" w:cs="Times New Roman"/>
+                <w:color w:val="CE9178"/>
+                <w:sz w:val="21"/>
+                <w:szCs w:val="21"/>
+                <w:lang w:val="id-ID" w:eastAsia="id-ID"/>
+              </w:rPr>
+              <w:t xml:space="preserve">                    &lt;p class="card-text text-muted"&gt;Email: </w:t>
+            </w:r>
+            <w:r>
+              <w:rPr>
+                <w:rFonts w:ascii="Consolas" w:eastAsia="Times New Roman" w:hAnsi="Consolas" w:cs="Times New Roman"/>
+                <w:color w:val="569CD6"/>
+                <w:sz w:val="21"/>
+                <w:szCs w:val="21"/>
+                <w:lang w:val="id-ID" w:eastAsia="id-ID"/>
+              </w:rPr>
+              <w:t>${</w:t>
+            </w:r>
+            <w:r>
+              <w:rPr>
+                <w:rFonts w:ascii="Consolas" w:eastAsia="Times New Roman" w:hAnsi="Consolas" w:cs="Times New Roman"/>
+                <w:color w:val="D4D4D4"/>
+                <w:sz w:val="21"/>
+                <w:szCs w:val="21"/>
+                <w:lang w:val="id-ID" w:eastAsia="id-ID"/>
+              </w:rPr>
+              <w:t>karyawan.email</w:t>
+            </w:r>
+            <w:r>
+              <w:rPr>
+                <w:rFonts w:ascii="Consolas" w:eastAsia="Times New Roman" w:hAnsi="Consolas" w:cs="Times New Roman"/>
+                <w:color w:val="569CD6"/>
+                <w:sz w:val="21"/>
+                <w:szCs w:val="21"/>
+                <w:lang w:val="id-ID" w:eastAsia="id-ID"/>
+              </w:rPr>
+              <w:t>}</w:t>
+            </w:r>
+            <w:r>
+              <w:rPr>
+                <w:rFonts w:ascii="Consolas" w:eastAsia="Times New Roman" w:hAnsi="Consolas" w:cs="Times New Roman"/>
+                <w:color w:val="CE9178"/>
+                <w:sz w:val="21"/>
+                <w:szCs w:val="21"/>
+                <w:lang w:val="id-ID" w:eastAsia="id-ID"/>
+              </w:rPr>
+              <w:t>&lt;/p&gt;</w:t>
+            </w:r>
+          </w:p>
+          <w:p>
+            <w:pPr>
+              <w:shd w:val="clear" w:color="auto" w:fill="1E1E1E"/>
+              <w:spacing w:line="285" w:lineRule="atLeast"/>
+              <w:rPr>
+                <w:rFonts w:ascii="Consolas" w:eastAsia="Times New Roman" w:hAnsi="Consolas" w:cs="Times New Roman"/>
+                <w:color w:val="D4D4D4"/>
+                <w:sz w:val="21"/>
+                <w:szCs w:val="21"/>
+                <w:lang w:val="id-ID" w:eastAsia="id-ID"/>
+              </w:rPr>
+            </w:pPr>
+            <w:r>
+              <w:rPr>
+                <w:rFonts w:ascii="Consolas" w:eastAsia="Times New Roman" w:hAnsi="Consolas" w:cs="Times New Roman"/>
+                <w:color w:val="CE9178"/>
+                <w:sz w:val="21"/>
+                <w:szCs w:val="21"/>
+                <w:lang w:val="id-ID" w:eastAsia="id-ID"/>
+              </w:rPr>
+              <w:t xml:space="preserve">                    &lt;p class="card-text"&gt;Perusahaan: </w:t>
+            </w:r>
+            <w:r>
+              <w:rPr>
+                <w:rFonts w:ascii="Consolas" w:eastAsia="Times New Roman" w:hAnsi="Consolas" w:cs="Times New Roman"/>
+                <w:color w:val="569CD6"/>
+                <w:sz w:val="21"/>
+                <w:szCs w:val="21"/>
+                <w:lang w:val="id-ID" w:eastAsia="id-ID"/>
+              </w:rPr>
+              <w:t>${</w:t>
+            </w:r>
+            <w:r>
+              <w:rPr>
+                <w:rFonts w:ascii="Consolas" w:eastAsia="Times New Roman" w:hAnsi="Consolas" w:cs="Times New Roman"/>
+                <w:color w:val="D4D4D4"/>
+                <w:sz w:val="21"/>
+                <w:szCs w:val="21"/>
+                <w:lang w:val="id-ID" w:eastAsia="id-ID"/>
+              </w:rPr>
+              <w:t>karyawan.company.name</w:t>
+            </w:r>
+            <w:r>
+              <w:rPr>
+                <w:rFonts w:ascii="Consolas" w:eastAsia="Times New Roman" w:hAnsi="Consolas" w:cs="Times New Roman"/>
+                <w:color w:val="569CD6"/>
+                <w:sz w:val="21"/>
+                <w:szCs w:val="21"/>
+                <w:lang w:val="id-ID" w:eastAsia="id-ID"/>
+              </w:rPr>
+              <w:t>}</w:t>
+            </w:r>
+            <w:r>
+              <w:rPr>
+                <w:rFonts w:ascii="Consolas" w:eastAsia="Times New Roman" w:hAnsi="Consolas" w:cs="Times New Roman"/>
+                <w:color w:val="CE9178"/>
+                <w:sz w:val="21"/>
+                <w:szCs w:val="21"/>
+                <w:lang w:val="id-ID" w:eastAsia="id-ID"/>
+              </w:rPr>
+              <w:t>&lt;/p&gt;</w:t>
+            </w:r>
+          </w:p>
+          <w:p>
+            <w:pPr>
+              <w:shd w:val="clear" w:color="auto" w:fill="1E1E1E"/>
+              <w:spacing w:line="285" w:lineRule="atLeast"/>
+              <w:rPr>
+                <w:rFonts w:ascii="Consolas" w:eastAsia="Times New Roman" w:hAnsi="Consolas" w:cs="Times New Roman"/>
+                <w:color w:val="D4D4D4"/>
+                <w:sz w:val="21"/>
+                <w:szCs w:val="21"/>
+                <w:lang w:val="id-ID" w:eastAsia="id-ID"/>
+              </w:rPr>
+            </w:pPr>
+            <w:r>
+              <w:rPr>
+                <w:rFonts w:ascii="Consolas" w:eastAsia="Times New Roman" w:hAnsi="Consolas" w:cs="Times New Roman"/>
+                <w:color w:val="CE9178"/>
+                <w:sz w:val="21"/>
+                <w:szCs w:val="21"/>
+                <w:lang w:val="id-ID" w:eastAsia="id-ID"/>
+              </w:rPr>
+              <w:t xml:space="preserve">                    &lt;p class="card-text"&gt;&lt;small&gt;Kota: </w:t>
+            </w:r>
+            <w:r>
+              <w:rPr>
+                <w:rFonts w:ascii="Consolas" w:eastAsia="Times New Roman" w:hAnsi="Consolas" w:cs="Times New Roman"/>
+                <w:color w:val="569CD6"/>
+                <w:sz w:val="21"/>
+                <w:szCs w:val="21"/>
+                <w:lang w:val="id-ID" w:eastAsia="id-ID"/>
+              </w:rPr>
+              <w:t>${</w:t>
+            </w:r>
+            <w:r>
+              <w:rPr>
+                <w:rFonts w:ascii="Consolas" w:eastAsia="Times New Roman" w:hAnsi="Consolas" w:cs="Times New Roman"/>
+                <w:color w:val="D4D4D4"/>
+                <w:sz w:val="21"/>
+                <w:szCs w:val="21"/>
+                <w:lang w:val="id-ID" w:eastAsia="id-ID"/>
+              </w:rPr>
+              <w:t>karyawan.address.city</w:t>
+            </w:r>
+            <w:r>
+              <w:rPr>
+                <w:rFonts w:ascii="Consolas" w:eastAsia="Times New Roman" w:hAnsi="Consolas" w:cs="Times New Roman"/>
+                <w:color w:val="569CD6"/>
+                <w:sz w:val="21"/>
+                <w:szCs w:val="21"/>
+                <w:lang w:val="id-ID" w:eastAsia="id-ID"/>
+              </w:rPr>
+              <w:t>}</w:t>
+            </w:r>
+            <w:r>
+              <w:rPr>
+                <w:rFonts w:ascii="Consolas" w:eastAsia="Times New Roman" w:hAnsi="Consolas" w:cs="Times New Roman"/>
+                <w:color w:val="CE9178"/>
+                <w:sz w:val="21"/>
+                <w:szCs w:val="21"/>
+                <w:lang w:val="id-ID" w:eastAsia="id-ID"/>
+              </w:rPr>
+              <w:t>&lt;/small&gt;&lt;/p&gt;</w:t>
+            </w:r>
+          </w:p>
+          <w:p>
+            <w:pPr>
+              <w:shd w:val="clear" w:color="auto" w:fill="1E1E1E"/>
+              <w:spacing w:line="285" w:lineRule="atLeast"/>
+              <w:rPr>
+                <w:rFonts w:ascii="Consolas" w:eastAsia="Times New Roman" w:hAnsi="Consolas" w:cs="Times New Roman"/>
+                <w:color w:val="D4D4D4"/>
+                <w:sz w:val="21"/>
+                <w:szCs w:val="21"/>
+                <w:lang w:val="id-ID" w:eastAsia="id-ID"/>
+              </w:rPr>
+            </w:pPr>
+            <w:r>
+              <w:rPr>
+                <w:rFonts w:ascii="Consolas" w:eastAsia="Times New Roman" w:hAnsi="Consolas" w:cs="Times New Roman"/>
+                <w:color w:val="CE9178"/>
+                <w:sz w:val="21"/>
+                <w:szCs w:val="21"/>
+                <w:lang w:val="id-ID" w:eastAsia="id-ID"/>
+              </w:rPr>
+              <w:t>                    &lt;a href="javascript:void(0)" class="btn btn-sm btn-outline-primary" onclick="cariKaryawan(</w:t>
+            </w:r>
+            <w:r>
+              <w:rPr>
+                <w:rFonts w:ascii="Consolas" w:eastAsia="Times New Roman" w:hAnsi="Consolas" w:cs="Times New Roman"/>
+                <w:color w:val="569CD6"/>
+                <w:sz w:val="21"/>
+                <w:szCs w:val="21"/>
+                <w:lang w:val="id-ID" w:eastAsia="id-ID"/>
+              </w:rPr>
+              <w:t>${</w:t>
+            </w:r>
+            <w:r>
+              <w:rPr>
+                <w:rFonts w:ascii="Consolas" w:eastAsia="Times New Roman" w:hAnsi="Consolas" w:cs="Times New Roman"/>
+                <w:color w:val="D4D4D4"/>
+                <w:sz w:val="21"/>
+                <w:szCs w:val="21"/>
+                <w:lang w:val="id-ID" w:eastAsia="id-ID"/>
+              </w:rPr>
+              <w:t>karyawan.id</w:t>
+            </w:r>
+            <w:r>
+              <w:rPr>
+                <w:rFonts w:ascii="Consolas" w:eastAsia="Times New Roman" w:hAnsi="Consolas" w:cs="Times New Roman"/>
+                <w:color w:val="569CD6"/>
+                <w:sz w:val="21"/>
+                <w:szCs w:val="21"/>
+                <w:lang w:val="id-ID" w:eastAsia="id-ID"/>
+              </w:rPr>
+              <w:t>}</w:t>
+            </w:r>
+            <w:r>
+              <w:rPr>
+                <w:rFonts w:ascii="Consolas" w:eastAsia="Times New Roman" w:hAnsi="Consolas" w:cs="Times New Roman"/>
+                <w:color w:val="CE9178"/>
+                <w:sz w:val="21"/>
+                <w:szCs w:val="21"/>
+                <w:lang w:val="id-ID" w:eastAsia="id-ID"/>
+              </w:rPr>
+              <w:t>)"&gt;Detail Profil&lt;/a&gt;</w:t>
+            </w:r>
+          </w:p>
+          <w:p>
+            <w:pPr>
+              <w:shd w:val="clear" w:color="auto" w:fill="1E1E1E"/>
+              <w:spacing w:line="285" w:lineRule="atLeast"/>
+              <w:rPr>
+                <w:rFonts w:ascii="Consolas" w:eastAsia="Times New Roman" w:hAnsi="Consolas" w:cs="Times New Roman"/>
+                <w:color w:val="D4D4D4"/>
+                <w:sz w:val="21"/>
+                <w:szCs w:val="21"/>
+                <w:lang w:val="id-ID" w:eastAsia="id-ID"/>
+              </w:rPr>
+            </w:pPr>
+            <w:r>
+              <w:rPr>
+                <w:rFonts w:ascii="Consolas" w:eastAsia="Times New Roman" w:hAnsi="Consolas" w:cs="Times New Roman"/>
+                <w:color w:val="CE9178"/>
+                <w:sz w:val="21"/>
+                <w:szCs w:val="21"/>
+                <w:lang w:val="id-ID" w:eastAsia="id-ID"/>
+              </w:rPr>
+              <w:t>                &lt;/div&gt;</w:t>
+            </w:r>
+          </w:p>
+          <w:p>
+            <w:pPr>
+              <w:shd w:val="clear" w:color="auto" w:fill="1E1E1E"/>
+              <w:spacing w:line="285" w:lineRule="atLeast"/>
+              <w:rPr>
+                <w:rFonts w:ascii="Consolas" w:eastAsia="Times New Roman" w:hAnsi="Consolas" w:cs="Times New Roman"/>
+                <w:color w:val="D4D4D4"/>
+                <w:sz w:val="21"/>
+                <w:szCs w:val="21"/>
+                <w:lang w:val="id-ID" w:eastAsia="id-ID"/>
+              </w:rPr>
+            </w:pPr>
+            <w:r>
+              <w:rPr>
+                <w:rFonts w:ascii="Consolas" w:eastAsia="Times New Roman" w:hAnsi="Consolas" w:cs="Times New Roman"/>
+                <w:color w:val="CE9178"/>
+                <w:sz w:val="21"/>
+                <w:szCs w:val="21"/>
+                <w:lang w:val="id-ID" w:eastAsia="id-ID"/>
+              </w:rPr>
               <w:lastRenderedPageBreak/>
-              <w:t>                    &lt;h5 class="card-title"&gt;</w:t>
-            </w:r>
-            <w:r>
-              <w:rPr>
-                <w:rFonts w:ascii="Consolas" w:eastAsia="Times New Roman" w:hAnsi="Consolas" w:cs="Times New Roman"/>
-                <w:color w:val="569CD6"/>
-                <w:sz w:val="21"/>
-                <w:szCs w:val="21"/>
-                <w:lang w:val="id-ID" w:eastAsia="id-ID"/>
-              </w:rPr>
-              <w:t>${</w:t>
-            </w:r>
-            <w:r>
-              <w:rPr>
-                <w:rFonts w:ascii="Consolas" w:eastAsia="Times New Roman" w:hAnsi="Consolas" w:cs="Times New Roman"/>
-                <w:color w:val="D4D4D4"/>
-                <w:sz w:val="21"/>
-                <w:szCs w:val="21"/>
-                <w:lang w:val="id-ID" w:eastAsia="id-ID"/>
-              </w:rPr>
-              <w:t>karyawan.name</w:t>
-            </w:r>
-            <w:r>
-              <w:rPr>
-                <w:rFonts w:ascii="Consolas" w:eastAsia="Times New Roman" w:hAnsi="Consolas" w:cs="Times New Roman"/>
-                <w:color w:val="569CD6"/>
-                <w:sz w:val="21"/>
-                <w:szCs w:val="21"/>
-                <w:lang w:val="id-ID" w:eastAsia="id-ID"/>
-              </w:rPr>
-              <w:t>}</w:t>
-            </w:r>
-            <w:r>
-              <w:rPr>
-                <w:rFonts w:ascii="Consolas" w:eastAsia="Times New Roman" w:hAnsi="Consolas" w:cs="Times New Roman"/>
-                <w:color w:val="CE9178"/>
-                <w:sz w:val="21"/>
-                <w:szCs w:val="21"/>
-                <w:lang w:val="id-ID" w:eastAsia="id-ID"/>
-              </w:rPr>
-              <w:t>&lt;/h5&gt;</w:t>
-            </w:r>
-          </w:p>
-          <w:p>
-            <w:pPr>
-              <w:shd w:val="clear" w:color="auto" w:fill="1E1E1E"/>
-              <w:spacing w:line="285" w:lineRule="atLeast"/>
-              <w:rPr>
-                <w:rFonts w:ascii="Consolas" w:eastAsia="Times New Roman" w:hAnsi="Consolas" w:cs="Times New Roman"/>
-                <w:color w:val="D4D4D4"/>
-                <w:sz w:val="21"/>
-                <w:szCs w:val="21"/>
-                <w:lang w:val="id-ID" w:eastAsia="id-ID"/>
-              </w:rPr>
-            </w:pPr>
-            <w:r>
-              <w:rPr>
-                <w:rFonts w:ascii="Consolas" w:eastAsia="Times New Roman" w:hAnsi="Consolas" w:cs="Times New Roman"/>
-                <w:color w:val="CE9178"/>
-                <w:sz w:val="21"/>
-                <w:szCs w:val="21"/>
-                <w:lang w:val="id-ID" w:eastAsia="id-ID"/>
-              </w:rPr>
-              <w:t xml:space="preserve">                    &lt;p class="card-text text-muted"&gt;Email: </w:t>
-            </w:r>
-            <w:r>
-              <w:rPr>
-                <w:rFonts w:ascii="Consolas" w:eastAsia="Times New Roman" w:hAnsi="Consolas" w:cs="Times New Roman"/>
-                <w:color w:val="569CD6"/>
-                <w:sz w:val="21"/>
-                <w:szCs w:val="21"/>
-                <w:lang w:val="id-ID" w:eastAsia="id-ID"/>
-              </w:rPr>
-              <w:t>${</w:t>
-            </w:r>
-            <w:r>
-              <w:rPr>
-                <w:rFonts w:ascii="Consolas" w:eastAsia="Times New Roman" w:hAnsi="Consolas" w:cs="Times New Roman"/>
-                <w:color w:val="D4D4D4"/>
-                <w:sz w:val="21"/>
-                <w:szCs w:val="21"/>
-                <w:lang w:val="id-ID" w:eastAsia="id-ID"/>
-              </w:rPr>
-              <w:t>karyawan.email</w:t>
-            </w:r>
-            <w:r>
-              <w:rPr>
-                <w:rFonts w:ascii="Consolas" w:eastAsia="Times New Roman" w:hAnsi="Consolas" w:cs="Times New Roman"/>
-                <w:color w:val="569CD6"/>
-                <w:sz w:val="21"/>
-                <w:szCs w:val="21"/>
-                <w:lang w:val="id-ID" w:eastAsia="id-ID"/>
-              </w:rPr>
-              <w:t>}</w:t>
-            </w:r>
-            <w:r>
-              <w:rPr>
-                <w:rFonts w:ascii="Consolas" w:eastAsia="Times New Roman" w:hAnsi="Consolas" w:cs="Times New Roman"/>
-                <w:color w:val="CE9178"/>
-                <w:sz w:val="21"/>
-                <w:szCs w:val="21"/>
-                <w:lang w:val="id-ID" w:eastAsia="id-ID"/>
-              </w:rPr>
-              <w:t>&lt;/p&gt;</w:t>
-            </w:r>
-          </w:p>
-          <w:p>
-            <w:pPr>
-              <w:shd w:val="clear" w:color="auto" w:fill="1E1E1E"/>
-              <w:spacing w:line="285" w:lineRule="atLeast"/>
-              <w:rPr>
-                <w:rFonts w:ascii="Consolas" w:eastAsia="Times New Roman" w:hAnsi="Consolas" w:cs="Times New Roman"/>
-                <w:color w:val="D4D4D4"/>
-                <w:sz w:val="21"/>
-                <w:szCs w:val="21"/>
-                <w:lang w:val="id-ID" w:eastAsia="id-ID"/>
-              </w:rPr>
-            </w:pPr>
-            <w:r>
-              <w:rPr>
-                <w:rFonts w:ascii="Consolas" w:eastAsia="Times New Roman" w:hAnsi="Consolas" w:cs="Times New Roman"/>
-                <w:color w:val="CE9178"/>
-                <w:sz w:val="21"/>
-                <w:szCs w:val="21"/>
-                <w:lang w:val="id-ID" w:eastAsia="id-ID"/>
-              </w:rPr>
-              <w:t xml:space="preserve">                    &lt;p class="card-text"&gt;Perusahaan: </w:t>
-            </w:r>
-            <w:r>
-              <w:rPr>
-                <w:rFonts w:ascii="Consolas" w:eastAsia="Times New Roman" w:hAnsi="Consolas" w:cs="Times New Roman"/>
-                <w:color w:val="569CD6"/>
-                <w:sz w:val="21"/>
-                <w:szCs w:val="21"/>
-                <w:lang w:val="id-ID" w:eastAsia="id-ID"/>
-              </w:rPr>
-              <w:t>${</w:t>
-            </w:r>
-            <w:r>
-              <w:rPr>
-                <w:rFonts w:ascii="Consolas" w:eastAsia="Times New Roman" w:hAnsi="Consolas" w:cs="Times New Roman"/>
-                <w:color w:val="D4D4D4"/>
-                <w:sz w:val="21"/>
-                <w:szCs w:val="21"/>
-                <w:lang w:val="id-ID" w:eastAsia="id-ID"/>
-              </w:rPr>
-              <w:t>karyawan.company.name</w:t>
-            </w:r>
-            <w:r>
-              <w:rPr>
-                <w:rFonts w:ascii="Consolas" w:eastAsia="Times New Roman" w:hAnsi="Consolas" w:cs="Times New Roman"/>
-                <w:color w:val="569CD6"/>
-                <w:sz w:val="21"/>
-                <w:szCs w:val="21"/>
-                <w:lang w:val="id-ID" w:eastAsia="id-ID"/>
-              </w:rPr>
-              <w:t>}</w:t>
-            </w:r>
-            <w:r>
-              <w:rPr>
-                <w:rFonts w:ascii="Consolas" w:eastAsia="Times New Roman" w:hAnsi="Consolas" w:cs="Times New Roman"/>
-                <w:color w:val="CE9178"/>
-                <w:sz w:val="21"/>
-                <w:szCs w:val="21"/>
-                <w:lang w:val="id-ID" w:eastAsia="id-ID"/>
-              </w:rPr>
-              <w:t>&lt;/p&gt;</w:t>
-            </w:r>
-          </w:p>
-          <w:p>
-            <w:pPr>
-              <w:shd w:val="clear" w:color="auto" w:fill="1E1E1E"/>
-              <w:spacing w:line="285" w:lineRule="atLeast"/>
-              <w:rPr>
-                <w:rFonts w:ascii="Consolas" w:eastAsia="Times New Roman" w:hAnsi="Consolas" w:cs="Times New Roman"/>
-                <w:color w:val="D4D4D4"/>
-                <w:sz w:val="21"/>
-                <w:szCs w:val="21"/>
-                <w:lang w:val="id-ID" w:eastAsia="id-ID"/>
-              </w:rPr>
-            </w:pPr>
-            <w:r>
-              <w:rPr>
-                <w:rFonts w:ascii="Consolas" w:eastAsia="Times New Roman" w:hAnsi="Consolas" w:cs="Times New Roman"/>
-                <w:color w:val="CE9178"/>
-                <w:sz w:val="21"/>
-                <w:szCs w:val="21"/>
-                <w:lang w:val="id-ID" w:eastAsia="id-ID"/>
-              </w:rPr>
-              <w:t xml:space="preserve">                    &lt;p class="card-text"&gt;&lt;small&gt;Kota: </w:t>
-            </w:r>
-            <w:r>
-              <w:rPr>
-                <w:rFonts w:ascii="Consolas" w:eastAsia="Times New Roman" w:hAnsi="Consolas" w:cs="Times New Roman"/>
-                <w:color w:val="569CD6"/>
-                <w:sz w:val="21"/>
-                <w:szCs w:val="21"/>
-                <w:lang w:val="id-ID" w:eastAsia="id-ID"/>
-              </w:rPr>
-              <w:t>${</w:t>
-            </w:r>
-            <w:r>
-              <w:rPr>
-                <w:rFonts w:ascii="Consolas" w:eastAsia="Times New Roman" w:hAnsi="Consolas" w:cs="Times New Roman"/>
-                <w:color w:val="D4D4D4"/>
-                <w:sz w:val="21"/>
-                <w:szCs w:val="21"/>
-                <w:lang w:val="id-ID" w:eastAsia="id-ID"/>
-              </w:rPr>
-              <w:t>karyawan.address.city</w:t>
-            </w:r>
-            <w:r>
-              <w:rPr>
-                <w:rFonts w:ascii="Consolas" w:eastAsia="Times New Roman" w:hAnsi="Consolas" w:cs="Times New Roman"/>
-                <w:color w:val="569CD6"/>
-                <w:sz w:val="21"/>
-                <w:szCs w:val="21"/>
-                <w:lang w:val="id-ID" w:eastAsia="id-ID"/>
-              </w:rPr>
-              <w:t>}</w:t>
-            </w:r>
-            <w:r>
-              <w:rPr>
-                <w:rFonts w:ascii="Consolas" w:eastAsia="Times New Roman" w:hAnsi="Consolas" w:cs="Times New Roman"/>
-                <w:color w:val="CE9178"/>
-                <w:sz w:val="21"/>
-                <w:szCs w:val="21"/>
-                <w:lang w:val="id-ID" w:eastAsia="id-ID"/>
-              </w:rPr>
-              <w:t>&lt;/small&gt;&lt;/p&gt;</w:t>
-            </w:r>
-          </w:p>
-          <w:p>
-            <w:pPr>
-              <w:shd w:val="clear" w:color="auto" w:fill="1E1E1E"/>
-              <w:spacing w:line="285" w:lineRule="atLeast"/>
-              <w:rPr>
-                <w:rFonts w:ascii="Consolas" w:eastAsia="Times New Roman" w:hAnsi="Consolas" w:cs="Times New Roman"/>
-                <w:color w:val="D4D4D4"/>
-                <w:sz w:val="21"/>
-                <w:szCs w:val="21"/>
-                <w:lang w:val="id-ID" w:eastAsia="id-ID"/>
-              </w:rPr>
-            </w:pPr>
-            <w:r>
-              <w:rPr>
-                <w:rFonts w:ascii="Consolas" w:eastAsia="Times New Roman" w:hAnsi="Consolas" w:cs="Times New Roman"/>
-                <w:color w:val="CE9178"/>
-                <w:sz w:val="21"/>
-                <w:szCs w:val="21"/>
-                <w:lang w:val="id-ID" w:eastAsia="id-ID"/>
-              </w:rPr>
-              <w:t>                    &lt;a href="javascript:void(0)" class="btn btn-sm btn-outline-primary" onclick="cariKaryawan(</w:t>
-            </w:r>
-            <w:r>
-              <w:rPr>
-                <w:rFonts w:ascii="Consolas" w:eastAsia="Times New Roman" w:hAnsi="Consolas" w:cs="Times New Roman"/>
-                <w:color w:val="569CD6"/>
-                <w:sz w:val="21"/>
-                <w:szCs w:val="21"/>
-                <w:lang w:val="id-ID" w:eastAsia="id-ID"/>
-              </w:rPr>
-              <w:t>${</w:t>
-            </w:r>
-            <w:r>
-              <w:rPr>
-                <w:rFonts w:ascii="Consolas" w:eastAsia="Times New Roman" w:hAnsi="Consolas" w:cs="Times New Roman"/>
-                <w:color w:val="D4D4D4"/>
-                <w:sz w:val="21"/>
-                <w:szCs w:val="21"/>
-                <w:lang w:val="id-ID" w:eastAsia="id-ID"/>
-              </w:rPr>
-              <w:t>karyawan.id</w:t>
-            </w:r>
-            <w:r>
-              <w:rPr>
-                <w:rFonts w:ascii="Consolas" w:eastAsia="Times New Roman" w:hAnsi="Consolas" w:cs="Times New Roman"/>
-                <w:color w:val="569CD6"/>
-                <w:sz w:val="21"/>
-                <w:szCs w:val="21"/>
-                <w:lang w:val="id-ID" w:eastAsia="id-ID"/>
-              </w:rPr>
-              <w:t>}</w:t>
-            </w:r>
-            <w:r>
-              <w:rPr>
-                <w:rFonts w:ascii="Consolas" w:eastAsia="Times New Roman" w:hAnsi="Consolas" w:cs="Times New Roman"/>
-                <w:color w:val="CE9178"/>
-                <w:sz w:val="21"/>
-                <w:szCs w:val="21"/>
-                <w:lang w:val="id-ID" w:eastAsia="id-ID"/>
-              </w:rPr>
-              <w:t>)"&gt;Detail Profil&lt;/a&gt;</w:t>
-            </w:r>
-          </w:p>
-          <w:p>
-            <w:pPr>
-              <w:shd w:val="clear" w:color="auto" w:fill="1E1E1E"/>
-              <w:spacing w:line="285" w:lineRule="atLeast"/>
-              <w:rPr>
-                <w:rFonts w:ascii="Consolas" w:eastAsia="Times New Roman" w:hAnsi="Consolas" w:cs="Times New Roman"/>
-                <w:color w:val="D4D4D4"/>
-                <w:sz w:val="21"/>
-                <w:szCs w:val="21"/>
-                <w:lang w:val="id-ID" w:eastAsia="id-ID"/>
-              </w:rPr>
-            </w:pPr>
-            <w:r>
-              <w:rPr>
-                <w:rFonts w:ascii="Consolas" w:eastAsia="Times New Roman" w:hAnsi="Consolas" w:cs="Times New Roman"/>
-                <w:color w:val="CE9178"/>
-                <w:sz w:val="21"/>
-                <w:szCs w:val="21"/>
-                <w:lang w:val="id-ID" w:eastAsia="id-ID"/>
-              </w:rPr>
-              <w:t>                &lt;/div&gt;</w:t>
-            </w:r>
-          </w:p>
-          <w:p>
-            <w:pPr>
-              <w:shd w:val="clear" w:color="auto" w:fill="1E1E1E"/>
-              <w:spacing w:line="285" w:lineRule="atLeast"/>
-              <w:rPr>
-                <w:rFonts w:ascii="Consolas" w:eastAsia="Times New Roman" w:hAnsi="Consolas" w:cs="Times New Roman"/>
-                <w:color w:val="D4D4D4"/>
-                <w:sz w:val="21"/>
-                <w:szCs w:val="21"/>
-                <w:lang w:val="id-ID" w:eastAsia="id-ID"/>
-              </w:rPr>
-            </w:pPr>
-            <w:r>
-              <w:rPr>
-                <w:rFonts w:ascii="Consolas" w:eastAsia="Times New Roman" w:hAnsi="Consolas" w:cs="Times New Roman"/>
-                <w:color w:val="CE9178"/>
-                <w:sz w:val="21"/>
-                <w:szCs w:val="21"/>
-                <w:lang w:val="id-ID" w:eastAsia="id-ID"/>
-              </w:rPr>
               <w:t>            &lt;/div&gt;</w:t>
             </w:r>
           </w:p>
@@ -15368,6 +15336,7 @@
               <w:rPr>
                 <w:noProof/>
               </w:rPr>
+              <w:lastRenderedPageBreak/>
               <w:drawing>
                 <wp:inline distT="0" distB="0" distL="0" distR="0" wp14:anchorId="0E0AF884" wp14:editId="7B338B29">
                   <wp:extent cx="5839086" cy="2870791"/>
@@ -16852,363 +16821,363 @@
                 <w:szCs w:val="21"/>
                 <w:lang w:val="id-ID" w:eastAsia="id-ID"/>
               </w:rPr>
+              <w:t xml:space="preserve">    </w:t>
+            </w:r>
+            <w:r>
+              <w:rPr>
+                <w:rFonts w:ascii="Consolas" w:eastAsia="Times New Roman" w:hAnsi="Consolas" w:cs="Times New Roman"/>
+                <w:color w:val="808080"/>
+                <w:sz w:val="21"/>
+                <w:szCs w:val="21"/>
+                <w:lang w:val="id-ID" w:eastAsia="id-ID"/>
+              </w:rPr>
+              <w:t>&lt;</w:t>
+            </w:r>
+            <w:r>
+              <w:rPr>
+                <w:rFonts w:ascii="Consolas" w:eastAsia="Times New Roman" w:hAnsi="Consolas" w:cs="Times New Roman"/>
+                <w:color w:val="569CD6"/>
+                <w:sz w:val="21"/>
+                <w:szCs w:val="21"/>
+                <w:lang w:val="id-ID" w:eastAsia="id-ID"/>
+              </w:rPr>
+              <w:t>button</w:t>
+            </w:r>
+            <w:r>
+              <w:rPr>
+                <w:rFonts w:ascii="Consolas" w:eastAsia="Times New Roman" w:hAnsi="Consolas" w:cs="Times New Roman"/>
+                <w:color w:val="D4D4D4"/>
+                <w:sz w:val="21"/>
+                <w:szCs w:val="21"/>
+                <w:lang w:val="id-ID" w:eastAsia="id-ID"/>
+              </w:rPr>
+              <w:t xml:space="preserve"> </w:t>
+            </w:r>
+            <w:r>
+              <w:rPr>
+                <w:rFonts w:ascii="Consolas" w:eastAsia="Times New Roman" w:hAnsi="Consolas" w:cs="Times New Roman"/>
+                <w:color w:val="9CDCFE"/>
+                <w:sz w:val="21"/>
+                <w:szCs w:val="21"/>
+                <w:lang w:val="id-ID" w:eastAsia="id-ID"/>
+              </w:rPr>
+              <w:t>id</w:t>
+            </w:r>
+            <w:r>
+              <w:rPr>
+                <w:rFonts w:ascii="Consolas" w:eastAsia="Times New Roman" w:hAnsi="Consolas" w:cs="Times New Roman"/>
+                <w:color w:val="D4D4D4"/>
+                <w:sz w:val="21"/>
+                <w:szCs w:val="21"/>
+                <w:lang w:val="id-ID" w:eastAsia="id-ID"/>
+              </w:rPr>
+              <w:t>=</w:t>
+            </w:r>
+            <w:r>
+              <w:rPr>
+                <w:rFonts w:ascii="Consolas" w:eastAsia="Times New Roman" w:hAnsi="Consolas" w:cs="Times New Roman"/>
+                <w:color w:val="CE9178"/>
+                <w:sz w:val="21"/>
+                <w:szCs w:val="21"/>
+                <w:lang w:val="id-ID" w:eastAsia="id-ID"/>
+              </w:rPr>
+              <w:t>"btnLoad"</w:t>
+            </w:r>
+            <w:r>
+              <w:rPr>
+                <w:rFonts w:ascii="Consolas" w:eastAsia="Times New Roman" w:hAnsi="Consolas" w:cs="Times New Roman"/>
+                <w:color w:val="D4D4D4"/>
+                <w:sz w:val="21"/>
+                <w:szCs w:val="21"/>
+                <w:lang w:val="id-ID" w:eastAsia="id-ID"/>
+              </w:rPr>
+              <w:t xml:space="preserve"> </w:t>
+            </w:r>
+            <w:r>
+              <w:rPr>
+                <w:rFonts w:ascii="Consolas" w:eastAsia="Times New Roman" w:hAnsi="Consolas" w:cs="Times New Roman"/>
+                <w:color w:val="9CDCFE"/>
+                <w:sz w:val="21"/>
+                <w:szCs w:val="21"/>
+                <w:lang w:val="id-ID" w:eastAsia="id-ID"/>
+              </w:rPr>
+              <w:t>class</w:t>
+            </w:r>
+            <w:r>
+              <w:rPr>
+                <w:rFonts w:ascii="Consolas" w:eastAsia="Times New Roman" w:hAnsi="Consolas" w:cs="Times New Roman"/>
+                <w:color w:val="D4D4D4"/>
+                <w:sz w:val="21"/>
+                <w:szCs w:val="21"/>
+                <w:lang w:val="id-ID" w:eastAsia="id-ID"/>
+              </w:rPr>
+              <w:t>=</w:t>
+            </w:r>
+            <w:r>
+              <w:rPr>
+                <w:rFonts w:ascii="Consolas" w:eastAsia="Times New Roman" w:hAnsi="Consolas" w:cs="Times New Roman"/>
+                <w:color w:val="CE9178"/>
+                <w:sz w:val="21"/>
+                <w:szCs w:val="21"/>
+                <w:lang w:val="id-ID" w:eastAsia="id-ID"/>
+              </w:rPr>
+              <w:t>"btn btn-primary"</w:t>
+            </w:r>
+            <w:r>
+              <w:rPr>
+                <w:rFonts w:ascii="Consolas" w:eastAsia="Times New Roman" w:hAnsi="Consolas" w:cs="Times New Roman"/>
+                <w:color w:val="808080"/>
+                <w:sz w:val="21"/>
+                <w:szCs w:val="21"/>
+                <w:lang w:val="id-ID" w:eastAsia="id-ID"/>
+              </w:rPr>
+              <w:t>&gt;</w:t>
+            </w:r>
+            <w:r>
+              <w:rPr>
+                <w:rFonts w:ascii="Consolas" w:eastAsia="Times New Roman" w:hAnsi="Consolas" w:cs="Times New Roman"/>
+                <w:color w:val="D4D4D4"/>
+                <w:sz w:val="21"/>
+                <w:szCs w:val="21"/>
+                <w:lang w:val="id-ID" w:eastAsia="id-ID"/>
+              </w:rPr>
+              <w:t>Muat Data dari API</w:t>
+            </w:r>
+            <w:r>
+              <w:rPr>
+                <w:rFonts w:ascii="Consolas" w:eastAsia="Times New Roman" w:hAnsi="Consolas" w:cs="Times New Roman"/>
+                <w:color w:val="808080"/>
+                <w:sz w:val="21"/>
+                <w:szCs w:val="21"/>
+                <w:lang w:val="id-ID" w:eastAsia="id-ID"/>
+              </w:rPr>
+              <w:t>&lt;/</w:t>
+            </w:r>
+            <w:r>
+              <w:rPr>
+                <w:rFonts w:ascii="Consolas" w:eastAsia="Times New Roman" w:hAnsi="Consolas" w:cs="Times New Roman"/>
+                <w:color w:val="569CD6"/>
+                <w:sz w:val="21"/>
+                <w:szCs w:val="21"/>
+                <w:lang w:val="id-ID" w:eastAsia="id-ID"/>
+              </w:rPr>
+              <w:t>button</w:t>
+            </w:r>
+            <w:r>
+              <w:rPr>
+                <w:rFonts w:ascii="Consolas" w:eastAsia="Times New Roman" w:hAnsi="Consolas" w:cs="Times New Roman"/>
+                <w:color w:val="808080"/>
+                <w:sz w:val="21"/>
+                <w:szCs w:val="21"/>
+                <w:lang w:val="id-ID" w:eastAsia="id-ID"/>
+              </w:rPr>
+              <w:t>&gt;</w:t>
+            </w:r>
+          </w:p>
+          <w:p>
+            <w:pPr>
+              <w:shd w:val="clear" w:color="auto" w:fill="1E1E1E"/>
+              <w:spacing w:line="285" w:lineRule="atLeast"/>
+              <w:rPr>
+                <w:rFonts w:ascii="Consolas" w:eastAsia="Times New Roman" w:hAnsi="Consolas" w:cs="Times New Roman"/>
+                <w:color w:val="D4D4D4"/>
+                <w:sz w:val="21"/>
+                <w:szCs w:val="21"/>
+                <w:lang w:val="id-ID" w:eastAsia="id-ID"/>
+              </w:rPr>
+            </w:pPr>
+            <w:r>
+              <w:rPr>
+                <w:rFonts w:ascii="Consolas" w:eastAsia="Times New Roman" w:hAnsi="Consolas" w:cs="Times New Roman"/>
+                <w:color w:val="D4D4D4"/>
+                <w:sz w:val="21"/>
+                <w:szCs w:val="21"/>
+                <w:lang w:val="id-ID" w:eastAsia="id-ID"/>
+              </w:rPr>
+              <w:t xml:space="preserve">    </w:t>
+            </w:r>
+            <w:r>
+              <w:rPr>
+                <w:rFonts w:ascii="Consolas" w:eastAsia="Times New Roman" w:hAnsi="Consolas" w:cs="Times New Roman"/>
+                <w:color w:val="808080"/>
+                <w:sz w:val="21"/>
+                <w:szCs w:val="21"/>
+                <w:lang w:val="id-ID" w:eastAsia="id-ID"/>
+              </w:rPr>
+              <w:t>&lt;</w:t>
+            </w:r>
+            <w:r>
+              <w:rPr>
+                <w:rFonts w:ascii="Consolas" w:eastAsia="Times New Roman" w:hAnsi="Consolas" w:cs="Times New Roman"/>
+                <w:color w:val="569CD6"/>
+                <w:sz w:val="21"/>
+                <w:szCs w:val="21"/>
+                <w:lang w:val="id-ID" w:eastAsia="id-ID"/>
+              </w:rPr>
+              <w:t>button</w:t>
+            </w:r>
+            <w:r>
+              <w:rPr>
+                <w:rFonts w:ascii="Consolas" w:eastAsia="Times New Roman" w:hAnsi="Consolas" w:cs="Times New Roman"/>
+                <w:color w:val="D4D4D4"/>
+                <w:sz w:val="21"/>
+                <w:szCs w:val="21"/>
+                <w:lang w:val="id-ID" w:eastAsia="id-ID"/>
+              </w:rPr>
+              <w:t xml:space="preserve"> </w:t>
+            </w:r>
+            <w:r>
+              <w:rPr>
+                <w:rFonts w:ascii="Consolas" w:eastAsia="Times New Roman" w:hAnsi="Consolas" w:cs="Times New Roman"/>
+                <w:color w:val="9CDCFE"/>
+                <w:sz w:val="21"/>
+                <w:szCs w:val="21"/>
+                <w:lang w:val="id-ID" w:eastAsia="id-ID"/>
+              </w:rPr>
+              <w:t>id</w:t>
+            </w:r>
+            <w:r>
+              <w:rPr>
+                <w:rFonts w:ascii="Consolas" w:eastAsia="Times New Roman" w:hAnsi="Consolas" w:cs="Times New Roman"/>
+                <w:color w:val="D4D4D4"/>
+                <w:sz w:val="21"/>
+                <w:szCs w:val="21"/>
+                <w:lang w:val="id-ID" w:eastAsia="id-ID"/>
+              </w:rPr>
+              <w:t>=</w:t>
+            </w:r>
+            <w:r>
+              <w:rPr>
+                <w:rFonts w:ascii="Consolas" w:eastAsia="Times New Roman" w:hAnsi="Consolas" w:cs="Times New Roman"/>
+                <w:color w:val="CE9178"/>
+                <w:sz w:val="21"/>
+                <w:szCs w:val="21"/>
+                <w:lang w:val="id-ID" w:eastAsia="id-ID"/>
+              </w:rPr>
+              <w:t>"btnTambah"</w:t>
+            </w:r>
+            <w:r>
+              <w:rPr>
+                <w:rFonts w:ascii="Consolas" w:eastAsia="Times New Roman" w:hAnsi="Consolas" w:cs="Times New Roman"/>
+                <w:color w:val="D4D4D4"/>
+                <w:sz w:val="21"/>
+                <w:szCs w:val="21"/>
+                <w:lang w:val="id-ID" w:eastAsia="id-ID"/>
+              </w:rPr>
+              <w:t xml:space="preserve"> </w:t>
+            </w:r>
+            <w:r>
+              <w:rPr>
+                <w:rFonts w:ascii="Consolas" w:eastAsia="Times New Roman" w:hAnsi="Consolas" w:cs="Times New Roman"/>
+                <w:color w:val="9CDCFE"/>
+                <w:sz w:val="21"/>
+                <w:szCs w:val="21"/>
+                <w:lang w:val="id-ID" w:eastAsia="id-ID"/>
+              </w:rPr>
+              <w:t>class</w:t>
+            </w:r>
+            <w:r>
+              <w:rPr>
+                <w:rFonts w:ascii="Consolas" w:eastAsia="Times New Roman" w:hAnsi="Consolas" w:cs="Times New Roman"/>
+                <w:color w:val="D4D4D4"/>
+                <w:sz w:val="21"/>
+                <w:szCs w:val="21"/>
+                <w:lang w:val="id-ID" w:eastAsia="id-ID"/>
+              </w:rPr>
+              <w:t>=</w:t>
+            </w:r>
+            <w:r>
+              <w:rPr>
+                <w:rFonts w:ascii="Consolas" w:eastAsia="Times New Roman" w:hAnsi="Consolas" w:cs="Times New Roman"/>
+                <w:color w:val="CE9178"/>
+                <w:sz w:val="21"/>
+                <w:szCs w:val="21"/>
+                <w:lang w:val="id-ID" w:eastAsia="id-ID"/>
+              </w:rPr>
+              <w:t>"btn btn-success ms-2"</w:t>
+            </w:r>
+            <w:r>
+              <w:rPr>
+                <w:rFonts w:ascii="Consolas" w:eastAsia="Times New Roman" w:hAnsi="Consolas" w:cs="Times New Roman"/>
+                <w:color w:val="808080"/>
+                <w:sz w:val="21"/>
+                <w:szCs w:val="21"/>
+                <w:lang w:val="id-ID" w:eastAsia="id-ID"/>
+              </w:rPr>
+              <w:t>&gt;</w:t>
+            </w:r>
+            <w:r>
+              <w:rPr>
+                <w:rFonts w:ascii="Segoe UI Emoji" w:eastAsia="Times New Roman" w:hAnsi="Segoe UI Emoji" w:cs="Segoe UI Emoji"/>
+                <w:color w:val="D4D4D4"/>
+                <w:sz w:val="21"/>
+                <w:szCs w:val="21"/>
+                <w:lang w:val="id-ID" w:eastAsia="id-ID"/>
+              </w:rPr>
+              <w:t>➕</w:t>
+            </w:r>
+            <w:r>
+              <w:rPr>
+                <w:rFonts w:ascii="Consolas" w:eastAsia="Times New Roman" w:hAnsi="Consolas" w:cs="Times New Roman"/>
+                <w:color w:val="D4D4D4"/>
+                <w:sz w:val="21"/>
+                <w:szCs w:val="21"/>
+                <w:lang w:val="id-ID" w:eastAsia="id-ID"/>
+              </w:rPr>
+              <w:t xml:space="preserve"> Tambah Karyawan</w:t>
+            </w:r>
+            <w:r>
+              <w:rPr>
+                <w:rFonts w:ascii="Consolas" w:eastAsia="Times New Roman" w:hAnsi="Consolas" w:cs="Times New Roman"/>
+                <w:color w:val="808080"/>
+                <w:sz w:val="21"/>
+                <w:szCs w:val="21"/>
+                <w:lang w:val="id-ID" w:eastAsia="id-ID"/>
+              </w:rPr>
+              <w:t>&lt;/</w:t>
+            </w:r>
+            <w:r>
+              <w:rPr>
+                <w:rFonts w:ascii="Consolas" w:eastAsia="Times New Roman" w:hAnsi="Consolas" w:cs="Times New Roman"/>
+                <w:color w:val="569CD6"/>
+                <w:sz w:val="21"/>
+                <w:szCs w:val="21"/>
+                <w:lang w:val="id-ID" w:eastAsia="id-ID"/>
+              </w:rPr>
+              <w:t>button</w:t>
+            </w:r>
+            <w:r>
+              <w:rPr>
+                <w:rFonts w:ascii="Consolas" w:eastAsia="Times New Roman" w:hAnsi="Consolas" w:cs="Times New Roman"/>
+                <w:color w:val="808080"/>
+                <w:sz w:val="21"/>
+                <w:szCs w:val="21"/>
+                <w:lang w:val="id-ID" w:eastAsia="id-ID"/>
+              </w:rPr>
+              <w:t>&gt;</w:t>
+            </w:r>
+          </w:p>
+          <w:p>
+            <w:pPr>
+              <w:shd w:val="clear" w:color="auto" w:fill="1E1E1E"/>
+              <w:spacing w:line="285" w:lineRule="atLeast"/>
+              <w:rPr>
+                <w:rFonts w:ascii="Consolas" w:eastAsia="Times New Roman" w:hAnsi="Consolas" w:cs="Times New Roman"/>
+                <w:color w:val="D4D4D4"/>
+                <w:sz w:val="21"/>
+                <w:szCs w:val="21"/>
+                <w:lang w:val="id-ID" w:eastAsia="id-ID"/>
+              </w:rPr>
+            </w:pPr>
+            <w:r>
+              <w:rPr>
+                <w:rFonts w:ascii="Consolas" w:eastAsia="Times New Roman" w:hAnsi="Consolas" w:cs="Times New Roman"/>
+                <w:color w:val="D4D4D4"/>
+                <w:sz w:val="21"/>
+                <w:szCs w:val="21"/>
+                <w:lang w:val="id-ID" w:eastAsia="id-ID"/>
+              </w:rPr>
               <w:lastRenderedPageBreak/>
-              <w:t xml:space="preserve">    </w:t>
-            </w:r>
-            <w:r>
-              <w:rPr>
-                <w:rFonts w:ascii="Consolas" w:eastAsia="Times New Roman" w:hAnsi="Consolas" w:cs="Times New Roman"/>
-                <w:color w:val="808080"/>
-                <w:sz w:val="21"/>
-                <w:szCs w:val="21"/>
-                <w:lang w:val="id-ID" w:eastAsia="id-ID"/>
-              </w:rPr>
-              <w:t>&lt;</w:t>
-            </w:r>
-            <w:r>
-              <w:rPr>
-                <w:rFonts w:ascii="Consolas" w:eastAsia="Times New Roman" w:hAnsi="Consolas" w:cs="Times New Roman"/>
-                <w:color w:val="569CD6"/>
-                <w:sz w:val="21"/>
-                <w:szCs w:val="21"/>
-                <w:lang w:val="id-ID" w:eastAsia="id-ID"/>
-              </w:rPr>
-              <w:t>button</w:t>
-            </w:r>
-            <w:r>
-              <w:rPr>
-                <w:rFonts w:ascii="Consolas" w:eastAsia="Times New Roman" w:hAnsi="Consolas" w:cs="Times New Roman"/>
-                <w:color w:val="D4D4D4"/>
-                <w:sz w:val="21"/>
-                <w:szCs w:val="21"/>
-                <w:lang w:val="id-ID" w:eastAsia="id-ID"/>
-              </w:rPr>
-              <w:t xml:space="preserve"> </w:t>
-            </w:r>
-            <w:r>
-              <w:rPr>
-                <w:rFonts w:ascii="Consolas" w:eastAsia="Times New Roman" w:hAnsi="Consolas" w:cs="Times New Roman"/>
-                <w:color w:val="9CDCFE"/>
-                <w:sz w:val="21"/>
-                <w:szCs w:val="21"/>
-                <w:lang w:val="id-ID" w:eastAsia="id-ID"/>
-              </w:rPr>
-              <w:t>id</w:t>
-            </w:r>
-            <w:r>
-              <w:rPr>
-                <w:rFonts w:ascii="Consolas" w:eastAsia="Times New Roman" w:hAnsi="Consolas" w:cs="Times New Roman"/>
-                <w:color w:val="D4D4D4"/>
-                <w:sz w:val="21"/>
-                <w:szCs w:val="21"/>
-                <w:lang w:val="id-ID" w:eastAsia="id-ID"/>
-              </w:rPr>
-              <w:t>=</w:t>
-            </w:r>
-            <w:r>
-              <w:rPr>
-                <w:rFonts w:ascii="Consolas" w:eastAsia="Times New Roman" w:hAnsi="Consolas" w:cs="Times New Roman"/>
-                <w:color w:val="CE9178"/>
-                <w:sz w:val="21"/>
-                <w:szCs w:val="21"/>
-                <w:lang w:val="id-ID" w:eastAsia="id-ID"/>
-              </w:rPr>
-              <w:t>"btnLoad"</w:t>
-            </w:r>
-            <w:r>
-              <w:rPr>
-                <w:rFonts w:ascii="Consolas" w:eastAsia="Times New Roman" w:hAnsi="Consolas" w:cs="Times New Roman"/>
-                <w:color w:val="D4D4D4"/>
-                <w:sz w:val="21"/>
-                <w:szCs w:val="21"/>
-                <w:lang w:val="id-ID" w:eastAsia="id-ID"/>
-              </w:rPr>
-              <w:t xml:space="preserve"> </w:t>
-            </w:r>
-            <w:r>
-              <w:rPr>
-                <w:rFonts w:ascii="Consolas" w:eastAsia="Times New Roman" w:hAnsi="Consolas" w:cs="Times New Roman"/>
-                <w:color w:val="9CDCFE"/>
-                <w:sz w:val="21"/>
-                <w:szCs w:val="21"/>
-                <w:lang w:val="id-ID" w:eastAsia="id-ID"/>
-              </w:rPr>
-              <w:t>class</w:t>
-            </w:r>
-            <w:r>
-              <w:rPr>
-                <w:rFonts w:ascii="Consolas" w:eastAsia="Times New Roman" w:hAnsi="Consolas" w:cs="Times New Roman"/>
-                <w:color w:val="D4D4D4"/>
-                <w:sz w:val="21"/>
-                <w:szCs w:val="21"/>
-                <w:lang w:val="id-ID" w:eastAsia="id-ID"/>
-              </w:rPr>
-              <w:t>=</w:t>
-            </w:r>
-            <w:r>
-              <w:rPr>
-                <w:rFonts w:ascii="Consolas" w:eastAsia="Times New Roman" w:hAnsi="Consolas" w:cs="Times New Roman"/>
-                <w:color w:val="CE9178"/>
-                <w:sz w:val="21"/>
-                <w:szCs w:val="21"/>
-                <w:lang w:val="id-ID" w:eastAsia="id-ID"/>
-              </w:rPr>
-              <w:t>"btn btn-primary"</w:t>
-            </w:r>
-            <w:r>
-              <w:rPr>
-                <w:rFonts w:ascii="Consolas" w:eastAsia="Times New Roman" w:hAnsi="Consolas" w:cs="Times New Roman"/>
-                <w:color w:val="808080"/>
-                <w:sz w:val="21"/>
-                <w:szCs w:val="21"/>
-                <w:lang w:val="id-ID" w:eastAsia="id-ID"/>
-              </w:rPr>
-              <w:t>&gt;</w:t>
-            </w:r>
-            <w:r>
-              <w:rPr>
-                <w:rFonts w:ascii="Consolas" w:eastAsia="Times New Roman" w:hAnsi="Consolas" w:cs="Times New Roman"/>
-                <w:color w:val="D4D4D4"/>
-                <w:sz w:val="21"/>
-                <w:szCs w:val="21"/>
-                <w:lang w:val="id-ID" w:eastAsia="id-ID"/>
-              </w:rPr>
-              <w:t>Muat Data dari API</w:t>
-            </w:r>
-            <w:r>
-              <w:rPr>
-                <w:rFonts w:ascii="Consolas" w:eastAsia="Times New Roman" w:hAnsi="Consolas" w:cs="Times New Roman"/>
-                <w:color w:val="808080"/>
-                <w:sz w:val="21"/>
-                <w:szCs w:val="21"/>
-                <w:lang w:val="id-ID" w:eastAsia="id-ID"/>
-              </w:rPr>
-              <w:t>&lt;/</w:t>
-            </w:r>
-            <w:r>
-              <w:rPr>
-                <w:rFonts w:ascii="Consolas" w:eastAsia="Times New Roman" w:hAnsi="Consolas" w:cs="Times New Roman"/>
-                <w:color w:val="569CD6"/>
-                <w:sz w:val="21"/>
-                <w:szCs w:val="21"/>
-                <w:lang w:val="id-ID" w:eastAsia="id-ID"/>
-              </w:rPr>
-              <w:t>button</w:t>
-            </w:r>
-            <w:r>
-              <w:rPr>
-                <w:rFonts w:ascii="Consolas" w:eastAsia="Times New Roman" w:hAnsi="Consolas" w:cs="Times New Roman"/>
-                <w:color w:val="808080"/>
-                <w:sz w:val="21"/>
-                <w:szCs w:val="21"/>
-                <w:lang w:val="id-ID" w:eastAsia="id-ID"/>
-              </w:rPr>
-              <w:t>&gt;</w:t>
-            </w:r>
-          </w:p>
-          <w:p>
-            <w:pPr>
-              <w:shd w:val="clear" w:color="auto" w:fill="1E1E1E"/>
-              <w:spacing w:line="285" w:lineRule="atLeast"/>
-              <w:rPr>
-                <w:rFonts w:ascii="Consolas" w:eastAsia="Times New Roman" w:hAnsi="Consolas" w:cs="Times New Roman"/>
-                <w:color w:val="D4D4D4"/>
-                <w:sz w:val="21"/>
-                <w:szCs w:val="21"/>
-                <w:lang w:val="id-ID" w:eastAsia="id-ID"/>
-              </w:rPr>
-            </w:pPr>
-            <w:r>
-              <w:rPr>
-                <w:rFonts w:ascii="Consolas" w:eastAsia="Times New Roman" w:hAnsi="Consolas" w:cs="Times New Roman"/>
-                <w:color w:val="D4D4D4"/>
-                <w:sz w:val="21"/>
-                <w:szCs w:val="21"/>
-                <w:lang w:val="id-ID" w:eastAsia="id-ID"/>
-              </w:rPr>
-              <w:t xml:space="preserve">    </w:t>
-            </w:r>
-            <w:r>
-              <w:rPr>
-                <w:rFonts w:ascii="Consolas" w:eastAsia="Times New Roman" w:hAnsi="Consolas" w:cs="Times New Roman"/>
-                <w:color w:val="808080"/>
-                <w:sz w:val="21"/>
-                <w:szCs w:val="21"/>
-                <w:lang w:val="id-ID" w:eastAsia="id-ID"/>
-              </w:rPr>
-              <w:t>&lt;</w:t>
-            </w:r>
-            <w:r>
-              <w:rPr>
-                <w:rFonts w:ascii="Consolas" w:eastAsia="Times New Roman" w:hAnsi="Consolas" w:cs="Times New Roman"/>
-                <w:color w:val="569CD6"/>
-                <w:sz w:val="21"/>
-                <w:szCs w:val="21"/>
-                <w:lang w:val="id-ID" w:eastAsia="id-ID"/>
-              </w:rPr>
-              <w:t>button</w:t>
-            </w:r>
-            <w:r>
-              <w:rPr>
-                <w:rFonts w:ascii="Consolas" w:eastAsia="Times New Roman" w:hAnsi="Consolas" w:cs="Times New Roman"/>
-                <w:color w:val="D4D4D4"/>
-                <w:sz w:val="21"/>
-                <w:szCs w:val="21"/>
-                <w:lang w:val="id-ID" w:eastAsia="id-ID"/>
-              </w:rPr>
-              <w:t xml:space="preserve"> </w:t>
-            </w:r>
-            <w:r>
-              <w:rPr>
-                <w:rFonts w:ascii="Consolas" w:eastAsia="Times New Roman" w:hAnsi="Consolas" w:cs="Times New Roman"/>
-                <w:color w:val="9CDCFE"/>
-                <w:sz w:val="21"/>
-                <w:szCs w:val="21"/>
-                <w:lang w:val="id-ID" w:eastAsia="id-ID"/>
-              </w:rPr>
-              <w:t>id</w:t>
-            </w:r>
-            <w:r>
-              <w:rPr>
-                <w:rFonts w:ascii="Consolas" w:eastAsia="Times New Roman" w:hAnsi="Consolas" w:cs="Times New Roman"/>
-                <w:color w:val="D4D4D4"/>
-                <w:sz w:val="21"/>
-                <w:szCs w:val="21"/>
-                <w:lang w:val="id-ID" w:eastAsia="id-ID"/>
-              </w:rPr>
-              <w:t>=</w:t>
-            </w:r>
-            <w:r>
-              <w:rPr>
-                <w:rFonts w:ascii="Consolas" w:eastAsia="Times New Roman" w:hAnsi="Consolas" w:cs="Times New Roman"/>
-                <w:color w:val="CE9178"/>
-                <w:sz w:val="21"/>
-                <w:szCs w:val="21"/>
-                <w:lang w:val="id-ID" w:eastAsia="id-ID"/>
-              </w:rPr>
-              <w:t>"btnTambah"</w:t>
-            </w:r>
-            <w:r>
-              <w:rPr>
-                <w:rFonts w:ascii="Consolas" w:eastAsia="Times New Roman" w:hAnsi="Consolas" w:cs="Times New Roman"/>
-                <w:color w:val="D4D4D4"/>
-                <w:sz w:val="21"/>
-                <w:szCs w:val="21"/>
-                <w:lang w:val="id-ID" w:eastAsia="id-ID"/>
-              </w:rPr>
-              <w:t xml:space="preserve"> </w:t>
-            </w:r>
-            <w:r>
-              <w:rPr>
-                <w:rFonts w:ascii="Consolas" w:eastAsia="Times New Roman" w:hAnsi="Consolas" w:cs="Times New Roman"/>
-                <w:color w:val="9CDCFE"/>
-                <w:sz w:val="21"/>
-                <w:szCs w:val="21"/>
-                <w:lang w:val="id-ID" w:eastAsia="id-ID"/>
-              </w:rPr>
-              <w:t>class</w:t>
-            </w:r>
-            <w:r>
-              <w:rPr>
-                <w:rFonts w:ascii="Consolas" w:eastAsia="Times New Roman" w:hAnsi="Consolas" w:cs="Times New Roman"/>
-                <w:color w:val="D4D4D4"/>
-                <w:sz w:val="21"/>
-                <w:szCs w:val="21"/>
-                <w:lang w:val="id-ID" w:eastAsia="id-ID"/>
-              </w:rPr>
-              <w:t>=</w:t>
-            </w:r>
-            <w:r>
-              <w:rPr>
-                <w:rFonts w:ascii="Consolas" w:eastAsia="Times New Roman" w:hAnsi="Consolas" w:cs="Times New Roman"/>
-                <w:color w:val="CE9178"/>
-                <w:sz w:val="21"/>
-                <w:szCs w:val="21"/>
-                <w:lang w:val="id-ID" w:eastAsia="id-ID"/>
-              </w:rPr>
-              <w:t>"btn btn-success ms-2"</w:t>
-            </w:r>
-            <w:r>
-              <w:rPr>
-                <w:rFonts w:ascii="Consolas" w:eastAsia="Times New Roman" w:hAnsi="Consolas" w:cs="Times New Roman"/>
-                <w:color w:val="808080"/>
-                <w:sz w:val="21"/>
-                <w:szCs w:val="21"/>
-                <w:lang w:val="id-ID" w:eastAsia="id-ID"/>
-              </w:rPr>
-              <w:t>&gt;</w:t>
-            </w:r>
-            <w:r>
-              <w:rPr>
-                <w:rFonts w:ascii="Segoe UI Emoji" w:eastAsia="Times New Roman" w:hAnsi="Segoe UI Emoji" w:cs="Segoe UI Emoji"/>
-                <w:color w:val="D4D4D4"/>
-                <w:sz w:val="21"/>
-                <w:szCs w:val="21"/>
-                <w:lang w:val="id-ID" w:eastAsia="id-ID"/>
-              </w:rPr>
-              <w:t>➕</w:t>
-            </w:r>
-            <w:r>
-              <w:rPr>
-                <w:rFonts w:ascii="Consolas" w:eastAsia="Times New Roman" w:hAnsi="Consolas" w:cs="Times New Roman"/>
-                <w:color w:val="D4D4D4"/>
-                <w:sz w:val="21"/>
-                <w:szCs w:val="21"/>
-                <w:lang w:val="id-ID" w:eastAsia="id-ID"/>
-              </w:rPr>
-              <w:t xml:space="preserve"> Tambah Karyawan</w:t>
-            </w:r>
-            <w:r>
-              <w:rPr>
-                <w:rFonts w:ascii="Consolas" w:eastAsia="Times New Roman" w:hAnsi="Consolas" w:cs="Times New Roman"/>
-                <w:color w:val="808080"/>
-                <w:sz w:val="21"/>
-                <w:szCs w:val="21"/>
-                <w:lang w:val="id-ID" w:eastAsia="id-ID"/>
-              </w:rPr>
-              <w:t>&lt;/</w:t>
-            </w:r>
-            <w:r>
-              <w:rPr>
-                <w:rFonts w:ascii="Consolas" w:eastAsia="Times New Roman" w:hAnsi="Consolas" w:cs="Times New Roman"/>
-                <w:color w:val="569CD6"/>
-                <w:sz w:val="21"/>
-                <w:szCs w:val="21"/>
-                <w:lang w:val="id-ID" w:eastAsia="id-ID"/>
-              </w:rPr>
-              <w:t>button</w:t>
-            </w:r>
-            <w:r>
-              <w:rPr>
-                <w:rFonts w:ascii="Consolas" w:eastAsia="Times New Roman" w:hAnsi="Consolas" w:cs="Times New Roman"/>
-                <w:color w:val="808080"/>
-                <w:sz w:val="21"/>
-                <w:szCs w:val="21"/>
-                <w:lang w:val="id-ID" w:eastAsia="id-ID"/>
-              </w:rPr>
-              <w:t>&gt;</w:t>
-            </w:r>
-          </w:p>
-          <w:p>
-            <w:pPr>
-              <w:shd w:val="clear" w:color="auto" w:fill="1E1E1E"/>
-              <w:spacing w:line="285" w:lineRule="atLeast"/>
-              <w:rPr>
-                <w:rFonts w:ascii="Consolas" w:eastAsia="Times New Roman" w:hAnsi="Consolas" w:cs="Times New Roman"/>
-                <w:color w:val="D4D4D4"/>
-                <w:sz w:val="21"/>
-                <w:szCs w:val="21"/>
-                <w:lang w:val="id-ID" w:eastAsia="id-ID"/>
-              </w:rPr>
-            </w:pPr>
-            <w:r>
-              <w:rPr>
-                <w:rFonts w:ascii="Consolas" w:eastAsia="Times New Roman" w:hAnsi="Consolas" w:cs="Times New Roman"/>
-                <w:color w:val="D4D4D4"/>
-                <w:sz w:val="21"/>
-                <w:szCs w:val="21"/>
-                <w:lang w:val="id-ID" w:eastAsia="id-ID"/>
-              </w:rPr>
               <w:t xml:space="preserve">    </w:t>
             </w:r>
             <w:r>
@@ -19076,8 +19045,236 @@
                 <w:szCs w:val="21"/>
                 <w:lang w:val="id-ID" w:eastAsia="id-ID"/>
               </w:rPr>
+              <w:t>    data.forEach(</w:t>
+            </w:r>
+            <w:r>
+              <w:rPr>
+                <w:rFonts w:ascii="Consolas" w:eastAsia="Times New Roman" w:hAnsi="Consolas" w:cs="Times New Roman"/>
+                <w:color w:val="569CD6"/>
+                <w:sz w:val="21"/>
+                <w:szCs w:val="21"/>
+                <w:lang w:val="id-ID" w:eastAsia="id-ID"/>
+              </w:rPr>
+              <w:t>function</w:t>
+            </w:r>
+            <w:r>
+              <w:rPr>
+                <w:rFonts w:ascii="Consolas" w:eastAsia="Times New Roman" w:hAnsi="Consolas" w:cs="Times New Roman"/>
+                <w:color w:val="D4D4D4"/>
+                <w:sz w:val="21"/>
+                <w:szCs w:val="21"/>
+                <w:lang w:val="id-ID" w:eastAsia="id-ID"/>
+              </w:rPr>
+              <w:t>(karyawan) {</w:t>
+            </w:r>
+          </w:p>
+          <w:p>
+            <w:pPr>
+              <w:shd w:val="clear" w:color="auto" w:fill="1E1E1E"/>
+              <w:spacing w:line="285" w:lineRule="atLeast"/>
+              <w:rPr>
+                <w:rFonts w:ascii="Consolas" w:eastAsia="Times New Roman" w:hAnsi="Consolas" w:cs="Times New Roman"/>
+                <w:color w:val="D4D4D4"/>
+                <w:sz w:val="21"/>
+                <w:szCs w:val="21"/>
+                <w:lang w:val="id-ID" w:eastAsia="id-ID"/>
+              </w:rPr>
+            </w:pPr>
+            <w:r>
+              <w:rPr>
+                <w:rFonts w:ascii="Consolas" w:eastAsia="Times New Roman" w:hAnsi="Consolas" w:cs="Times New Roman"/>
+                <w:color w:val="D4D4D4"/>
+                <w:sz w:val="21"/>
+                <w:szCs w:val="21"/>
+                <w:lang w:val="id-ID" w:eastAsia="id-ID"/>
+              </w:rPr>
+              <w:t xml:space="preserve">        </w:t>
+            </w:r>
+            <w:r>
+              <w:rPr>
+                <w:rFonts w:ascii="Consolas" w:eastAsia="Times New Roman" w:hAnsi="Consolas" w:cs="Times New Roman"/>
+                <w:color w:val="569CD6"/>
+                <w:sz w:val="21"/>
+                <w:szCs w:val="21"/>
+                <w:lang w:val="id-ID" w:eastAsia="id-ID"/>
+              </w:rPr>
+              <w:t>const</w:t>
+            </w:r>
+            <w:r>
+              <w:rPr>
+                <w:rFonts w:ascii="Consolas" w:eastAsia="Times New Roman" w:hAnsi="Consolas" w:cs="Times New Roman"/>
+                <w:color w:val="D4D4D4"/>
+                <w:sz w:val="21"/>
+                <w:szCs w:val="21"/>
+                <w:lang w:val="id-ID" w:eastAsia="id-ID"/>
+              </w:rPr>
+              <w:t xml:space="preserve"> col = document.createElement(</w:t>
+            </w:r>
+            <w:r>
+              <w:rPr>
+                <w:rFonts w:ascii="Consolas" w:eastAsia="Times New Roman" w:hAnsi="Consolas" w:cs="Times New Roman"/>
+                <w:color w:val="CE9178"/>
+                <w:sz w:val="21"/>
+                <w:szCs w:val="21"/>
+                <w:lang w:val="id-ID" w:eastAsia="id-ID"/>
+              </w:rPr>
+              <w:t>'div'</w:t>
+            </w:r>
+            <w:r>
+              <w:rPr>
+                <w:rFonts w:ascii="Consolas" w:eastAsia="Times New Roman" w:hAnsi="Consolas" w:cs="Times New Roman"/>
+                <w:color w:val="D4D4D4"/>
+                <w:sz w:val="21"/>
+                <w:szCs w:val="21"/>
+                <w:lang w:val="id-ID" w:eastAsia="id-ID"/>
+              </w:rPr>
+              <w:t>);</w:t>
+            </w:r>
+          </w:p>
+          <w:p>
+            <w:pPr>
+              <w:shd w:val="clear" w:color="auto" w:fill="1E1E1E"/>
+              <w:spacing w:line="285" w:lineRule="atLeast"/>
+              <w:rPr>
+                <w:rFonts w:ascii="Consolas" w:eastAsia="Times New Roman" w:hAnsi="Consolas" w:cs="Times New Roman"/>
+                <w:color w:val="D4D4D4"/>
+                <w:sz w:val="21"/>
+                <w:szCs w:val="21"/>
+                <w:lang w:val="id-ID" w:eastAsia="id-ID"/>
+              </w:rPr>
+            </w:pPr>
+            <w:r>
+              <w:rPr>
+                <w:rFonts w:ascii="Consolas" w:eastAsia="Times New Roman" w:hAnsi="Consolas" w:cs="Times New Roman"/>
+                <w:color w:val="D4D4D4"/>
+                <w:sz w:val="21"/>
+                <w:szCs w:val="21"/>
+                <w:lang w:val="id-ID" w:eastAsia="id-ID"/>
+              </w:rPr>
               <w:lastRenderedPageBreak/>
-              <w:t>    data.forEach(</w:t>
+              <w:t xml:space="preserve">        col.className = </w:t>
+            </w:r>
+            <w:r>
+              <w:rPr>
+                <w:rFonts w:ascii="Consolas" w:eastAsia="Times New Roman" w:hAnsi="Consolas" w:cs="Times New Roman"/>
+                <w:color w:val="CE9178"/>
+                <w:sz w:val="21"/>
+                <w:szCs w:val="21"/>
+                <w:lang w:val="id-ID" w:eastAsia="id-ID"/>
+              </w:rPr>
+              <w:t>'col-md-4 mb-3'</w:t>
+            </w:r>
+            <w:r>
+              <w:rPr>
+                <w:rFonts w:ascii="Consolas" w:eastAsia="Times New Roman" w:hAnsi="Consolas" w:cs="Times New Roman"/>
+                <w:color w:val="D4D4D4"/>
+                <w:sz w:val="21"/>
+                <w:szCs w:val="21"/>
+                <w:lang w:val="id-ID" w:eastAsia="id-ID"/>
+              </w:rPr>
+              <w:t>;</w:t>
+            </w:r>
+          </w:p>
+          <w:p>
+            <w:pPr>
+              <w:shd w:val="clear" w:color="auto" w:fill="1E1E1E"/>
+              <w:spacing w:line="285" w:lineRule="atLeast"/>
+              <w:rPr>
+                <w:rFonts w:ascii="Consolas" w:eastAsia="Times New Roman" w:hAnsi="Consolas" w:cs="Times New Roman"/>
+                <w:color w:val="D4D4D4"/>
+                <w:sz w:val="21"/>
+                <w:szCs w:val="21"/>
+                <w:lang w:val="id-ID" w:eastAsia="id-ID"/>
+              </w:rPr>
+            </w:pPr>
+            <w:r>
+              <w:rPr>
+                <w:rFonts w:ascii="Consolas" w:eastAsia="Times New Roman" w:hAnsi="Consolas" w:cs="Times New Roman"/>
+                <w:color w:val="D4D4D4"/>
+                <w:sz w:val="21"/>
+                <w:szCs w:val="21"/>
+                <w:lang w:val="id-ID" w:eastAsia="id-ID"/>
+              </w:rPr>
+              <w:t xml:space="preserve">        col.innerHTML = </w:t>
+            </w:r>
+            <w:r>
+              <w:rPr>
+                <w:rFonts w:ascii="Consolas" w:eastAsia="Times New Roman" w:hAnsi="Consolas" w:cs="Times New Roman"/>
+                <w:color w:val="CE9178"/>
+                <w:sz w:val="21"/>
+                <w:szCs w:val="21"/>
+                <w:lang w:val="id-ID" w:eastAsia="id-ID"/>
+              </w:rPr>
+              <w:t>`</w:t>
+            </w:r>
+          </w:p>
+          <w:p>
+            <w:pPr>
+              <w:shd w:val="clear" w:color="auto" w:fill="1E1E1E"/>
+              <w:spacing w:line="285" w:lineRule="atLeast"/>
+              <w:rPr>
+                <w:rFonts w:ascii="Consolas" w:eastAsia="Times New Roman" w:hAnsi="Consolas" w:cs="Times New Roman"/>
+                <w:color w:val="D4D4D4"/>
+                <w:sz w:val="21"/>
+                <w:szCs w:val="21"/>
+                <w:lang w:val="id-ID" w:eastAsia="id-ID"/>
+              </w:rPr>
+            </w:pPr>
+            <w:r>
+              <w:rPr>
+                <w:rFonts w:ascii="Consolas" w:eastAsia="Times New Roman" w:hAnsi="Consolas" w:cs="Times New Roman"/>
+                <w:color w:val="CE9178"/>
+                <w:sz w:val="21"/>
+                <w:szCs w:val="21"/>
+                <w:lang w:val="id-ID" w:eastAsia="id-ID"/>
+              </w:rPr>
+              <w:t>            &lt;div class="card h-100 shadow-sm"&gt;</w:t>
+            </w:r>
+          </w:p>
+          <w:p>
+            <w:pPr>
+              <w:shd w:val="clear" w:color="auto" w:fill="1E1E1E"/>
+              <w:spacing w:line="285" w:lineRule="atLeast"/>
+              <w:rPr>
+                <w:rFonts w:ascii="Consolas" w:eastAsia="Times New Roman" w:hAnsi="Consolas" w:cs="Times New Roman"/>
+                <w:color w:val="D4D4D4"/>
+                <w:sz w:val="21"/>
+                <w:szCs w:val="21"/>
+                <w:lang w:val="id-ID" w:eastAsia="id-ID"/>
+              </w:rPr>
+            </w:pPr>
+            <w:r>
+              <w:rPr>
+                <w:rFonts w:ascii="Consolas" w:eastAsia="Times New Roman" w:hAnsi="Consolas" w:cs="Times New Roman"/>
+                <w:color w:val="CE9178"/>
+                <w:sz w:val="21"/>
+                <w:szCs w:val="21"/>
+                <w:lang w:val="id-ID" w:eastAsia="id-ID"/>
+              </w:rPr>
+              <w:t>                &lt;div class="card-body"&gt;</w:t>
+            </w:r>
+          </w:p>
+          <w:p>
+            <w:pPr>
+              <w:shd w:val="clear" w:color="auto" w:fill="1E1E1E"/>
+              <w:spacing w:line="285" w:lineRule="atLeast"/>
+              <w:rPr>
+                <w:rFonts w:ascii="Consolas" w:eastAsia="Times New Roman" w:hAnsi="Consolas" w:cs="Times New Roman"/>
+                <w:color w:val="D4D4D4"/>
+                <w:sz w:val="21"/>
+                <w:szCs w:val="21"/>
+                <w:lang w:val="id-ID" w:eastAsia="id-ID"/>
+              </w:rPr>
+            </w:pPr>
+            <w:r>
+              <w:rPr>
+                <w:rFonts w:ascii="Consolas" w:eastAsia="Times New Roman" w:hAnsi="Consolas" w:cs="Times New Roman"/>
+                <w:color w:val="CE9178"/>
+                <w:sz w:val="21"/>
+                <w:szCs w:val="21"/>
+                <w:lang w:val="id-ID" w:eastAsia="id-ID"/>
+              </w:rPr>
+              <w:t>                    &lt;h5 class="card-title"&gt;</w:t>
             </w:r>
             <w:r>
               <w:rPr>
@@ -19087,6 +19284,492 @@
                 <w:szCs w:val="21"/>
                 <w:lang w:val="id-ID" w:eastAsia="id-ID"/>
               </w:rPr>
+              <w:t>${</w:t>
+            </w:r>
+            <w:r>
+              <w:rPr>
+                <w:rFonts w:ascii="Consolas" w:eastAsia="Times New Roman" w:hAnsi="Consolas" w:cs="Times New Roman"/>
+                <w:color w:val="D4D4D4"/>
+                <w:sz w:val="21"/>
+                <w:szCs w:val="21"/>
+                <w:lang w:val="id-ID" w:eastAsia="id-ID"/>
+              </w:rPr>
+              <w:t>karyawan.name</w:t>
+            </w:r>
+            <w:r>
+              <w:rPr>
+                <w:rFonts w:ascii="Consolas" w:eastAsia="Times New Roman" w:hAnsi="Consolas" w:cs="Times New Roman"/>
+                <w:color w:val="569CD6"/>
+                <w:sz w:val="21"/>
+                <w:szCs w:val="21"/>
+                <w:lang w:val="id-ID" w:eastAsia="id-ID"/>
+              </w:rPr>
+              <w:t>}</w:t>
+            </w:r>
+            <w:r>
+              <w:rPr>
+                <w:rFonts w:ascii="Consolas" w:eastAsia="Times New Roman" w:hAnsi="Consolas" w:cs="Times New Roman"/>
+                <w:color w:val="CE9178"/>
+                <w:sz w:val="21"/>
+                <w:szCs w:val="21"/>
+                <w:lang w:val="id-ID" w:eastAsia="id-ID"/>
+              </w:rPr>
+              <w:t>&lt;/h5&gt;</w:t>
+            </w:r>
+          </w:p>
+          <w:p>
+            <w:pPr>
+              <w:shd w:val="clear" w:color="auto" w:fill="1E1E1E"/>
+              <w:spacing w:line="285" w:lineRule="atLeast"/>
+              <w:rPr>
+                <w:rFonts w:ascii="Consolas" w:eastAsia="Times New Roman" w:hAnsi="Consolas" w:cs="Times New Roman"/>
+                <w:color w:val="D4D4D4"/>
+                <w:sz w:val="21"/>
+                <w:szCs w:val="21"/>
+                <w:lang w:val="id-ID" w:eastAsia="id-ID"/>
+              </w:rPr>
+            </w:pPr>
+            <w:r>
+              <w:rPr>
+                <w:rFonts w:ascii="Consolas" w:eastAsia="Times New Roman" w:hAnsi="Consolas" w:cs="Times New Roman"/>
+                <w:color w:val="CE9178"/>
+                <w:sz w:val="21"/>
+                <w:szCs w:val="21"/>
+                <w:lang w:val="id-ID" w:eastAsia="id-ID"/>
+              </w:rPr>
+              <w:t xml:space="preserve">                    &lt;p class="card-text text-muted"&gt;Email: </w:t>
+            </w:r>
+            <w:r>
+              <w:rPr>
+                <w:rFonts w:ascii="Consolas" w:eastAsia="Times New Roman" w:hAnsi="Consolas" w:cs="Times New Roman"/>
+                <w:color w:val="569CD6"/>
+                <w:sz w:val="21"/>
+                <w:szCs w:val="21"/>
+                <w:lang w:val="id-ID" w:eastAsia="id-ID"/>
+              </w:rPr>
+              <w:t>${</w:t>
+            </w:r>
+            <w:r>
+              <w:rPr>
+                <w:rFonts w:ascii="Consolas" w:eastAsia="Times New Roman" w:hAnsi="Consolas" w:cs="Times New Roman"/>
+                <w:color w:val="D4D4D4"/>
+                <w:sz w:val="21"/>
+                <w:szCs w:val="21"/>
+                <w:lang w:val="id-ID" w:eastAsia="id-ID"/>
+              </w:rPr>
+              <w:t>karyawan.email</w:t>
+            </w:r>
+            <w:r>
+              <w:rPr>
+                <w:rFonts w:ascii="Consolas" w:eastAsia="Times New Roman" w:hAnsi="Consolas" w:cs="Times New Roman"/>
+                <w:color w:val="569CD6"/>
+                <w:sz w:val="21"/>
+                <w:szCs w:val="21"/>
+                <w:lang w:val="id-ID" w:eastAsia="id-ID"/>
+              </w:rPr>
+              <w:t>}</w:t>
+            </w:r>
+            <w:r>
+              <w:rPr>
+                <w:rFonts w:ascii="Consolas" w:eastAsia="Times New Roman" w:hAnsi="Consolas" w:cs="Times New Roman"/>
+                <w:color w:val="CE9178"/>
+                <w:sz w:val="21"/>
+                <w:szCs w:val="21"/>
+                <w:lang w:val="id-ID" w:eastAsia="id-ID"/>
+              </w:rPr>
+              <w:t>&lt;/p&gt;</w:t>
+            </w:r>
+          </w:p>
+          <w:p>
+            <w:pPr>
+              <w:shd w:val="clear" w:color="auto" w:fill="1E1E1E"/>
+              <w:spacing w:line="285" w:lineRule="atLeast"/>
+              <w:rPr>
+                <w:rFonts w:ascii="Consolas" w:eastAsia="Times New Roman" w:hAnsi="Consolas" w:cs="Times New Roman"/>
+                <w:color w:val="D4D4D4"/>
+                <w:sz w:val="21"/>
+                <w:szCs w:val="21"/>
+                <w:lang w:val="id-ID" w:eastAsia="id-ID"/>
+              </w:rPr>
+            </w:pPr>
+            <w:r>
+              <w:rPr>
+                <w:rFonts w:ascii="Consolas" w:eastAsia="Times New Roman" w:hAnsi="Consolas" w:cs="Times New Roman"/>
+                <w:color w:val="CE9178"/>
+                <w:sz w:val="21"/>
+                <w:szCs w:val="21"/>
+                <w:lang w:val="id-ID" w:eastAsia="id-ID"/>
+              </w:rPr>
+              <w:t xml:space="preserve">                    &lt;p class="card-text"&gt;Perusahaan: </w:t>
+            </w:r>
+            <w:r>
+              <w:rPr>
+                <w:rFonts w:ascii="Consolas" w:eastAsia="Times New Roman" w:hAnsi="Consolas" w:cs="Times New Roman"/>
+                <w:color w:val="569CD6"/>
+                <w:sz w:val="21"/>
+                <w:szCs w:val="21"/>
+                <w:lang w:val="id-ID" w:eastAsia="id-ID"/>
+              </w:rPr>
+              <w:t>${</w:t>
+            </w:r>
+            <w:r>
+              <w:rPr>
+                <w:rFonts w:ascii="Consolas" w:eastAsia="Times New Roman" w:hAnsi="Consolas" w:cs="Times New Roman"/>
+                <w:color w:val="D4D4D4"/>
+                <w:sz w:val="21"/>
+                <w:szCs w:val="21"/>
+                <w:lang w:val="id-ID" w:eastAsia="id-ID"/>
+              </w:rPr>
+              <w:t>karyawan.company.name</w:t>
+            </w:r>
+            <w:r>
+              <w:rPr>
+                <w:rFonts w:ascii="Consolas" w:eastAsia="Times New Roman" w:hAnsi="Consolas" w:cs="Times New Roman"/>
+                <w:color w:val="569CD6"/>
+                <w:sz w:val="21"/>
+                <w:szCs w:val="21"/>
+                <w:lang w:val="id-ID" w:eastAsia="id-ID"/>
+              </w:rPr>
+              <w:t>}</w:t>
+            </w:r>
+            <w:r>
+              <w:rPr>
+                <w:rFonts w:ascii="Consolas" w:eastAsia="Times New Roman" w:hAnsi="Consolas" w:cs="Times New Roman"/>
+                <w:color w:val="CE9178"/>
+                <w:sz w:val="21"/>
+                <w:szCs w:val="21"/>
+                <w:lang w:val="id-ID" w:eastAsia="id-ID"/>
+              </w:rPr>
+              <w:t>&lt;/p&gt;</w:t>
+            </w:r>
+          </w:p>
+          <w:p>
+            <w:pPr>
+              <w:shd w:val="clear" w:color="auto" w:fill="1E1E1E"/>
+              <w:spacing w:line="285" w:lineRule="atLeast"/>
+              <w:rPr>
+                <w:rFonts w:ascii="Consolas" w:eastAsia="Times New Roman" w:hAnsi="Consolas" w:cs="Times New Roman"/>
+                <w:color w:val="D4D4D4"/>
+                <w:sz w:val="21"/>
+                <w:szCs w:val="21"/>
+                <w:lang w:val="id-ID" w:eastAsia="id-ID"/>
+              </w:rPr>
+            </w:pPr>
+            <w:r>
+              <w:rPr>
+                <w:rFonts w:ascii="Consolas" w:eastAsia="Times New Roman" w:hAnsi="Consolas" w:cs="Times New Roman"/>
+                <w:color w:val="CE9178"/>
+                <w:sz w:val="21"/>
+                <w:szCs w:val="21"/>
+                <w:lang w:val="id-ID" w:eastAsia="id-ID"/>
+              </w:rPr>
+              <w:t xml:space="preserve">                    &lt;p class="card-text"&gt;&lt;small&gt;Kota: </w:t>
+            </w:r>
+            <w:r>
+              <w:rPr>
+                <w:rFonts w:ascii="Consolas" w:eastAsia="Times New Roman" w:hAnsi="Consolas" w:cs="Times New Roman"/>
+                <w:color w:val="569CD6"/>
+                <w:sz w:val="21"/>
+                <w:szCs w:val="21"/>
+                <w:lang w:val="id-ID" w:eastAsia="id-ID"/>
+              </w:rPr>
+              <w:t>${</w:t>
+            </w:r>
+            <w:r>
+              <w:rPr>
+                <w:rFonts w:ascii="Consolas" w:eastAsia="Times New Roman" w:hAnsi="Consolas" w:cs="Times New Roman"/>
+                <w:color w:val="D4D4D4"/>
+                <w:sz w:val="21"/>
+                <w:szCs w:val="21"/>
+                <w:lang w:val="id-ID" w:eastAsia="id-ID"/>
+              </w:rPr>
+              <w:t>karyawan.address.city</w:t>
+            </w:r>
+            <w:r>
+              <w:rPr>
+                <w:rFonts w:ascii="Consolas" w:eastAsia="Times New Roman" w:hAnsi="Consolas" w:cs="Times New Roman"/>
+                <w:color w:val="569CD6"/>
+                <w:sz w:val="21"/>
+                <w:szCs w:val="21"/>
+                <w:lang w:val="id-ID" w:eastAsia="id-ID"/>
+              </w:rPr>
+              <w:t>}</w:t>
+            </w:r>
+            <w:r>
+              <w:rPr>
+                <w:rFonts w:ascii="Consolas" w:eastAsia="Times New Roman" w:hAnsi="Consolas" w:cs="Times New Roman"/>
+                <w:color w:val="CE9178"/>
+                <w:sz w:val="21"/>
+                <w:szCs w:val="21"/>
+                <w:lang w:val="id-ID" w:eastAsia="id-ID"/>
+              </w:rPr>
+              <w:t>&lt;/small&gt;&lt;/p&gt;</w:t>
+            </w:r>
+          </w:p>
+          <w:p>
+            <w:pPr>
+              <w:shd w:val="clear" w:color="auto" w:fill="1E1E1E"/>
+              <w:spacing w:line="285" w:lineRule="atLeast"/>
+              <w:rPr>
+                <w:rFonts w:ascii="Consolas" w:eastAsia="Times New Roman" w:hAnsi="Consolas" w:cs="Times New Roman"/>
+                <w:color w:val="D4D4D4"/>
+                <w:sz w:val="21"/>
+                <w:szCs w:val="21"/>
+                <w:lang w:val="id-ID" w:eastAsia="id-ID"/>
+              </w:rPr>
+            </w:pPr>
+            <w:r>
+              <w:rPr>
+                <w:rFonts w:ascii="Consolas" w:eastAsia="Times New Roman" w:hAnsi="Consolas" w:cs="Times New Roman"/>
+                <w:color w:val="CE9178"/>
+                <w:sz w:val="21"/>
+                <w:szCs w:val="21"/>
+                <w:lang w:val="id-ID" w:eastAsia="id-ID"/>
+              </w:rPr>
+              <w:t>                    &lt;a href="javascript:void(0)" class="btn btn-sm btn-outline-primary" onclick="cariKaryawan(</w:t>
+            </w:r>
+            <w:r>
+              <w:rPr>
+                <w:rFonts w:ascii="Consolas" w:eastAsia="Times New Roman" w:hAnsi="Consolas" w:cs="Times New Roman"/>
+                <w:color w:val="569CD6"/>
+                <w:sz w:val="21"/>
+                <w:szCs w:val="21"/>
+                <w:lang w:val="id-ID" w:eastAsia="id-ID"/>
+              </w:rPr>
+              <w:t>${</w:t>
+            </w:r>
+            <w:r>
+              <w:rPr>
+                <w:rFonts w:ascii="Consolas" w:eastAsia="Times New Roman" w:hAnsi="Consolas" w:cs="Times New Roman"/>
+                <w:color w:val="D4D4D4"/>
+                <w:sz w:val="21"/>
+                <w:szCs w:val="21"/>
+                <w:lang w:val="id-ID" w:eastAsia="id-ID"/>
+              </w:rPr>
+              <w:t>karyawan.id</w:t>
+            </w:r>
+            <w:r>
+              <w:rPr>
+                <w:rFonts w:ascii="Consolas" w:eastAsia="Times New Roman" w:hAnsi="Consolas" w:cs="Times New Roman"/>
+                <w:color w:val="569CD6"/>
+                <w:sz w:val="21"/>
+                <w:szCs w:val="21"/>
+                <w:lang w:val="id-ID" w:eastAsia="id-ID"/>
+              </w:rPr>
+              <w:t>}</w:t>
+            </w:r>
+            <w:r>
+              <w:rPr>
+                <w:rFonts w:ascii="Consolas" w:eastAsia="Times New Roman" w:hAnsi="Consolas" w:cs="Times New Roman"/>
+                <w:color w:val="CE9178"/>
+                <w:sz w:val="21"/>
+                <w:szCs w:val="21"/>
+                <w:lang w:val="id-ID" w:eastAsia="id-ID"/>
+              </w:rPr>
+              <w:t>)"&gt;Detail Profil&lt;/a&gt;</w:t>
+            </w:r>
+          </w:p>
+          <w:p>
+            <w:pPr>
+              <w:shd w:val="clear" w:color="auto" w:fill="1E1E1E"/>
+              <w:spacing w:line="285" w:lineRule="atLeast"/>
+              <w:rPr>
+                <w:rFonts w:ascii="Consolas" w:eastAsia="Times New Roman" w:hAnsi="Consolas" w:cs="Times New Roman"/>
+                <w:color w:val="D4D4D4"/>
+                <w:sz w:val="21"/>
+                <w:szCs w:val="21"/>
+                <w:lang w:val="id-ID" w:eastAsia="id-ID"/>
+              </w:rPr>
+            </w:pPr>
+            <w:r>
+              <w:rPr>
+                <w:rFonts w:ascii="Consolas" w:eastAsia="Times New Roman" w:hAnsi="Consolas" w:cs="Times New Roman"/>
+                <w:color w:val="CE9178"/>
+                <w:sz w:val="21"/>
+                <w:szCs w:val="21"/>
+                <w:lang w:val="id-ID" w:eastAsia="id-ID"/>
+              </w:rPr>
+              <w:t>                &lt;/div&gt;</w:t>
+            </w:r>
+          </w:p>
+          <w:p>
+            <w:pPr>
+              <w:shd w:val="clear" w:color="auto" w:fill="1E1E1E"/>
+              <w:spacing w:line="285" w:lineRule="atLeast"/>
+              <w:rPr>
+                <w:rFonts w:ascii="Consolas" w:eastAsia="Times New Roman" w:hAnsi="Consolas" w:cs="Times New Roman"/>
+                <w:color w:val="D4D4D4"/>
+                <w:sz w:val="21"/>
+                <w:szCs w:val="21"/>
+                <w:lang w:val="id-ID" w:eastAsia="id-ID"/>
+              </w:rPr>
+            </w:pPr>
+            <w:r>
+              <w:rPr>
+                <w:rFonts w:ascii="Consolas" w:eastAsia="Times New Roman" w:hAnsi="Consolas" w:cs="Times New Roman"/>
+                <w:color w:val="CE9178"/>
+                <w:sz w:val="21"/>
+                <w:szCs w:val="21"/>
+                <w:lang w:val="id-ID" w:eastAsia="id-ID"/>
+              </w:rPr>
+              <w:t>            &lt;/div&gt;</w:t>
+            </w:r>
+          </w:p>
+          <w:p>
+            <w:pPr>
+              <w:shd w:val="clear" w:color="auto" w:fill="1E1E1E"/>
+              <w:spacing w:line="285" w:lineRule="atLeast"/>
+              <w:rPr>
+                <w:rFonts w:ascii="Consolas" w:eastAsia="Times New Roman" w:hAnsi="Consolas" w:cs="Times New Roman"/>
+                <w:color w:val="D4D4D4"/>
+                <w:sz w:val="21"/>
+                <w:szCs w:val="21"/>
+                <w:lang w:val="id-ID" w:eastAsia="id-ID"/>
+              </w:rPr>
+            </w:pPr>
+            <w:r>
+              <w:rPr>
+                <w:rFonts w:ascii="Consolas" w:eastAsia="Times New Roman" w:hAnsi="Consolas" w:cs="Times New Roman"/>
+                <w:color w:val="CE9178"/>
+                <w:sz w:val="21"/>
+                <w:szCs w:val="21"/>
+                <w:lang w:val="id-ID" w:eastAsia="id-ID"/>
+              </w:rPr>
+              <w:t>        `</w:t>
+            </w:r>
+            <w:r>
+              <w:rPr>
+                <w:rFonts w:ascii="Consolas" w:eastAsia="Times New Roman" w:hAnsi="Consolas" w:cs="Times New Roman"/>
+                <w:color w:val="D4D4D4"/>
+                <w:sz w:val="21"/>
+                <w:szCs w:val="21"/>
+                <w:lang w:val="id-ID" w:eastAsia="id-ID"/>
+              </w:rPr>
+              <w:t>;</w:t>
+            </w:r>
+          </w:p>
+          <w:p>
+            <w:pPr>
+              <w:shd w:val="clear" w:color="auto" w:fill="1E1E1E"/>
+              <w:spacing w:line="285" w:lineRule="atLeast"/>
+              <w:rPr>
+                <w:rFonts w:ascii="Consolas" w:eastAsia="Times New Roman" w:hAnsi="Consolas" w:cs="Times New Roman"/>
+                <w:color w:val="D4D4D4"/>
+                <w:sz w:val="21"/>
+                <w:szCs w:val="21"/>
+                <w:lang w:val="id-ID" w:eastAsia="id-ID"/>
+              </w:rPr>
+            </w:pPr>
+            <w:r>
+              <w:rPr>
+                <w:rFonts w:ascii="Consolas" w:eastAsia="Times New Roman" w:hAnsi="Consolas" w:cs="Times New Roman"/>
+                <w:color w:val="D4D4D4"/>
+                <w:sz w:val="21"/>
+                <w:szCs w:val="21"/>
+                <w:lang w:val="id-ID" w:eastAsia="id-ID"/>
+              </w:rPr>
+              <w:t>        container.appendChild(col);</w:t>
+            </w:r>
+          </w:p>
+          <w:p>
+            <w:pPr>
+              <w:shd w:val="clear" w:color="auto" w:fill="1E1E1E"/>
+              <w:spacing w:line="285" w:lineRule="atLeast"/>
+              <w:rPr>
+                <w:rFonts w:ascii="Consolas" w:eastAsia="Times New Roman" w:hAnsi="Consolas" w:cs="Times New Roman"/>
+                <w:color w:val="D4D4D4"/>
+                <w:sz w:val="21"/>
+                <w:szCs w:val="21"/>
+                <w:lang w:val="id-ID" w:eastAsia="id-ID"/>
+              </w:rPr>
+            </w:pPr>
+            <w:r>
+              <w:rPr>
+                <w:rFonts w:ascii="Consolas" w:eastAsia="Times New Roman" w:hAnsi="Consolas" w:cs="Times New Roman"/>
+                <w:color w:val="D4D4D4"/>
+                <w:sz w:val="21"/>
+                <w:szCs w:val="21"/>
+                <w:lang w:val="id-ID" w:eastAsia="id-ID"/>
+              </w:rPr>
+              <w:t>    });</w:t>
+            </w:r>
+          </w:p>
+          <w:p>
+            <w:pPr>
+              <w:shd w:val="clear" w:color="auto" w:fill="1E1E1E"/>
+              <w:spacing w:line="285" w:lineRule="atLeast"/>
+              <w:rPr>
+                <w:rFonts w:ascii="Consolas" w:eastAsia="Times New Roman" w:hAnsi="Consolas" w:cs="Times New Roman"/>
+                <w:color w:val="D4D4D4"/>
+                <w:sz w:val="21"/>
+                <w:szCs w:val="21"/>
+                <w:lang w:val="id-ID" w:eastAsia="id-ID"/>
+              </w:rPr>
+            </w:pPr>
+            <w:r>
+              <w:rPr>
+                <w:rFonts w:ascii="Consolas" w:eastAsia="Times New Roman" w:hAnsi="Consolas" w:cs="Times New Roman"/>
+                <w:color w:val="D4D4D4"/>
+                <w:sz w:val="21"/>
+                <w:szCs w:val="21"/>
+                <w:lang w:val="id-ID" w:eastAsia="id-ID"/>
+              </w:rPr>
+              <w:t>}</w:t>
+            </w:r>
+          </w:p>
+          <w:p>
+            <w:pPr>
+              <w:shd w:val="clear" w:color="auto" w:fill="1E1E1E"/>
+              <w:spacing w:line="285" w:lineRule="atLeast"/>
+              <w:rPr>
+                <w:rFonts w:ascii="Consolas" w:eastAsia="Times New Roman" w:hAnsi="Consolas" w:cs="Times New Roman"/>
+                <w:color w:val="D4D4D4"/>
+                <w:sz w:val="21"/>
+                <w:szCs w:val="21"/>
+                <w:lang w:val="id-ID" w:eastAsia="id-ID"/>
+              </w:rPr>
+            </w:pPr>
+          </w:p>
+          <w:p>
+            <w:pPr>
+              <w:shd w:val="clear" w:color="auto" w:fill="1E1E1E"/>
+              <w:spacing w:line="285" w:lineRule="atLeast"/>
+              <w:rPr>
+                <w:rFonts w:ascii="Consolas" w:eastAsia="Times New Roman" w:hAnsi="Consolas" w:cs="Times New Roman"/>
+                <w:color w:val="D4D4D4"/>
+                <w:sz w:val="21"/>
+                <w:szCs w:val="21"/>
+                <w:lang w:val="id-ID" w:eastAsia="id-ID"/>
+              </w:rPr>
+            </w:pPr>
+            <w:r>
+              <w:rPr>
+                <w:rFonts w:ascii="Consolas" w:eastAsia="Times New Roman" w:hAnsi="Consolas" w:cs="Times New Roman"/>
+                <w:color w:val="569CD6"/>
+                <w:sz w:val="21"/>
+                <w:szCs w:val="21"/>
+                <w:lang w:val="id-ID" w:eastAsia="id-ID"/>
+              </w:rPr>
+              <w:t>async</w:t>
+            </w:r>
+            <w:r>
+              <w:rPr>
+                <w:rFonts w:ascii="Consolas" w:eastAsia="Times New Roman" w:hAnsi="Consolas" w:cs="Times New Roman"/>
+                <w:color w:val="D4D4D4"/>
+                <w:sz w:val="21"/>
+                <w:szCs w:val="21"/>
+                <w:lang w:val="id-ID" w:eastAsia="id-ID"/>
+              </w:rPr>
+              <w:t xml:space="preserve"> </w:t>
+            </w:r>
+            <w:r>
+              <w:rPr>
+                <w:rFonts w:ascii="Consolas" w:eastAsia="Times New Roman" w:hAnsi="Consolas" w:cs="Times New Roman"/>
+                <w:color w:val="569CD6"/>
+                <w:sz w:val="21"/>
+                <w:szCs w:val="21"/>
+                <w:lang w:val="id-ID" w:eastAsia="id-ID"/>
+              </w:rPr>
               <w:t>function</w:t>
             </w:r>
             <w:r>
@@ -19097,7 +19780,133 @@
                 <w:szCs w:val="21"/>
                 <w:lang w:val="id-ID" w:eastAsia="id-ID"/>
               </w:rPr>
-              <w:t>(karyawan) {</w:t>
+              <w:t xml:space="preserve"> cariKaryawan(id) {</w:t>
+            </w:r>
+          </w:p>
+          <w:p>
+            <w:pPr>
+              <w:shd w:val="clear" w:color="auto" w:fill="1E1E1E"/>
+              <w:spacing w:line="285" w:lineRule="atLeast"/>
+              <w:rPr>
+                <w:rFonts w:ascii="Consolas" w:eastAsia="Times New Roman" w:hAnsi="Consolas" w:cs="Times New Roman"/>
+                <w:color w:val="D4D4D4"/>
+                <w:sz w:val="21"/>
+                <w:szCs w:val="21"/>
+                <w:lang w:val="id-ID" w:eastAsia="id-ID"/>
+              </w:rPr>
+            </w:pPr>
+            <w:r>
+              <w:rPr>
+                <w:rFonts w:ascii="Consolas" w:eastAsia="Times New Roman" w:hAnsi="Consolas" w:cs="Times New Roman"/>
+                <w:color w:val="D4D4D4"/>
+                <w:sz w:val="21"/>
+                <w:szCs w:val="21"/>
+                <w:lang w:val="id-ID" w:eastAsia="id-ID"/>
+              </w:rPr>
+              <w:t xml:space="preserve">    </w:t>
+            </w:r>
+            <w:r>
+              <w:rPr>
+                <w:rFonts w:ascii="Consolas" w:eastAsia="Times New Roman" w:hAnsi="Consolas" w:cs="Times New Roman"/>
+                <w:color w:val="569CD6"/>
+                <w:sz w:val="21"/>
+                <w:szCs w:val="21"/>
+                <w:lang w:val="id-ID" w:eastAsia="id-ID"/>
+              </w:rPr>
+              <w:t>try</w:t>
+            </w:r>
+            <w:r>
+              <w:rPr>
+                <w:rFonts w:ascii="Consolas" w:eastAsia="Times New Roman" w:hAnsi="Consolas" w:cs="Times New Roman"/>
+                <w:color w:val="D4D4D4"/>
+                <w:sz w:val="21"/>
+                <w:szCs w:val="21"/>
+                <w:lang w:val="id-ID" w:eastAsia="id-ID"/>
+              </w:rPr>
+              <w:t xml:space="preserve"> {</w:t>
+            </w:r>
+          </w:p>
+          <w:p>
+            <w:pPr>
+              <w:shd w:val="clear" w:color="auto" w:fill="1E1E1E"/>
+              <w:spacing w:line="285" w:lineRule="atLeast"/>
+              <w:rPr>
+                <w:rFonts w:ascii="Consolas" w:eastAsia="Times New Roman" w:hAnsi="Consolas" w:cs="Times New Roman"/>
+                <w:color w:val="D4D4D4"/>
+                <w:sz w:val="21"/>
+                <w:szCs w:val="21"/>
+                <w:lang w:val="id-ID" w:eastAsia="id-ID"/>
+              </w:rPr>
+            </w:pPr>
+            <w:r>
+              <w:rPr>
+                <w:rFonts w:ascii="Consolas" w:eastAsia="Times New Roman" w:hAnsi="Consolas" w:cs="Times New Roman"/>
+                <w:color w:val="D4D4D4"/>
+                <w:sz w:val="21"/>
+                <w:szCs w:val="21"/>
+                <w:lang w:val="id-ID" w:eastAsia="id-ID"/>
+              </w:rPr>
+              <w:t>        console.log(</w:t>
+            </w:r>
+            <w:r>
+              <w:rPr>
+                <w:rFonts w:ascii="Consolas" w:eastAsia="Times New Roman" w:hAnsi="Consolas" w:cs="Times New Roman"/>
+                <w:color w:val="CE9178"/>
+                <w:sz w:val="21"/>
+                <w:szCs w:val="21"/>
+                <w:lang w:val="id-ID" w:eastAsia="id-ID"/>
+              </w:rPr>
+              <w:t xml:space="preserve">`Mencari data ID: </w:t>
+            </w:r>
+            <w:r>
+              <w:rPr>
+                <w:rFonts w:ascii="Consolas" w:eastAsia="Times New Roman" w:hAnsi="Consolas" w:cs="Times New Roman"/>
+                <w:color w:val="569CD6"/>
+                <w:sz w:val="21"/>
+                <w:szCs w:val="21"/>
+                <w:lang w:val="id-ID" w:eastAsia="id-ID"/>
+              </w:rPr>
+              <w:t>${</w:t>
+            </w:r>
+            <w:r>
+              <w:rPr>
+                <w:rFonts w:ascii="Consolas" w:eastAsia="Times New Roman" w:hAnsi="Consolas" w:cs="Times New Roman"/>
+                <w:color w:val="D4D4D4"/>
+                <w:sz w:val="21"/>
+                <w:szCs w:val="21"/>
+                <w:lang w:val="id-ID" w:eastAsia="id-ID"/>
+              </w:rPr>
+              <w:t>id</w:t>
+            </w:r>
+            <w:r>
+              <w:rPr>
+                <w:rFonts w:ascii="Consolas" w:eastAsia="Times New Roman" w:hAnsi="Consolas" w:cs="Times New Roman"/>
+                <w:color w:val="569CD6"/>
+                <w:sz w:val="21"/>
+                <w:szCs w:val="21"/>
+                <w:lang w:val="id-ID" w:eastAsia="id-ID"/>
+              </w:rPr>
+              <w:t>}</w:t>
+            </w:r>
+            <w:r>
+              <w:rPr>
+                <w:rFonts w:ascii="Consolas" w:eastAsia="Times New Roman" w:hAnsi="Consolas" w:cs="Times New Roman"/>
+                <w:color w:val="CE9178"/>
+                <w:sz w:val="21"/>
+                <w:szCs w:val="21"/>
+                <w:lang w:val="id-ID" w:eastAsia="id-ID"/>
+              </w:rPr>
+              <w:t>...`</w:t>
+            </w:r>
+            <w:r>
+              <w:rPr>
+                <w:rFonts w:ascii="Consolas" w:eastAsia="Times New Roman" w:hAnsi="Consolas" w:cs="Times New Roman"/>
+                <w:color w:val="D4D4D4"/>
+                <w:sz w:val="21"/>
+                <w:szCs w:val="21"/>
+                <w:lang w:val="id-ID" w:eastAsia="id-ID"/>
+              </w:rPr>
+              <w:t>);</w:t>
             </w:r>
           </w:p>
           <w:p>
@@ -19140,7 +19949,27 @@
                 <w:szCs w:val="21"/>
                 <w:lang w:val="id-ID" w:eastAsia="id-ID"/>
               </w:rPr>
-              <w:t xml:space="preserve"> col = document.createElement(</w:t>
+              <w:t xml:space="preserve"> response = </w:t>
+            </w:r>
+            <w:r>
+              <w:rPr>
+                <w:rFonts w:ascii="Consolas" w:eastAsia="Times New Roman" w:hAnsi="Consolas" w:cs="Times New Roman"/>
+                <w:color w:val="569CD6"/>
+                <w:sz w:val="21"/>
+                <w:szCs w:val="21"/>
+                <w:lang w:val="id-ID" w:eastAsia="id-ID"/>
+              </w:rPr>
+              <w:t>await</w:t>
+            </w:r>
+            <w:r>
+              <w:rPr>
+                <w:rFonts w:ascii="Consolas" w:eastAsia="Times New Roman" w:hAnsi="Consolas" w:cs="Times New Roman"/>
+                <w:color w:val="D4D4D4"/>
+                <w:sz w:val="21"/>
+                <w:szCs w:val="21"/>
+                <w:lang w:val="id-ID" w:eastAsia="id-ID"/>
+              </w:rPr>
+              <w:t xml:space="preserve"> fetch(</w:t>
             </w:r>
             <w:r>
               <w:rPr>
@@ -19150,7 +19979,47 @@
                 <w:szCs w:val="21"/>
                 <w:lang w:val="id-ID" w:eastAsia="id-ID"/>
               </w:rPr>
-              <w:t>'div'</w:t>
+              <w:t>`https://jsonplaceholder.typicode.com/users/</w:t>
+            </w:r>
+            <w:r>
+              <w:rPr>
+                <w:rFonts w:ascii="Consolas" w:eastAsia="Times New Roman" w:hAnsi="Consolas" w:cs="Times New Roman"/>
+                <w:color w:val="569CD6"/>
+                <w:sz w:val="21"/>
+                <w:szCs w:val="21"/>
+                <w:lang w:val="id-ID" w:eastAsia="id-ID"/>
+              </w:rPr>
+              <w:t>${</w:t>
+            </w:r>
+            <w:r>
+              <w:rPr>
+                <w:rFonts w:ascii="Consolas" w:eastAsia="Times New Roman" w:hAnsi="Consolas" w:cs="Times New Roman"/>
+                <w:color w:val="D4D4D4"/>
+                <w:sz w:val="21"/>
+                <w:szCs w:val="21"/>
+                <w:lang w:val="id-ID" w:eastAsia="id-ID"/>
+              </w:rPr>
+              <w:t>id</w:t>
+            </w:r>
+            <w:r>
+              <w:rPr>
+                <w:rFonts w:ascii="Consolas" w:eastAsia="Times New Roman" w:hAnsi="Consolas" w:cs="Times New Roman"/>
+                <w:color w:val="569CD6"/>
+                <w:sz w:val="21"/>
+                <w:szCs w:val="21"/>
+                <w:lang w:val="id-ID" w:eastAsia="id-ID"/>
+              </w:rPr>
+              <w:t>}</w:t>
+            </w:r>
+            <w:r>
+              <w:rPr>
+                <w:rFonts w:ascii="Consolas" w:eastAsia="Times New Roman" w:hAnsi="Consolas" w:cs="Times New Roman"/>
+                <w:color w:val="CE9178"/>
+                <w:sz w:val="21"/>
+                <w:szCs w:val="21"/>
+                <w:lang w:val="id-ID" w:eastAsia="id-ID"/>
+              </w:rPr>
+              <w:t>`</w:t>
             </w:r>
             <w:r>
               <w:rPr>
@@ -19183,7 +20052,90 @@
                 <w:szCs w:val="21"/>
                 <w:lang w:val="id-ID" w:eastAsia="id-ID"/>
               </w:rPr>
-              <w:t xml:space="preserve">        col.className = </w:t>
+              <w:t xml:space="preserve">        </w:t>
+            </w:r>
+            <w:r>
+              <w:rPr>
+                <w:rFonts w:ascii="Consolas" w:eastAsia="Times New Roman" w:hAnsi="Consolas" w:cs="Times New Roman"/>
+                <w:color w:val="569CD6"/>
+                <w:sz w:val="21"/>
+                <w:szCs w:val="21"/>
+                <w:lang w:val="id-ID" w:eastAsia="id-ID"/>
+              </w:rPr>
+              <w:t>if</w:t>
+            </w:r>
+            <w:r>
+              <w:rPr>
+                <w:rFonts w:ascii="Consolas" w:eastAsia="Times New Roman" w:hAnsi="Consolas" w:cs="Times New Roman"/>
+                <w:color w:val="D4D4D4"/>
+                <w:sz w:val="21"/>
+                <w:szCs w:val="21"/>
+                <w:lang w:val="id-ID" w:eastAsia="id-ID"/>
+              </w:rPr>
+              <w:t xml:space="preserve"> (!response.ok) {</w:t>
+            </w:r>
+          </w:p>
+          <w:p>
+            <w:pPr>
+              <w:shd w:val="clear" w:color="auto" w:fill="1E1E1E"/>
+              <w:spacing w:line="285" w:lineRule="atLeast"/>
+              <w:rPr>
+                <w:rFonts w:ascii="Consolas" w:eastAsia="Times New Roman" w:hAnsi="Consolas" w:cs="Times New Roman"/>
+                <w:color w:val="D4D4D4"/>
+                <w:sz w:val="21"/>
+                <w:szCs w:val="21"/>
+                <w:lang w:val="id-ID" w:eastAsia="id-ID"/>
+              </w:rPr>
+            </w:pPr>
+            <w:r>
+              <w:rPr>
+                <w:rFonts w:ascii="Consolas" w:eastAsia="Times New Roman" w:hAnsi="Consolas" w:cs="Times New Roman"/>
+                <w:color w:val="D4D4D4"/>
+                <w:sz w:val="21"/>
+                <w:szCs w:val="21"/>
+                <w:lang w:val="id-ID" w:eastAsia="id-ID"/>
+              </w:rPr>
+              <w:t xml:space="preserve">            </w:t>
+            </w:r>
+            <w:r>
+              <w:rPr>
+                <w:rFonts w:ascii="Consolas" w:eastAsia="Times New Roman" w:hAnsi="Consolas" w:cs="Times New Roman"/>
+                <w:color w:val="569CD6"/>
+                <w:sz w:val="21"/>
+                <w:szCs w:val="21"/>
+                <w:lang w:val="id-ID" w:eastAsia="id-ID"/>
+              </w:rPr>
+              <w:t>throw</w:t>
+            </w:r>
+            <w:r>
+              <w:rPr>
+                <w:rFonts w:ascii="Consolas" w:eastAsia="Times New Roman" w:hAnsi="Consolas" w:cs="Times New Roman"/>
+                <w:color w:val="D4D4D4"/>
+                <w:sz w:val="21"/>
+                <w:szCs w:val="21"/>
+                <w:lang w:val="id-ID" w:eastAsia="id-ID"/>
+              </w:rPr>
+              <w:t xml:space="preserve"> </w:t>
+            </w:r>
+            <w:r>
+              <w:rPr>
+                <w:rFonts w:ascii="Consolas" w:eastAsia="Times New Roman" w:hAnsi="Consolas" w:cs="Times New Roman"/>
+                <w:color w:val="569CD6"/>
+                <w:sz w:val="21"/>
+                <w:szCs w:val="21"/>
+                <w:lang w:val="id-ID" w:eastAsia="id-ID"/>
+              </w:rPr>
+              <w:t>new</w:t>
+            </w:r>
+            <w:r>
+              <w:rPr>
+                <w:rFonts w:ascii="Consolas" w:eastAsia="Times New Roman" w:hAnsi="Consolas" w:cs="Times New Roman"/>
+                <w:color w:val="D4D4D4"/>
+                <w:sz w:val="21"/>
+                <w:szCs w:val="21"/>
+                <w:lang w:val="id-ID" w:eastAsia="id-ID"/>
+              </w:rPr>
+              <w:t xml:space="preserve"> Error(</w:t>
             </w:r>
             <w:r>
               <w:rPr>
@@ -19193,40 +20145,126 @@
                 <w:szCs w:val="21"/>
                 <w:lang w:val="id-ID" w:eastAsia="id-ID"/>
               </w:rPr>
-              <w:t>'col-md-4 mb-3'</w:t>
-            </w:r>
-            <w:r>
-              <w:rPr>
-                <w:rFonts w:ascii="Consolas" w:eastAsia="Times New Roman" w:hAnsi="Consolas" w:cs="Times New Roman"/>
-                <w:color w:val="D4D4D4"/>
-                <w:sz w:val="21"/>
-                <w:szCs w:val="21"/>
-                <w:lang w:val="id-ID" w:eastAsia="id-ID"/>
-              </w:rPr>
-              <w:t>;</w:t>
-            </w:r>
-          </w:p>
-          <w:p>
-            <w:pPr>
-              <w:shd w:val="clear" w:color="auto" w:fill="1E1E1E"/>
-              <w:spacing w:line="285" w:lineRule="atLeast"/>
-              <w:rPr>
-                <w:rFonts w:ascii="Consolas" w:eastAsia="Times New Roman" w:hAnsi="Consolas" w:cs="Times New Roman"/>
-                <w:color w:val="D4D4D4"/>
-                <w:sz w:val="21"/>
-                <w:szCs w:val="21"/>
-                <w:lang w:val="id-ID" w:eastAsia="id-ID"/>
-              </w:rPr>
-            </w:pPr>
-            <w:r>
-              <w:rPr>
-                <w:rFonts w:ascii="Consolas" w:eastAsia="Times New Roman" w:hAnsi="Consolas" w:cs="Times New Roman"/>
-                <w:color w:val="D4D4D4"/>
-                <w:sz w:val="21"/>
-                <w:szCs w:val="21"/>
-                <w:lang w:val="id-ID" w:eastAsia="id-ID"/>
-              </w:rPr>
-              <w:t xml:space="preserve">        col.innerHTML = </w:t>
+              <w:t>'Data tidak ditemukan'</w:t>
+            </w:r>
+            <w:r>
+              <w:rPr>
+                <w:rFonts w:ascii="Consolas" w:eastAsia="Times New Roman" w:hAnsi="Consolas" w:cs="Times New Roman"/>
+                <w:color w:val="D4D4D4"/>
+                <w:sz w:val="21"/>
+                <w:szCs w:val="21"/>
+                <w:lang w:val="id-ID" w:eastAsia="id-ID"/>
+              </w:rPr>
+              <w:t>);</w:t>
+            </w:r>
+          </w:p>
+          <w:p>
+            <w:pPr>
+              <w:shd w:val="clear" w:color="auto" w:fill="1E1E1E"/>
+              <w:spacing w:line="285" w:lineRule="atLeast"/>
+              <w:rPr>
+                <w:rFonts w:ascii="Consolas" w:eastAsia="Times New Roman" w:hAnsi="Consolas" w:cs="Times New Roman"/>
+                <w:color w:val="D4D4D4"/>
+                <w:sz w:val="21"/>
+                <w:szCs w:val="21"/>
+                <w:lang w:val="id-ID" w:eastAsia="id-ID"/>
+              </w:rPr>
+            </w:pPr>
+            <w:r>
+              <w:rPr>
+                <w:rFonts w:ascii="Consolas" w:eastAsia="Times New Roman" w:hAnsi="Consolas" w:cs="Times New Roman"/>
+                <w:color w:val="D4D4D4"/>
+                <w:sz w:val="21"/>
+                <w:szCs w:val="21"/>
+                <w:lang w:val="id-ID" w:eastAsia="id-ID"/>
+              </w:rPr>
+              <w:t>        }</w:t>
+            </w:r>
+          </w:p>
+          <w:p>
+            <w:pPr>
+              <w:shd w:val="clear" w:color="auto" w:fill="1E1E1E"/>
+              <w:spacing w:line="285" w:lineRule="atLeast"/>
+              <w:rPr>
+                <w:rFonts w:ascii="Consolas" w:eastAsia="Times New Roman" w:hAnsi="Consolas" w:cs="Times New Roman"/>
+                <w:color w:val="D4D4D4"/>
+                <w:sz w:val="21"/>
+                <w:szCs w:val="21"/>
+                <w:lang w:val="id-ID" w:eastAsia="id-ID"/>
+              </w:rPr>
+            </w:pPr>
+            <w:r>
+              <w:rPr>
+                <w:rFonts w:ascii="Consolas" w:eastAsia="Times New Roman" w:hAnsi="Consolas" w:cs="Times New Roman"/>
+                <w:color w:val="D4D4D4"/>
+                <w:sz w:val="21"/>
+                <w:szCs w:val="21"/>
+                <w:lang w:val="id-ID" w:eastAsia="id-ID"/>
+              </w:rPr>
+              <w:t xml:space="preserve">        </w:t>
+            </w:r>
+            <w:r>
+              <w:rPr>
+                <w:rFonts w:ascii="Consolas" w:eastAsia="Times New Roman" w:hAnsi="Consolas" w:cs="Times New Roman"/>
+                <w:color w:val="569CD6"/>
+                <w:sz w:val="21"/>
+                <w:szCs w:val="21"/>
+                <w:lang w:val="id-ID" w:eastAsia="id-ID"/>
+              </w:rPr>
+              <w:t>const</w:t>
+            </w:r>
+            <w:r>
+              <w:rPr>
+                <w:rFonts w:ascii="Consolas" w:eastAsia="Times New Roman" w:hAnsi="Consolas" w:cs="Times New Roman"/>
+                <w:color w:val="D4D4D4"/>
+                <w:sz w:val="21"/>
+                <w:szCs w:val="21"/>
+                <w:lang w:val="id-ID" w:eastAsia="id-ID"/>
+              </w:rPr>
+              <w:t xml:space="preserve"> data = </w:t>
+            </w:r>
+            <w:r>
+              <w:rPr>
+                <w:rFonts w:ascii="Consolas" w:eastAsia="Times New Roman" w:hAnsi="Consolas" w:cs="Times New Roman"/>
+                <w:color w:val="569CD6"/>
+                <w:sz w:val="21"/>
+                <w:szCs w:val="21"/>
+                <w:lang w:val="id-ID" w:eastAsia="id-ID"/>
+              </w:rPr>
+              <w:t>await</w:t>
+            </w:r>
+            <w:r>
+              <w:rPr>
+                <w:rFonts w:ascii="Consolas" w:eastAsia="Times New Roman" w:hAnsi="Consolas" w:cs="Times New Roman"/>
+                <w:color w:val="D4D4D4"/>
+                <w:sz w:val="21"/>
+                <w:szCs w:val="21"/>
+                <w:lang w:val="id-ID" w:eastAsia="id-ID"/>
+              </w:rPr>
+              <w:t xml:space="preserve"> response.json();</w:t>
+            </w:r>
+          </w:p>
+          <w:p>
+            <w:pPr>
+              <w:shd w:val="clear" w:color="auto" w:fill="1E1E1E"/>
+              <w:spacing w:line="285" w:lineRule="atLeast"/>
+              <w:rPr>
+                <w:rFonts w:ascii="Consolas" w:eastAsia="Times New Roman" w:hAnsi="Consolas" w:cs="Times New Roman"/>
+                <w:color w:val="D4D4D4"/>
+                <w:sz w:val="21"/>
+                <w:szCs w:val="21"/>
+                <w:lang w:val="id-ID" w:eastAsia="id-ID"/>
+              </w:rPr>
+            </w:pPr>
+            <w:r>
+              <w:rPr>
+                <w:rFonts w:ascii="Consolas" w:eastAsia="Times New Roman" w:hAnsi="Consolas" w:cs="Times New Roman"/>
+                <w:color w:val="D4D4D4"/>
+                <w:sz w:val="21"/>
+                <w:szCs w:val="21"/>
+                <w:lang w:val="id-ID" w:eastAsia="id-ID"/>
+              </w:rPr>
+              <w:t>        console.log(</w:t>
             </w:r>
             <w:r>
               <w:rPr>
@@ -19236,21 +20274,309 @@
                 <w:szCs w:val="21"/>
                 <w:lang w:val="id-ID" w:eastAsia="id-ID"/>
               </w:rPr>
+              <w:t>"Ditemukan:"</w:t>
+            </w:r>
+            <w:r>
+              <w:rPr>
+                <w:rFonts w:ascii="Consolas" w:eastAsia="Times New Roman" w:hAnsi="Consolas" w:cs="Times New Roman"/>
+                <w:color w:val="D4D4D4"/>
+                <w:sz w:val="21"/>
+                <w:szCs w:val="21"/>
+                <w:lang w:val="id-ID" w:eastAsia="id-ID"/>
+              </w:rPr>
+              <w:t>, data);</w:t>
+            </w:r>
+          </w:p>
+          <w:p>
+            <w:pPr>
+              <w:shd w:val="clear" w:color="auto" w:fill="1E1E1E"/>
+              <w:spacing w:line="285" w:lineRule="atLeast"/>
+              <w:rPr>
+                <w:rFonts w:ascii="Consolas" w:eastAsia="Times New Roman" w:hAnsi="Consolas" w:cs="Times New Roman"/>
+                <w:color w:val="D4D4D4"/>
+                <w:sz w:val="21"/>
+                <w:szCs w:val="21"/>
+                <w:lang w:val="id-ID" w:eastAsia="id-ID"/>
+              </w:rPr>
+            </w:pPr>
+            <w:r>
+              <w:rPr>
+                <w:rFonts w:ascii="Consolas" w:eastAsia="Times New Roman" w:hAnsi="Consolas" w:cs="Times New Roman"/>
+                <w:color w:val="D4D4D4"/>
+                <w:sz w:val="21"/>
+                <w:szCs w:val="21"/>
+                <w:lang w:val="id-ID" w:eastAsia="id-ID"/>
+              </w:rPr>
+              <w:t>        alert(</w:t>
+            </w:r>
+            <w:r>
+              <w:rPr>
+                <w:rFonts w:ascii="Consolas" w:eastAsia="Times New Roman" w:hAnsi="Consolas" w:cs="Times New Roman"/>
+                <w:color w:val="CE9178"/>
+                <w:sz w:val="21"/>
+                <w:szCs w:val="21"/>
+                <w:lang w:val="id-ID" w:eastAsia="id-ID"/>
+              </w:rPr>
+              <w:t xml:space="preserve">`Ditemukan: </w:t>
+            </w:r>
+            <w:r>
+              <w:rPr>
+                <w:rFonts w:ascii="Consolas" w:eastAsia="Times New Roman" w:hAnsi="Consolas" w:cs="Times New Roman"/>
+                <w:color w:val="569CD6"/>
+                <w:sz w:val="21"/>
+                <w:szCs w:val="21"/>
+                <w:lang w:val="id-ID" w:eastAsia="id-ID"/>
+              </w:rPr>
+              <w:t>${</w:t>
+            </w:r>
+            <w:r>
+              <w:rPr>
+                <w:rFonts w:ascii="Consolas" w:eastAsia="Times New Roman" w:hAnsi="Consolas" w:cs="Times New Roman"/>
+                <w:color w:val="D4D4D4"/>
+                <w:sz w:val="21"/>
+                <w:szCs w:val="21"/>
+                <w:lang w:val="id-ID" w:eastAsia="id-ID"/>
+              </w:rPr>
+              <w:t>data.name</w:t>
+            </w:r>
+            <w:r>
+              <w:rPr>
+                <w:rFonts w:ascii="Consolas" w:eastAsia="Times New Roman" w:hAnsi="Consolas" w:cs="Times New Roman"/>
+                <w:color w:val="569CD6"/>
+                <w:sz w:val="21"/>
+                <w:szCs w:val="21"/>
+                <w:lang w:val="id-ID" w:eastAsia="id-ID"/>
+              </w:rPr>
+              <w:t>}</w:t>
+            </w:r>
+            <w:r>
+              <w:rPr>
+                <w:rFonts w:ascii="Consolas" w:eastAsia="Times New Roman" w:hAnsi="Consolas" w:cs="Times New Roman"/>
+                <w:color w:val="CE9178"/>
+                <w:sz w:val="21"/>
+                <w:szCs w:val="21"/>
+                <w:lang w:val="id-ID" w:eastAsia="id-ID"/>
+              </w:rPr>
+              <w:t xml:space="preserve"> - bekerja di </w:t>
+            </w:r>
+            <w:r>
+              <w:rPr>
+                <w:rFonts w:ascii="Consolas" w:eastAsia="Times New Roman" w:hAnsi="Consolas" w:cs="Times New Roman"/>
+                <w:color w:val="569CD6"/>
+                <w:sz w:val="21"/>
+                <w:szCs w:val="21"/>
+                <w:lang w:val="id-ID" w:eastAsia="id-ID"/>
+              </w:rPr>
+              <w:t>${</w:t>
+            </w:r>
+            <w:r>
+              <w:rPr>
+                <w:rFonts w:ascii="Consolas" w:eastAsia="Times New Roman" w:hAnsi="Consolas" w:cs="Times New Roman"/>
+                <w:color w:val="D4D4D4"/>
+                <w:sz w:val="21"/>
+                <w:szCs w:val="21"/>
+                <w:lang w:val="id-ID" w:eastAsia="id-ID"/>
+              </w:rPr>
+              <w:t>data.company.name</w:t>
+            </w:r>
+            <w:r>
+              <w:rPr>
+                <w:rFonts w:ascii="Consolas" w:eastAsia="Times New Roman" w:hAnsi="Consolas" w:cs="Times New Roman"/>
+                <w:color w:val="569CD6"/>
+                <w:sz w:val="21"/>
+                <w:szCs w:val="21"/>
+                <w:lang w:val="id-ID" w:eastAsia="id-ID"/>
+              </w:rPr>
+              <w:t>}</w:t>
+            </w:r>
+            <w:r>
+              <w:rPr>
+                <w:rFonts w:ascii="Consolas" w:eastAsia="Times New Roman" w:hAnsi="Consolas" w:cs="Times New Roman"/>
+                <w:color w:val="CE9178"/>
+                <w:sz w:val="21"/>
+                <w:szCs w:val="21"/>
+                <w:lang w:val="id-ID" w:eastAsia="id-ID"/>
+              </w:rPr>
               <w:t>`</w:t>
             </w:r>
-          </w:p>
-          <w:p>
-            <w:pPr>
-              <w:shd w:val="clear" w:color="auto" w:fill="1E1E1E"/>
-              <w:spacing w:line="285" w:lineRule="atLeast"/>
-              <w:rPr>
-                <w:rFonts w:ascii="Consolas" w:eastAsia="Times New Roman" w:hAnsi="Consolas" w:cs="Times New Roman"/>
-                <w:color w:val="D4D4D4"/>
-                <w:sz w:val="21"/>
-                <w:szCs w:val="21"/>
-                <w:lang w:val="id-ID" w:eastAsia="id-ID"/>
-              </w:rPr>
-            </w:pPr>
+            <w:r>
+              <w:rPr>
+                <w:rFonts w:ascii="Consolas" w:eastAsia="Times New Roman" w:hAnsi="Consolas" w:cs="Times New Roman"/>
+                <w:color w:val="D4D4D4"/>
+                <w:sz w:val="21"/>
+                <w:szCs w:val="21"/>
+                <w:lang w:val="id-ID" w:eastAsia="id-ID"/>
+              </w:rPr>
+              <w:t>);</w:t>
+            </w:r>
+          </w:p>
+          <w:p>
+            <w:pPr>
+              <w:shd w:val="clear" w:color="auto" w:fill="1E1E1E"/>
+              <w:spacing w:line="285" w:lineRule="atLeast"/>
+              <w:rPr>
+                <w:rFonts w:ascii="Consolas" w:eastAsia="Times New Roman" w:hAnsi="Consolas" w:cs="Times New Roman"/>
+                <w:color w:val="D4D4D4"/>
+                <w:sz w:val="21"/>
+                <w:szCs w:val="21"/>
+                <w:lang w:val="id-ID" w:eastAsia="id-ID"/>
+              </w:rPr>
+            </w:pPr>
+            <w:r>
+              <w:rPr>
+                <w:rFonts w:ascii="Consolas" w:eastAsia="Times New Roman" w:hAnsi="Consolas" w:cs="Times New Roman"/>
+                <w:color w:val="D4D4D4"/>
+                <w:sz w:val="21"/>
+                <w:szCs w:val="21"/>
+                <w:lang w:val="id-ID" w:eastAsia="id-ID"/>
+              </w:rPr>
+              <w:t xml:space="preserve">    } </w:t>
+            </w:r>
+            <w:r>
+              <w:rPr>
+                <w:rFonts w:ascii="Consolas" w:eastAsia="Times New Roman" w:hAnsi="Consolas" w:cs="Times New Roman"/>
+                <w:color w:val="569CD6"/>
+                <w:sz w:val="21"/>
+                <w:szCs w:val="21"/>
+                <w:lang w:val="id-ID" w:eastAsia="id-ID"/>
+              </w:rPr>
+              <w:t>catch</w:t>
+            </w:r>
+            <w:r>
+              <w:rPr>
+                <w:rFonts w:ascii="Consolas" w:eastAsia="Times New Roman" w:hAnsi="Consolas" w:cs="Times New Roman"/>
+                <w:color w:val="D4D4D4"/>
+                <w:sz w:val="21"/>
+                <w:szCs w:val="21"/>
+                <w:lang w:val="id-ID" w:eastAsia="id-ID"/>
+              </w:rPr>
+              <w:t xml:space="preserve"> (error) {</w:t>
+            </w:r>
+          </w:p>
+          <w:p>
+            <w:pPr>
+              <w:shd w:val="clear" w:color="auto" w:fill="1E1E1E"/>
+              <w:spacing w:line="285" w:lineRule="atLeast"/>
+              <w:rPr>
+                <w:rFonts w:ascii="Consolas" w:eastAsia="Times New Roman" w:hAnsi="Consolas" w:cs="Times New Roman"/>
+                <w:color w:val="D4D4D4"/>
+                <w:sz w:val="21"/>
+                <w:szCs w:val="21"/>
+                <w:lang w:val="id-ID" w:eastAsia="id-ID"/>
+              </w:rPr>
+            </w:pPr>
+            <w:r>
+              <w:rPr>
+                <w:rFonts w:ascii="Consolas" w:eastAsia="Times New Roman" w:hAnsi="Consolas" w:cs="Times New Roman"/>
+                <w:color w:val="D4D4D4"/>
+                <w:sz w:val="21"/>
+                <w:szCs w:val="21"/>
+                <w:lang w:val="id-ID" w:eastAsia="id-ID"/>
+              </w:rPr>
+              <w:t>        console.error(error);</w:t>
+            </w:r>
+          </w:p>
+          <w:p>
+            <w:pPr>
+              <w:shd w:val="clear" w:color="auto" w:fill="1E1E1E"/>
+              <w:spacing w:line="285" w:lineRule="atLeast"/>
+              <w:rPr>
+                <w:rFonts w:ascii="Consolas" w:eastAsia="Times New Roman" w:hAnsi="Consolas" w:cs="Times New Roman"/>
+                <w:color w:val="D4D4D4"/>
+                <w:sz w:val="21"/>
+                <w:szCs w:val="21"/>
+                <w:lang w:val="id-ID" w:eastAsia="id-ID"/>
+              </w:rPr>
+            </w:pPr>
+            <w:r>
+              <w:rPr>
+                <w:rFonts w:ascii="Consolas" w:eastAsia="Times New Roman" w:hAnsi="Consolas" w:cs="Times New Roman"/>
+                <w:color w:val="D4D4D4"/>
+                <w:sz w:val="21"/>
+                <w:szCs w:val="21"/>
+                <w:lang w:val="id-ID" w:eastAsia="id-ID"/>
+              </w:rPr>
+              <w:t>        alert(error.message);</w:t>
+            </w:r>
+          </w:p>
+          <w:p>
+            <w:pPr>
+              <w:shd w:val="clear" w:color="auto" w:fill="1E1E1E"/>
+              <w:spacing w:line="285" w:lineRule="atLeast"/>
+              <w:rPr>
+                <w:rFonts w:ascii="Consolas" w:eastAsia="Times New Roman" w:hAnsi="Consolas" w:cs="Times New Roman"/>
+                <w:color w:val="D4D4D4"/>
+                <w:sz w:val="21"/>
+                <w:szCs w:val="21"/>
+                <w:lang w:val="id-ID" w:eastAsia="id-ID"/>
+              </w:rPr>
+            </w:pPr>
+            <w:r>
+              <w:rPr>
+                <w:rFonts w:ascii="Consolas" w:eastAsia="Times New Roman" w:hAnsi="Consolas" w:cs="Times New Roman"/>
+                <w:color w:val="D4D4D4"/>
+                <w:sz w:val="21"/>
+                <w:szCs w:val="21"/>
+                <w:lang w:val="id-ID" w:eastAsia="id-ID"/>
+              </w:rPr>
+              <w:t>    }</w:t>
+            </w:r>
+          </w:p>
+          <w:p>
+            <w:pPr>
+              <w:shd w:val="clear" w:color="auto" w:fill="1E1E1E"/>
+              <w:spacing w:line="285" w:lineRule="atLeast"/>
+              <w:rPr>
+                <w:rFonts w:ascii="Consolas" w:eastAsia="Times New Roman" w:hAnsi="Consolas" w:cs="Times New Roman"/>
+                <w:color w:val="D4D4D4"/>
+                <w:sz w:val="21"/>
+                <w:szCs w:val="21"/>
+                <w:lang w:val="id-ID" w:eastAsia="id-ID"/>
+              </w:rPr>
+            </w:pPr>
+            <w:r>
+              <w:rPr>
+                <w:rFonts w:ascii="Consolas" w:eastAsia="Times New Roman" w:hAnsi="Consolas" w:cs="Times New Roman"/>
+                <w:color w:val="D4D4D4"/>
+                <w:sz w:val="21"/>
+                <w:szCs w:val="21"/>
+                <w:lang w:val="id-ID" w:eastAsia="id-ID"/>
+              </w:rPr>
+              <w:t>}</w:t>
+            </w:r>
+          </w:p>
+          <w:p>
+            <w:pPr>
+              <w:shd w:val="clear" w:color="auto" w:fill="1E1E1E"/>
+              <w:spacing w:line="285" w:lineRule="atLeast"/>
+              <w:rPr>
+                <w:rFonts w:ascii="Consolas" w:eastAsia="Times New Roman" w:hAnsi="Consolas" w:cs="Times New Roman"/>
+                <w:color w:val="D4D4D4"/>
+                <w:sz w:val="21"/>
+                <w:szCs w:val="21"/>
+                <w:lang w:val="id-ID" w:eastAsia="id-ID"/>
+              </w:rPr>
+            </w:pPr>
+            <w:r>
+              <w:rPr>
+                <w:rFonts w:ascii="Consolas" w:eastAsia="Times New Roman" w:hAnsi="Consolas" w:cs="Times New Roman"/>
+                <w:color w:val="569CD6"/>
+                <w:sz w:val="21"/>
+                <w:szCs w:val="21"/>
+                <w:lang w:val="id-ID" w:eastAsia="id-ID"/>
+              </w:rPr>
+              <w:t>const</w:t>
+            </w:r>
+            <w:r>
+              <w:rPr>
+                <w:rFonts w:ascii="Consolas" w:eastAsia="Times New Roman" w:hAnsi="Consolas" w:cs="Times New Roman"/>
+                <w:color w:val="D4D4D4"/>
+                <w:sz w:val="21"/>
+                <w:szCs w:val="21"/>
+                <w:lang w:val="id-ID" w:eastAsia="id-ID"/>
+              </w:rPr>
+              <w:t xml:space="preserve"> btnTambah = document.getElementById(</w:t>
+            </w:r>
             <w:r>
               <w:rPr>
                 <w:rFonts w:ascii="Consolas" w:eastAsia="Times New Roman" w:hAnsi="Consolas" w:cs="Times New Roman"/>
@@ -19259,21 +20585,54 @@
                 <w:szCs w:val="21"/>
                 <w:lang w:val="id-ID" w:eastAsia="id-ID"/>
               </w:rPr>
-              <w:t>            &lt;div class="card h-100 shadow-sm"&gt;</w:t>
-            </w:r>
-          </w:p>
-          <w:p>
-            <w:pPr>
-              <w:shd w:val="clear" w:color="auto" w:fill="1E1E1E"/>
-              <w:spacing w:line="285" w:lineRule="atLeast"/>
-              <w:rPr>
-                <w:rFonts w:ascii="Consolas" w:eastAsia="Times New Roman" w:hAnsi="Consolas" w:cs="Times New Roman"/>
-                <w:color w:val="D4D4D4"/>
-                <w:sz w:val="21"/>
-                <w:szCs w:val="21"/>
-                <w:lang w:val="id-ID" w:eastAsia="id-ID"/>
-              </w:rPr>
-            </w:pPr>
+              <w:t>'btnTambah'</w:t>
+            </w:r>
+            <w:r>
+              <w:rPr>
+                <w:rFonts w:ascii="Consolas" w:eastAsia="Times New Roman" w:hAnsi="Consolas" w:cs="Times New Roman"/>
+                <w:color w:val="D4D4D4"/>
+                <w:sz w:val="21"/>
+                <w:szCs w:val="21"/>
+                <w:lang w:val="id-ID" w:eastAsia="id-ID"/>
+              </w:rPr>
+              <w:t>);</w:t>
+            </w:r>
+          </w:p>
+          <w:p>
+            <w:pPr>
+              <w:shd w:val="clear" w:color="auto" w:fill="1E1E1E"/>
+              <w:spacing w:line="285" w:lineRule="atLeast"/>
+              <w:rPr>
+                <w:rFonts w:ascii="Consolas" w:eastAsia="Times New Roman" w:hAnsi="Consolas" w:cs="Times New Roman"/>
+                <w:color w:val="D4D4D4"/>
+                <w:sz w:val="21"/>
+                <w:szCs w:val="21"/>
+                <w:lang w:val="id-ID" w:eastAsia="id-ID"/>
+              </w:rPr>
+            </w:pPr>
+          </w:p>
+          <w:p>
+            <w:pPr>
+              <w:shd w:val="clear" w:color="auto" w:fill="1E1E1E"/>
+              <w:spacing w:line="285" w:lineRule="atLeast"/>
+              <w:rPr>
+                <w:rFonts w:ascii="Consolas" w:eastAsia="Times New Roman" w:hAnsi="Consolas" w:cs="Times New Roman"/>
+                <w:color w:val="D4D4D4"/>
+                <w:sz w:val="21"/>
+                <w:szCs w:val="21"/>
+                <w:lang w:val="id-ID" w:eastAsia="id-ID"/>
+              </w:rPr>
+            </w:pPr>
+            <w:r>
+              <w:rPr>
+                <w:rFonts w:ascii="Consolas" w:eastAsia="Times New Roman" w:hAnsi="Consolas" w:cs="Times New Roman"/>
+                <w:color w:val="D4D4D4"/>
+                <w:sz w:val="21"/>
+                <w:szCs w:val="21"/>
+                <w:lang w:val="id-ID" w:eastAsia="id-ID"/>
+              </w:rPr>
+              <w:t>btnTambah.addEventListener(</w:t>
+            </w:r>
             <w:r>
               <w:rPr>
                 <w:rFonts w:ascii="Consolas" w:eastAsia="Times New Roman" w:hAnsi="Consolas" w:cs="Times New Roman"/>
@@ -19282,21 +20641,104 @@
                 <w:szCs w:val="21"/>
                 <w:lang w:val="id-ID" w:eastAsia="id-ID"/>
               </w:rPr>
-              <w:t>                &lt;div class="card-body"&gt;</w:t>
-            </w:r>
-          </w:p>
-          <w:p>
-            <w:pPr>
-              <w:shd w:val="clear" w:color="auto" w:fill="1E1E1E"/>
-              <w:spacing w:line="285" w:lineRule="atLeast"/>
-              <w:rPr>
-                <w:rFonts w:ascii="Consolas" w:eastAsia="Times New Roman" w:hAnsi="Consolas" w:cs="Times New Roman"/>
-                <w:color w:val="D4D4D4"/>
-                <w:sz w:val="21"/>
-                <w:szCs w:val="21"/>
-                <w:lang w:val="id-ID" w:eastAsia="id-ID"/>
-              </w:rPr>
-            </w:pPr>
+              <w:t>'click'</w:t>
+            </w:r>
+            <w:r>
+              <w:rPr>
+                <w:rFonts w:ascii="Consolas" w:eastAsia="Times New Roman" w:hAnsi="Consolas" w:cs="Times New Roman"/>
+                <w:color w:val="D4D4D4"/>
+                <w:sz w:val="21"/>
+                <w:szCs w:val="21"/>
+                <w:lang w:val="id-ID" w:eastAsia="id-ID"/>
+              </w:rPr>
+              <w:t xml:space="preserve">, </w:t>
+            </w:r>
+            <w:r>
+              <w:rPr>
+                <w:rFonts w:ascii="Consolas" w:eastAsia="Times New Roman" w:hAnsi="Consolas" w:cs="Times New Roman"/>
+                <w:color w:val="569CD6"/>
+                <w:sz w:val="21"/>
+                <w:szCs w:val="21"/>
+                <w:lang w:val="id-ID" w:eastAsia="id-ID"/>
+              </w:rPr>
+              <w:t>function</w:t>
+            </w:r>
+            <w:r>
+              <w:rPr>
+                <w:rFonts w:ascii="Consolas" w:eastAsia="Times New Roman" w:hAnsi="Consolas" w:cs="Times New Roman"/>
+                <w:color w:val="D4D4D4"/>
+                <w:sz w:val="21"/>
+                <w:szCs w:val="21"/>
+                <w:lang w:val="id-ID" w:eastAsia="id-ID"/>
+              </w:rPr>
+              <w:t>() {</w:t>
+            </w:r>
+          </w:p>
+          <w:p>
+            <w:pPr>
+              <w:shd w:val="clear" w:color="auto" w:fill="1E1E1E"/>
+              <w:spacing w:line="285" w:lineRule="atLeast"/>
+              <w:rPr>
+                <w:rFonts w:ascii="Consolas" w:eastAsia="Times New Roman" w:hAnsi="Consolas" w:cs="Times New Roman"/>
+                <w:color w:val="D4D4D4"/>
+                <w:sz w:val="21"/>
+                <w:szCs w:val="21"/>
+                <w:lang w:val="id-ID" w:eastAsia="id-ID"/>
+              </w:rPr>
+            </w:pPr>
+            <w:r>
+              <w:rPr>
+                <w:rFonts w:ascii="Consolas" w:eastAsia="Times New Roman" w:hAnsi="Consolas" w:cs="Times New Roman"/>
+                <w:color w:val="D4D4D4"/>
+                <w:sz w:val="21"/>
+                <w:szCs w:val="21"/>
+                <w:lang w:val="id-ID" w:eastAsia="id-ID"/>
+              </w:rPr>
+              <w:t xml:space="preserve">    </w:t>
+            </w:r>
+            <w:r>
+              <w:rPr>
+                <w:rFonts w:ascii="Consolas" w:eastAsia="Times New Roman" w:hAnsi="Consolas" w:cs="Times New Roman"/>
+                <w:color w:val="569CD6"/>
+                <w:sz w:val="21"/>
+                <w:szCs w:val="21"/>
+                <w:lang w:val="id-ID" w:eastAsia="id-ID"/>
+              </w:rPr>
+              <w:t>const</w:t>
+            </w:r>
+            <w:r>
+              <w:rPr>
+                <w:rFonts w:ascii="Consolas" w:eastAsia="Times New Roman" w:hAnsi="Consolas" w:cs="Times New Roman"/>
+                <w:color w:val="D4D4D4"/>
+                <w:sz w:val="21"/>
+                <w:szCs w:val="21"/>
+                <w:lang w:val="id-ID" w:eastAsia="id-ID"/>
+              </w:rPr>
+              <w:t xml:space="preserve"> dataBaru = {</w:t>
+            </w:r>
+          </w:p>
+          <w:p>
+            <w:pPr>
+              <w:shd w:val="clear" w:color="auto" w:fill="1E1E1E"/>
+              <w:spacing w:line="285" w:lineRule="atLeast"/>
+              <w:rPr>
+                <w:rFonts w:ascii="Consolas" w:eastAsia="Times New Roman" w:hAnsi="Consolas" w:cs="Times New Roman"/>
+                <w:color w:val="D4D4D4"/>
+                <w:sz w:val="21"/>
+                <w:szCs w:val="21"/>
+                <w:lang w:val="id-ID" w:eastAsia="id-ID"/>
+              </w:rPr>
+            </w:pPr>
+            <w:r>
+              <w:rPr>
+                <w:rFonts w:ascii="Consolas" w:eastAsia="Times New Roman" w:hAnsi="Consolas" w:cs="Times New Roman"/>
+                <w:color w:val="D4D4D4"/>
+                <w:sz w:val="21"/>
+                <w:szCs w:val="21"/>
+                <w:lang w:val="id-ID" w:eastAsia="id-ID"/>
+              </w:rPr>
+              <w:t xml:space="preserve">        name: </w:t>
+            </w:r>
             <w:r>
               <w:rPr>
                 <w:rFonts w:ascii="Consolas" w:eastAsia="Times New Roman" w:hAnsi="Consolas" w:cs="Times New Roman"/>
@@ -19305,37 +20747,40 @@
                 <w:szCs w:val="21"/>
                 <w:lang w:val="id-ID" w:eastAsia="id-ID"/>
               </w:rPr>
-              <w:t>                    &lt;h5 class="card-title"&gt;</w:t>
-            </w:r>
-            <w:r>
-              <w:rPr>
-                <w:rFonts w:ascii="Consolas" w:eastAsia="Times New Roman" w:hAnsi="Consolas" w:cs="Times New Roman"/>
-                <w:color w:val="569CD6"/>
-                <w:sz w:val="21"/>
-                <w:szCs w:val="21"/>
-                <w:lang w:val="id-ID" w:eastAsia="id-ID"/>
-              </w:rPr>
-              <w:t>${</w:t>
-            </w:r>
-            <w:r>
-              <w:rPr>
-                <w:rFonts w:ascii="Consolas" w:eastAsia="Times New Roman" w:hAnsi="Consolas" w:cs="Times New Roman"/>
-                <w:color w:val="D4D4D4"/>
-                <w:sz w:val="21"/>
-                <w:szCs w:val="21"/>
-                <w:lang w:val="id-ID" w:eastAsia="id-ID"/>
-              </w:rPr>
-              <w:t>karyawan.name</w:t>
-            </w:r>
-            <w:r>
-              <w:rPr>
-                <w:rFonts w:ascii="Consolas" w:eastAsia="Times New Roman" w:hAnsi="Consolas" w:cs="Times New Roman"/>
-                <w:color w:val="569CD6"/>
-                <w:sz w:val="21"/>
-                <w:szCs w:val="21"/>
-                <w:lang w:val="id-ID" w:eastAsia="id-ID"/>
-              </w:rPr>
-              <w:t>}</w:t>
+              <w:t>'Abraham Musa (Teknik Industri)'</w:t>
+            </w:r>
+            <w:r>
+              <w:rPr>
+                <w:rFonts w:ascii="Consolas" w:eastAsia="Times New Roman" w:hAnsi="Consolas" w:cs="Times New Roman"/>
+                <w:color w:val="D4D4D4"/>
+                <w:sz w:val="21"/>
+                <w:szCs w:val="21"/>
+                <w:lang w:val="id-ID" w:eastAsia="id-ID"/>
+              </w:rPr>
+              <w:t>,</w:t>
+            </w:r>
+          </w:p>
+          <w:p>
+            <w:pPr>
+              <w:shd w:val="clear" w:color="auto" w:fill="1E1E1E"/>
+              <w:spacing w:line="285" w:lineRule="atLeast"/>
+              <w:rPr>
+                <w:rFonts w:ascii="Consolas" w:eastAsia="Times New Roman" w:hAnsi="Consolas" w:cs="Times New Roman"/>
+                <w:color w:val="D4D4D4"/>
+                <w:sz w:val="21"/>
+                <w:szCs w:val="21"/>
+                <w:lang w:val="id-ID" w:eastAsia="id-ID"/>
+              </w:rPr>
+            </w:pPr>
+            <w:r>
+              <w:rPr>
+                <w:rFonts w:ascii="Consolas" w:eastAsia="Times New Roman" w:hAnsi="Consolas" w:cs="Times New Roman"/>
+                <w:color w:val="D4D4D4"/>
+                <w:sz w:val="21"/>
+                <w:szCs w:val="21"/>
+                <w:lang w:val="id-ID" w:eastAsia="id-ID"/>
+              </w:rPr>
+              <w:t xml:space="preserve">        email: </w:t>
             </w:r>
             <w:r>
               <w:rPr>
@@ -19345,21 +20790,64 @@
                 <w:szCs w:val="21"/>
                 <w:lang w:val="id-ID" w:eastAsia="id-ID"/>
               </w:rPr>
-              <w:t>&lt;/h5&gt;</w:t>
-            </w:r>
-          </w:p>
-          <w:p>
-            <w:pPr>
-              <w:shd w:val="clear" w:color="auto" w:fill="1E1E1E"/>
-              <w:spacing w:line="285" w:lineRule="atLeast"/>
-              <w:rPr>
-                <w:rFonts w:ascii="Consolas" w:eastAsia="Times New Roman" w:hAnsi="Consolas" w:cs="Times New Roman"/>
-                <w:color w:val="D4D4D4"/>
-                <w:sz w:val="21"/>
-                <w:szCs w:val="21"/>
-                <w:lang w:val="id-ID" w:eastAsia="id-ID"/>
-              </w:rPr>
-            </w:pPr>
+              <w:t>'musa.abraham@tekind.ac.id'</w:t>
+            </w:r>
+            <w:r>
+              <w:rPr>
+                <w:rFonts w:ascii="Consolas" w:eastAsia="Times New Roman" w:hAnsi="Consolas" w:cs="Times New Roman"/>
+                <w:color w:val="D4D4D4"/>
+                <w:sz w:val="21"/>
+                <w:szCs w:val="21"/>
+                <w:lang w:val="id-ID" w:eastAsia="id-ID"/>
+              </w:rPr>
+              <w:t>,</w:t>
+            </w:r>
+          </w:p>
+          <w:p>
+            <w:pPr>
+              <w:shd w:val="clear" w:color="auto" w:fill="1E1E1E"/>
+              <w:spacing w:line="285" w:lineRule="atLeast"/>
+              <w:rPr>
+                <w:rFonts w:ascii="Consolas" w:eastAsia="Times New Roman" w:hAnsi="Consolas" w:cs="Times New Roman"/>
+                <w:color w:val="D4D4D4"/>
+                <w:sz w:val="21"/>
+                <w:szCs w:val="21"/>
+                <w:lang w:val="id-ID" w:eastAsia="id-ID"/>
+              </w:rPr>
+            </w:pPr>
+            <w:r>
+              <w:rPr>
+                <w:rFonts w:ascii="Consolas" w:eastAsia="Times New Roman" w:hAnsi="Consolas" w:cs="Times New Roman"/>
+                <w:color w:val="D4D4D4"/>
+                <w:sz w:val="21"/>
+                <w:szCs w:val="21"/>
+                <w:lang w:val="id-ID" w:eastAsia="id-ID"/>
+              </w:rPr>
+              <w:t>        company: {</w:t>
+            </w:r>
+          </w:p>
+          <w:p>
+            <w:pPr>
+              <w:shd w:val="clear" w:color="auto" w:fill="1E1E1E"/>
+              <w:spacing w:line="285" w:lineRule="atLeast"/>
+              <w:rPr>
+                <w:rFonts w:ascii="Consolas" w:eastAsia="Times New Roman" w:hAnsi="Consolas" w:cs="Times New Roman"/>
+                <w:color w:val="D4D4D4"/>
+                <w:sz w:val="21"/>
+                <w:szCs w:val="21"/>
+                <w:lang w:val="id-ID" w:eastAsia="id-ID"/>
+              </w:rPr>
+            </w:pPr>
+            <w:r>
+              <w:rPr>
+                <w:rFonts w:ascii="Consolas" w:eastAsia="Times New Roman" w:hAnsi="Consolas" w:cs="Times New Roman"/>
+                <w:color w:val="D4D4D4"/>
+                <w:sz w:val="21"/>
+                <w:szCs w:val="21"/>
+                <w:lang w:val="id-ID" w:eastAsia="id-ID"/>
+              </w:rPr>
+              <w:t xml:space="preserve">            name: </w:t>
+            </w:r>
             <w:r>
               <w:rPr>
                 <w:rFonts w:ascii="Consolas" w:eastAsia="Times New Roman" w:hAnsi="Consolas" w:cs="Times New Roman"/>
@@ -19368,1525 +20856,6 @@
                 <w:szCs w:val="21"/>
                 <w:lang w:val="id-ID" w:eastAsia="id-ID"/>
               </w:rPr>
-              <w:t xml:space="preserve">                    &lt;p class="card-text text-muted"&gt;Email: </w:t>
-            </w:r>
-            <w:r>
-              <w:rPr>
-                <w:rFonts w:ascii="Consolas" w:eastAsia="Times New Roman" w:hAnsi="Consolas" w:cs="Times New Roman"/>
-                <w:color w:val="569CD6"/>
-                <w:sz w:val="21"/>
-                <w:szCs w:val="21"/>
-                <w:lang w:val="id-ID" w:eastAsia="id-ID"/>
-              </w:rPr>
-              <w:t>${</w:t>
-            </w:r>
-            <w:r>
-              <w:rPr>
-                <w:rFonts w:ascii="Consolas" w:eastAsia="Times New Roman" w:hAnsi="Consolas" w:cs="Times New Roman"/>
-                <w:color w:val="D4D4D4"/>
-                <w:sz w:val="21"/>
-                <w:szCs w:val="21"/>
-                <w:lang w:val="id-ID" w:eastAsia="id-ID"/>
-              </w:rPr>
-              <w:t>karyawan.email</w:t>
-            </w:r>
-            <w:r>
-              <w:rPr>
-                <w:rFonts w:ascii="Consolas" w:eastAsia="Times New Roman" w:hAnsi="Consolas" w:cs="Times New Roman"/>
-                <w:color w:val="569CD6"/>
-                <w:sz w:val="21"/>
-                <w:szCs w:val="21"/>
-                <w:lang w:val="id-ID" w:eastAsia="id-ID"/>
-              </w:rPr>
-              <w:t>}</w:t>
-            </w:r>
-            <w:r>
-              <w:rPr>
-                <w:rFonts w:ascii="Consolas" w:eastAsia="Times New Roman" w:hAnsi="Consolas" w:cs="Times New Roman"/>
-                <w:color w:val="CE9178"/>
-                <w:sz w:val="21"/>
-                <w:szCs w:val="21"/>
-                <w:lang w:val="id-ID" w:eastAsia="id-ID"/>
-              </w:rPr>
-              <w:t>&lt;/p&gt;</w:t>
-            </w:r>
-          </w:p>
-          <w:p>
-            <w:pPr>
-              <w:shd w:val="clear" w:color="auto" w:fill="1E1E1E"/>
-              <w:spacing w:line="285" w:lineRule="atLeast"/>
-              <w:rPr>
-                <w:rFonts w:ascii="Consolas" w:eastAsia="Times New Roman" w:hAnsi="Consolas" w:cs="Times New Roman"/>
-                <w:color w:val="D4D4D4"/>
-                <w:sz w:val="21"/>
-                <w:szCs w:val="21"/>
-                <w:lang w:val="id-ID" w:eastAsia="id-ID"/>
-              </w:rPr>
-            </w:pPr>
-            <w:r>
-              <w:rPr>
-                <w:rFonts w:ascii="Consolas" w:eastAsia="Times New Roman" w:hAnsi="Consolas" w:cs="Times New Roman"/>
-                <w:color w:val="CE9178"/>
-                <w:sz w:val="21"/>
-                <w:szCs w:val="21"/>
-                <w:lang w:val="id-ID" w:eastAsia="id-ID"/>
-              </w:rPr>
-              <w:t xml:space="preserve">                    &lt;p class="card-text"&gt;Perusahaan: </w:t>
-            </w:r>
-            <w:r>
-              <w:rPr>
-                <w:rFonts w:ascii="Consolas" w:eastAsia="Times New Roman" w:hAnsi="Consolas" w:cs="Times New Roman"/>
-                <w:color w:val="569CD6"/>
-                <w:sz w:val="21"/>
-                <w:szCs w:val="21"/>
-                <w:lang w:val="id-ID" w:eastAsia="id-ID"/>
-              </w:rPr>
-              <w:t>${</w:t>
-            </w:r>
-            <w:r>
-              <w:rPr>
-                <w:rFonts w:ascii="Consolas" w:eastAsia="Times New Roman" w:hAnsi="Consolas" w:cs="Times New Roman"/>
-                <w:color w:val="D4D4D4"/>
-                <w:sz w:val="21"/>
-                <w:szCs w:val="21"/>
-                <w:lang w:val="id-ID" w:eastAsia="id-ID"/>
-              </w:rPr>
-              <w:t>karyawan.company.name</w:t>
-            </w:r>
-            <w:r>
-              <w:rPr>
-                <w:rFonts w:ascii="Consolas" w:eastAsia="Times New Roman" w:hAnsi="Consolas" w:cs="Times New Roman"/>
-                <w:color w:val="569CD6"/>
-                <w:sz w:val="21"/>
-                <w:szCs w:val="21"/>
-                <w:lang w:val="id-ID" w:eastAsia="id-ID"/>
-              </w:rPr>
-              <w:t>}</w:t>
-            </w:r>
-            <w:r>
-              <w:rPr>
-                <w:rFonts w:ascii="Consolas" w:eastAsia="Times New Roman" w:hAnsi="Consolas" w:cs="Times New Roman"/>
-                <w:color w:val="CE9178"/>
-                <w:sz w:val="21"/>
-                <w:szCs w:val="21"/>
-                <w:lang w:val="id-ID" w:eastAsia="id-ID"/>
-              </w:rPr>
-              <w:t>&lt;/p&gt;</w:t>
-            </w:r>
-          </w:p>
-          <w:p>
-            <w:pPr>
-              <w:shd w:val="clear" w:color="auto" w:fill="1E1E1E"/>
-              <w:spacing w:line="285" w:lineRule="atLeast"/>
-              <w:rPr>
-                <w:rFonts w:ascii="Consolas" w:eastAsia="Times New Roman" w:hAnsi="Consolas" w:cs="Times New Roman"/>
-                <w:color w:val="D4D4D4"/>
-                <w:sz w:val="21"/>
-                <w:szCs w:val="21"/>
-                <w:lang w:val="id-ID" w:eastAsia="id-ID"/>
-              </w:rPr>
-            </w:pPr>
-            <w:r>
-              <w:rPr>
-                <w:rFonts w:ascii="Consolas" w:eastAsia="Times New Roman" w:hAnsi="Consolas" w:cs="Times New Roman"/>
-                <w:color w:val="CE9178"/>
-                <w:sz w:val="21"/>
-                <w:szCs w:val="21"/>
-                <w:lang w:val="id-ID" w:eastAsia="id-ID"/>
-              </w:rPr>
-              <w:t xml:space="preserve">                    &lt;p class="card-text"&gt;&lt;small&gt;Kota: </w:t>
-            </w:r>
-            <w:r>
-              <w:rPr>
-                <w:rFonts w:ascii="Consolas" w:eastAsia="Times New Roman" w:hAnsi="Consolas" w:cs="Times New Roman"/>
-                <w:color w:val="569CD6"/>
-                <w:sz w:val="21"/>
-                <w:szCs w:val="21"/>
-                <w:lang w:val="id-ID" w:eastAsia="id-ID"/>
-              </w:rPr>
-              <w:t>${</w:t>
-            </w:r>
-            <w:r>
-              <w:rPr>
-                <w:rFonts w:ascii="Consolas" w:eastAsia="Times New Roman" w:hAnsi="Consolas" w:cs="Times New Roman"/>
-                <w:color w:val="D4D4D4"/>
-                <w:sz w:val="21"/>
-                <w:szCs w:val="21"/>
-                <w:lang w:val="id-ID" w:eastAsia="id-ID"/>
-              </w:rPr>
-              <w:t>karyawan.address.city</w:t>
-            </w:r>
-            <w:r>
-              <w:rPr>
-                <w:rFonts w:ascii="Consolas" w:eastAsia="Times New Roman" w:hAnsi="Consolas" w:cs="Times New Roman"/>
-                <w:color w:val="569CD6"/>
-                <w:sz w:val="21"/>
-                <w:szCs w:val="21"/>
-                <w:lang w:val="id-ID" w:eastAsia="id-ID"/>
-              </w:rPr>
-              <w:t>}</w:t>
-            </w:r>
-            <w:r>
-              <w:rPr>
-                <w:rFonts w:ascii="Consolas" w:eastAsia="Times New Roman" w:hAnsi="Consolas" w:cs="Times New Roman"/>
-                <w:color w:val="CE9178"/>
-                <w:sz w:val="21"/>
-                <w:szCs w:val="21"/>
-                <w:lang w:val="id-ID" w:eastAsia="id-ID"/>
-              </w:rPr>
-              <w:t>&lt;/small&gt;&lt;/p&gt;</w:t>
-            </w:r>
-          </w:p>
-          <w:p>
-            <w:pPr>
-              <w:shd w:val="clear" w:color="auto" w:fill="1E1E1E"/>
-              <w:spacing w:line="285" w:lineRule="atLeast"/>
-              <w:rPr>
-                <w:rFonts w:ascii="Consolas" w:eastAsia="Times New Roman" w:hAnsi="Consolas" w:cs="Times New Roman"/>
-                <w:color w:val="D4D4D4"/>
-                <w:sz w:val="21"/>
-                <w:szCs w:val="21"/>
-                <w:lang w:val="id-ID" w:eastAsia="id-ID"/>
-              </w:rPr>
-            </w:pPr>
-            <w:r>
-              <w:rPr>
-                <w:rFonts w:ascii="Consolas" w:eastAsia="Times New Roman" w:hAnsi="Consolas" w:cs="Times New Roman"/>
-                <w:color w:val="CE9178"/>
-                <w:sz w:val="21"/>
-                <w:szCs w:val="21"/>
-                <w:lang w:val="id-ID" w:eastAsia="id-ID"/>
-              </w:rPr>
-              <w:t>                    &lt;a href="javascript:void(0)" class="btn btn-sm btn-outline-primary" onclick="cariKaryawan(</w:t>
-            </w:r>
-            <w:r>
-              <w:rPr>
-                <w:rFonts w:ascii="Consolas" w:eastAsia="Times New Roman" w:hAnsi="Consolas" w:cs="Times New Roman"/>
-                <w:color w:val="569CD6"/>
-                <w:sz w:val="21"/>
-                <w:szCs w:val="21"/>
-                <w:lang w:val="id-ID" w:eastAsia="id-ID"/>
-              </w:rPr>
-              <w:t>${</w:t>
-            </w:r>
-            <w:r>
-              <w:rPr>
-                <w:rFonts w:ascii="Consolas" w:eastAsia="Times New Roman" w:hAnsi="Consolas" w:cs="Times New Roman"/>
-                <w:color w:val="D4D4D4"/>
-                <w:sz w:val="21"/>
-                <w:szCs w:val="21"/>
-                <w:lang w:val="id-ID" w:eastAsia="id-ID"/>
-              </w:rPr>
-              <w:t>karyawan.id</w:t>
-            </w:r>
-            <w:r>
-              <w:rPr>
-                <w:rFonts w:ascii="Consolas" w:eastAsia="Times New Roman" w:hAnsi="Consolas" w:cs="Times New Roman"/>
-                <w:color w:val="569CD6"/>
-                <w:sz w:val="21"/>
-                <w:szCs w:val="21"/>
-                <w:lang w:val="id-ID" w:eastAsia="id-ID"/>
-              </w:rPr>
-              <w:t>}</w:t>
-            </w:r>
-            <w:r>
-              <w:rPr>
-                <w:rFonts w:ascii="Consolas" w:eastAsia="Times New Roman" w:hAnsi="Consolas" w:cs="Times New Roman"/>
-                <w:color w:val="CE9178"/>
-                <w:sz w:val="21"/>
-                <w:szCs w:val="21"/>
-                <w:lang w:val="id-ID" w:eastAsia="id-ID"/>
-              </w:rPr>
-              <w:t>)"&gt;Detail Profil&lt;/a&gt;</w:t>
-            </w:r>
-          </w:p>
-          <w:p>
-            <w:pPr>
-              <w:shd w:val="clear" w:color="auto" w:fill="1E1E1E"/>
-              <w:spacing w:line="285" w:lineRule="atLeast"/>
-              <w:rPr>
-                <w:rFonts w:ascii="Consolas" w:eastAsia="Times New Roman" w:hAnsi="Consolas" w:cs="Times New Roman"/>
-                <w:color w:val="D4D4D4"/>
-                <w:sz w:val="21"/>
-                <w:szCs w:val="21"/>
-                <w:lang w:val="id-ID" w:eastAsia="id-ID"/>
-              </w:rPr>
-            </w:pPr>
-            <w:r>
-              <w:rPr>
-                <w:rFonts w:ascii="Consolas" w:eastAsia="Times New Roman" w:hAnsi="Consolas" w:cs="Times New Roman"/>
-                <w:color w:val="CE9178"/>
-                <w:sz w:val="21"/>
-                <w:szCs w:val="21"/>
-                <w:lang w:val="id-ID" w:eastAsia="id-ID"/>
-              </w:rPr>
-              <w:t>                &lt;/div&gt;</w:t>
-            </w:r>
-          </w:p>
-          <w:p>
-            <w:pPr>
-              <w:shd w:val="clear" w:color="auto" w:fill="1E1E1E"/>
-              <w:spacing w:line="285" w:lineRule="atLeast"/>
-              <w:rPr>
-                <w:rFonts w:ascii="Consolas" w:eastAsia="Times New Roman" w:hAnsi="Consolas" w:cs="Times New Roman"/>
-                <w:color w:val="D4D4D4"/>
-                <w:sz w:val="21"/>
-                <w:szCs w:val="21"/>
-                <w:lang w:val="id-ID" w:eastAsia="id-ID"/>
-              </w:rPr>
-            </w:pPr>
-            <w:r>
-              <w:rPr>
-                <w:rFonts w:ascii="Consolas" w:eastAsia="Times New Roman" w:hAnsi="Consolas" w:cs="Times New Roman"/>
-                <w:color w:val="CE9178"/>
-                <w:sz w:val="21"/>
-                <w:szCs w:val="21"/>
-                <w:lang w:val="id-ID" w:eastAsia="id-ID"/>
-              </w:rPr>
-              <w:t>            &lt;/div&gt;</w:t>
-            </w:r>
-          </w:p>
-          <w:p>
-            <w:pPr>
-              <w:shd w:val="clear" w:color="auto" w:fill="1E1E1E"/>
-              <w:spacing w:line="285" w:lineRule="atLeast"/>
-              <w:rPr>
-                <w:rFonts w:ascii="Consolas" w:eastAsia="Times New Roman" w:hAnsi="Consolas" w:cs="Times New Roman"/>
-                <w:color w:val="D4D4D4"/>
-                <w:sz w:val="21"/>
-                <w:szCs w:val="21"/>
-                <w:lang w:val="id-ID" w:eastAsia="id-ID"/>
-              </w:rPr>
-            </w:pPr>
-            <w:r>
-              <w:rPr>
-                <w:rFonts w:ascii="Consolas" w:eastAsia="Times New Roman" w:hAnsi="Consolas" w:cs="Times New Roman"/>
-                <w:color w:val="CE9178"/>
-                <w:sz w:val="21"/>
-                <w:szCs w:val="21"/>
-                <w:lang w:val="id-ID" w:eastAsia="id-ID"/>
-              </w:rPr>
-              <w:t>        `</w:t>
-            </w:r>
-            <w:r>
-              <w:rPr>
-                <w:rFonts w:ascii="Consolas" w:eastAsia="Times New Roman" w:hAnsi="Consolas" w:cs="Times New Roman"/>
-                <w:color w:val="D4D4D4"/>
-                <w:sz w:val="21"/>
-                <w:szCs w:val="21"/>
-                <w:lang w:val="id-ID" w:eastAsia="id-ID"/>
-              </w:rPr>
-              <w:t>;</w:t>
-            </w:r>
-          </w:p>
-          <w:p>
-            <w:pPr>
-              <w:shd w:val="clear" w:color="auto" w:fill="1E1E1E"/>
-              <w:spacing w:line="285" w:lineRule="atLeast"/>
-              <w:rPr>
-                <w:rFonts w:ascii="Consolas" w:eastAsia="Times New Roman" w:hAnsi="Consolas" w:cs="Times New Roman"/>
-                <w:color w:val="D4D4D4"/>
-                <w:sz w:val="21"/>
-                <w:szCs w:val="21"/>
-                <w:lang w:val="id-ID" w:eastAsia="id-ID"/>
-              </w:rPr>
-            </w:pPr>
-            <w:r>
-              <w:rPr>
-                <w:rFonts w:ascii="Consolas" w:eastAsia="Times New Roman" w:hAnsi="Consolas" w:cs="Times New Roman"/>
-                <w:color w:val="D4D4D4"/>
-                <w:sz w:val="21"/>
-                <w:szCs w:val="21"/>
-                <w:lang w:val="id-ID" w:eastAsia="id-ID"/>
-              </w:rPr>
-              <w:t>        container.appendChild(col);</w:t>
-            </w:r>
-          </w:p>
-          <w:p>
-            <w:pPr>
-              <w:shd w:val="clear" w:color="auto" w:fill="1E1E1E"/>
-              <w:spacing w:line="285" w:lineRule="atLeast"/>
-              <w:rPr>
-                <w:rFonts w:ascii="Consolas" w:eastAsia="Times New Roman" w:hAnsi="Consolas" w:cs="Times New Roman"/>
-                <w:color w:val="D4D4D4"/>
-                <w:sz w:val="21"/>
-                <w:szCs w:val="21"/>
-                <w:lang w:val="id-ID" w:eastAsia="id-ID"/>
-              </w:rPr>
-            </w:pPr>
-            <w:r>
-              <w:rPr>
-                <w:rFonts w:ascii="Consolas" w:eastAsia="Times New Roman" w:hAnsi="Consolas" w:cs="Times New Roman"/>
-                <w:color w:val="D4D4D4"/>
-                <w:sz w:val="21"/>
-                <w:szCs w:val="21"/>
-                <w:lang w:val="id-ID" w:eastAsia="id-ID"/>
-              </w:rPr>
-              <w:t>    });</w:t>
-            </w:r>
-          </w:p>
-          <w:p>
-            <w:pPr>
-              <w:shd w:val="clear" w:color="auto" w:fill="1E1E1E"/>
-              <w:spacing w:line="285" w:lineRule="atLeast"/>
-              <w:rPr>
-                <w:rFonts w:ascii="Consolas" w:eastAsia="Times New Roman" w:hAnsi="Consolas" w:cs="Times New Roman"/>
-                <w:color w:val="D4D4D4"/>
-                <w:sz w:val="21"/>
-                <w:szCs w:val="21"/>
-                <w:lang w:val="id-ID" w:eastAsia="id-ID"/>
-              </w:rPr>
-            </w:pPr>
-            <w:r>
-              <w:rPr>
-                <w:rFonts w:ascii="Consolas" w:eastAsia="Times New Roman" w:hAnsi="Consolas" w:cs="Times New Roman"/>
-                <w:color w:val="D4D4D4"/>
-                <w:sz w:val="21"/>
-                <w:szCs w:val="21"/>
-                <w:lang w:val="id-ID" w:eastAsia="id-ID"/>
-              </w:rPr>
-              <w:t>}</w:t>
-            </w:r>
-          </w:p>
-          <w:p>
-            <w:pPr>
-              <w:shd w:val="clear" w:color="auto" w:fill="1E1E1E"/>
-              <w:spacing w:line="285" w:lineRule="atLeast"/>
-              <w:rPr>
-                <w:rFonts w:ascii="Consolas" w:eastAsia="Times New Roman" w:hAnsi="Consolas" w:cs="Times New Roman"/>
-                <w:color w:val="D4D4D4"/>
-                <w:sz w:val="21"/>
-                <w:szCs w:val="21"/>
-                <w:lang w:val="id-ID" w:eastAsia="id-ID"/>
-              </w:rPr>
-            </w:pPr>
-          </w:p>
-          <w:p>
-            <w:pPr>
-              <w:shd w:val="clear" w:color="auto" w:fill="1E1E1E"/>
-              <w:spacing w:line="285" w:lineRule="atLeast"/>
-              <w:rPr>
-                <w:rFonts w:ascii="Consolas" w:eastAsia="Times New Roman" w:hAnsi="Consolas" w:cs="Times New Roman"/>
-                <w:color w:val="D4D4D4"/>
-                <w:sz w:val="21"/>
-                <w:szCs w:val="21"/>
-                <w:lang w:val="id-ID" w:eastAsia="id-ID"/>
-              </w:rPr>
-            </w:pPr>
-            <w:r>
-              <w:rPr>
-                <w:rFonts w:ascii="Consolas" w:eastAsia="Times New Roman" w:hAnsi="Consolas" w:cs="Times New Roman"/>
-                <w:color w:val="569CD6"/>
-                <w:sz w:val="21"/>
-                <w:szCs w:val="21"/>
-                <w:lang w:val="id-ID" w:eastAsia="id-ID"/>
-              </w:rPr>
-              <w:t>async</w:t>
-            </w:r>
-            <w:r>
-              <w:rPr>
-                <w:rFonts w:ascii="Consolas" w:eastAsia="Times New Roman" w:hAnsi="Consolas" w:cs="Times New Roman"/>
-                <w:color w:val="D4D4D4"/>
-                <w:sz w:val="21"/>
-                <w:szCs w:val="21"/>
-                <w:lang w:val="id-ID" w:eastAsia="id-ID"/>
-              </w:rPr>
-              <w:t xml:space="preserve"> </w:t>
-            </w:r>
-            <w:r>
-              <w:rPr>
-                <w:rFonts w:ascii="Consolas" w:eastAsia="Times New Roman" w:hAnsi="Consolas" w:cs="Times New Roman"/>
-                <w:color w:val="569CD6"/>
-                <w:sz w:val="21"/>
-                <w:szCs w:val="21"/>
-                <w:lang w:val="id-ID" w:eastAsia="id-ID"/>
-              </w:rPr>
-              <w:t>function</w:t>
-            </w:r>
-            <w:r>
-              <w:rPr>
-                <w:rFonts w:ascii="Consolas" w:eastAsia="Times New Roman" w:hAnsi="Consolas" w:cs="Times New Roman"/>
-                <w:color w:val="D4D4D4"/>
-                <w:sz w:val="21"/>
-                <w:szCs w:val="21"/>
-                <w:lang w:val="id-ID" w:eastAsia="id-ID"/>
-              </w:rPr>
-              <w:t xml:space="preserve"> cariKaryawan(id) {</w:t>
-            </w:r>
-          </w:p>
-          <w:p>
-            <w:pPr>
-              <w:shd w:val="clear" w:color="auto" w:fill="1E1E1E"/>
-              <w:spacing w:line="285" w:lineRule="atLeast"/>
-              <w:rPr>
-                <w:rFonts w:ascii="Consolas" w:eastAsia="Times New Roman" w:hAnsi="Consolas" w:cs="Times New Roman"/>
-                <w:color w:val="D4D4D4"/>
-                <w:sz w:val="21"/>
-                <w:szCs w:val="21"/>
-                <w:lang w:val="id-ID" w:eastAsia="id-ID"/>
-              </w:rPr>
-            </w:pPr>
-            <w:r>
-              <w:rPr>
-                <w:rFonts w:ascii="Consolas" w:eastAsia="Times New Roman" w:hAnsi="Consolas" w:cs="Times New Roman"/>
-                <w:color w:val="D4D4D4"/>
-                <w:sz w:val="21"/>
-                <w:szCs w:val="21"/>
-                <w:lang w:val="id-ID" w:eastAsia="id-ID"/>
-              </w:rPr>
-              <w:t xml:space="preserve">    </w:t>
-            </w:r>
-            <w:r>
-              <w:rPr>
-                <w:rFonts w:ascii="Consolas" w:eastAsia="Times New Roman" w:hAnsi="Consolas" w:cs="Times New Roman"/>
-                <w:color w:val="569CD6"/>
-                <w:sz w:val="21"/>
-                <w:szCs w:val="21"/>
-                <w:lang w:val="id-ID" w:eastAsia="id-ID"/>
-              </w:rPr>
-              <w:t>try</w:t>
-            </w:r>
-            <w:r>
-              <w:rPr>
-                <w:rFonts w:ascii="Consolas" w:eastAsia="Times New Roman" w:hAnsi="Consolas" w:cs="Times New Roman"/>
-                <w:color w:val="D4D4D4"/>
-                <w:sz w:val="21"/>
-                <w:szCs w:val="21"/>
-                <w:lang w:val="id-ID" w:eastAsia="id-ID"/>
-              </w:rPr>
-              <w:t xml:space="preserve"> {</w:t>
-            </w:r>
-          </w:p>
-          <w:p>
-            <w:pPr>
-              <w:shd w:val="clear" w:color="auto" w:fill="1E1E1E"/>
-              <w:spacing w:line="285" w:lineRule="atLeast"/>
-              <w:rPr>
-                <w:rFonts w:ascii="Consolas" w:eastAsia="Times New Roman" w:hAnsi="Consolas" w:cs="Times New Roman"/>
-                <w:color w:val="D4D4D4"/>
-                <w:sz w:val="21"/>
-                <w:szCs w:val="21"/>
-                <w:lang w:val="id-ID" w:eastAsia="id-ID"/>
-              </w:rPr>
-            </w:pPr>
-            <w:r>
-              <w:rPr>
-                <w:rFonts w:ascii="Consolas" w:eastAsia="Times New Roman" w:hAnsi="Consolas" w:cs="Times New Roman"/>
-                <w:color w:val="D4D4D4"/>
-                <w:sz w:val="21"/>
-                <w:szCs w:val="21"/>
-                <w:lang w:val="id-ID" w:eastAsia="id-ID"/>
-              </w:rPr>
-              <w:t>        console.log(</w:t>
-            </w:r>
-            <w:r>
-              <w:rPr>
-                <w:rFonts w:ascii="Consolas" w:eastAsia="Times New Roman" w:hAnsi="Consolas" w:cs="Times New Roman"/>
-                <w:color w:val="CE9178"/>
-                <w:sz w:val="21"/>
-                <w:szCs w:val="21"/>
-                <w:lang w:val="id-ID" w:eastAsia="id-ID"/>
-              </w:rPr>
-              <w:t xml:space="preserve">`Mencari data ID: </w:t>
-            </w:r>
-            <w:r>
-              <w:rPr>
-                <w:rFonts w:ascii="Consolas" w:eastAsia="Times New Roman" w:hAnsi="Consolas" w:cs="Times New Roman"/>
-                <w:color w:val="569CD6"/>
-                <w:sz w:val="21"/>
-                <w:szCs w:val="21"/>
-                <w:lang w:val="id-ID" w:eastAsia="id-ID"/>
-              </w:rPr>
-              <w:t>${</w:t>
-            </w:r>
-            <w:r>
-              <w:rPr>
-                <w:rFonts w:ascii="Consolas" w:eastAsia="Times New Roman" w:hAnsi="Consolas" w:cs="Times New Roman"/>
-                <w:color w:val="D4D4D4"/>
-                <w:sz w:val="21"/>
-                <w:szCs w:val="21"/>
-                <w:lang w:val="id-ID" w:eastAsia="id-ID"/>
-              </w:rPr>
-              <w:t>id</w:t>
-            </w:r>
-            <w:r>
-              <w:rPr>
-                <w:rFonts w:ascii="Consolas" w:eastAsia="Times New Roman" w:hAnsi="Consolas" w:cs="Times New Roman"/>
-                <w:color w:val="569CD6"/>
-                <w:sz w:val="21"/>
-                <w:szCs w:val="21"/>
-                <w:lang w:val="id-ID" w:eastAsia="id-ID"/>
-              </w:rPr>
-              <w:t>}</w:t>
-            </w:r>
-            <w:r>
-              <w:rPr>
-                <w:rFonts w:ascii="Consolas" w:eastAsia="Times New Roman" w:hAnsi="Consolas" w:cs="Times New Roman"/>
-                <w:color w:val="CE9178"/>
-                <w:sz w:val="21"/>
-                <w:szCs w:val="21"/>
-                <w:lang w:val="id-ID" w:eastAsia="id-ID"/>
-              </w:rPr>
-              <w:t>...`</w:t>
-            </w:r>
-            <w:r>
-              <w:rPr>
-                <w:rFonts w:ascii="Consolas" w:eastAsia="Times New Roman" w:hAnsi="Consolas" w:cs="Times New Roman"/>
-                <w:color w:val="D4D4D4"/>
-                <w:sz w:val="21"/>
-                <w:szCs w:val="21"/>
-                <w:lang w:val="id-ID" w:eastAsia="id-ID"/>
-              </w:rPr>
-              <w:t>);</w:t>
-            </w:r>
-          </w:p>
-          <w:p>
-            <w:pPr>
-              <w:shd w:val="clear" w:color="auto" w:fill="1E1E1E"/>
-              <w:spacing w:line="285" w:lineRule="atLeast"/>
-              <w:rPr>
-                <w:rFonts w:ascii="Consolas" w:eastAsia="Times New Roman" w:hAnsi="Consolas" w:cs="Times New Roman"/>
-                <w:color w:val="D4D4D4"/>
-                <w:sz w:val="21"/>
-                <w:szCs w:val="21"/>
-                <w:lang w:val="id-ID" w:eastAsia="id-ID"/>
-              </w:rPr>
-            </w:pPr>
-            <w:r>
-              <w:rPr>
-                <w:rFonts w:ascii="Consolas" w:eastAsia="Times New Roman" w:hAnsi="Consolas" w:cs="Times New Roman"/>
-                <w:color w:val="D4D4D4"/>
-                <w:sz w:val="21"/>
-                <w:szCs w:val="21"/>
-                <w:lang w:val="id-ID" w:eastAsia="id-ID"/>
-              </w:rPr>
-              <w:t xml:space="preserve">        </w:t>
-            </w:r>
-            <w:r>
-              <w:rPr>
-                <w:rFonts w:ascii="Consolas" w:eastAsia="Times New Roman" w:hAnsi="Consolas" w:cs="Times New Roman"/>
-                <w:color w:val="569CD6"/>
-                <w:sz w:val="21"/>
-                <w:szCs w:val="21"/>
-                <w:lang w:val="id-ID" w:eastAsia="id-ID"/>
-              </w:rPr>
-              <w:t>const</w:t>
-            </w:r>
-            <w:r>
-              <w:rPr>
-                <w:rFonts w:ascii="Consolas" w:eastAsia="Times New Roman" w:hAnsi="Consolas" w:cs="Times New Roman"/>
-                <w:color w:val="D4D4D4"/>
-                <w:sz w:val="21"/>
-                <w:szCs w:val="21"/>
-                <w:lang w:val="id-ID" w:eastAsia="id-ID"/>
-              </w:rPr>
-              <w:t xml:space="preserve"> response = </w:t>
-            </w:r>
-            <w:r>
-              <w:rPr>
-                <w:rFonts w:ascii="Consolas" w:eastAsia="Times New Roman" w:hAnsi="Consolas" w:cs="Times New Roman"/>
-                <w:color w:val="569CD6"/>
-                <w:sz w:val="21"/>
-                <w:szCs w:val="21"/>
-                <w:lang w:val="id-ID" w:eastAsia="id-ID"/>
-              </w:rPr>
-              <w:t>await</w:t>
-            </w:r>
-            <w:r>
-              <w:rPr>
-                <w:rFonts w:ascii="Consolas" w:eastAsia="Times New Roman" w:hAnsi="Consolas" w:cs="Times New Roman"/>
-                <w:color w:val="D4D4D4"/>
-                <w:sz w:val="21"/>
-                <w:szCs w:val="21"/>
-                <w:lang w:val="id-ID" w:eastAsia="id-ID"/>
-              </w:rPr>
-              <w:t xml:space="preserve"> fetch(</w:t>
-            </w:r>
-            <w:r>
-              <w:rPr>
-                <w:rFonts w:ascii="Consolas" w:eastAsia="Times New Roman" w:hAnsi="Consolas" w:cs="Times New Roman"/>
-                <w:color w:val="CE9178"/>
-                <w:sz w:val="21"/>
-                <w:szCs w:val="21"/>
-                <w:lang w:val="id-ID" w:eastAsia="id-ID"/>
-              </w:rPr>
-              <w:t>`https://jsonplaceholder.typicode.com/users/</w:t>
-            </w:r>
-            <w:r>
-              <w:rPr>
-                <w:rFonts w:ascii="Consolas" w:eastAsia="Times New Roman" w:hAnsi="Consolas" w:cs="Times New Roman"/>
-                <w:color w:val="569CD6"/>
-                <w:sz w:val="21"/>
-                <w:szCs w:val="21"/>
-                <w:lang w:val="id-ID" w:eastAsia="id-ID"/>
-              </w:rPr>
-              <w:t>${</w:t>
-            </w:r>
-            <w:r>
-              <w:rPr>
-                <w:rFonts w:ascii="Consolas" w:eastAsia="Times New Roman" w:hAnsi="Consolas" w:cs="Times New Roman"/>
-                <w:color w:val="D4D4D4"/>
-                <w:sz w:val="21"/>
-                <w:szCs w:val="21"/>
-                <w:lang w:val="id-ID" w:eastAsia="id-ID"/>
-              </w:rPr>
-              <w:t>id</w:t>
-            </w:r>
-            <w:r>
-              <w:rPr>
-                <w:rFonts w:ascii="Consolas" w:eastAsia="Times New Roman" w:hAnsi="Consolas" w:cs="Times New Roman"/>
-                <w:color w:val="569CD6"/>
-                <w:sz w:val="21"/>
-                <w:szCs w:val="21"/>
-                <w:lang w:val="id-ID" w:eastAsia="id-ID"/>
-              </w:rPr>
-              <w:t>}</w:t>
-            </w:r>
-            <w:r>
-              <w:rPr>
-                <w:rFonts w:ascii="Consolas" w:eastAsia="Times New Roman" w:hAnsi="Consolas" w:cs="Times New Roman"/>
-                <w:color w:val="CE9178"/>
-                <w:sz w:val="21"/>
-                <w:szCs w:val="21"/>
-                <w:lang w:val="id-ID" w:eastAsia="id-ID"/>
-              </w:rPr>
-              <w:t>`</w:t>
-            </w:r>
-            <w:r>
-              <w:rPr>
-                <w:rFonts w:ascii="Consolas" w:eastAsia="Times New Roman" w:hAnsi="Consolas" w:cs="Times New Roman"/>
-                <w:color w:val="D4D4D4"/>
-                <w:sz w:val="21"/>
-                <w:szCs w:val="21"/>
-                <w:lang w:val="id-ID" w:eastAsia="id-ID"/>
-              </w:rPr>
-              <w:t>);</w:t>
-            </w:r>
-          </w:p>
-          <w:p>
-            <w:pPr>
-              <w:shd w:val="clear" w:color="auto" w:fill="1E1E1E"/>
-              <w:spacing w:line="285" w:lineRule="atLeast"/>
-              <w:rPr>
-                <w:rFonts w:ascii="Consolas" w:eastAsia="Times New Roman" w:hAnsi="Consolas" w:cs="Times New Roman"/>
-                <w:color w:val="D4D4D4"/>
-                <w:sz w:val="21"/>
-                <w:szCs w:val="21"/>
-                <w:lang w:val="id-ID" w:eastAsia="id-ID"/>
-              </w:rPr>
-            </w:pPr>
-            <w:r>
-              <w:rPr>
-                <w:rFonts w:ascii="Consolas" w:eastAsia="Times New Roman" w:hAnsi="Consolas" w:cs="Times New Roman"/>
-                <w:color w:val="D4D4D4"/>
-                <w:sz w:val="21"/>
-                <w:szCs w:val="21"/>
-                <w:lang w:val="id-ID" w:eastAsia="id-ID"/>
-              </w:rPr>
-              <w:t xml:space="preserve">        </w:t>
-            </w:r>
-            <w:r>
-              <w:rPr>
-                <w:rFonts w:ascii="Consolas" w:eastAsia="Times New Roman" w:hAnsi="Consolas" w:cs="Times New Roman"/>
-                <w:color w:val="569CD6"/>
-                <w:sz w:val="21"/>
-                <w:szCs w:val="21"/>
-                <w:lang w:val="id-ID" w:eastAsia="id-ID"/>
-              </w:rPr>
-              <w:t>if</w:t>
-            </w:r>
-            <w:r>
-              <w:rPr>
-                <w:rFonts w:ascii="Consolas" w:eastAsia="Times New Roman" w:hAnsi="Consolas" w:cs="Times New Roman"/>
-                <w:color w:val="D4D4D4"/>
-                <w:sz w:val="21"/>
-                <w:szCs w:val="21"/>
-                <w:lang w:val="id-ID" w:eastAsia="id-ID"/>
-              </w:rPr>
-              <w:t xml:space="preserve"> (!response.ok) {</w:t>
-            </w:r>
-          </w:p>
-          <w:p>
-            <w:pPr>
-              <w:shd w:val="clear" w:color="auto" w:fill="1E1E1E"/>
-              <w:spacing w:line="285" w:lineRule="atLeast"/>
-              <w:rPr>
-                <w:rFonts w:ascii="Consolas" w:eastAsia="Times New Roman" w:hAnsi="Consolas" w:cs="Times New Roman"/>
-                <w:color w:val="D4D4D4"/>
-                <w:sz w:val="21"/>
-                <w:szCs w:val="21"/>
-                <w:lang w:val="id-ID" w:eastAsia="id-ID"/>
-              </w:rPr>
-            </w:pPr>
-            <w:r>
-              <w:rPr>
-                <w:rFonts w:ascii="Consolas" w:eastAsia="Times New Roman" w:hAnsi="Consolas" w:cs="Times New Roman"/>
-                <w:color w:val="D4D4D4"/>
-                <w:sz w:val="21"/>
-                <w:szCs w:val="21"/>
-                <w:lang w:val="id-ID" w:eastAsia="id-ID"/>
-              </w:rPr>
-              <w:t xml:space="preserve">            </w:t>
-            </w:r>
-            <w:r>
-              <w:rPr>
-                <w:rFonts w:ascii="Consolas" w:eastAsia="Times New Roman" w:hAnsi="Consolas" w:cs="Times New Roman"/>
-                <w:color w:val="569CD6"/>
-                <w:sz w:val="21"/>
-                <w:szCs w:val="21"/>
-                <w:lang w:val="id-ID" w:eastAsia="id-ID"/>
-              </w:rPr>
-              <w:t>throw</w:t>
-            </w:r>
-            <w:r>
-              <w:rPr>
-                <w:rFonts w:ascii="Consolas" w:eastAsia="Times New Roman" w:hAnsi="Consolas" w:cs="Times New Roman"/>
-                <w:color w:val="D4D4D4"/>
-                <w:sz w:val="21"/>
-                <w:szCs w:val="21"/>
-                <w:lang w:val="id-ID" w:eastAsia="id-ID"/>
-              </w:rPr>
-              <w:t xml:space="preserve"> </w:t>
-            </w:r>
-            <w:r>
-              <w:rPr>
-                <w:rFonts w:ascii="Consolas" w:eastAsia="Times New Roman" w:hAnsi="Consolas" w:cs="Times New Roman"/>
-                <w:color w:val="569CD6"/>
-                <w:sz w:val="21"/>
-                <w:szCs w:val="21"/>
-                <w:lang w:val="id-ID" w:eastAsia="id-ID"/>
-              </w:rPr>
-              <w:t>new</w:t>
-            </w:r>
-            <w:r>
-              <w:rPr>
-                <w:rFonts w:ascii="Consolas" w:eastAsia="Times New Roman" w:hAnsi="Consolas" w:cs="Times New Roman"/>
-                <w:color w:val="D4D4D4"/>
-                <w:sz w:val="21"/>
-                <w:szCs w:val="21"/>
-                <w:lang w:val="id-ID" w:eastAsia="id-ID"/>
-              </w:rPr>
-              <w:t xml:space="preserve"> Error(</w:t>
-            </w:r>
-            <w:r>
-              <w:rPr>
-                <w:rFonts w:ascii="Consolas" w:eastAsia="Times New Roman" w:hAnsi="Consolas" w:cs="Times New Roman"/>
-                <w:color w:val="CE9178"/>
-                <w:sz w:val="21"/>
-                <w:szCs w:val="21"/>
-                <w:lang w:val="id-ID" w:eastAsia="id-ID"/>
-              </w:rPr>
-              <w:t>'Data tidak ditemukan'</w:t>
-            </w:r>
-            <w:r>
-              <w:rPr>
-                <w:rFonts w:ascii="Consolas" w:eastAsia="Times New Roman" w:hAnsi="Consolas" w:cs="Times New Roman"/>
-                <w:color w:val="D4D4D4"/>
-                <w:sz w:val="21"/>
-                <w:szCs w:val="21"/>
-                <w:lang w:val="id-ID" w:eastAsia="id-ID"/>
-              </w:rPr>
-              <w:t>);</w:t>
-            </w:r>
-          </w:p>
-          <w:p>
-            <w:pPr>
-              <w:shd w:val="clear" w:color="auto" w:fill="1E1E1E"/>
-              <w:spacing w:line="285" w:lineRule="atLeast"/>
-              <w:rPr>
-                <w:rFonts w:ascii="Consolas" w:eastAsia="Times New Roman" w:hAnsi="Consolas" w:cs="Times New Roman"/>
-                <w:color w:val="D4D4D4"/>
-                <w:sz w:val="21"/>
-                <w:szCs w:val="21"/>
-                <w:lang w:val="id-ID" w:eastAsia="id-ID"/>
-              </w:rPr>
-            </w:pPr>
-            <w:r>
-              <w:rPr>
-                <w:rFonts w:ascii="Consolas" w:eastAsia="Times New Roman" w:hAnsi="Consolas" w:cs="Times New Roman"/>
-                <w:color w:val="D4D4D4"/>
-                <w:sz w:val="21"/>
-                <w:szCs w:val="21"/>
-                <w:lang w:val="id-ID" w:eastAsia="id-ID"/>
-              </w:rPr>
-              <w:t>        }</w:t>
-            </w:r>
-          </w:p>
-          <w:p>
-            <w:pPr>
-              <w:shd w:val="clear" w:color="auto" w:fill="1E1E1E"/>
-              <w:spacing w:line="285" w:lineRule="atLeast"/>
-              <w:rPr>
-                <w:rFonts w:ascii="Consolas" w:eastAsia="Times New Roman" w:hAnsi="Consolas" w:cs="Times New Roman"/>
-                <w:color w:val="D4D4D4"/>
-                <w:sz w:val="21"/>
-                <w:szCs w:val="21"/>
-                <w:lang w:val="id-ID" w:eastAsia="id-ID"/>
-              </w:rPr>
-            </w:pPr>
-            <w:r>
-              <w:rPr>
-                <w:rFonts w:ascii="Consolas" w:eastAsia="Times New Roman" w:hAnsi="Consolas" w:cs="Times New Roman"/>
-                <w:color w:val="D4D4D4"/>
-                <w:sz w:val="21"/>
-                <w:szCs w:val="21"/>
-                <w:lang w:val="id-ID" w:eastAsia="id-ID"/>
-              </w:rPr>
-              <w:t xml:space="preserve">        </w:t>
-            </w:r>
-            <w:r>
-              <w:rPr>
-                <w:rFonts w:ascii="Consolas" w:eastAsia="Times New Roman" w:hAnsi="Consolas" w:cs="Times New Roman"/>
-                <w:color w:val="569CD6"/>
-                <w:sz w:val="21"/>
-                <w:szCs w:val="21"/>
-                <w:lang w:val="id-ID" w:eastAsia="id-ID"/>
-              </w:rPr>
-              <w:t>const</w:t>
-            </w:r>
-            <w:r>
-              <w:rPr>
-                <w:rFonts w:ascii="Consolas" w:eastAsia="Times New Roman" w:hAnsi="Consolas" w:cs="Times New Roman"/>
-                <w:color w:val="D4D4D4"/>
-                <w:sz w:val="21"/>
-                <w:szCs w:val="21"/>
-                <w:lang w:val="id-ID" w:eastAsia="id-ID"/>
-              </w:rPr>
-              <w:t xml:space="preserve"> data = </w:t>
-            </w:r>
-            <w:r>
-              <w:rPr>
-                <w:rFonts w:ascii="Consolas" w:eastAsia="Times New Roman" w:hAnsi="Consolas" w:cs="Times New Roman"/>
-                <w:color w:val="569CD6"/>
-                <w:sz w:val="21"/>
-                <w:szCs w:val="21"/>
-                <w:lang w:val="id-ID" w:eastAsia="id-ID"/>
-              </w:rPr>
-              <w:t>await</w:t>
-            </w:r>
-            <w:r>
-              <w:rPr>
-                <w:rFonts w:ascii="Consolas" w:eastAsia="Times New Roman" w:hAnsi="Consolas" w:cs="Times New Roman"/>
-                <w:color w:val="D4D4D4"/>
-                <w:sz w:val="21"/>
-                <w:szCs w:val="21"/>
-                <w:lang w:val="id-ID" w:eastAsia="id-ID"/>
-              </w:rPr>
-              <w:t xml:space="preserve"> response.json();</w:t>
-            </w:r>
-          </w:p>
-          <w:p>
-            <w:pPr>
-              <w:shd w:val="clear" w:color="auto" w:fill="1E1E1E"/>
-              <w:spacing w:line="285" w:lineRule="atLeast"/>
-              <w:rPr>
-                <w:rFonts w:ascii="Consolas" w:eastAsia="Times New Roman" w:hAnsi="Consolas" w:cs="Times New Roman"/>
-                <w:color w:val="D4D4D4"/>
-                <w:sz w:val="21"/>
-                <w:szCs w:val="21"/>
-                <w:lang w:val="id-ID" w:eastAsia="id-ID"/>
-              </w:rPr>
-            </w:pPr>
-            <w:r>
-              <w:rPr>
-                <w:rFonts w:ascii="Consolas" w:eastAsia="Times New Roman" w:hAnsi="Consolas" w:cs="Times New Roman"/>
-                <w:color w:val="D4D4D4"/>
-                <w:sz w:val="21"/>
-                <w:szCs w:val="21"/>
-                <w:lang w:val="id-ID" w:eastAsia="id-ID"/>
-              </w:rPr>
-              <w:t>        console.log(</w:t>
-            </w:r>
-            <w:r>
-              <w:rPr>
-                <w:rFonts w:ascii="Consolas" w:eastAsia="Times New Roman" w:hAnsi="Consolas" w:cs="Times New Roman"/>
-                <w:color w:val="CE9178"/>
-                <w:sz w:val="21"/>
-                <w:szCs w:val="21"/>
-                <w:lang w:val="id-ID" w:eastAsia="id-ID"/>
-              </w:rPr>
-              <w:t>"Ditemukan:"</w:t>
-            </w:r>
-            <w:r>
-              <w:rPr>
-                <w:rFonts w:ascii="Consolas" w:eastAsia="Times New Roman" w:hAnsi="Consolas" w:cs="Times New Roman"/>
-                <w:color w:val="D4D4D4"/>
-                <w:sz w:val="21"/>
-                <w:szCs w:val="21"/>
-                <w:lang w:val="id-ID" w:eastAsia="id-ID"/>
-              </w:rPr>
-              <w:t>, data);</w:t>
-            </w:r>
-          </w:p>
-          <w:p>
-            <w:pPr>
-              <w:shd w:val="clear" w:color="auto" w:fill="1E1E1E"/>
-              <w:spacing w:line="285" w:lineRule="atLeast"/>
-              <w:rPr>
-                <w:rFonts w:ascii="Consolas" w:eastAsia="Times New Roman" w:hAnsi="Consolas" w:cs="Times New Roman"/>
-                <w:color w:val="D4D4D4"/>
-                <w:sz w:val="21"/>
-                <w:szCs w:val="21"/>
-                <w:lang w:val="id-ID" w:eastAsia="id-ID"/>
-              </w:rPr>
-            </w:pPr>
-            <w:r>
-              <w:rPr>
-                <w:rFonts w:ascii="Consolas" w:eastAsia="Times New Roman" w:hAnsi="Consolas" w:cs="Times New Roman"/>
-                <w:color w:val="D4D4D4"/>
-                <w:sz w:val="21"/>
-                <w:szCs w:val="21"/>
-                <w:lang w:val="id-ID" w:eastAsia="id-ID"/>
-              </w:rPr>
-              <w:t>        alert(</w:t>
-            </w:r>
-            <w:r>
-              <w:rPr>
-                <w:rFonts w:ascii="Consolas" w:eastAsia="Times New Roman" w:hAnsi="Consolas" w:cs="Times New Roman"/>
-                <w:color w:val="CE9178"/>
-                <w:sz w:val="21"/>
-                <w:szCs w:val="21"/>
-                <w:lang w:val="id-ID" w:eastAsia="id-ID"/>
-              </w:rPr>
-              <w:t xml:space="preserve">`Ditemukan: </w:t>
-            </w:r>
-            <w:r>
-              <w:rPr>
-                <w:rFonts w:ascii="Consolas" w:eastAsia="Times New Roman" w:hAnsi="Consolas" w:cs="Times New Roman"/>
-                <w:color w:val="569CD6"/>
-                <w:sz w:val="21"/>
-                <w:szCs w:val="21"/>
-                <w:lang w:val="id-ID" w:eastAsia="id-ID"/>
-              </w:rPr>
-              <w:t>${</w:t>
-            </w:r>
-            <w:r>
-              <w:rPr>
-                <w:rFonts w:ascii="Consolas" w:eastAsia="Times New Roman" w:hAnsi="Consolas" w:cs="Times New Roman"/>
-                <w:color w:val="D4D4D4"/>
-                <w:sz w:val="21"/>
-                <w:szCs w:val="21"/>
-                <w:lang w:val="id-ID" w:eastAsia="id-ID"/>
-              </w:rPr>
-              <w:t>data.name</w:t>
-            </w:r>
-            <w:r>
-              <w:rPr>
-                <w:rFonts w:ascii="Consolas" w:eastAsia="Times New Roman" w:hAnsi="Consolas" w:cs="Times New Roman"/>
-                <w:color w:val="569CD6"/>
-                <w:sz w:val="21"/>
-                <w:szCs w:val="21"/>
-                <w:lang w:val="id-ID" w:eastAsia="id-ID"/>
-              </w:rPr>
-              <w:t>}</w:t>
-            </w:r>
-            <w:r>
-              <w:rPr>
-                <w:rFonts w:ascii="Consolas" w:eastAsia="Times New Roman" w:hAnsi="Consolas" w:cs="Times New Roman"/>
-                <w:color w:val="CE9178"/>
-                <w:sz w:val="21"/>
-                <w:szCs w:val="21"/>
-                <w:lang w:val="id-ID" w:eastAsia="id-ID"/>
-              </w:rPr>
-              <w:t xml:space="preserve"> - bekerja di </w:t>
-            </w:r>
-            <w:r>
-              <w:rPr>
-                <w:rFonts w:ascii="Consolas" w:eastAsia="Times New Roman" w:hAnsi="Consolas" w:cs="Times New Roman"/>
-                <w:color w:val="569CD6"/>
-                <w:sz w:val="21"/>
-                <w:szCs w:val="21"/>
-                <w:lang w:val="id-ID" w:eastAsia="id-ID"/>
-              </w:rPr>
-              <w:t>${</w:t>
-            </w:r>
-            <w:r>
-              <w:rPr>
-                <w:rFonts w:ascii="Consolas" w:eastAsia="Times New Roman" w:hAnsi="Consolas" w:cs="Times New Roman"/>
-                <w:color w:val="D4D4D4"/>
-                <w:sz w:val="21"/>
-                <w:szCs w:val="21"/>
-                <w:lang w:val="id-ID" w:eastAsia="id-ID"/>
-              </w:rPr>
-              <w:t>data.company.name</w:t>
-            </w:r>
-            <w:r>
-              <w:rPr>
-                <w:rFonts w:ascii="Consolas" w:eastAsia="Times New Roman" w:hAnsi="Consolas" w:cs="Times New Roman"/>
-                <w:color w:val="569CD6"/>
-                <w:sz w:val="21"/>
-                <w:szCs w:val="21"/>
-                <w:lang w:val="id-ID" w:eastAsia="id-ID"/>
-              </w:rPr>
-              <w:t>}</w:t>
-            </w:r>
-            <w:r>
-              <w:rPr>
-                <w:rFonts w:ascii="Consolas" w:eastAsia="Times New Roman" w:hAnsi="Consolas" w:cs="Times New Roman"/>
-                <w:color w:val="CE9178"/>
-                <w:sz w:val="21"/>
-                <w:szCs w:val="21"/>
-                <w:lang w:val="id-ID" w:eastAsia="id-ID"/>
-              </w:rPr>
-              <w:t>`</w:t>
-            </w:r>
-            <w:r>
-              <w:rPr>
-                <w:rFonts w:ascii="Consolas" w:eastAsia="Times New Roman" w:hAnsi="Consolas" w:cs="Times New Roman"/>
-                <w:color w:val="D4D4D4"/>
-                <w:sz w:val="21"/>
-                <w:szCs w:val="21"/>
-                <w:lang w:val="id-ID" w:eastAsia="id-ID"/>
-              </w:rPr>
-              <w:t>);</w:t>
-            </w:r>
-          </w:p>
-          <w:p>
-            <w:pPr>
-              <w:shd w:val="clear" w:color="auto" w:fill="1E1E1E"/>
-              <w:spacing w:line="285" w:lineRule="atLeast"/>
-              <w:rPr>
-                <w:rFonts w:ascii="Consolas" w:eastAsia="Times New Roman" w:hAnsi="Consolas" w:cs="Times New Roman"/>
-                <w:color w:val="D4D4D4"/>
-                <w:sz w:val="21"/>
-                <w:szCs w:val="21"/>
-                <w:lang w:val="id-ID" w:eastAsia="id-ID"/>
-              </w:rPr>
-            </w:pPr>
-            <w:r>
-              <w:rPr>
-                <w:rFonts w:ascii="Consolas" w:eastAsia="Times New Roman" w:hAnsi="Consolas" w:cs="Times New Roman"/>
-                <w:color w:val="D4D4D4"/>
-                <w:sz w:val="21"/>
-                <w:szCs w:val="21"/>
-                <w:lang w:val="id-ID" w:eastAsia="id-ID"/>
-              </w:rPr>
-              <w:t xml:space="preserve">    } </w:t>
-            </w:r>
-            <w:r>
-              <w:rPr>
-                <w:rFonts w:ascii="Consolas" w:eastAsia="Times New Roman" w:hAnsi="Consolas" w:cs="Times New Roman"/>
-                <w:color w:val="569CD6"/>
-                <w:sz w:val="21"/>
-                <w:szCs w:val="21"/>
-                <w:lang w:val="id-ID" w:eastAsia="id-ID"/>
-              </w:rPr>
-              <w:t>catch</w:t>
-            </w:r>
-            <w:r>
-              <w:rPr>
-                <w:rFonts w:ascii="Consolas" w:eastAsia="Times New Roman" w:hAnsi="Consolas" w:cs="Times New Roman"/>
-                <w:color w:val="D4D4D4"/>
-                <w:sz w:val="21"/>
-                <w:szCs w:val="21"/>
-                <w:lang w:val="id-ID" w:eastAsia="id-ID"/>
-              </w:rPr>
-              <w:t xml:space="preserve"> (error) {</w:t>
-            </w:r>
-          </w:p>
-          <w:p>
-            <w:pPr>
-              <w:shd w:val="clear" w:color="auto" w:fill="1E1E1E"/>
-              <w:spacing w:line="285" w:lineRule="atLeast"/>
-              <w:rPr>
-                <w:rFonts w:ascii="Consolas" w:eastAsia="Times New Roman" w:hAnsi="Consolas" w:cs="Times New Roman"/>
-                <w:color w:val="D4D4D4"/>
-                <w:sz w:val="21"/>
-                <w:szCs w:val="21"/>
-                <w:lang w:val="id-ID" w:eastAsia="id-ID"/>
-              </w:rPr>
-            </w:pPr>
-            <w:r>
-              <w:rPr>
-                <w:rFonts w:ascii="Consolas" w:eastAsia="Times New Roman" w:hAnsi="Consolas" w:cs="Times New Roman"/>
-                <w:color w:val="D4D4D4"/>
-                <w:sz w:val="21"/>
-                <w:szCs w:val="21"/>
-                <w:lang w:val="id-ID" w:eastAsia="id-ID"/>
-              </w:rPr>
-              <w:t>        console.error(error);</w:t>
-            </w:r>
-          </w:p>
-          <w:p>
-            <w:pPr>
-              <w:shd w:val="clear" w:color="auto" w:fill="1E1E1E"/>
-              <w:spacing w:line="285" w:lineRule="atLeast"/>
-              <w:rPr>
-                <w:rFonts w:ascii="Consolas" w:eastAsia="Times New Roman" w:hAnsi="Consolas" w:cs="Times New Roman"/>
-                <w:color w:val="D4D4D4"/>
-                <w:sz w:val="21"/>
-                <w:szCs w:val="21"/>
-                <w:lang w:val="id-ID" w:eastAsia="id-ID"/>
-              </w:rPr>
-            </w:pPr>
-            <w:r>
-              <w:rPr>
-                <w:rFonts w:ascii="Consolas" w:eastAsia="Times New Roman" w:hAnsi="Consolas" w:cs="Times New Roman"/>
-                <w:color w:val="D4D4D4"/>
-                <w:sz w:val="21"/>
-                <w:szCs w:val="21"/>
-                <w:lang w:val="id-ID" w:eastAsia="id-ID"/>
-              </w:rPr>
-              <w:t>        alert(error.message);</w:t>
-            </w:r>
-          </w:p>
-          <w:p>
-            <w:pPr>
-              <w:shd w:val="clear" w:color="auto" w:fill="1E1E1E"/>
-              <w:spacing w:line="285" w:lineRule="atLeast"/>
-              <w:rPr>
-                <w:rFonts w:ascii="Consolas" w:eastAsia="Times New Roman" w:hAnsi="Consolas" w:cs="Times New Roman"/>
-                <w:color w:val="D4D4D4"/>
-                <w:sz w:val="21"/>
-                <w:szCs w:val="21"/>
-                <w:lang w:val="id-ID" w:eastAsia="id-ID"/>
-              </w:rPr>
-            </w:pPr>
-            <w:r>
-              <w:rPr>
-                <w:rFonts w:ascii="Consolas" w:eastAsia="Times New Roman" w:hAnsi="Consolas" w:cs="Times New Roman"/>
-                <w:color w:val="D4D4D4"/>
-                <w:sz w:val="21"/>
-                <w:szCs w:val="21"/>
-                <w:lang w:val="id-ID" w:eastAsia="id-ID"/>
-              </w:rPr>
-              <w:t>    }</w:t>
-            </w:r>
-          </w:p>
-          <w:p>
-            <w:pPr>
-              <w:shd w:val="clear" w:color="auto" w:fill="1E1E1E"/>
-              <w:spacing w:line="285" w:lineRule="atLeast"/>
-              <w:rPr>
-                <w:rFonts w:ascii="Consolas" w:eastAsia="Times New Roman" w:hAnsi="Consolas" w:cs="Times New Roman"/>
-                <w:color w:val="D4D4D4"/>
-                <w:sz w:val="21"/>
-                <w:szCs w:val="21"/>
-                <w:lang w:val="id-ID" w:eastAsia="id-ID"/>
-              </w:rPr>
-            </w:pPr>
-            <w:r>
-              <w:rPr>
-                <w:rFonts w:ascii="Consolas" w:eastAsia="Times New Roman" w:hAnsi="Consolas" w:cs="Times New Roman"/>
-                <w:color w:val="D4D4D4"/>
-                <w:sz w:val="21"/>
-                <w:szCs w:val="21"/>
-                <w:lang w:val="id-ID" w:eastAsia="id-ID"/>
-              </w:rPr>
-              <w:t>}</w:t>
-            </w:r>
-          </w:p>
-          <w:p>
-            <w:pPr>
-              <w:shd w:val="clear" w:color="auto" w:fill="1E1E1E"/>
-              <w:spacing w:line="285" w:lineRule="atLeast"/>
-              <w:rPr>
-                <w:rFonts w:ascii="Consolas" w:eastAsia="Times New Roman" w:hAnsi="Consolas" w:cs="Times New Roman"/>
-                <w:color w:val="D4D4D4"/>
-                <w:sz w:val="21"/>
-                <w:szCs w:val="21"/>
-                <w:lang w:val="id-ID" w:eastAsia="id-ID"/>
-              </w:rPr>
-            </w:pPr>
-            <w:r>
-              <w:rPr>
-                <w:rFonts w:ascii="Consolas" w:eastAsia="Times New Roman" w:hAnsi="Consolas" w:cs="Times New Roman"/>
-                <w:color w:val="569CD6"/>
-                <w:sz w:val="21"/>
-                <w:szCs w:val="21"/>
-                <w:lang w:val="id-ID" w:eastAsia="id-ID"/>
-              </w:rPr>
-              <w:t>const</w:t>
-            </w:r>
-            <w:r>
-              <w:rPr>
-                <w:rFonts w:ascii="Consolas" w:eastAsia="Times New Roman" w:hAnsi="Consolas" w:cs="Times New Roman"/>
-                <w:color w:val="D4D4D4"/>
-                <w:sz w:val="21"/>
-                <w:szCs w:val="21"/>
-                <w:lang w:val="id-ID" w:eastAsia="id-ID"/>
-              </w:rPr>
-              <w:t xml:space="preserve"> btnTambah = document.getElementById(</w:t>
-            </w:r>
-            <w:r>
-              <w:rPr>
-                <w:rFonts w:ascii="Consolas" w:eastAsia="Times New Roman" w:hAnsi="Consolas" w:cs="Times New Roman"/>
-                <w:color w:val="CE9178"/>
-                <w:sz w:val="21"/>
-                <w:szCs w:val="21"/>
-                <w:lang w:val="id-ID" w:eastAsia="id-ID"/>
-              </w:rPr>
-              <w:t>'btnTambah'</w:t>
-            </w:r>
-            <w:r>
-              <w:rPr>
-                <w:rFonts w:ascii="Consolas" w:eastAsia="Times New Roman" w:hAnsi="Consolas" w:cs="Times New Roman"/>
-                <w:color w:val="D4D4D4"/>
-                <w:sz w:val="21"/>
-                <w:szCs w:val="21"/>
-                <w:lang w:val="id-ID" w:eastAsia="id-ID"/>
-              </w:rPr>
-              <w:t>);</w:t>
-            </w:r>
-          </w:p>
-          <w:p>
-            <w:pPr>
-              <w:shd w:val="clear" w:color="auto" w:fill="1E1E1E"/>
-              <w:spacing w:line="285" w:lineRule="atLeast"/>
-              <w:rPr>
-                <w:rFonts w:ascii="Consolas" w:eastAsia="Times New Roman" w:hAnsi="Consolas" w:cs="Times New Roman"/>
-                <w:color w:val="D4D4D4"/>
-                <w:sz w:val="21"/>
-                <w:szCs w:val="21"/>
-                <w:lang w:val="id-ID" w:eastAsia="id-ID"/>
-              </w:rPr>
-            </w:pPr>
-          </w:p>
-          <w:p>
-            <w:pPr>
-              <w:shd w:val="clear" w:color="auto" w:fill="1E1E1E"/>
-              <w:spacing w:line="285" w:lineRule="atLeast"/>
-              <w:rPr>
-                <w:rFonts w:ascii="Consolas" w:eastAsia="Times New Roman" w:hAnsi="Consolas" w:cs="Times New Roman"/>
-                <w:color w:val="D4D4D4"/>
-                <w:sz w:val="21"/>
-                <w:szCs w:val="21"/>
-                <w:lang w:val="id-ID" w:eastAsia="id-ID"/>
-              </w:rPr>
-            </w:pPr>
-            <w:r>
-              <w:rPr>
-                <w:rFonts w:ascii="Consolas" w:eastAsia="Times New Roman" w:hAnsi="Consolas" w:cs="Times New Roman"/>
-                <w:color w:val="D4D4D4"/>
-                <w:sz w:val="21"/>
-                <w:szCs w:val="21"/>
-                <w:lang w:val="id-ID" w:eastAsia="id-ID"/>
-              </w:rPr>
-              <w:t>btnTambah.addEventListener(</w:t>
-            </w:r>
-            <w:r>
-              <w:rPr>
-                <w:rFonts w:ascii="Consolas" w:eastAsia="Times New Roman" w:hAnsi="Consolas" w:cs="Times New Roman"/>
-                <w:color w:val="CE9178"/>
-                <w:sz w:val="21"/>
-                <w:szCs w:val="21"/>
-                <w:lang w:val="id-ID" w:eastAsia="id-ID"/>
-              </w:rPr>
-              <w:t>'click'</w:t>
-            </w:r>
-            <w:r>
-              <w:rPr>
-                <w:rFonts w:ascii="Consolas" w:eastAsia="Times New Roman" w:hAnsi="Consolas" w:cs="Times New Roman"/>
-                <w:color w:val="D4D4D4"/>
-                <w:sz w:val="21"/>
-                <w:szCs w:val="21"/>
-                <w:lang w:val="id-ID" w:eastAsia="id-ID"/>
-              </w:rPr>
-              <w:t xml:space="preserve">, </w:t>
-            </w:r>
-            <w:r>
-              <w:rPr>
-                <w:rFonts w:ascii="Consolas" w:eastAsia="Times New Roman" w:hAnsi="Consolas" w:cs="Times New Roman"/>
-                <w:color w:val="569CD6"/>
-                <w:sz w:val="21"/>
-                <w:szCs w:val="21"/>
-                <w:lang w:val="id-ID" w:eastAsia="id-ID"/>
-              </w:rPr>
-              <w:t>function</w:t>
-            </w:r>
-            <w:r>
-              <w:rPr>
-                <w:rFonts w:ascii="Consolas" w:eastAsia="Times New Roman" w:hAnsi="Consolas" w:cs="Times New Roman"/>
-                <w:color w:val="D4D4D4"/>
-                <w:sz w:val="21"/>
-                <w:szCs w:val="21"/>
-                <w:lang w:val="id-ID" w:eastAsia="id-ID"/>
-              </w:rPr>
-              <w:t>() {</w:t>
-            </w:r>
-          </w:p>
-          <w:p>
-            <w:pPr>
-              <w:shd w:val="clear" w:color="auto" w:fill="1E1E1E"/>
-              <w:spacing w:line="285" w:lineRule="atLeast"/>
-              <w:rPr>
-                <w:rFonts w:ascii="Consolas" w:eastAsia="Times New Roman" w:hAnsi="Consolas" w:cs="Times New Roman"/>
-                <w:color w:val="D4D4D4"/>
-                <w:sz w:val="21"/>
-                <w:szCs w:val="21"/>
-                <w:lang w:val="id-ID" w:eastAsia="id-ID"/>
-              </w:rPr>
-            </w:pPr>
-            <w:r>
-              <w:rPr>
-                <w:rFonts w:ascii="Consolas" w:eastAsia="Times New Roman" w:hAnsi="Consolas" w:cs="Times New Roman"/>
-                <w:color w:val="D4D4D4"/>
-                <w:sz w:val="21"/>
-                <w:szCs w:val="21"/>
-                <w:lang w:val="id-ID" w:eastAsia="id-ID"/>
-              </w:rPr>
-              <w:t xml:space="preserve">    </w:t>
-            </w:r>
-            <w:r>
-              <w:rPr>
-                <w:rFonts w:ascii="Consolas" w:eastAsia="Times New Roman" w:hAnsi="Consolas" w:cs="Times New Roman"/>
-                <w:color w:val="569CD6"/>
-                <w:sz w:val="21"/>
-                <w:szCs w:val="21"/>
-                <w:lang w:val="id-ID" w:eastAsia="id-ID"/>
-              </w:rPr>
-              <w:t>const</w:t>
-            </w:r>
-            <w:r>
-              <w:rPr>
-                <w:rFonts w:ascii="Consolas" w:eastAsia="Times New Roman" w:hAnsi="Consolas" w:cs="Times New Roman"/>
-                <w:color w:val="D4D4D4"/>
-                <w:sz w:val="21"/>
-                <w:szCs w:val="21"/>
-                <w:lang w:val="id-ID" w:eastAsia="id-ID"/>
-              </w:rPr>
-              <w:t xml:space="preserve"> dataBaru = {</w:t>
-            </w:r>
-          </w:p>
-          <w:p>
-            <w:pPr>
-              <w:shd w:val="clear" w:color="auto" w:fill="1E1E1E"/>
-              <w:spacing w:line="285" w:lineRule="atLeast"/>
-              <w:rPr>
-                <w:rFonts w:ascii="Consolas" w:eastAsia="Times New Roman" w:hAnsi="Consolas" w:cs="Times New Roman"/>
-                <w:color w:val="D4D4D4"/>
-                <w:sz w:val="21"/>
-                <w:szCs w:val="21"/>
-                <w:lang w:val="id-ID" w:eastAsia="id-ID"/>
-              </w:rPr>
-            </w:pPr>
-            <w:r>
-              <w:rPr>
-                <w:rFonts w:ascii="Consolas" w:eastAsia="Times New Roman" w:hAnsi="Consolas" w:cs="Times New Roman"/>
-                <w:color w:val="D4D4D4"/>
-                <w:sz w:val="21"/>
-                <w:szCs w:val="21"/>
-                <w:lang w:val="id-ID" w:eastAsia="id-ID"/>
-              </w:rPr>
-              <w:t xml:space="preserve">        name: </w:t>
-            </w:r>
-            <w:r>
-              <w:rPr>
-                <w:rFonts w:ascii="Consolas" w:eastAsia="Times New Roman" w:hAnsi="Consolas" w:cs="Times New Roman"/>
-                <w:color w:val="CE9178"/>
-                <w:sz w:val="21"/>
-                <w:szCs w:val="21"/>
-                <w:lang w:val="id-ID" w:eastAsia="id-ID"/>
-              </w:rPr>
-              <w:t>'Abraham Musa (Teknik Industri)'</w:t>
-            </w:r>
-            <w:r>
-              <w:rPr>
-                <w:rFonts w:ascii="Consolas" w:eastAsia="Times New Roman" w:hAnsi="Consolas" w:cs="Times New Roman"/>
-                <w:color w:val="D4D4D4"/>
-                <w:sz w:val="21"/>
-                <w:szCs w:val="21"/>
-                <w:lang w:val="id-ID" w:eastAsia="id-ID"/>
-              </w:rPr>
-              <w:t>,</w:t>
-            </w:r>
-          </w:p>
-          <w:p>
-            <w:pPr>
-              <w:shd w:val="clear" w:color="auto" w:fill="1E1E1E"/>
-              <w:spacing w:line="285" w:lineRule="atLeast"/>
-              <w:rPr>
-                <w:rFonts w:ascii="Consolas" w:eastAsia="Times New Roman" w:hAnsi="Consolas" w:cs="Times New Roman"/>
-                <w:color w:val="D4D4D4"/>
-                <w:sz w:val="21"/>
-                <w:szCs w:val="21"/>
-                <w:lang w:val="id-ID" w:eastAsia="id-ID"/>
-              </w:rPr>
-            </w:pPr>
-            <w:r>
-              <w:rPr>
-                <w:rFonts w:ascii="Consolas" w:eastAsia="Times New Roman" w:hAnsi="Consolas" w:cs="Times New Roman"/>
-                <w:color w:val="D4D4D4"/>
-                <w:sz w:val="21"/>
-                <w:szCs w:val="21"/>
-                <w:lang w:val="id-ID" w:eastAsia="id-ID"/>
-              </w:rPr>
-              <w:t xml:space="preserve">        email: </w:t>
-            </w:r>
-            <w:r>
-              <w:rPr>
-                <w:rFonts w:ascii="Consolas" w:eastAsia="Times New Roman" w:hAnsi="Consolas" w:cs="Times New Roman"/>
-                <w:color w:val="CE9178"/>
-                <w:sz w:val="21"/>
-                <w:szCs w:val="21"/>
-                <w:lang w:val="id-ID" w:eastAsia="id-ID"/>
-              </w:rPr>
-              <w:t>'musa.abraham@tekind.ac.id'</w:t>
-            </w:r>
-            <w:r>
-              <w:rPr>
-                <w:rFonts w:ascii="Consolas" w:eastAsia="Times New Roman" w:hAnsi="Consolas" w:cs="Times New Roman"/>
-                <w:color w:val="D4D4D4"/>
-                <w:sz w:val="21"/>
-                <w:szCs w:val="21"/>
-                <w:lang w:val="id-ID" w:eastAsia="id-ID"/>
-              </w:rPr>
-              <w:t>,</w:t>
-            </w:r>
-          </w:p>
-          <w:p>
-            <w:pPr>
-              <w:shd w:val="clear" w:color="auto" w:fill="1E1E1E"/>
-              <w:spacing w:line="285" w:lineRule="atLeast"/>
-              <w:rPr>
-                <w:rFonts w:ascii="Consolas" w:eastAsia="Times New Roman" w:hAnsi="Consolas" w:cs="Times New Roman"/>
-                <w:color w:val="D4D4D4"/>
-                <w:sz w:val="21"/>
-                <w:szCs w:val="21"/>
-                <w:lang w:val="id-ID" w:eastAsia="id-ID"/>
-              </w:rPr>
-            </w:pPr>
-            <w:r>
-              <w:rPr>
-                <w:rFonts w:ascii="Consolas" w:eastAsia="Times New Roman" w:hAnsi="Consolas" w:cs="Times New Roman"/>
-                <w:color w:val="D4D4D4"/>
-                <w:sz w:val="21"/>
-                <w:szCs w:val="21"/>
-                <w:lang w:val="id-ID" w:eastAsia="id-ID"/>
-              </w:rPr>
-              <w:t>        company: {</w:t>
-            </w:r>
-          </w:p>
-          <w:p>
-            <w:pPr>
-              <w:shd w:val="clear" w:color="auto" w:fill="1E1E1E"/>
-              <w:spacing w:line="285" w:lineRule="atLeast"/>
-              <w:rPr>
-                <w:rFonts w:ascii="Consolas" w:eastAsia="Times New Roman" w:hAnsi="Consolas" w:cs="Times New Roman"/>
-                <w:color w:val="D4D4D4"/>
-                <w:sz w:val="21"/>
-                <w:szCs w:val="21"/>
-                <w:lang w:val="id-ID" w:eastAsia="id-ID"/>
-              </w:rPr>
-            </w:pPr>
-            <w:r>
-              <w:rPr>
-                <w:rFonts w:ascii="Consolas" w:eastAsia="Times New Roman" w:hAnsi="Consolas" w:cs="Times New Roman"/>
-                <w:color w:val="D4D4D4"/>
-                <w:sz w:val="21"/>
-                <w:szCs w:val="21"/>
-                <w:lang w:val="id-ID" w:eastAsia="id-ID"/>
-              </w:rPr>
-              <w:t xml:space="preserve">            name: </w:t>
-            </w:r>
-            <w:r>
-              <w:rPr>
-                <w:rFonts w:ascii="Consolas" w:eastAsia="Times New Roman" w:hAnsi="Consolas" w:cs="Times New Roman"/>
-                <w:color w:val="CE9178"/>
-                <w:sz w:val="21"/>
-                <w:szCs w:val="21"/>
-                <w:lang w:val="id-ID" w:eastAsia="id-ID"/>
-              </w:rPr>
               <w:t>'PT. Manufaktur Maju'</w:t>
             </w:r>
           </w:p>
@@ -20910,53 +20879,53 @@
                 <w:szCs w:val="21"/>
                 <w:lang w:val="id-ID" w:eastAsia="id-ID"/>
               </w:rPr>
+              <w:t>        },</w:t>
+            </w:r>
+          </w:p>
+          <w:p>
+            <w:pPr>
+              <w:shd w:val="clear" w:color="auto" w:fill="1E1E1E"/>
+              <w:spacing w:line="285" w:lineRule="atLeast"/>
+              <w:rPr>
+                <w:rFonts w:ascii="Consolas" w:eastAsia="Times New Roman" w:hAnsi="Consolas" w:cs="Times New Roman"/>
+                <w:color w:val="D4D4D4"/>
+                <w:sz w:val="21"/>
+                <w:szCs w:val="21"/>
+                <w:lang w:val="id-ID" w:eastAsia="id-ID"/>
+              </w:rPr>
+            </w:pPr>
+            <w:r>
+              <w:rPr>
+                <w:rFonts w:ascii="Consolas" w:eastAsia="Times New Roman" w:hAnsi="Consolas" w:cs="Times New Roman"/>
+                <w:color w:val="D4D4D4"/>
+                <w:sz w:val="21"/>
+                <w:szCs w:val="21"/>
+                <w:lang w:val="id-ID" w:eastAsia="id-ID"/>
+              </w:rPr>
+              <w:t>        address: {</w:t>
+            </w:r>
+          </w:p>
+          <w:p>
+            <w:pPr>
+              <w:shd w:val="clear" w:color="auto" w:fill="1E1E1E"/>
+              <w:spacing w:line="285" w:lineRule="atLeast"/>
+              <w:rPr>
+                <w:rFonts w:ascii="Consolas" w:eastAsia="Times New Roman" w:hAnsi="Consolas" w:cs="Times New Roman"/>
+                <w:color w:val="D4D4D4"/>
+                <w:sz w:val="21"/>
+                <w:szCs w:val="21"/>
+                <w:lang w:val="id-ID" w:eastAsia="id-ID"/>
+              </w:rPr>
+            </w:pPr>
+            <w:r>
+              <w:rPr>
+                <w:rFonts w:ascii="Consolas" w:eastAsia="Times New Roman" w:hAnsi="Consolas" w:cs="Times New Roman"/>
+                <w:color w:val="D4D4D4"/>
+                <w:sz w:val="21"/>
+                <w:szCs w:val="21"/>
+                <w:lang w:val="id-ID" w:eastAsia="id-ID"/>
+              </w:rPr>
               <w:lastRenderedPageBreak/>
-              <w:t>        },</w:t>
-            </w:r>
-          </w:p>
-          <w:p>
-            <w:pPr>
-              <w:shd w:val="clear" w:color="auto" w:fill="1E1E1E"/>
-              <w:spacing w:line="285" w:lineRule="atLeast"/>
-              <w:rPr>
-                <w:rFonts w:ascii="Consolas" w:eastAsia="Times New Roman" w:hAnsi="Consolas" w:cs="Times New Roman"/>
-                <w:color w:val="D4D4D4"/>
-                <w:sz w:val="21"/>
-                <w:szCs w:val="21"/>
-                <w:lang w:val="id-ID" w:eastAsia="id-ID"/>
-              </w:rPr>
-            </w:pPr>
-            <w:r>
-              <w:rPr>
-                <w:rFonts w:ascii="Consolas" w:eastAsia="Times New Roman" w:hAnsi="Consolas" w:cs="Times New Roman"/>
-                <w:color w:val="D4D4D4"/>
-                <w:sz w:val="21"/>
-                <w:szCs w:val="21"/>
-                <w:lang w:val="id-ID" w:eastAsia="id-ID"/>
-              </w:rPr>
-              <w:t>        address: {</w:t>
-            </w:r>
-          </w:p>
-          <w:p>
-            <w:pPr>
-              <w:shd w:val="clear" w:color="auto" w:fill="1E1E1E"/>
-              <w:spacing w:line="285" w:lineRule="atLeast"/>
-              <w:rPr>
-                <w:rFonts w:ascii="Consolas" w:eastAsia="Times New Roman" w:hAnsi="Consolas" w:cs="Times New Roman"/>
-                <w:color w:val="D4D4D4"/>
-                <w:sz w:val="21"/>
-                <w:szCs w:val="21"/>
-                <w:lang w:val="id-ID" w:eastAsia="id-ID"/>
-              </w:rPr>
-            </w:pPr>
-            <w:r>
-              <w:rPr>
-                <w:rFonts w:ascii="Consolas" w:eastAsia="Times New Roman" w:hAnsi="Consolas" w:cs="Times New Roman"/>
-                <w:color w:val="D4D4D4"/>
-                <w:sz w:val="21"/>
-                <w:szCs w:val="21"/>
-                <w:lang w:val="id-ID" w:eastAsia="id-ID"/>
-              </w:rPr>
               <w:t xml:space="preserve">            city: </w:t>
             </w:r>
             <w:r>
@@ -22521,6 +22490,7 @@
           <w:sz w:val="22"/>
           <w:szCs w:val="22"/>
         </w:rPr>
+        <w:lastRenderedPageBreak/>
         <w:t xml:space="preserve">F.2 Latihan 2 – </w:t>
       </w:r>
       <w:r>
@@ -25683,7 +25653,6 @@
                 <w:szCs w:val="21"/>
                 <w:lang w:val="id-ID" w:eastAsia="id-ID"/>
               </w:rPr>
-              <w:lastRenderedPageBreak/>
               <w:t>&lt;/</w:t>
             </w:r>
             <w:r>
@@ -25737,6 +25706,7 @@
           <w:sz w:val="22"/>
           <w:szCs w:val="22"/>
         </w:rPr>
+        <w:lastRenderedPageBreak/>
         <w:t>Jawaban</w:t>
       </w:r>
       <w:proofErr w:type="spellEnd"/>
@@ -27244,8 +27214,342 @@
                 <w:szCs w:val="21"/>
                 <w:lang w:val="id-ID" w:eastAsia="id-ID"/>
               </w:rPr>
+              <w:t xml:space="preserve">            container.innerHTML = </w:t>
+            </w:r>
+            <w:r>
+              <w:rPr>
+                <w:rFonts w:ascii="Consolas" w:eastAsia="Times New Roman" w:hAnsi="Consolas" w:cs="Times New Roman"/>
+                <w:color w:val="CE9178"/>
+                <w:sz w:val="21"/>
+                <w:szCs w:val="21"/>
+                <w:lang w:val="id-ID" w:eastAsia="id-ID"/>
+              </w:rPr>
+              <w:t xml:space="preserve">`&lt;div class="alert alert-danger"&gt;Error: </w:t>
+            </w:r>
+            <w:r>
+              <w:rPr>
+                <w:rFonts w:ascii="Consolas" w:eastAsia="Times New Roman" w:hAnsi="Consolas" w:cs="Times New Roman"/>
+                <w:color w:val="569CD6"/>
+                <w:sz w:val="21"/>
+                <w:szCs w:val="21"/>
+                <w:lang w:val="id-ID" w:eastAsia="id-ID"/>
+              </w:rPr>
+              <w:t>${</w:t>
+            </w:r>
+            <w:r>
+              <w:rPr>
+                <w:rFonts w:ascii="Consolas" w:eastAsia="Times New Roman" w:hAnsi="Consolas" w:cs="Times New Roman"/>
+                <w:color w:val="D4D4D4"/>
+                <w:sz w:val="21"/>
+                <w:szCs w:val="21"/>
+                <w:lang w:val="id-ID" w:eastAsia="id-ID"/>
+              </w:rPr>
+              <w:t>error.message</w:t>
+            </w:r>
+            <w:r>
+              <w:rPr>
+                <w:rFonts w:ascii="Consolas" w:eastAsia="Times New Roman" w:hAnsi="Consolas" w:cs="Times New Roman"/>
+                <w:color w:val="569CD6"/>
+                <w:sz w:val="21"/>
+                <w:szCs w:val="21"/>
+                <w:lang w:val="id-ID" w:eastAsia="id-ID"/>
+              </w:rPr>
+              <w:t>}</w:t>
+            </w:r>
+            <w:r>
+              <w:rPr>
+                <w:rFonts w:ascii="Consolas" w:eastAsia="Times New Roman" w:hAnsi="Consolas" w:cs="Times New Roman"/>
+                <w:color w:val="CE9178"/>
+                <w:sz w:val="21"/>
+                <w:szCs w:val="21"/>
+                <w:lang w:val="id-ID" w:eastAsia="id-ID"/>
+              </w:rPr>
+              <w:t>&lt;/div&gt;`</w:t>
+            </w:r>
+            <w:r>
+              <w:rPr>
+                <w:rFonts w:ascii="Consolas" w:eastAsia="Times New Roman" w:hAnsi="Consolas" w:cs="Times New Roman"/>
+                <w:color w:val="D4D4D4"/>
+                <w:sz w:val="21"/>
+                <w:szCs w:val="21"/>
+                <w:lang w:val="id-ID" w:eastAsia="id-ID"/>
+              </w:rPr>
+              <w:t>;</w:t>
+            </w:r>
+          </w:p>
+          <w:p>
+            <w:pPr>
+              <w:shd w:val="clear" w:color="auto" w:fill="1E1E1E"/>
+              <w:spacing w:line="285" w:lineRule="atLeast"/>
+              <w:rPr>
+                <w:rFonts w:ascii="Consolas" w:eastAsia="Times New Roman" w:hAnsi="Consolas" w:cs="Times New Roman"/>
+                <w:color w:val="D4D4D4"/>
+                <w:sz w:val="21"/>
+                <w:szCs w:val="21"/>
+                <w:lang w:val="id-ID" w:eastAsia="id-ID"/>
+              </w:rPr>
+            </w:pPr>
+            <w:r>
+              <w:rPr>
+                <w:rFonts w:ascii="Consolas" w:eastAsia="Times New Roman" w:hAnsi="Consolas" w:cs="Times New Roman"/>
+                <w:color w:val="D4D4D4"/>
+                <w:sz w:val="21"/>
+                <w:szCs w:val="21"/>
+                <w:lang w:val="id-ID" w:eastAsia="id-ID"/>
+              </w:rPr>
+              <w:t>        })</w:t>
+            </w:r>
+          </w:p>
+          <w:p>
+            <w:pPr>
+              <w:shd w:val="clear" w:color="auto" w:fill="1E1E1E"/>
+              <w:spacing w:line="285" w:lineRule="atLeast"/>
+              <w:rPr>
+                <w:rFonts w:ascii="Consolas" w:eastAsia="Times New Roman" w:hAnsi="Consolas" w:cs="Times New Roman"/>
+                <w:color w:val="D4D4D4"/>
+                <w:sz w:val="21"/>
+                <w:szCs w:val="21"/>
+                <w:lang w:val="id-ID" w:eastAsia="id-ID"/>
+              </w:rPr>
+            </w:pPr>
+            <w:r>
+              <w:rPr>
+                <w:rFonts w:ascii="Consolas" w:eastAsia="Times New Roman" w:hAnsi="Consolas" w:cs="Times New Roman"/>
+                <w:color w:val="D4D4D4"/>
+                <w:sz w:val="21"/>
+                <w:szCs w:val="21"/>
+                <w:lang w:val="id-ID" w:eastAsia="id-ID"/>
+              </w:rPr>
+              <w:t>        .finally(</w:t>
+            </w:r>
+            <w:r>
+              <w:rPr>
+                <w:rFonts w:ascii="Consolas" w:eastAsia="Times New Roman" w:hAnsi="Consolas" w:cs="Times New Roman"/>
+                <w:color w:val="569CD6"/>
+                <w:sz w:val="21"/>
+                <w:szCs w:val="21"/>
+                <w:lang w:val="id-ID" w:eastAsia="id-ID"/>
+              </w:rPr>
+              <w:t>function</w:t>
+            </w:r>
+            <w:r>
+              <w:rPr>
+                <w:rFonts w:ascii="Consolas" w:eastAsia="Times New Roman" w:hAnsi="Consolas" w:cs="Times New Roman"/>
+                <w:color w:val="D4D4D4"/>
+                <w:sz w:val="21"/>
+                <w:szCs w:val="21"/>
+                <w:lang w:val="id-ID" w:eastAsia="id-ID"/>
+              </w:rPr>
+              <w:t>() {</w:t>
+            </w:r>
+          </w:p>
+          <w:p>
+            <w:pPr>
+              <w:shd w:val="clear" w:color="auto" w:fill="1E1E1E"/>
+              <w:spacing w:line="285" w:lineRule="atLeast"/>
+              <w:rPr>
+                <w:rFonts w:ascii="Consolas" w:eastAsia="Times New Roman" w:hAnsi="Consolas" w:cs="Times New Roman"/>
+                <w:color w:val="D4D4D4"/>
+                <w:sz w:val="21"/>
+                <w:szCs w:val="21"/>
+                <w:lang w:val="id-ID" w:eastAsia="id-ID"/>
+              </w:rPr>
+            </w:pPr>
+            <w:r>
+              <w:rPr>
+                <w:rFonts w:ascii="Consolas" w:eastAsia="Times New Roman" w:hAnsi="Consolas" w:cs="Times New Roman"/>
+                <w:color w:val="D4D4D4"/>
+                <w:sz w:val="21"/>
+                <w:szCs w:val="21"/>
+                <w:lang w:val="id-ID" w:eastAsia="id-ID"/>
+              </w:rPr>
+              <w:t>            loading.classList.add(</w:t>
+            </w:r>
+            <w:r>
+              <w:rPr>
+                <w:rFonts w:ascii="Consolas" w:eastAsia="Times New Roman" w:hAnsi="Consolas" w:cs="Times New Roman"/>
+                <w:color w:val="CE9178"/>
+                <w:sz w:val="21"/>
+                <w:szCs w:val="21"/>
+                <w:lang w:val="id-ID" w:eastAsia="id-ID"/>
+              </w:rPr>
+              <w:t>'d-none'</w:t>
+            </w:r>
+            <w:r>
+              <w:rPr>
+                <w:rFonts w:ascii="Consolas" w:eastAsia="Times New Roman" w:hAnsi="Consolas" w:cs="Times New Roman"/>
+                <w:color w:val="D4D4D4"/>
+                <w:sz w:val="21"/>
+                <w:szCs w:val="21"/>
+                <w:lang w:val="id-ID" w:eastAsia="id-ID"/>
+              </w:rPr>
+              <w:t>);</w:t>
+            </w:r>
+          </w:p>
+          <w:p>
+            <w:pPr>
+              <w:shd w:val="clear" w:color="auto" w:fill="1E1E1E"/>
+              <w:spacing w:line="285" w:lineRule="atLeast"/>
+              <w:rPr>
+                <w:rFonts w:ascii="Consolas" w:eastAsia="Times New Roman" w:hAnsi="Consolas" w:cs="Times New Roman"/>
+                <w:color w:val="D4D4D4"/>
+                <w:sz w:val="21"/>
+                <w:szCs w:val="21"/>
+                <w:lang w:val="id-ID" w:eastAsia="id-ID"/>
+              </w:rPr>
+            </w:pPr>
+            <w:r>
+              <w:rPr>
+                <w:rFonts w:ascii="Consolas" w:eastAsia="Times New Roman" w:hAnsi="Consolas" w:cs="Times New Roman"/>
+                <w:color w:val="D4D4D4"/>
+                <w:sz w:val="21"/>
+                <w:szCs w:val="21"/>
+                <w:lang w:val="id-ID" w:eastAsia="id-ID"/>
+              </w:rPr>
+              <w:t>        });</w:t>
+            </w:r>
+          </w:p>
+          <w:p>
+            <w:pPr>
+              <w:shd w:val="clear" w:color="auto" w:fill="1E1E1E"/>
+              <w:spacing w:line="285" w:lineRule="atLeast"/>
+              <w:rPr>
+                <w:rFonts w:ascii="Consolas" w:eastAsia="Times New Roman" w:hAnsi="Consolas" w:cs="Times New Roman"/>
+                <w:color w:val="D4D4D4"/>
+                <w:sz w:val="21"/>
+                <w:szCs w:val="21"/>
+                <w:lang w:val="id-ID" w:eastAsia="id-ID"/>
+              </w:rPr>
+            </w:pPr>
+            <w:r>
+              <w:rPr>
+                <w:rFonts w:ascii="Consolas" w:eastAsia="Times New Roman" w:hAnsi="Consolas" w:cs="Times New Roman"/>
+                <w:color w:val="D4D4D4"/>
+                <w:sz w:val="21"/>
+                <w:szCs w:val="21"/>
+                <w:lang w:val="id-ID" w:eastAsia="id-ID"/>
+              </w:rPr>
               <w:lastRenderedPageBreak/>
-              <w:t xml:space="preserve">            container.innerHTML = </w:t>
+              <w:t>});</w:t>
+            </w:r>
+          </w:p>
+          <w:p>
+            <w:pPr>
+              <w:shd w:val="clear" w:color="auto" w:fill="1E1E1E"/>
+              <w:spacing w:line="285" w:lineRule="atLeast"/>
+              <w:rPr>
+                <w:rFonts w:ascii="Consolas" w:eastAsia="Times New Roman" w:hAnsi="Consolas" w:cs="Times New Roman"/>
+                <w:color w:val="D4D4D4"/>
+                <w:sz w:val="21"/>
+                <w:szCs w:val="21"/>
+                <w:lang w:val="id-ID" w:eastAsia="id-ID"/>
+              </w:rPr>
+            </w:pPr>
+            <w:r>
+              <w:rPr>
+                <w:rFonts w:ascii="Consolas" w:eastAsia="Times New Roman" w:hAnsi="Consolas" w:cs="Times New Roman"/>
+                <w:color w:val="569CD6"/>
+                <w:sz w:val="21"/>
+                <w:szCs w:val="21"/>
+                <w:lang w:val="id-ID" w:eastAsia="id-ID"/>
+              </w:rPr>
+              <w:t>function</w:t>
+            </w:r>
+            <w:r>
+              <w:rPr>
+                <w:rFonts w:ascii="Consolas" w:eastAsia="Times New Roman" w:hAnsi="Consolas" w:cs="Times New Roman"/>
+                <w:color w:val="D4D4D4"/>
+                <w:sz w:val="21"/>
+                <w:szCs w:val="21"/>
+                <w:lang w:val="id-ID" w:eastAsia="id-ID"/>
+              </w:rPr>
+              <w:t xml:space="preserve"> renderData(data) {</w:t>
+            </w:r>
+          </w:p>
+          <w:p>
+            <w:pPr>
+              <w:shd w:val="clear" w:color="auto" w:fill="1E1E1E"/>
+              <w:spacing w:line="285" w:lineRule="atLeast"/>
+              <w:rPr>
+                <w:rFonts w:ascii="Consolas" w:eastAsia="Times New Roman" w:hAnsi="Consolas" w:cs="Times New Roman"/>
+                <w:color w:val="D4D4D4"/>
+                <w:sz w:val="21"/>
+                <w:szCs w:val="21"/>
+                <w:lang w:val="id-ID" w:eastAsia="id-ID"/>
+              </w:rPr>
+            </w:pPr>
+            <w:r>
+              <w:rPr>
+                <w:rFonts w:ascii="Consolas" w:eastAsia="Times New Roman" w:hAnsi="Consolas" w:cs="Times New Roman"/>
+                <w:color w:val="D4D4D4"/>
+                <w:sz w:val="21"/>
+                <w:szCs w:val="21"/>
+                <w:lang w:val="id-ID" w:eastAsia="id-ID"/>
+              </w:rPr>
+              <w:t>    data.forEach(</w:t>
+            </w:r>
+            <w:r>
+              <w:rPr>
+                <w:rFonts w:ascii="Consolas" w:eastAsia="Times New Roman" w:hAnsi="Consolas" w:cs="Times New Roman"/>
+                <w:color w:val="569CD6"/>
+                <w:sz w:val="21"/>
+                <w:szCs w:val="21"/>
+                <w:lang w:val="id-ID" w:eastAsia="id-ID"/>
+              </w:rPr>
+              <w:t>function</w:t>
+            </w:r>
+            <w:r>
+              <w:rPr>
+                <w:rFonts w:ascii="Consolas" w:eastAsia="Times New Roman" w:hAnsi="Consolas" w:cs="Times New Roman"/>
+                <w:color w:val="D4D4D4"/>
+                <w:sz w:val="21"/>
+                <w:szCs w:val="21"/>
+                <w:lang w:val="id-ID" w:eastAsia="id-ID"/>
+              </w:rPr>
+              <w:t>(karyawan) {</w:t>
+            </w:r>
+          </w:p>
+          <w:p>
+            <w:pPr>
+              <w:shd w:val="clear" w:color="auto" w:fill="1E1E1E"/>
+              <w:spacing w:line="285" w:lineRule="atLeast"/>
+              <w:rPr>
+                <w:rFonts w:ascii="Consolas" w:eastAsia="Times New Roman" w:hAnsi="Consolas" w:cs="Times New Roman"/>
+                <w:color w:val="D4D4D4"/>
+                <w:sz w:val="21"/>
+                <w:szCs w:val="21"/>
+                <w:lang w:val="id-ID" w:eastAsia="id-ID"/>
+              </w:rPr>
+            </w:pPr>
+            <w:r>
+              <w:rPr>
+                <w:rFonts w:ascii="Consolas" w:eastAsia="Times New Roman" w:hAnsi="Consolas" w:cs="Times New Roman"/>
+                <w:color w:val="D4D4D4"/>
+                <w:sz w:val="21"/>
+                <w:szCs w:val="21"/>
+                <w:lang w:val="id-ID" w:eastAsia="id-ID"/>
+              </w:rPr>
+              <w:t xml:space="preserve">        </w:t>
+            </w:r>
+            <w:r>
+              <w:rPr>
+                <w:rFonts w:ascii="Consolas" w:eastAsia="Times New Roman" w:hAnsi="Consolas" w:cs="Times New Roman"/>
+                <w:color w:val="569CD6"/>
+                <w:sz w:val="21"/>
+                <w:szCs w:val="21"/>
+                <w:lang w:val="id-ID" w:eastAsia="id-ID"/>
+              </w:rPr>
+              <w:t>const</w:t>
+            </w:r>
+            <w:r>
+              <w:rPr>
+                <w:rFonts w:ascii="Consolas" w:eastAsia="Times New Roman" w:hAnsi="Consolas" w:cs="Times New Roman"/>
+                <w:color w:val="D4D4D4"/>
+                <w:sz w:val="21"/>
+                <w:szCs w:val="21"/>
+                <w:lang w:val="id-ID" w:eastAsia="id-ID"/>
+              </w:rPr>
+              <w:t xml:space="preserve"> col = document.createElement(</w:t>
             </w:r>
             <w:r>
               <w:rPr>
@@ -27255,7 +27559,162 @@
                 <w:szCs w:val="21"/>
                 <w:lang w:val="id-ID" w:eastAsia="id-ID"/>
               </w:rPr>
-              <w:t xml:space="preserve">`&lt;div class="alert alert-danger"&gt;Error: </w:t>
+              <w:t>'div'</w:t>
+            </w:r>
+            <w:r>
+              <w:rPr>
+                <w:rFonts w:ascii="Consolas" w:eastAsia="Times New Roman" w:hAnsi="Consolas" w:cs="Times New Roman"/>
+                <w:color w:val="D4D4D4"/>
+                <w:sz w:val="21"/>
+                <w:szCs w:val="21"/>
+                <w:lang w:val="id-ID" w:eastAsia="id-ID"/>
+              </w:rPr>
+              <w:t>);</w:t>
+            </w:r>
+          </w:p>
+          <w:p>
+            <w:pPr>
+              <w:shd w:val="clear" w:color="auto" w:fill="1E1E1E"/>
+              <w:spacing w:line="285" w:lineRule="atLeast"/>
+              <w:rPr>
+                <w:rFonts w:ascii="Consolas" w:eastAsia="Times New Roman" w:hAnsi="Consolas" w:cs="Times New Roman"/>
+                <w:color w:val="D4D4D4"/>
+                <w:sz w:val="21"/>
+                <w:szCs w:val="21"/>
+                <w:lang w:val="id-ID" w:eastAsia="id-ID"/>
+              </w:rPr>
+            </w:pPr>
+            <w:r>
+              <w:rPr>
+                <w:rFonts w:ascii="Consolas" w:eastAsia="Times New Roman" w:hAnsi="Consolas" w:cs="Times New Roman"/>
+                <w:color w:val="D4D4D4"/>
+                <w:sz w:val="21"/>
+                <w:szCs w:val="21"/>
+                <w:lang w:val="id-ID" w:eastAsia="id-ID"/>
+              </w:rPr>
+              <w:t xml:space="preserve">        col.className = </w:t>
+            </w:r>
+            <w:r>
+              <w:rPr>
+                <w:rFonts w:ascii="Consolas" w:eastAsia="Times New Roman" w:hAnsi="Consolas" w:cs="Times New Roman"/>
+                <w:color w:val="CE9178"/>
+                <w:sz w:val="21"/>
+                <w:szCs w:val="21"/>
+                <w:lang w:val="id-ID" w:eastAsia="id-ID"/>
+              </w:rPr>
+              <w:t>'col-md-4 mb-3'</w:t>
+            </w:r>
+            <w:r>
+              <w:rPr>
+                <w:rFonts w:ascii="Consolas" w:eastAsia="Times New Roman" w:hAnsi="Consolas" w:cs="Times New Roman"/>
+                <w:color w:val="D4D4D4"/>
+                <w:sz w:val="21"/>
+                <w:szCs w:val="21"/>
+                <w:lang w:val="id-ID" w:eastAsia="id-ID"/>
+              </w:rPr>
+              <w:t>;</w:t>
+            </w:r>
+          </w:p>
+          <w:p>
+            <w:pPr>
+              <w:shd w:val="clear" w:color="auto" w:fill="1E1E1E"/>
+              <w:spacing w:line="285" w:lineRule="atLeast"/>
+              <w:rPr>
+                <w:rFonts w:ascii="Consolas" w:eastAsia="Times New Roman" w:hAnsi="Consolas" w:cs="Times New Roman"/>
+                <w:color w:val="D4D4D4"/>
+                <w:sz w:val="21"/>
+                <w:szCs w:val="21"/>
+                <w:lang w:val="id-ID" w:eastAsia="id-ID"/>
+              </w:rPr>
+            </w:pPr>
+            <w:r>
+              <w:rPr>
+                <w:rFonts w:ascii="Consolas" w:eastAsia="Times New Roman" w:hAnsi="Consolas" w:cs="Times New Roman"/>
+                <w:color w:val="D4D4D4"/>
+                <w:sz w:val="21"/>
+                <w:szCs w:val="21"/>
+                <w:lang w:val="id-ID" w:eastAsia="id-ID"/>
+              </w:rPr>
+              <w:t xml:space="preserve">        col.innerHTML = </w:t>
+            </w:r>
+            <w:r>
+              <w:rPr>
+                <w:rFonts w:ascii="Consolas" w:eastAsia="Times New Roman" w:hAnsi="Consolas" w:cs="Times New Roman"/>
+                <w:color w:val="CE9178"/>
+                <w:sz w:val="21"/>
+                <w:szCs w:val="21"/>
+                <w:lang w:val="id-ID" w:eastAsia="id-ID"/>
+              </w:rPr>
+              <w:t>`</w:t>
+            </w:r>
+          </w:p>
+          <w:p>
+            <w:pPr>
+              <w:shd w:val="clear" w:color="auto" w:fill="1E1E1E"/>
+              <w:spacing w:line="285" w:lineRule="atLeast"/>
+              <w:rPr>
+                <w:rFonts w:ascii="Consolas" w:eastAsia="Times New Roman" w:hAnsi="Consolas" w:cs="Times New Roman"/>
+                <w:color w:val="D4D4D4"/>
+                <w:sz w:val="21"/>
+                <w:szCs w:val="21"/>
+                <w:lang w:val="id-ID" w:eastAsia="id-ID"/>
+              </w:rPr>
+            </w:pPr>
+            <w:r>
+              <w:rPr>
+                <w:rFonts w:ascii="Consolas" w:eastAsia="Times New Roman" w:hAnsi="Consolas" w:cs="Times New Roman"/>
+                <w:color w:val="CE9178"/>
+                <w:sz w:val="21"/>
+                <w:szCs w:val="21"/>
+                <w:lang w:val="id-ID" w:eastAsia="id-ID"/>
+              </w:rPr>
+              <w:t>            &lt;div class="card h-100 shadow-sm"&gt;</w:t>
+            </w:r>
+          </w:p>
+          <w:p>
+            <w:pPr>
+              <w:shd w:val="clear" w:color="auto" w:fill="1E1E1E"/>
+              <w:spacing w:line="285" w:lineRule="atLeast"/>
+              <w:rPr>
+                <w:rFonts w:ascii="Consolas" w:eastAsia="Times New Roman" w:hAnsi="Consolas" w:cs="Times New Roman"/>
+                <w:color w:val="D4D4D4"/>
+                <w:sz w:val="21"/>
+                <w:szCs w:val="21"/>
+                <w:lang w:val="id-ID" w:eastAsia="id-ID"/>
+              </w:rPr>
+            </w:pPr>
+            <w:r>
+              <w:rPr>
+                <w:rFonts w:ascii="Consolas" w:eastAsia="Times New Roman" w:hAnsi="Consolas" w:cs="Times New Roman"/>
+                <w:color w:val="CE9178"/>
+                <w:sz w:val="21"/>
+                <w:szCs w:val="21"/>
+                <w:lang w:val="id-ID" w:eastAsia="id-ID"/>
+              </w:rPr>
+              <w:t>                &lt;div class="card-body"&gt;</w:t>
+            </w:r>
+          </w:p>
+          <w:p>
+            <w:pPr>
+              <w:shd w:val="clear" w:color="auto" w:fill="1E1E1E"/>
+              <w:spacing w:line="285" w:lineRule="atLeast"/>
+              <w:rPr>
+                <w:rFonts w:ascii="Consolas" w:eastAsia="Times New Roman" w:hAnsi="Consolas" w:cs="Times New Roman"/>
+                <w:color w:val="D4D4D4"/>
+                <w:sz w:val="21"/>
+                <w:szCs w:val="21"/>
+                <w:lang w:val="id-ID" w:eastAsia="id-ID"/>
+              </w:rPr>
+            </w:pPr>
+            <w:r>
+              <w:rPr>
+                <w:rFonts w:ascii="Consolas" w:eastAsia="Times New Roman" w:hAnsi="Consolas" w:cs="Times New Roman"/>
+                <w:color w:val="CE9178"/>
+                <w:sz w:val="21"/>
+                <w:szCs w:val="21"/>
+                <w:lang w:val="id-ID" w:eastAsia="id-ID"/>
+              </w:rPr>
+              <w:t>                    &lt;h5 class="card-title"&gt;</w:t>
             </w:r>
             <w:r>
               <w:rPr>
@@ -27275,7 +27734,7 @@
                 <w:szCs w:val="21"/>
                 <w:lang w:val="id-ID" w:eastAsia="id-ID"/>
               </w:rPr>
-              <w:t>error.message</w:t>
+              <w:t>karyawan.name</w:t>
             </w:r>
             <w:r>
               <w:rPr>
@@ -27295,7 +27754,328 @@
                 <w:szCs w:val="21"/>
                 <w:lang w:val="id-ID" w:eastAsia="id-ID"/>
               </w:rPr>
-              <w:t>&lt;/div&gt;`</w:t>
+              <w:t>&lt;/h5&gt;</w:t>
+            </w:r>
+          </w:p>
+          <w:p>
+            <w:pPr>
+              <w:shd w:val="clear" w:color="auto" w:fill="1E1E1E"/>
+              <w:spacing w:line="285" w:lineRule="atLeast"/>
+              <w:rPr>
+                <w:rFonts w:ascii="Consolas" w:eastAsia="Times New Roman" w:hAnsi="Consolas" w:cs="Times New Roman"/>
+                <w:color w:val="D4D4D4"/>
+                <w:sz w:val="21"/>
+                <w:szCs w:val="21"/>
+                <w:lang w:val="id-ID" w:eastAsia="id-ID"/>
+              </w:rPr>
+            </w:pPr>
+            <w:r>
+              <w:rPr>
+                <w:rFonts w:ascii="Consolas" w:eastAsia="Times New Roman" w:hAnsi="Consolas" w:cs="Times New Roman"/>
+                <w:color w:val="CE9178"/>
+                <w:sz w:val="21"/>
+                <w:szCs w:val="21"/>
+                <w:lang w:val="id-ID" w:eastAsia="id-ID"/>
+              </w:rPr>
+              <w:t xml:space="preserve">                    &lt;p class="card-text text-muted"&gt;Email: </w:t>
+            </w:r>
+            <w:r>
+              <w:rPr>
+                <w:rFonts w:ascii="Consolas" w:eastAsia="Times New Roman" w:hAnsi="Consolas" w:cs="Times New Roman"/>
+                <w:color w:val="569CD6"/>
+                <w:sz w:val="21"/>
+                <w:szCs w:val="21"/>
+                <w:lang w:val="id-ID" w:eastAsia="id-ID"/>
+              </w:rPr>
+              <w:t>${</w:t>
+            </w:r>
+            <w:r>
+              <w:rPr>
+                <w:rFonts w:ascii="Consolas" w:eastAsia="Times New Roman" w:hAnsi="Consolas" w:cs="Times New Roman"/>
+                <w:color w:val="D4D4D4"/>
+                <w:sz w:val="21"/>
+                <w:szCs w:val="21"/>
+                <w:lang w:val="id-ID" w:eastAsia="id-ID"/>
+              </w:rPr>
+              <w:t>karyawan.email</w:t>
+            </w:r>
+            <w:r>
+              <w:rPr>
+                <w:rFonts w:ascii="Consolas" w:eastAsia="Times New Roman" w:hAnsi="Consolas" w:cs="Times New Roman"/>
+                <w:color w:val="569CD6"/>
+                <w:sz w:val="21"/>
+                <w:szCs w:val="21"/>
+                <w:lang w:val="id-ID" w:eastAsia="id-ID"/>
+              </w:rPr>
+              <w:t>}</w:t>
+            </w:r>
+            <w:r>
+              <w:rPr>
+                <w:rFonts w:ascii="Consolas" w:eastAsia="Times New Roman" w:hAnsi="Consolas" w:cs="Times New Roman"/>
+                <w:color w:val="CE9178"/>
+                <w:sz w:val="21"/>
+                <w:szCs w:val="21"/>
+                <w:lang w:val="id-ID" w:eastAsia="id-ID"/>
+              </w:rPr>
+              <w:t>&lt;/p&gt;</w:t>
+            </w:r>
+          </w:p>
+          <w:p>
+            <w:pPr>
+              <w:shd w:val="clear" w:color="auto" w:fill="1E1E1E"/>
+              <w:spacing w:line="285" w:lineRule="atLeast"/>
+              <w:rPr>
+                <w:rFonts w:ascii="Consolas" w:eastAsia="Times New Roman" w:hAnsi="Consolas" w:cs="Times New Roman"/>
+                <w:color w:val="D4D4D4"/>
+                <w:sz w:val="21"/>
+                <w:szCs w:val="21"/>
+                <w:lang w:val="id-ID" w:eastAsia="id-ID"/>
+              </w:rPr>
+            </w:pPr>
+            <w:r>
+              <w:rPr>
+                <w:rFonts w:ascii="Consolas" w:eastAsia="Times New Roman" w:hAnsi="Consolas" w:cs="Times New Roman"/>
+                <w:color w:val="CE9178"/>
+                <w:sz w:val="21"/>
+                <w:szCs w:val="21"/>
+                <w:lang w:val="id-ID" w:eastAsia="id-ID"/>
+              </w:rPr>
+              <w:t xml:space="preserve">                    &lt;p class="card-text"&gt;Perusahaan: </w:t>
+            </w:r>
+            <w:r>
+              <w:rPr>
+                <w:rFonts w:ascii="Consolas" w:eastAsia="Times New Roman" w:hAnsi="Consolas" w:cs="Times New Roman"/>
+                <w:color w:val="569CD6"/>
+                <w:sz w:val="21"/>
+                <w:szCs w:val="21"/>
+                <w:lang w:val="id-ID" w:eastAsia="id-ID"/>
+              </w:rPr>
+              <w:t>${</w:t>
+            </w:r>
+            <w:r>
+              <w:rPr>
+                <w:rFonts w:ascii="Consolas" w:eastAsia="Times New Roman" w:hAnsi="Consolas" w:cs="Times New Roman"/>
+                <w:color w:val="D4D4D4"/>
+                <w:sz w:val="21"/>
+                <w:szCs w:val="21"/>
+                <w:lang w:val="id-ID" w:eastAsia="id-ID"/>
+              </w:rPr>
+              <w:t>karyawan.company.name</w:t>
+            </w:r>
+            <w:r>
+              <w:rPr>
+                <w:rFonts w:ascii="Consolas" w:eastAsia="Times New Roman" w:hAnsi="Consolas" w:cs="Times New Roman"/>
+                <w:color w:val="569CD6"/>
+                <w:sz w:val="21"/>
+                <w:szCs w:val="21"/>
+                <w:lang w:val="id-ID" w:eastAsia="id-ID"/>
+              </w:rPr>
+              <w:t>}</w:t>
+            </w:r>
+            <w:r>
+              <w:rPr>
+                <w:rFonts w:ascii="Consolas" w:eastAsia="Times New Roman" w:hAnsi="Consolas" w:cs="Times New Roman"/>
+                <w:color w:val="CE9178"/>
+                <w:sz w:val="21"/>
+                <w:szCs w:val="21"/>
+                <w:lang w:val="id-ID" w:eastAsia="id-ID"/>
+              </w:rPr>
+              <w:t>&lt;/p&gt;</w:t>
+            </w:r>
+          </w:p>
+          <w:p>
+            <w:pPr>
+              <w:shd w:val="clear" w:color="auto" w:fill="1E1E1E"/>
+              <w:spacing w:line="285" w:lineRule="atLeast"/>
+              <w:rPr>
+                <w:rFonts w:ascii="Consolas" w:eastAsia="Times New Roman" w:hAnsi="Consolas" w:cs="Times New Roman"/>
+                <w:color w:val="D4D4D4"/>
+                <w:sz w:val="21"/>
+                <w:szCs w:val="21"/>
+                <w:lang w:val="id-ID" w:eastAsia="id-ID"/>
+              </w:rPr>
+            </w:pPr>
+            <w:r>
+              <w:rPr>
+                <w:rFonts w:ascii="Consolas" w:eastAsia="Times New Roman" w:hAnsi="Consolas" w:cs="Times New Roman"/>
+                <w:color w:val="CE9178"/>
+                <w:sz w:val="21"/>
+                <w:szCs w:val="21"/>
+                <w:lang w:val="id-ID" w:eastAsia="id-ID"/>
+              </w:rPr>
+              <w:t xml:space="preserve">                    &lt;p class="card-text"&gt;&lt;small&gt;Kota: </w:t>
+            </w:r>
+            <w:r>
+              <w:rPr>
+                <w:rFonts w:ascii="Consolas" w:eastAsia="Times New Roman" w:hAnsi="Consolas" w:cs="Times New Roman"/>
+                <w:color w:val="569CD6"/>
+                <w:sz w:val="21"/>
+                <w:szCs w:val="21"/>
+                <w:lang w:val="id-ID" w:eastAsia="id-ID"/>
+              </w:rPr>
+              <w:t>${</w:t>
+            </w:r>
+            <w:r>
+              <w:rPr>
+                <w:rFonts w:ascii="Consolas" w:eastAsia="Times New Roman" w:hAnsi="Consolas" w:cs="Times New Roman"/>
+                <w:color w:val="D4D4D4"/>
+                <w:sz w:val="21"/>
+                <w:szCs w:val="21"/>
+                <w:lang w:val="id-ID" w:eastAsia="id-ID"/>
+              </w:rPr>
+              <w:t>karyawan.address.city</w:t>
+            </w:r>
+            <w:r>
+              <w:rPr>
+                <w:rFonts w:ascii="Consolas" w:eastAsia="Times New Roman" w:hAnsi="Consolas" w:cs="Times New Roman"/>
+                <w:color w:val="569CD6"/>
+                <w:sz w:val="21"/>
+                <w:szCs w:val="21"/>
+                <w:lang w:val="id-ID" w:eastAsia="id-ID"/>
+              </w:rPr>
+              <w:t>}</w:t>
+            </w:r>
+            <w:r>
+              <w:rPr>
+                <w:rFonts w:ascii="Consolas" w:eastAsia="Times New Roman" w:hAnsi="Consolas" w:cs="Times New Roman"/>
+                <w:color w:val="CE9178"/>
+                <w:sz w:val="21"/>
+                <w:szCs w:val="21"/>
+                <w:lang w:val="id-ID" w:eastAsia="id-ID"/>
+              </w:rPr>
+              <w:t>&lt;/small&gt;&lt;/p&gt;</w:t>
+            </w:r>
+          </w:p>
+          <w:p>
+            <w:pPr>
+              <w:shd w:val="clear" w:color="auto" w:fill="1E1E1E"/>
+              <w:spacing w:line="285" w:lineRule="atLeast"/>
+              <w:rPr>
+                <w:rFonts w:ascii="Consolas" w:eastAsia="Times New Roman" w:hAnsi="Consolas" w:cs="Times New Roman"/>
+                <w:color w:val="D4D4D4"/>
+                <w:sz w:val="21"/>
+                <w:szCs w:val="21"/>
+                <w:lang w:val="id-ID" w:eastAsia="id-ID"/>
+              </w:rPr>
+            </w:pPr>
+            <w:r>
+              <w:rPr>
+                <w:rFonts w:ascii="Consolas" w:eastAsia="Times New Roman" w:hAnsi="Consolas" w:cs="Times New Roman"/>
+                <w:color w:val="CE9178"/>
+                <w:sz w:val="21"/>
+                <w:szCs w:val="21"/>
+                <w:lang w:val="id-ID" w:eastAsia="id-ID"/>
+              </w:rPr>
+              <w:t>                    &lt;a href="javascript:void(0)" class="btn btn-sm btn-outline-primary" onclick="cariKaryawan(</w:t>
+            </w:r>
+            <w:r>
+              <w:rPr>
+                <w:rFonts w:ascii="Consolas" w:eastAsia="Times New Roman" w:hAnsi="Consolas" w:cs="Times New Roman"/>
+                <w:color w:val="569CD6"/>
+                <w:sz w:val="21"/>
+                <w:szCs w:val="21"/>
+                <w:lang w:val="id-ID" w:eastAsia="id-ID"/>
+              </w:rPr>
+              <w:t>${</w:t>
+            </w:r>
+            <w:r>
+              <w:rPr>
+                <w:rFonts w:ascii="Consolas" w:eastAsia="Times New Roman" w:hAnsi="Consolas" w:cs="Times New Roman"/>
+                <w:color w:val="D4D4D4"/>
+                <w:sz w:val="21"/>
+                <w:szCs w:val="21"/>
+                <w:lang w:val="id-ID" w:eastAsia="id-ID"/>
+              </w:rPr>
+              <w:t>karyawan.id</w:t>
+            </w:r>
+            <w:r>
+              <w:rPr>
+                <w:rFonts w:ascii="Consolas" w:eastAsia="Times New Roman" w:hAnsi="Consolas" w:cs="Times New Roman"/>
+                <w:color w:val="569CD6"/>
+                <w:sz w:val="21"/>
+                <w:szCs w:val="21"/>
+                <w:lang w:val="id-ID" w:eastAsia="id-ID"/>
+              </w:rPr>
+              <w:t>}</w:t>
+            </w:r>
+            <w:r>
+              <w:rPr>
+                <w:rFonts w:ascii="Consolas" w:eastAsia="Times New Roman" w:hAnsi="Consolas" w:cs="Times New Roman"/>
+                <w:color w:val="CE9178"/>
+                <w:sz w:val="21"/>
+                <w:szCs w:val="21"/>
+                <w:lang w:val="id-ID" w:eastAsia="id-ID"/>
+              </w:rPr>
+              <w:t>)"&gt;Detail Profil&lt;/a&gt;</w:t>
+            </w:r>
+          </w:p>
+          <w:p>
+            <w:pPr>
+              <w:shd w:val="clear" w:color="auto" w:fill="1E1E1E"/>
+              <w:spacing w:line="285" w:lineRule="atLeast"/>
+              <w:rPr>
+                <w:rFonts w:ascii="Consolas" w:eastAsia="Times New Roman" w:hAnsi="Consolas" w:cs="Times New Roman"/>
+                <w:color w:val="D4D4D4"/>
+                <w:sz w:val="21"/>
+                <w:szCs w:val="21"/>
+                <w:lang w:val="id-ID" w:eastAsia="id-ID"/>
+              </w:rPr>
+            </w:pPr>
+            <w:r>
+              <w:rPr>
+                <w:rFonts w:ascii="Consolas" w:eastAsia="Times New Roman" w:hAnsi="Consolas" w:cs="Times New Roman"/>
+                <w:color w:val="CE9178"/>
+                <w:sz w:val="21"/>
+                <w:szCs w:val="21"/>
+                <w:lang w:val="id-ID" w:eastAsia="id-ID"/>
+              </w:rPr>
+              <w:t>                &lt;/div&gt;</w:t>
+            </w:r>
+          </w:p>
+          <w:p>
+            <w:pPr>
+              <w:shd w:val="clear" w:color="auto" w:fill="1E1E1E"/>
+              <w:spacing w:line="285" w:lineRule="atLeast"/>
+              <w:rPr>
+                <w:rFonts w:ascii="Consolas" w:eastAsia="Times New Roman" w:hAnsi="Consolas" w:cs="Times New Roman"/>
+                <w:color w:val="D4D4D4"/>
+                <w:sz w:val="21"/>
+                <w:szCs w:val="21"/>
+                <w:lang w:val="id-ID" w:eastAsia="id-ID"/>
+              </w:rPr>
+            </w:pPr>
+            <w:r>
+              <w:rPr>
+                <w:rFonts w:ascii="Consolas" w:eastAsia="Times New Roman" w:hAnsi="Consolas" w:cs="Times New Roman"/>
+                <w:color w:val="CE9178"/>
+                <w:sz w:val="21"/>
+                <w:szCs w:val="21"/>
+                <w:lang w:val="id-ID" w:eastAsia="id-ID"/>
+              </w:rPr>
+              <w:t>            &lt;/div&gt;</w:t>
+            </w:r>
+          </w:p>
+          <w:p>
+            <w:pPr>
+              <w:shd w:val="clear" w:color="auto" w:fill="1E1E1E"/>
+              <w:spacing w:line="285" w:lineRule="atLeast"/>
+              <w:rPr>
+                <w:rFonts w:ascii="Consolas" w:eastAsia="Times New Roman" w:hAnsi="Consolas" w:cs="Times New Roman"/>
+                <w:color w:val="D4D4D4"/>
+                <w:sz w:val="21"/>
+                <w:szCs w:val="21"/>
+                <w:lang w:val="id-ID" w:eastAsia="id-ID"/>
+              </w:rPr>
+            </w:pPr>
+            <w:r>
+              <w:rPr>
+                <w:rFonts w:ascii="Consolas" w:eastAsia="Times New Roman" w:hAnsi="Consolas" w:cs="Times New Roman"/>
+                <w:color w:val="CE9178"/>
+                <w:sz w:val="21"/>
+                <w:szCs w:val="21"/>
+                <w:lang w:val="id-ID" w:eastAsia="id-ID"/>
+              </w:rPr>
+              <w:t>        `</w:t>
             </w:r>
             <w:r>
               <w:rPr>
@@ -27328,31 +28108,80 @@
                 <w:szCs w:val="21"/>
                 <w:lang w:val="id-ID" w:eastAsia="id-ID"/>
               </w:rPr>
-              <w:t>        })</w:t>
-            </w:r>
-          </w:p>
-          <w:p>
-            <w:pPr>
-              <w:shd w:val="clear" w:color="auto" w:fill="1E1E1E"/>
-              <w:spacing w:line="285" w:lineRule="atLeast"/>
-              <w:rPr>
-                <w:rFonts w:ascii="Consolas" w:eastAsia="Times New Roman" w:hAnsi="Consolas" w:cs="Times New Roman"/>
-                <w:color w:val="D4D4D4"/>
-                <w:sz w:val="21"/>
-                <w:szCs w:val="21"/>
-                <w:lang w:val="id-ID" w:eastAsia="id-ID"/>
-              </w:rPr>
-            </w:pPr>
-            <w:r>
-              <w:rPr>
-                <w:rFonts w:ascii="Consolas" w:eastAsia="Times New Roman" w:hAnsi="Consolas" w:cs="Times New Roman"/>
-                <w:color w:val="D4D4D4"/>
-                <w:sz w:val="21"/>
-                <w:szCs w:val="21"/>
-                <w:lang w:val="id-ID" w:eastAsia="id-ID"/>
-              </w:rPr>
-              <w:t>        .finally(</w:t>
-            </w:r>
+              <w:t>        container.appendChild(col);</w:t>
+            </w:r>
+          </w:p>
+          <w:p>
+            <w:pPr>
+              <w:shd w:val="clear" w:color="auto" w:fill="1E1E1E"/>
+              <w:spacing w:line="285" w:lineRule="atLeast"/>
+              <w:rPr>
+                <w:rFonts w:ascii="Consolas" w:eastAsia="Times New Roman" w:hAnsi="Consolas" w:cs="Times New Roman"/>
+                <w:color w:val="D4D4D4"/>
+                <w:sz w:val="21"/>
+                <w:szCs w:val="21"/>
+                <w:lang w:val="id-ID" w:eastAsia="id-ID"/>
+              </w:rPr>
+            </w:pPr>
+            <w:r>
+              <w:rPr>
+                <w:rFonts w:ascii="Consolas" w:eastAsia="Times New Roman" w:hAnsi="Consolas" w:cs="Times New Roman"/>
+                <w:color w:val="D4D4D4"/>
+                <w:sz w:val="21"/>
+                <w:szCs w:val="21"/>
+                <w:lang w:val="id-ID" w:eastAsia="id-ID"/>
+              </w:rPr>
+              <w:t>    });</w:t>
+            </w:r>
+          </w:p>
+          <w:p>
+            <w:pPr>
+              <w:shd w:val="clear" w:color="auto" w:fill="1E1E1E"/>
+              <w:spacing w:line="285" w:lineRule="atLeast"/>
+              <w:rPr>
+                <w:rFonts w:ascii="Consolas" w:eastAsia="Times New Roman" w:hAnsi="Consolas" w:cs="Times New Roman"/>
+                <w:color w:val="D4D4D4"/>
+                <w:sz w:val="21"/>
+                <w:szCs w:val="21"/>
+                <w:lang w:val="id-ID" w:eastAsia="id-ID"/>
+              </w:rPr>
+            </w:pPr>
+            <w:r>
+              <w:rPr>
+                <w:rFonts w:ascii="Consolas" w:eastAsia="Times New Roman" w:hAnsi="Consolas" w:cs="Times New Roman"/>
+                <w:color w:val="D4D4D4"/>
+                <w:sz w:val="21"/>
+                <w:szCs w:val="21"/>
+                <w:lang w:val="id-ID" w:eastAsia="id-ID"/>
+              </w:rPr>
+              <w:t>}</w:t>
+            </w:r>
+          </w:p>
+          <w:p>
+            <w:pPr>
+              <w:shd w:val="clear" w:color="auto" w:fill="1E1E1E"/>
+              <w:spacing w:line="285" w:lineRule="atLeast"/>
+              <w:rPr>
+                <w:rFonts w:ascii="Consolas" w:eastAsia="Times New Roman" w:hAnsi="Consolas" w:cs="Times New Roman"/>
+                <w:color w:val="D4D4D4"/>
+                <w:sz w:val="21"/>
+                <w:szCs w:val="21"/>
+                <w:lang w:val="id-ID" w:eastAsia="id-ID"/>
+              </w:rPr>
+            </w:pPr>
+          </w:p>
+          <w:p>
+            <w:pPr>
+              <w:shd w:val="clear" w:color="auto" w:fill="1E1E1E"/>
+              <w:spacing w:line="285" w:lineRule="atLeast"/>
+              <w:rPr>
+                <w:rFonts w:ascii="Consolas" w:eastAsia="Times New Roman" w:hAnsi="Consolas" w:cs="Times New Roman"/>
+                <w:color w:val="D4D4D4"/>
+                <w:sz w:val="21"/>
+                <w:szCs w:val="21"/>
+                <w:lang w:val="id-ID" w:eastAsia="id-ID"/>
+              </w:rPr>
+            </w:pPr>
             <w:r>
               <w:rPr>
                 <w:rFonts w:ascii="Consolas" w:eastAsia="Times New Roman" w:hAnsi="Consolas" w:cs="Times New Roman"/>
@@ -27361,6 +28190,26 @@
                 <w:szCs w:val="21"/>
                 <w:lang w:val="id-ID" w:eastAsia="id-ID"/>
               </w:rPr>
+              <w:t>async</w:t>
+            </w:r>
+            <w:r>
+              <w:rPr>
+                <w:rFonts w:ascii="Consolas" w:eastAsia="Times New Roman" w:hAnsi="Consolas" w:cs="Times New Roman"/>
+                <w:color w:val="D4D4D4"/>
+                <w:sz w:val="21"/>
+                <w:szCs w:val="21"/>
+                <w:lang w:val="id-ID" w:eastAsia="id-ID"/>
+              </w:rPr>
+              <w:t xml:space="preserve"> </w:t>
+            </w:r>
+            <w:r>
+              <w:rPr>
+                <w:rFonts w:ascii="Consolas" w:eastAsia="Times New Roman" w:hAnsi="Consolas" w:cs="Times New Roman"/>
+                <w:color w:val="569CD6"/>
+                <w:sz w:val="21"/>
+                <w:szCs w:val="21"/>
+                <w:lang w:val="id-ID" w:eastAsia="id-ID"/>
+              </w:rPr>
               <w:t>function</w:t>
             </w:r>
             <w:r>
@@ -27371,6 +28220,897 @@
                 <w:szCs w:val="21"/>
                 <w:lang w:val="id-ID" w:eastAsia="id-ID"/>
               </w:rPr>
+              <w:t xml:space="preserve"> cariKaryawan(id) {</w:t>
+            </w:r>
+          </w:p>
+          <w:p>
+            <w:pPr>
+              <w:shd w:val="clear" w:color="auto" w:fill="1E1E1E"/>
+              <w:spacing w:line="285" w:lineRule="atLeast"/>
+              <w:rPr>
+                <w:rFonts w:ascii="Consolas" w:eastAsia="Times New Roman" w:hAnsi="Consolas" w:cs="Times New Roman"/>
+                <w:color w:val="D4D4D4"/>
+                <w:sz w:val="21"/>
+                <w:szCs w:val="21"/>
+                <w:lang w:val="id-ID" w:eastAsia="id-ID"/>
+              </w:rPr>
+            </w:pPr>
+            <w:r>
+              <w:rPr>
+                <w:rFonts w:ascii="Consolas" w:eastAsia="Times New Roman" w:hAnsi="Consolas" w:cs="Times New Roman"/>
+                <w:color w:val="D4D4D4"/>
+                <w:sz w:val="21"/>
+                <w:szCs w:val="21"/>
+                <w:lang w:val="id-ID" w:eastAsia="id-ID"/>
+              </w:rPr>
+              <w:t xml:space="preserve">    </w:t>
+            </w:r>
+            <w:r>
+              <w:rPr>
+                <w:rFonts w:ascii="Consolas" w:eastAsia="Times New Roman" w:hAnsi="Consolas" w:cs="Times New Roman"/>
+                <w:color w:val="569CD6"/>
+                <w:sz w:val="21"/>
+                <w:szCs w:val="21"/>
+                <w:lang w:val="id-ID" w:eastAsia="id-ID"/>
+              </w:rPr>
+              <w:t>try</w:t>
+            </w:r>
+            <w:r>
+              <w:rPr>
+                <w:rFonts w:ascii="Consolas" w:eastAsia="Times New Roman" w:hAnsi="Consolas" w:cs="Times New Roman"/>
+                <w:color w:val="D4D4D4"/>
+                <w:sz w:val="21"/>
+                <w:szCs w:val="21"/>
+                <w:lang w:val="id-ID" w:eastAsia="id-ID"/>
+              </w:rPr>
+              <w:t xml:space="preserve"> {</w:t>
+            </w:r>
+          </w:p>
+          <w:p>
+            <w:pPr>
+              <w:shd w:val="clear" w:color="auto" w:fill="1E1E1E"/>
+              <w:spacing w:line="285" w:lineRule="atLeast"/>
+              <w:rPr>
+                <w:rFonts w:ascii="Consolas" w:eastAsia="Times New Roman" w:hAnsi="Consolas" w:cs="Times New Roman"/>
+                <w:color w:val="D4D4D4"/>
+                <w:sz w:val="21"/>
+                <w:szCs w:val="21"/>
+                <w:lang w:val="id-ID" w:eastAsia="id-ID"/>
+              </w:rPr>
+            </w:pPr>
+            <w:r>
+              <w:rPr>
+                <w:rFonts w:ascii="Consolas" w:eastAsia="Times New Roman" w:hAnsi="Consolas" w:cs="Times New Roman"/>
+                <w:color w:val="D4D4D4"/>
+                <w:sz w:val="21"/>
+                <w:szCs w:val="21"/>
+                <w:lang w:val="id-ID" w:eastAsia="id-ID"/>
+              </w:rPr>
+              <w:t>        console.log(</w:t>
+            </w:r>
+            <w:r>
+              <w:rPr>
+                <w:rFonts w:ascii="Consolas" w:eastAsia="Times New Roman" w:hAnsi="Consolas" w:cs="Times New Roman"/>
+                <w:color w:val="CE9178"/>
+                <w:sz w:val="21"/>
+                <w:szCs w:val="21"/>
+                <w:lang w:val="id-ID" w:eastAsia="id-ID"/>
+              </w:rPr>
+              <w:t xml:space="preserve">`Mencari data ID: </w:t>
+            </w:r>
+            <w:r>
+              <w:rPr>
+                <w:rFonts w:ascii="Consolas" w:eastAsia="Times New Roman" w:hAnsi="Consolas" w:cs="Times New Roman"/>
+                <w:color w:val="569CD6"/>
+                <w:sz w:val="21"/>
+                <w:szCs w:val="21"/>
+                <w:lang w:val="id-ID" w:eastAsia="id-ID"/>
+              </w:rPr>
+              <w:t>${</w:t>
+            </w:r>
+            <w:r>
+              <w:rPr>
+                <w:rFonts w:ascii="Consolas" w:eastAsia="Times New Roman" w:hAnsi="Consolas" w:cs="Times New Roman"/>
+                <w:color w:val="D4D4D4"/>
+                <w:sz w:val="21"/>
+                <w:szCs w:val="21"/>
+                <w:lang w:val="id-ID" w:eastAsia="id-ID"/>
+              </w:rPr>
+              <w:t>id</w:t>
+            </w:r>
+            <w:r>
+              <w:rPr>
+                <w:rFonts w:ascii="Consolas" w:eastAsia="Times New Roman" w:hAnsi="Consolas" w:cs="Times New Roman"/>
+                <w:color w:val="569CD6"/>
+                <w:sz w:val="21"/>
+                <w:szCs w:val="21"/>
+                <w:lang w:val="id-ID" w:eastAsia="id-ID"/>
+              </w:rPr>
+              <w:t>}</w:t>
+            </w:r>
+            <w:r>
+              <w:rPr>
+                <w:rFonts w:ascii="Consolas" w:eastAsia="Times New Roman" w:hAnsi="Consolas" w:cs="Times New Roman"/>
+                <w:color w:val="CE9178"/>
+                <w:sz w:val="21"/>
+                <w:szCs w:val="21"/>
+                <w:lang w:val="id-ID" w:eastAsia="id-ID"/>
+              </w:rPr>
+              <w:t>...`</w:t>
+            </w:r>
+            <w:r>
+              <w:rPr>
+                <w:rFonts w:ascii="Consolas" w:eastAsia="Times New Roman" w:hAnsi="Consolas" w:cs="Times New Roman"/>
+                <w:color w:val="D4D4D4"/>
+                <w:sz w:val="21"/>
+                <w:szCs w:val="21"/>
+                <w:lang w:val="id-ID" w:eastAsia="id-ID"/>
+              </w:rPr>
+              <w:t>);</w:t>
+            </w:r>
+          </w:p>
+          <w:p>
+            <w:pPr>
+              <w:shd w:val="clear" w:color="auto" w:fill="1E1E1E"/>
+              <w:spacing w:line="285" w:lineRule="atLeast"/>
+              <w:rPr>
+                <w:rFonts w:ascii="Consolas" w:eastAsia="Times New Roman" w:hAnsi="Consolas" w:cs="Times New Roman"/>
+                <w:color w:val="D4D4D4"/>
+                <w:sz w:val="21"/>
+                <w:szCs w:val="21"/>
+                <w:lang w:val="id-ID" w:eastAsia="id-ID"/>
+              </w:rPr>
+            </w:pPr>
+            <w:r>
+              <w:rPr>
+                <w:rFonts w:ascii="Consolas" w:eastAsia="Times New Roman" w:hAnsi="Consolas" w:cs="Times New Roman"/>
+                <w:color w:val="D4D4D4"/>
+                <w:sz w:val="21"/>
+                <w:szCs w:val="21"/>
+                <w:lang w:val="id-ID" w:eastAsia="id-ID"/>
+              </w:rPr>
+              <w:t xml:space="preserve">        </w:t>
+            </w:r>
+            <w:r>
+              <w:rPr>
+                <w:rFonts w:ascii="Consolas" w:eastAsia="Times New Roman" w:hAnsi="Consolas" w:cs="Times New Roman"/>
+                <w:color w:val="569CD6"/>
+                <w:sz w:val="21"/>
+                <w:szCs w:val="21"/>
+                <w:lang w:val="id-ID" w:eastAsia="id-ID"/>
+              </w:rPr>
+              <w:t>const</w:t>
+            </w:r>
+            <w:r>
+              <w:rPr>
+                <w:rFonts w:ascii="Consolas" w:eastAsia="Times New Roman" w:hAnsi="Consolas" w:cs="Times New Roman"/>
+                <w:color w:val="D4D4D4"/>
+                <w:sz w:val="21"/>
+                <w:szCs w:val="21"/>
+                <w:lang w:val="id-ID" w:eastAsia="id-ID"/>
+              </w:rPr>
+              <w:t xml:space="preserve"> response = </w:t>
+            </w:r>
+            <w:r>
+              <w:rPr>
+                <w:rFonts w:ascii="Consolas" w:eastAsia="Times New Roman" w:hAnsi="Consolas" w:cs="Times New Roman"/>
+                <w:color w:val="569CD6"/>
+                <w:sz w:val="21"/>
+                <w:szCs w:val="21"/>
+                <w:lang w:val="id-ID" w:eastAsia="id-ID"/>
+              </w:rPr>
+              <w:t>await</w:t>
+            </w:r>
+            <w:r>
+              <w:rPr>
+                <w:rFonts w:ascii="Consolas" w:eastAsia="Times New Roman" w:hAnsi="Consolas" w:cs="Times New Roman"/>
+                <w:color w:val="D4D4D4"/>
+                <w:sz w:val="21"/>
+                <w:szCs w:val="21"/>
+                <w:lang w:val="id-ID" w:eastAsia="id-ID"/>
+              </w:rPr>
+              <w:t xml:space="preserve"> fetch(</w:t>
+            </w:r>
+            <w:r>
+              <w:rPr>
+                <w:rFonts w:ascii="Consolas" w:eastAsia="Times New Roman" w:hAnsi="Consolas" w:cs="Times New Roman"/>
+                <w:color w:val="CE9178"/>
+                <w:sz w:val="21"/>
+                <w:szCs w:val="21"/>
+                <w:lang w:val="id-ID" w:eastAsia="id-ID"/>
+              </w:rPr>
+              <w:t>`https://jsonplaceholder.typicode.com/users/</w:t>
+            </w:r>
+            <w:r>
+              <w:rPr>
+                <w:rFonts w:ascii="Consolas" w:eastAsia="Times New Roman" w:hAnsi="Consolas" w:cs="Times New Roman"/>
+                <w:color w:val="569CD6"/>
+                <w:sz w:val="21"/>
+                <w:szCs w:val="21"/>
+                <w:lang w:val="id-ID" w:eastAsia="id-ID"/>
+              </w:rPr>
+              <w:t>${</w:t>
+            </w:r>
+            <w:r>
+              <w:rPr>
+                <w:rFonts w:ascii="Consolas" w:eastAsia="Times New Roman" w:hAnsi="Consolas" w:cs="Times New Roman"/>
+                <w:color w:val="D4D4D4"/>
+                <w:sz w:val="21"/>
+                <w:szCs w:val="21"/>
+                <w:lang w:val="id-ID" w:eastAsia="id-ID"/>
+              </w:rPr>
+              <w:t>id</w:t>
+            </w:r>
+            <w:r>
+              <w:rPr>
+                <w:rFonts w:ascii="Consolas" w:eastAsia="Times New Roman" w:hAnsi="Consolas" w:cs="Times New Roman"/>
+                <w:color w:val="569CD6"/>
+                <w:sz w:val="21"/>
+                <w:szCs w:val="21"/>
+                <w:lang w:val="id-ID" w:eastAsia="id-ID"/>
+              </w:rPr>
+              <w:t>}</w:t>
+            </w:r>
+            <w:r>
+              <w:rPr>
+                <w:rFonts w:ascii="Consolas" w:eastAsia="Times New Roman" w:hAnsi="Consolas" w:cs="Times New Roman"/>
+                <w:color w:val="CE9178"/>
+                <w:sz w:val="21"/>
+                <w:szCs w:val="21"/>
+                <w:lang w:val="id-ID" w:eastAsia="id-ID"/>
+              </w:rPr>
+              <w:t>`</w:t>
+            </w:r>
+            <w:r>
+              <w:rPr>
+                <w:rFonts w:ascii="Consolas" w:eastAsia="Times New Roman" w:hAnsi="Consolas" w:cs="Times New Roman"/>
+                <w:color w:val="D4D4D4"/>
+                <w:sz w:val="21"/>
+                <w:szCs w:val="21"/>
+                <w:lang w:val="id-ID" w:eastAsia="id-ID"/>
+              </w:rPr>
+              <w:t>);</w:t>
+            </w:r>
+          </w:p>
+          <w:p>
+            <w:pPr>
+              <w:shd w:val="clear" w:color="auto" w:fill="1E1E1E"/>
+              <w:spacing w:line="285" w:lineRule="atLeast"/>
+              <w:rPr>
+                <w:rFonts w:ascii="Consolas" w:eastAsia="Times New Roman" w:hAnsi="Consolas" w:cs="Times New Roman"/>
+                <w:color w:val="D4D4D4"/>
+                <w:sz w:val="21"/>
+                <w:szCs w:val="21"/>
+                <w:lang w:val="id-ID" w:eastAsia="id-ID"/>
+              </w:rPr>
+            </w:pPr>
+            <w:r>
+              <w:rPr>
+                <w:rFonts w:ascii="Consolas" w:eastAsia="Times New Roman" w:hAnsi="Consolas" w:cs="Times New Roman"/>
+                <w:color w:val="D4D4D4"/>
+                <w:sz w:val="21"/>
+                <w:szCs w:val="21"/>
+                <w:lang w:val="id-ID" w:eastAsia="id-ID"/>
+              </w:rPr>
+              <w:t xml:space="preserve">        </w:t>
+            </w:r>
+            <w:r>
+              <w:rPr>
+                <w:rFonts w:ascii="Consolas" w:eastAsia="Times New Roman" w:hAnsi="Consolas" w:cs="Times New Roman"/>
+                <w:color w:val="569CD6"/>
+                <w:sz w:val="21"/>
+                <w:szCs w:val="21"/>
+                <w:lang w:val="id-ID" w:eastAsia="id-ID"/>
+              </w:rPr>
+              <w:t>if</w:t>
+            </w:r>
+            <w:r>
+              <w:rPr>
+                <w:rFonts w:ascii="Consolas" w:eastAsia="Times New Roman" w:hAnsi="Consolas" w:cs="Times New Roman"/>
+                <w:color w:val="D4D4D4"/>
+                <w:sz w:val="21"/>
+                <w:szCs w:val="21"/>
+                <w:lang w:val="id-ID" w:eastAsia="id-ID"/>
+              </w:rPr>
+              <w:t xml:space="preserve"> (!response.ok) {</w:t>
+            </w:r>
+          </w:p>
+          <w:p>
+            <w:pPr>
+              <w:shd w:val="clear" w:color="auto" w:fill="1E1E1E"/>
+              <w:spacing w:line="285" w:lineRule="atLeast"/>
+              <w:rPr>
+                <w:rFonts w:ascii="Consolas" w:eastAsia="Times New Roman" w:hAnsi="Consolas" w:cs="Times New Roman"/>
+                <w:color w:val="D4D4D4"/>
+                <w:sz w:val="21"/>
+                <w:szCs w:val="21"/>
+                <w:lang w:val="id-ID" w:eastAsia="id-ID"/>
+              </w:rPr>
+            </w:pPr>
+            <w:r>
+              <w:rPr>
+                <w:rFonts w:ascii="Consolas" w:eastAsia="Times New Roman" w:hAnsi="Consolas" w:cs="Times New Roman"/>
+                <w:color w:val="D4D4D4"/>
+                <w:sz w:val="21"/>
+                <w:szCs w:val="21"/>
+                <w:lang w:val="id-ID" w:eastAsia="id-ID"/>
+              </w:rPr>
+              <w:t xml:space="preserve">            </w:t>
+            </w:r>
+            <w:r>
+              <w:rPr>
+                <w:rFonts w:ascii="Consolas" w:eastAsia="Times New Roman" w:hAnsi="Consolas" w:cs="Times New Roman"/>
+                <w:color w:val="569CD6"/>
+                <w:sz w:val="21"/>
+                <w:szCs w:val="21"/>
+                <w:lang w:val="id-ID" w:eastAsia="id-ID"/>
+              </w:rPr>
+              <w:t>throw</w:t>
+            </w:r>
+            <w:r>
+              <w:rPr>
+                <w:rFonts w:ascii="Consolas" w:eastAsia="Times New Roman" w:hAnsi="Consolas" w:cs="Times New Roman"/>
+                <w:color w:val="D4D4D4"/>
+                <w:sz w:val="21"/>
+                <w:szCs w:val="21"/>
+                <w:lang w:val="id-ID" w:eastAsia="id-ID"/>
+              </w:rPr>
+              <w:t xml:space="preserve"> </w:t>
+            </w:r>
+            <w:r>
+              <w:rPr>
+                <w:rFonts w:ascii="Consolas" w:eastAsia="Times New Roman" w:hAnsi="Consolas" w:cs="Times New Roman"/>
+                <w:color w:val="569CD6"/>
+                <w:sz w:val="21"/>
+                <w:szCs w:val="21"/>
+                <w:lang w:val="id-ID" w:eastAsia="id-ID"/>
+              </w:rPr>
+              <w:t>new</w:t>
+            </w:r>
+            <w:r>
+              <w:rPr>
+                <w:rFonts w:ascii="Consolas" w:eastAsia="Times New Roman" w:hAnsi="Consolas" w:cs="Times New Roman"/>
+                <w:color w:val="D4D4D4"/>
+                <w:sz w:val="21"/>
+                <w:szCs w:val="21"/>
+                <w:lang w:val="id-ID" w:eastAsia="id-ID"/>
+              </w:rPr>
+              <w:t xml:space="preserve"> Error(</w:t>
+            </w:r>
+            <w:r>
+              <w:rPr>
+                <w:rFonts w:ascii="Consolas" w:eastAsia="Times New Roman" w:hAnsi="Consolas" w:cs="Times New Roman"/>
+                <w:color w:val="CE9178"/>
+                <w:sz w:val="21"/>
+                <w:szCs w:val="21"/>
+                <w:lang w:val="id-ID" w:eastAsia="id-ID"/>
+              </w:rPr>
+              <w:t>'Data tidak ditemukan'</w:t>
+            </w:r>
+            <w:r>
+              <w:rPr>
+                <w:rFonts w:ascii="Consolas" w:eastAsia="Times New Roman" w:hAnsi="Consolas" w:cs="Times New Roman"/>
+                <w:color w:val="D4D4D4"/>
+                <w:sz w:val="21"/>
+                <w:szCs w:val="21"/>
+                <w:lang w:val="id-ID" w:eastAsia="id-ID"/>
+              </w:rPr>
+              <w:t>);</w:t>
+            </w:r>
+          </w:p>
+          <w:p>
+            <w:pPr>
+              <w:shd w:val="clear" w:color="auto" w:fill="1E1E1E"/>
+              <w:spacing w:line="285" w:lineRule="atLeast"/>
+              <w:rPr>
+                <w:rFonts w:ascii="Consolas" w:eastAsia="Times New Roman" w:hAnsi="Consolas" w:cs="Times New Roman"/>
+                <w:color w:val="D4D4D4"/>
+                <w:sz w:val="21"/>
+                <w:szCs w:val="21"/>
+                <w:lang w:val="id-ID" w:eastAsia="id-ID"/>
+              </w:rPr>
+            </w:pPr>
+            <w:r>
+              <w:rPr>
+                <w:rFonts w:ascii="Consolas" w:eastAsia="Times New Roman" w:hAnsi="Consolas" w:cs="Times New Roman"/>
+                <w:color w:val="D4D4D4"/>
+                <w:sz w:val="21"/>
+                <w:szCs w:val="21"/>
+                <w:lang w:val="id-ID" w:eastAsia="id-ID"/>
+              </w:rPr>
+              <w:t>        }</w:t>
+            </w:r>
+          </w:p>
+          <w:p>
+            <w:pPr>
+              <w:shd w:val="clear" w:color="auto" w:fill="1E1E1E"/>
+              <w:spacing w:line="285" w:lineRule="atLeast"/>
+              <w:rPr>
+                <w:rFonts w:ascii="Consolas" w:eastAsia="Times New Roman" w:hAnsi="Consolas" w:cs="Times New Roman"/>
+                <w:color w:val="D4D4D4"/>
+                <w:sz w:val="21"/>
+                <w:szCs w:val="21"/>
+                <w:lang w:val="id-ID" w:eastAsia="id-ID"/>
+              </w:rPr>
+            </w:pPr>
+            <w:r>
+              <w:rPr>
+                <w:rFonts w:ascii="Consolas" w:eastAsia="Times New Roman" w:hAnsi="Consolas" w:cs="Times New Roman"/>
+                <w:color w:val="D4D4D4"/>
+                <w:sz w:val="21"/>
+                <w:szCs w:val="21"/>
+                <w:lang w:val="id-ID" w:eastAsia="id-ID"/>
+              </w:rPr>
+              <w:t xml:space="preserve">        </w:t>
+            </w:r>
+            <w:r>
+              <w:rPr>
+                <w:rFonts w:ascii="Consolas" w:eastAsia="Times New Roman" w:hAnsi="Consolas" w:cs="Times New Roman"/>
+                <w:color w:val="569CD6"/>
+                <w:sz w:val="21"/>
+                <w:szCs w:val="21"/>
+                <w:lang w:val="id-ID" w:eastAsia="id-ID"/>
+              </w:rPr>
+              <w:t>const</w:t>
+            </w:r>
+            <w:r>
+              <w:rPr>
+                <w:rFonts w:ascii="Consolas" w:eastAsia="Times New Roman" w:hAnsi="Consolas" w:cs="Times New Roman"/>
+                <w:color w:val="D4D4D4"/>
+                <w:sz w:val="21"/>
+                <w:szCs w:val="21"/>
+                <w:lang w:val="id-ID" w:eastAsia="id-ID"/>
+              </w:rPr>
+              <w:t xml:space="preserve"> data = </w:t>
+            </w:r>
+            <w:r>
+              <w:rPr>
+                <w:rFonts w:ascii="Consolas" w:eastAsia="Times New Roman" w:hAnsi="Consolas" w:cs="Times New Roman"/>
+                <w:color w:val="569CD6"/>
+                <w:sz w:val="21"/>
+                <w:szCs w:val="21"/>
+                <w:lang w:val="id-ID" w:eastAsia="id-ID"/>
+              </w:rPr>
+              <w:t>await</w:t>
+            </w:r>
+            <w:r>
+              <w:rPr>
+                <w:rFonts w:ascii="Consolas" w:eastAsia="Times New Roman" w:hAnsi="Consolas" w:cs="Times New Roman"/>
+                <w:color w:val="D4D4D4"/>
+                <w:sz w:val="21"/>
+                <w:szCs w:val="21"/>
+                <w:lang w:val="id-ID" w:eastAsia="id-ID"/>
+              </w:rPr>
+              <w:t xml:space="preserve"> response.json();</w:t>
+            </w:r>
+          </w:p>
+          <w:p>
+            <w:pPr>
+              <w:shd w:val="clear" w:color="auto" w:fill="1E1E1E"/>
+              <w:spacing w:line="285" w:lineRule="atLeast"/>
+              <w:rPr>
+                <w:rFonts w:ascii="Consolas" w:eastAsia="Times New Roman" w:hAnsi="Consolas" w:cs="Times New Roman"/>
+                <w:color w:val="D4D4D4"/>
+                <w:sz w:val="21"/>
+                <w:szCs w:val="21"/>
+                <w:lang w:val="id-ID" w:eastAsia="id-ID"/>
+              </w:rPr>
+            </w:pPr>
+            <w:r>
+              <w:rPr>
+                <w:rFonts w:ascii="Consolas" w:eastAsia="Times New Roman" w:hAnsi="Consolas" w:cs="Times New Roman"/>
+                <w:color w:val="D4D4D4"/>
+                <w:sz w:val="21"/>
+                <w:szCs w:val="21"/>
+                <w:lang w:val="id-ID" w:eastAsia="id-ID"/>
+              </w:rPr>
+              <w:t>        console.log(</w:t>
+            </w:r>
+            <w:r>
+              <w:rPr>
+                <w:rFonts w:ascii="Consolas" w:eastAsia="Times New Roman" w:hAnsi="Consolas" w:cs="Times New Roman"/>
+                <w:color w:val="CE9178"/>
+                <w:sz w:val="21"/>
+                <w:szCs w:val="21"/>
+                <w:lang w:val="id-ID" w:eastAsia="id-ID"/>
+              </w:rPr>
+              <w:t>"Ditemukan:"</w:t>
+            </w:r>
+            <w:r>
+              <w:rPr>
+                <w:rFonts w:ascii="Consolas" w:eastAsia="Times New Roman" w:hAnsi="Consolas" w:cs="Times New Roman"/>
+                <w:color w:val="D4D4D4"/>
+                <w:sz w:val="21"/>
+                <w:szCs w:val="21"/>
+                <w:lang w:val="id-ID" w:eastAsia="id-ID"/>
+              </w:rPr>
+              <w:t>, data);</w:t>
+            </w:r>
+          </w:p>
+          <w:p>
+            <w:pPr>
+              <w:shd w:val="clear" w:color="auto" w:fill="1E1E1E"/>
+              <w:spacing w:line="285" w:lineRule="atLeast"/>
+              <w:rPr>
+                <w:rFonts w:ascii="Consolas" w:eastAsia="Times New Roman" w:hAnsi="Consolas" w:cs="Times New Roman"/>
+                <w:color w:val="D4D4D4"/>
+                <w:sz w:val="21"/>
+                <w:szCs w:val="21"/>
+                <w:lang w:val="id-ID" w:eastAsia="id-ID"/>
+              </w:rPr>
+            </w:pPr>
+            <w:r>
+              <w:rPr>
+                <w:rFonts w:ascii="Consolas" w:eastAsia="Times New Roman" w:hAnsi="Consolas" w:cs="Times New Roman"/>
+                <w:color w:val="D4D4D4"/>
+                <w:sz w:val="21"/>
+                <w:szCs w:val="21"/>
+                <w:lang w:val="id-ID" w:eastAsia="id-ID"/>
+              </w:rPr>
+              <w:t>        alert(</w:t>
+            </w:r>
+            <w:r>
+              <w:rPr>
+                <w:rFonts w:ascii="Consolas" w:eastAsia="Times New Roman" w:hAnsi="Consolas" w:cs="Times New Roman"/>
+                <w:color w:val="CE9178"/>
+                <w:sz w:val="21"/>
+                <w:szCs w:val="21"/>
+                <w:lang w:val="id-ID" w:eastAsia="id-ID"/>
+              </w:rPr>
+              <w:t xml:space="preserve">`Ditemukan: </w:t>
+            </w:r>
+            <w:r>
+              <w:rPr>
+                <w:rFonts w:ascii="Consolas" w:eastAsia="Times New Roman" w:hAnsi="Consolas" w:cs="Times New Roman"/>
+                <w:color w:val="569CD6"/>
+                <w:sz w:val="21"/>
+                <w:szCs w:val="21"/>
+                <w:lang w:val="id-ID" w:eastAsia="id-ID"/>
+              </w:rPr>
+              <w:t>${</w:t>
+            </w:r>
+            <w:r>
+              <w:rPr>
+                <w:rFonts w:ascii="Consolas" w:eastAsia="Times New Roman" w:hAnsi="Consolas" w:cs="Times New Roman"/>
+                <w:color w:val="D4D4D4"/>
+                <w:sz w:val="21"/>
+                <w:szCs w:val="21"/>
+                <w:lang w:val="id-ID" w:eastAsia="id-ID"/>
+              </w:rPr>
+              <w:t>data.name</w:t>
+            </w:r>
+            <w:r>
+              <w:rPr>
+                <w:rFonts w:ascii="Consolas" w:eastAsia="Times New Roman" w:hAnsi="Consolas" w:cs="Times New Roman"/>
+                <w:color w:val="569CD6"/>
+                <w:sz w:val="21"/>
+                <w:szCs w:val="21"/>
+                <w:lang w:val="id-ID" w:eastAsia="id-ID"/>
+              </w:rPr>
+              <w:t>}</w:t>
+            </w:r>
+            <w:r>
+              <w:rPr>
+                <w:rFonts w:ascii="Consolas" w:eastAsia="Times New Roman" w:hAnsi="Consolas" w:cs="Times New Roman"/>
+                <w:color w:val="CE9178"/>
+                <w:sz w:val="21"/>
+                <w:szCs w:val="21"/>
+                <w:lang w:val="id-ID" w:eastAsia="id-ID"/>
+              </w:rPr>
+              <w:t xml:space="preserve"> - bekerja di </w:t>
+            </w:r>
+            <w:r>
+              <w:rPr>
+                <w:rFonts w:ascii="Consolas" w:eastAsia="Times New Roman" w:hAnsi="Consolas" w:cs="Times New Roman"/>
+                <w:color w:val="569CD6"/>
+                <w:sz w:val="21"/>
+                <w:szCs w:val="21"/>
+                <w:lang w:val="id-ID" w:eastAsia="id-ID"/>
+              </w:rPr>
+              <w:t>${</w:t>
+            </w:r>
+            <w:r>
+              <w:rPr>
+                <w:rFonts w:ascii="Consolas" w:eastAsia="Times New Roman" w:hAnsi="Consolas" w:cs="Times New Roman"/>
+                <w:color w:val="D4D4D4"/>
+                <w:sz w:val="21"/>
+                <w:szCs w:val="21"/>
+                <w:lang w:val="id-ID" w:eastAsia="id-ID"/>
+              </w:rPr>
+              <w:t>data.company.name</w:t>
+            </w:r>
+            <w:r>
+              <w:rPr>
+                <w:rFonts w:ascii="Consolas" w:eastAsia="Times New Roman" w:hAnsi="Consolas" w:cs="Times New Roman"/>
+                <w:color w:val="569CD6"/>
+                <w:sz w:val="21"/>
+                <w:szCs w:val="21"/>
+                <w:lang w:val="id-ID" w:eastAsia="id-ID"/>
+              </w:rPr>
+              <w:t>}</w:t>
+            </w:r>
+            <w:r>
+              <w:rPr>
+                <w:rFonts w:ascii="Consolas" w:eastAsia="Times New Roman" w:hAnsi="Consolas" w:cs="Times New Roman"/>
+                <w:color w:val="CE9178"/>
+                <w:sz w:val="21"/>
+                <w:szCs w:val="21"/>
+                <w:lang w:val="id-ID" w:eastAsia="id-ID"/>
+              </w:rPr>
+              <w:t>`</w:t>
+            </w:r>
+            <w:r>
+              <w:rPr>
+                <w:rFonts w:ascii="Consolas" w:eastAsia="Times New Roman" w:hAnsi="Consolas" w:cs="Times New Roman"/>
+                <w:color w:val="D4D4D4"/>
+                <w:sz w:val="21"/>
+                <w:szCs w:val="21"/>
+                <w:lang w:val="id-ID" w:eastAsia="id-ID"/>
+              </w:rPr>
+              <w:t>);</w:t>
+            </w:r>
+          </w:p>
+          <w:p>
+            <w:pPr>
+              <w:shd w:val="clear" w:color="auto" w:fill="1E1E1E"/>
+              <w:spacing w:line="285" w:lineRule="atLeast"/>
+              <w:rPr>
+                <w:rFonts w:ascii="Consolas" w:eastAsia="Times New Roman" w:hAnsi="Consolas" w:cs="Times New Roman"/>
+                <w:color w:val="D4D4D4"/>
+                <w:sz w:val="21"/>
+                <w:szCs w:val="21"/>
+                <w:lang w:val="id-ID" w:eastAsia="id-ID"/>
+              </w:rPr>
+            </w:pPr>
+            <w:r>
+              <w:rPr>
+                <w:rFonts w:ascii="Consolas" w:eastAsia="Times New Roman" w:hAnsi="Consolas" w:cs="Times New Roman"/>
+                <w:color w:val="D4D4D4"/>
+                <w:sz w:val="21"/>
+                <w:szCs w:val="21"/>
+                <w:lang w:val="id-ID" w:eastAsia="id-ID"/>
+              </w:rPr>
+              <w:t xml:space="preserve">    } </w:t>
+            </w:r>
+            <w:r>
+              <w:rPr>
+                <w:rFonts w:ascii="Consolas" w:eastAsia="Times New Roman" w:hAnsi="Consolas" w:cs="Times New Roman"/>
+                <w:color w:val="569CD6"/>
+                <w:sz w:val="21"/>
+                <w:szCs w:val="21"/>
+                <w:lang w:val="id-ID" w:eastAsia="id-ID"/>
+              </w:rPr>
+              <w:t>catch</w:t>
+            </w:r>
+            <w:r>
+              <w:rPr>
+                <w:rFonts w:ascii="Consolas" w:eastAsia="Times New Roman" w:hAnsi="Consolas" w:cs="Times New Roman"/>
+                <w:color w:val="D4D4D4"/>
+                <w:sz w:val="21"/>
+                <w:szCs w:val="21"/>
+                <w:lang w:val="id-ID" w:eastAsia="id-ID"/>
+              </w:rPr>
+              <w:t xml:space="preserve"> (error) {</w:t>
+            </w:r>
+          </w:p>
+          <w:p>
+            <w:pPr>
+              <w:shd w:val="clear" w:color="auto" w:fill="1E1E1E"/>
+              <w:spacing w:line="285" w:lineRule="atLeast"/>
+              <w:rPr>
+                <w:rFonts w:ascii="Consolas" w:eastAsia="Times New Roman" w:hAnsi="Consolas" w:cs="Times New Roman"/>
+                <w:color w:val="D4D4D4"/>
+                <w:sz w:val="21"/>
+                <w:szCs w:val="21"/>
+                <w:lang w:val="id-ID" w:eastAsia="id-ID"/>
+              </w:rPr>
+            </w:pPr>
+            <w:r>
+              <w:rPr>
+                <w:rFonts w:ascii="Consolas" w:eastAsia="Times New Roman" w:hAnsi="Consolas" w:cs="Times New Roman"/>
+                <w:color w:val="D4D4D4"/>
+                <w:sz w:val="21"/>
+                <w:szCs w:val="21"/>
+                <w:lang w:val="id-ID" w:eastAsia="id-ID"/>
+              </w:rPr>
+              <w:t>        console.error(error);</w:t>
+            </w:r>
+          </w:p>
+          <w:p>
+            <w:pPr>
+              <w:shd w:val="clear" w:color="auto" w:fill="1E1E1E"/>
+              <w:spacing w:line="285" w:lineRule="atLeast"/>
+              <w:rPr>
+                <w:rFonts w:ascii="Consolas" w:eastAsia="Times New Roman" w:hAnsi="Consolas" w:cs="Times New Roman"/>
+                <w:color w:val="D4D4D4"/>
+                <w:sz w:val="21"/>
+                <w:szCs w:val="21"/>
+                <w:lang w:val="id-ID" w:eastAsia="id-ID"/>
+              </w:rPr>
+            </w:pPr>
+            <w:r>
+              <w:rPr>
+                <w:rFonts w:ascii="Consolas" w:eastAsia="Times New Roman" w:hAnsi="Consolas" w:cs="Times New Roman"/>
+                <w:color w:val="D4D4D4"/>
+                <w:sz w:val="21"/>
+                <w:szCs w:val="21"/>
+                <w:lang w:val="id-ID" w:eastAsia="id-ID"/>
+              </w:rPr>
+              <w:t>        alert(error.message);</w:t>
+            </w:r>
+          </w:p>
+          <w:p>
+            <w:pPr>
+              <w:shd w:val="clear" w:color="auto" w:fill="1E1E1E"/>
+              <w:spacing w:line="285" w:lineRule="atLeast"/>
+              <w:rPr>
+                <w:rFonts w:ascii="Consolas" w:eastAsia="Times New Roman" w:hAnsi="Consolas" w:cs="Times New Roman"/>
+                <w:color w:val="D4D4D4"/>
+                <w:sz w:val="21"/>
+                <w:szCs w:val="21"/>
+                <w:lang w:val="id-ID" w:eastAsia="id-ID"/>
+              </w:rPr>
+            </w:pPr>
+            <w:r>
+              <w:rPr>
+                <w:rFonts w:ascii="Consolas" w:eastAsia="Times New Roman" w:hAnsi="Consolas" w:cs="Times New Roman"/>
+                <w:color w:val="D4D4D4"/>
+                <w:sz w:val="21"/>
+                <w:szCs w:val="21"/>
+                <w:lang w:val="id-ID" w:eastAsia="id-ID"/>
+              </w:rPr>
+              <w:t>    }</w:t>
+            </w:r>
+          </w:p>
+          <w:p>
+            <w:pPr>
+              <w:shd w:val="clear" w:color="auto" w:fill="1E1E1E"/>
+              <w:spacing w:line="285" w:lineRule="atLeast"/>
+              <w:rPr>
+                <w:rFonts w:ascii="Consolas" w:eastAsia="Times New Roman" w:hAnsi="Consolas" w:cs="Times New Roman"/>
+                <w:color w:val="D4D4D4"/>
+                <w:sz w:val="21"/>
+                <w:szCs w:val="21"/>
+                <w:lang w:val="id-ID" w:eastAsia="id-ID"/>
+              </w:rPr>
+            </w:pPr>
+            <w:r>
+              <w:rPr>
+                <w:rFonts w:ascii="Consolas" w:eastAsia="Times New Roman" w:hAnsi="Consolas" w:cs="Times New Roman"/>
+                <w:color w:val="D4D4D4"/>
+                <w:sz w:val="21"/>
+                <w:szCs w:val="21"/>
+                <w:lang w:val="id-ID" w:eastAsia="id-ID"/>
+              </w:rPr>
+              <w:t>}</w:t>
+            </w:r>
+          </w:p>
+          <w:p>
+            <w:pPr>
+              <w:shd w:val="clear" w:color="auto" w:fill="1E1E1E"/>
+              <w:spacing w:line="285" w:lineRule="atLeast"/>
+              <w:rPr>
+                <w:rFonts w:ascii="Consolas" w:eastAsia="Times New Roman" w:hAnsi="Consolas" w:cs="Times New Roman"/>
+                <w:color w:val="D4D4D4"/>
+                <w:sz w:val="21"/>
+                <w:szCs w:val="21"/>
+                <w:lang w:val="id-ID" w:eastAsia="id-ID"/>
+              </w:rPr>
+            </w:pPr>
+            <w:r>
+              <w:rPr>
+                <w:rFonts w:ascii="Consolas" w:eastAsia="Times New Roman" w:hAnsi="Consolas" w:cs="Times New Roman"/>
+                <w:color w:val="569CD6"/>
+                <w:sz w:val="21"/>
+                <w:szCs w:val="21"/>
+                <w:lang w:val="id-ID" w:eastAsia="id-ID"/>
+              </w:rPr>
+              <w:t>const</w:t>
+            </w:r>
+            <w:r>
+              <w:rPr>
+                <w:rFonts w:ascii="Consolas" w:eastAsia="Times New Roman" w:hAnsi="Consolas" w:cs="Times New Roman"/>
+                <w:color w:val="D4D4D4"/>
+                <w:sz w:val="21"/>
+                <w:szCs w:val="21"/>
+                <w:lang w:val="id-ID" w:eastAsia="id-ID"/>
+              </w:rPr>
+              <w:t xml:space="preserve"> btnTambah = document.getElementById(</w:t>
+            </w:r>
+            <w:r>
+              <w:rPr>
+                <w:rFonts w:ascii="Consolas" w:eastAsia="Times New Roman" w:hAnsi="Consolas" w:cs="Times New Roman"/>
+                <w:color w:val="CE9178"/>
+                <w:sz w:val="21"/>
+                <w:szCs w:val="21"/>
+                <w:lang w:val="id-ID" w:eastAsia="id-ID"/>
+              </w:rPr>
+              <w:t>'btnTambah'</w:t>
+            </w:r>
+            <w:r>
+              <w:rPr>
+                <w:rFonts w:ascii="Consolas" w:eastAsia="Times New Roman" w:hAnsi="Consolas" w:cs="Times New Roman"/>
+                <w:color w:val="D4D4D4"/>
+                <w:sz w:val="21"/>
+                <w:szCs w:val="21"/>
+                <w:lang w:val="id-ID" w:eastAsia="id-ID"/>
+              </w:rPr>
+              <w:t>);</w:t>
+            </w:r>
+          </w:p>
+          <w:p>
+            <w:pPr>
+              <w:shd w:val="clear" w:color="auto" w:fill="1E1E1E"/>
+              <w:spacing w:line="285" w:lineRule="atLeast"/>
+              <w:rPr>
+                <w:rFonts w:ascii="Consolas" w:eastAsia="Times New Roman" w:hAnsi="Consolas" w:cs="Times New Roman"/>
+                <w:color w:val="D4D4D4"/>
+                <w:sz w:val="21"/>
+                <w:szCs w:val="21"/>
+                <w:lang w:val="id-ID" w:eastAsia="id-ID"/>
+              </w:rPr>
+            </w:pPr>
+          </w:p>
+          <w:p>
+            <w:pPr>
+              <w:shd w:val="clear" w:color="auto" w:fill="1E1E1E"/>
+              <w:spacing w:line="285" w:lineRule="atLeast"/>
+              <w:rPr>
+                <w:rFonts w:ascii="Consolas" w:eastAsia="Times New Roman" w:hAnsi="Consolas" w:cs="Times New Roman"/>
+                <w:color w:val="D4D4D4"/>
+                <w:sz w:val="21"/>
+                <w:szCs w:val="21"/>
+                <w:lang w:val="id-ID" w:eastAsia="id-ID"/>
+              </w:rPr>
+            </w:pPr>
+            <w:r>
+              <w:rPr>
+                <w:rFonts w:ascii="Consolas" w:eastAsia="Times New Roman" w:hAnsi="Consolas" w:cs="Times New Roman"/>
+                <w:color w:val="D4D4D4"/>
+                <w:sz w:val="21"/>
+                <w:szCs w:val="21"/>
+                <w:lang w:val="id-ID" w:eastAsia="id-ID"/>
+              </w:rPr>
+              <w:t>btnTambah.addEventListener(</w:t>
+            </w:r>
+            <w:r>
+              <w:rPr>
+                <w:rFonts w:ascii="Consolas" w:eastAsia="Times New Roman" w:hAnsi="Consolas" w:cs="Times New Roman"/>
+                <w:color w:val="CE9178"/>
+                <w:sz w:val="21"/>
+                <w:szCs w:val="21"/>
+                <w:lang w:val="id-ID" w:eastAsia="id-ID"/>
+              </w:rPr>
+              <w:t>'click'</w:t>
+            </w:r>
+            <w:r>
+              <w:rPr>
+                <w:rFonts w:ascii="Consolas" w:eastAsia="Times New Roman" w:hAnsi="Consolas" w:cs="Times New Roman"/>
+                <w:color w:val="D4D4D4"/>
+                <w:sz w:val="21"/>
+                <w:szCs w:val="21"/>
+                <w:lang w:val="id-ID" w:eastAsia="id-ID"/>
+              </w:rPr>
+              <w:t xml:space="preserve">, </w:t>
+            </w:r>
+            <w:r>
+              <w:rPr>
+                <w:rFonts w:ascii="Consolas" w:eastAsia="Times New Roman" w:hAnsi="Consolas" w:cs="Times New Roman"/>
+                <w:color w:val="569CD6"/>
+                <w:sz w:val="21"/>
+                <w:szCs w:val="21"/>
+                <w:lang w:val="id-ID" w:eastAsia="id-ID"/>
+              </w:rPr>
+              <w:t>function</w:t>
+            </w:r>
+            <w:r>
+              <w:rPr>
+                <w:rFonts w:ascii="Consolas" w:eastAsia="Times New Roman" w:hAnsi="Consolas" w:cs="Times New Roman"/>
+                <w:color w:val="D4D4D4"/>
+                <w:sz w:val="21"/>
+                <w:szCs w:val="21"/>
+                <w:lang w:val="id-ID" w:eastAsia="id-ID"/>
+              </w:rPr>
               <w:t>() {</w:t>
             </w:r>
           </w:p>
@@ -27394,7 +29134,50 @@
                 <w:szCs w:val="21"/>
                 <w:lang w:val="id-ID" w:eastAsia="id-ID"/>
               </w:rPr>
-              <w:t>            loading.classList.add(</w:t>
+              <w:t xml:space="preserve">    </w:t>
+            </w:r>
+            <w:r>
+              <w:rPr>
+                <w:rFonts w:ascii="Consolas" w:eastAsia="Times New Roman" w:hAnsi="Consolas" w:cs="Times New Roman"/>
+                <w:color w:val="569CD6"/>
+                <w:sz w:val="21"/>
+                <w:szCs w:val="21"/>
+                <w:lang w:val="id-ID" w:eastAsia="id-ID"/>
+              </w:rPr>
+              <w:t>const</w:t>
+            </w:r>
+            <w:r>
+              <w:rPr>
+                <w:rFonts w:ascii="Consolas" w:eastAsia="Times New Roman" w:hAnsi="Consolas" w:cs="Times New Roman"/>
+                <w:color w:val="D4D4D4"/>
+                <w:sz w:val="21"/>
+                <w:szCs w:val="21"/>
+                <w:lang w:val="id-ID" w:eastAsia="id-ID"/>
+              </w:rPr>
+              <w:t xml:space="preserve"> dataBaru = {</w:t>
+            </w:r>
+          </w:p>
+          <w:p>
+            <w:pPr>
+              <w:shd w:val="clear" w:color="auto" w:fill="1E1E1E"/>
+              <w:spacing w:line="285" w:lineRule="atLeast"/>
+              <w:rPr>
+                <w:rFonts w:ascii="Consolas" w:eastAsia="Times New Roman" w:hAnsi="Consolas" w:cs="Times New Roman"/>
+                <w:color w:val="D4D4D4"/>
+                <w:sz w:val="21"/>
+                <w:szCs w:val="21"/>
+                <w:lang w:val="id-ID" w:eastAsia="id-ID"/>
+              </w:rPr>
+            </w:pPr>
+            <w:r>
+              <w:rPr>
+                <w:rFonts w:ascii="Consolas" w:eastAsia="Times New Roman" w:hAnsi="Consolas" w:cs="Times New Roman"/>
+                <w:color w:val="D4D4D4"/>
+                <w:sz w:val="21"/>
+                <w:szCs w:val="21"/>
+                <w:lang w:val="id-ID" w:eastAsia="id-ID"/>
+              </w:rPr>
+              <w:t xml:space="preserve">        name: </w:t>
             </w:r>
             <w:r>
               <w:rPr>
@@ -27404,182 +29187,40 @@
                 <w:szCs w:val="21"/>
                 <w:lang w:val="id-ID" w:eastAsia="id-ID"/>
               </w:rPr>
-              <w:t>'d-none'</w:t>
-            </w:r>
-            <w:r>
-              <w:rPr>
-                <w:rFonts w:ascii="Consolas" w:eastAsia="Times New Roman" w:hAnsi="Consolas" w:cs="Times New Roman"/>
-                <w:color w:val="D4D4D4"/>
-                <w:sz w:val="21"/>
-                <w:szCs w:val="21"/>
-                <w:lang w:val="id-ID" w:eastAsia="id-ID"/>
-              </w:rPr>
-              <w:t>);</w:t>
-            </w:r>
-          </w:p>
-          <w:p>
-            <w:pPr>
-              <w:shd w:val="clear" w:color="auto" w:fill="1E1E1E"/>
-              <w:spacing w:line="285" w:lineRule="atLeast"/>
-              <w:rPr>
-                <w:rFonts w:ascii="Consolas" w:eastAsia="Times New Roman" w:hAnsi="Consolas" w:cs="Times New Roman"/>
-                <w:color w:val="D4D4D4"/>
-                <w:sz w:val="21"/>
-                <w:szCs w:val="21"/>
-                <w:lang w:val="id-ID" w:eastAsia="id-ID"/>
-              </w:rPr>
-            </w:pPr>
-            <w:r>
-              <w:rPr>
-                <w:rFonts w:ascii="Consolas" w:eastAsia="Times New Roman" w:hAnsi="Consolas" w:cs="Times New Roman"/>
-                <w:color w:val="D4D4D4"/>
-                <w:sz w:val="21"/>
-                <w:szCs w:val="21"/>
-                <w:lang w:val="id-ID" w:eastAsia="id-ID"/>
-              </w:rPr>
-              <w:t>        });</w:t>
-            </w:r>
-          </w:p>
-          <w:p>
-            <w:pPr>
-              <w:shd w:val="clear" w:color="auto" w:fill="1E1E1E"/>
-              <w:spacing w:line="285" w:lineRule="atLeast"/>
-              <w:rPr>
-                <w:rFonts w:ascii="Consolas" w:eastAsia="Times New Roman" w:hAnsi="Consolas" w:cs="Times New Roman"/>
-                <w:color w:val="D4D4D4"/>
-                <w:sz w:val="21"/>
-                <w:szCs w:val="21"/>
-                <w:lang w:val="id-ID" w:eastAsia="id-ID"/>
-              </w:rPr>
-            </w:pPr>
-            <w:r>
-              <w:rPr>
-                <w:rFonts w:ascii="Consolas" w:eastAsia="Times New Roman" w:hAnsi="Consolas" w:cs="Times New Roman"/>
-                <w:color w:val="D4D4D4"/>
-                <w:sz w:val="21"/>
-                <w:szCs w:val="21"/>
-                <w:lang w:val="id-ID" w:eastAsia="id-ID"/>
-              </w:rPr>
-              <w:t>});</w:t>
-            </w:r>
-          </w:p>
-          <w:p>
-            <w:pPr>
-              <w:shd w:val="clear" w:color="auto" w:fill="1E1E1E"/>
-              <w:spacing w:line="285" w:lineRule="atLeast"/>
-              <w:rPr>
-                <w:rFonts w:ascii="Consolas" w:eastAsia="Times New Roman" w:hAnsi="Consolas" w:cs="Times New Roman"/>
-                <w:color w:val="D4D4D4"/>
-                <w:sz w:val="21"/>
-                <w:szCs w:val="21"/>
-                <w:lang w:val="id-ID" w:eastAsia="id-ID"/>
-              </w:rPr>
-            </w:pPr>
-            <w:r>
-              <w:rPr>
-                <w:rFonts w:ascii="Consolas" w:eastAsia="Times New Roman" w:hAnsi="Consolas" w:cs="Times New Roman"/>
-                <w:color w:val="569CD6"/>
-                <w:sz w:val="21"/>
-                <w:szCs w:val="21"/>
-                <w:lang w:val="id-ID" w:eastAsia="id-ID"/>
-              </w:rPr>
-              <w:t>function</w:t>
-            </w:r>
-            <w:r>
-              <w:rPr>
-                <w:rFonts w:ascii="Consolas" w:eastAsia="Times New Roman" w:hAnsi="Consolas" w:cs="Times New Roman"/>
-                <w:color w:val="D4D4D4"/>
-                <w:sz w:val="21"/>
-                <w:szCs w:val="21"/>
-                <w:lang w:val="id-ID" w:eastAsia="id-ID"/>
-              </w:rPr>
-              <w:t xml:space="preserve"> renderData(data) {</w:t>
-            </w:r>
-          </w:p>
-          <w:p>
-            <w:pPr>
-              <w:shd w:val="clear" w:color="auto" w:fill="1E1E1E"/>
-              <w:spacing w:line="285" w:lineRule="atLeast"/>
-              <w:rPr>
-                <w:rFonts w:ascii="Consolas" w:eastAsia="Times New Roman" w:hAnsi="Consolas" w:cs="Times New Roman"/>
-                <w:color w:val="D4D4D4"/>
-                <w:sz w:val="21"/>
-                <w:szCs w:val="21"/>
-                <w:lang w:val="id-ID" w:eastAsia="id-ID"/>
-              </w:rPr>
-            </w:pPr>
-            <w:r>
-              <w:rPr>
-                <w:rFonts w:ascii="Consolas" w:eastAsia="Times New Roman" w:hAnsi="Consolas" w:cs="Times New Roman"/>
-                <w:color w:val="D4D4D4"/>
-                <w:sz w:val="21"/>
-                <w:szCs w:val="21"/>
-                <w:lang w:val="id-ID" w:eastAsia="id-ID"/>
-              </w:rPr>
-              <w:t>    data.forEach(</w:t>
-            </w:r>
-            <w:r>
-              <w:rPr>
-                <w:rFonts w:ascii="Consolas" w:eastAsia="Times New Roman" w:hAnsi="Consolas" w:cs="Times New Roman"/>
-                <w:color w:val="569CD6"/>
-                <w:sz w:val="21"/>
-                <w:szCs w:val="21"/>
-                <w:lang w:val="id-ID" w:eastAsia="id-ID"/>
-              </w:rPr>
-              <w:t>function</w:t>
-            </w:r>
-            <w:r>
-              <w:rPr>
-                <w:rFonts w:ascii="Consolas" w:eastAsia="Times New Roman" w:hAnsi="Consolas" w:cs="Times New Roman"/>
-                <w:color w:val="D4D4D4"/>
-                <w:sz w:val="21"/>
-                <w:szCs w:val="21"/>
-                <w:lang w:val="id-ID" w:eastAsia="id-ID"/>
-              </w:rPr>
-              <w:t>(karyawan) {</w:t>
-            </w:r>
-          </w:p>
-          <w:p>
-            <w:pPr>
-              <w:shd w:val="clear" w:color="auto" w:fill="1E1E1E"/>
-              <w:spacing w:line="285" w:lineRule="atLeast"/>
-              <w:rPr>
-                <w:rFonts w:ascii="Consolas" w:eastAsia="Times New Roman" w:hAnsi="Consolas" w:cs="Times New Roman"/>
-                <w:color w:val="D4D4D4"/>
-                <w:sz w:val="21"/>
-                <w:szCs w:val="21"/>
-                <w:lang w:val="id-ID" w:eastAsia="id-ID"/>
-              </w:rPr>
-            </w:pPr>
-            <w:r>
-              <w:rPr>
-                <w:rFonts w:ascii="Consolas" w:eastAsia="Times New Roman" w:hAnsi="Consolas" w:cs="Times New Roman"/>
-                <w:color w:val="D4D4D4"/>
-                <w:sz w:val="21"/>
-                <w:szCs w:val="21"/>
-                <w:lang w:val="id-ID" w:eastAsia="id-ID"/>
-              </w:rPr>
-              <w:t xml:space="preserve">        </w:t>
-            </w:r>
-            <w:r>
-              <w:rPr>
-                <w:rFonts w:ascii="Consolas" w:eastAsia="Times New Roman" w:hAnsi="Consolas" w:cs="Times New Roman"/>
-                <w:color w:val="569CD6"/>
-                <w:sz w:val="21"/>
-                <w:szCs w:val="21"/>
-                <w:lang w:val="id-ID" w:eastAsia="id-ID"/>
-              </w:rPr>
-              <w:t>const</w:t>
-            </w:r>
-            <w:r>
-              <w:rPr>
-                <w:rFonts w:ascii="Consolas" w:eastAsia="Times New Roman" w:hAnsi="Consolas" w:cs="Times New Roman"/>
-                <w:color w:val="D4D4D4"/>
-                <w:sz w:val="21"/>
-                <w:szCs w:val="21"/>
-                <w:lang w:val="id-ID" w:eastAsia="id-ID"/>
-              </w:rPr>
-              <w:t xml:space="preserve"> col = document.createElement(</w:t>
+              <w:t>'Abraham Musa (Teknik Industri)'</w:t>
+            </w:r>
+            <w:r>
+              <w:rPr>
+                <w:rFonts w:ascii="Consolas" w:eastAsia="Times New Roman" w:hAnsi="Consolas" w:cs="Times New Roman"/>
+                <w:color w:val="D4D4D4"/>
+                <w:sz w:val="21"/>
+                <w:szCs w:val="21"/>
+                <w:lang w:val="id-ID" w:eastAsia="id-ID"/>
+              </w:rPr>
+              <w:t>,</w:t>
+            </w:r>
+          </w:p>
+          <w:p>
+            <w:pPr>
+              <w:shd w:val="clear" w:color="auto" w:fill="1E1E1E"/>
+              <w:spacing w:line="285" w:lineRule="atLeast"/>
+              <w:rPr>
+                <w:rFonts w:ascii="Consolas" w:eastAsia="Times New Roman" w:hAnsi="Consolas" w:cs="Times New Roman"/>
+                <w:color w:val="D4D4D4"/>
+                <w:sz w:val="21"/>
+                <w:szCs w:val="21"/>
+                <w:lang w:val="id-ID" w:eastAsia="id-ID"/>
+              </w:rPr>
+            </w:pPr>
+            <w:r>
+              <w:rPr>
+                <w:rFonts w:ascii="Consolas" w:eastAsia="Times New Roman" w:hAnsi="Consolas" w:cs="Times New Roman"/>
+                <w:color w:val="D4D4D4"/>
+                <w:sz w:val="21"/>
+                <w:szCs w:val="21"/>
+                <w:lang w:val="id-ID" w:eastAsia="id-ID"/>
+              </w:rPr>
+              <w:t xml:space="preserve">        email: </w:t>
             </w:r>
             <w:r>
               <w:rPr>
@@ -27589,1711 +29230,40 @@
                 <w:szCs w:val="21"/>
                 <w:lang w:val="id-ID" w:eastAsia="id-ID"/>
               </w:rPr>
-              <w:t>'div'</w:t>
-            </w:r>
-            <w:r>
-              <w:rPr>
-                <w:rFonts w:ascii="Consolas" w:eastAsia="Times New Roman" w:hAnsi="Consolas" w:cs="Times New Roman"/>
-                <w:color w:val="D4D4D4"/>
-                <w:sz w:val="21"/>
-                <w:szCs w:val="21"/>
-                <w:lang w:val="id-ID" w:eastAsia="id-ID"/>
-              </w:rPr>
-              <w:t>);</w:t>
-            </w:r>
-          </w:p>
-          <w:p>
-            <w:pPr>
-              <w:shd w:val="clear" w:color="auto" w:fill="1E1E1E"/>
-              <w:spacing w:line="285" w:lineRule="atLeast"/>
-              <w:rPr>
-                <w:rFonts w:ascii="Consolas" w:eastAsia="Times New Roman" w:hAnsi="Consolas" w:cs="Times New Roman"/>
-                <w:color w:val="D4D4D4"/>
-                <w:sz w:val="21"/>
-                <w:szCs w:val="21"/>
-                <w:lang w:val="id-ID" w:eastAsia="id-ID"/>
-              </w:rPr>
-            </w:pPr>
-            <w:r>
-              <w:rPr>
-                <w:rFonts w:ascii="Consolas" w:eastAsia="Times New Roman" w:hAnsi="Consolas" w:cs="Times New Roman"/>
-                <w:color w:val="D4D4D4"/>
-                <w:sz w:val="21"/>
-                <w:szCs w:val="21"/>
-                <w:lang w:val="id-ID" w:eastAsia="id-ID"/>
-              </w:rPr>
-              <w:t xml:space="preserve">        col.className = </w:t>
-            </w:r>
-            <w:r>
-              <w:rPr>
-                <w:rFonts w:ascii="Consolas" w:eastAsia="Times New Roman" w:hAnsi="Consolas" w:cs="Times New Roman"/>
-                <w:color w:val="CE9178"/>
-                <w:sz w:val="21"/>
-                <w:szCs w:val="21"/>
-                <w:lang w:val="id-ID" w:eastAsia="id-ID"/>
-              </w:rPr>
-              <w:t>'col-md-4 mb-3'</w:t>
-            </w:r>
-            <w:r>
-              <w:rPr>
-                <w:rFonts w:ascii="Consolas" w:eastAsia="Times New Roman" w:hAnsi="Consolas" w:cs="Times New Roman"/>
-                <w:color w:val="D4D4D4"/>
-                <w:sz w:val="21"/>
-                <w:szCs w:val="21"/>
-                <w:lang w:val="id-ID" w:eastAsia="id-ID"/>
-              </w:rPr>
-              <w:t>;</w:t>
-            </w:r>
-          </w:p>
-          <w:p>
-            <w:pPr>
-              <w:shd w:val="clear" w:color="auto" w:fill="1E1E1E"/>
-              <w:spacing w:line="285" w:lineRule="atLeast"/>
-              <w:rPr>
-                <w:rFonts w:ascii="Consolas" w:eastAsia="Times New Roman" w:hAnsi="Consolas" w:cs="Times New Roman"/>
-                <w:color w:val="D4D4D4"/>
-                <w:sz w:val="21"/>
-                <w:szCs w:val="21"/>
-                <w:lang w:val="id-ID" w:eastAsia="id-ID"/>
-              </w:rPr>
-            </w:pPr>
-            <w:r>
-              <w:rPr>
-                <w:rFonts w:ascii="Consolas" w:eastAsia="Times New Roman" w:hAnsi="Consolas" w:cs="Times New Roman"/>
-                <w:color w:val="D4D4D4"/>
-                <w:sz w:val="21"/>
-                <w:szCs w:val="21"/>
-                <w:lang w:val="id-ID" w:eastAsia="id-ID"/>
-              </w:rPr>
-              <w:t xml:space="preserve">        col.innerHTML = </w:t>
-            </w:r>
-            <w:r>
-              <w:rPr>
-                <w:rFonts w:ascii="Consolas" w:eastAsia="Times New Roman" w:hAnsi="Consolas" w:cs="Times New Roman"/>
-                <w:color w:val="CE9178"/>
-                <w:sz w:val="21"/>
-                <w:szCs w:val="21"/>
-                <w:lang w:val="id-ID" w:eastAsia="id-ID"/>
-              </w:rPr>
-              <w:t>`</w:t>
-            </w:r>
-          </w:p>
-          <w:p>
-            <w:pPr>
-              <w:shd w:val="clear" w:color="auto" w:fill="1E1E1E"/>
-              <w:spacing w:line="285" w:lineRule="atLeast"/>
-              <w:rPr>
-                <w:rFonts w:ascii="Consolas" w:eastAsia="Times New Roman" w:hAnsi="Consolas" w:cs="Times New Roman"/>
-                <w:color w:val="D4D4D4"/>
-                <w:sz w:val="21"/>
-                <w:szCs w:val="21"/>
-                <w:lang w:val="id-ID" w:eastAsia="id-ID"/>
-              </w:rPr>
-            </w:pPr>
-            <w:r>
-              <w:rPr>
-                <w:rFonts w:ascii="Consolas" w:eastAsia="Times New Roman" w:hAnsi="Consolas" w:cs="Times New Roman"/>
-                <w:color w:val="CE9178"/>
-                <w:sz w:val="21"/>
-                <w:szCs w:val="21"/>
-                <w:lang w:val="id-ID" w:eastAsia="id-ID"/>
-              </w:rPr>
-              <w:t>            &lt;div class="card h-100 shadow-sm"&gt;</w:t>
-            </w:r>
-          </w:p>
-          <w:p>
-            <w:pPr>
-              <w:shd w:val="clear" w:color="auto" w:fill="1E1E1E"/>
-              <w:spacing w:line="285" w:lineRule="atLeast"/>
-              <w:rPr>
-                <w:rFonts w:ascii="Consolas" w:eastAsia="Times New Roman" w:hAnsi="Consolas" w:cs="Times New Roman"/>
-                <w:color w:val="D4D4D4"/>
-                <w:sz w:val="21"/>
-                <w:szCs w:val="21"/>
-                <w:lang w:val="id-ID" w:eastAsia="id-ID"/>
-              </w:rPr>
-            </w:pPr>
-            <w:r>
-              <w:rPr>
-                <w:rFonts w:ascii="Consolas" w:eastAsia="Times New Roman" w:hAnsi="Consolas" w:cs="Times New Roman"/>
-                <w:color w:val="CE9178"/>
-                <w:sz w:val="21"/>
-                <w:szCs w:val="21"/>
-                <w:lang w:val="id-ID" w:eastAsia="id-ID"/>
-              </w:rPr>
-              <w:t>                &lt;div class="card-body"&gt;</w:t>
-            </w:r>
-          </w:p>
-          <w:p>
-            <w:pPr>
-              <w:shd w:val="clear" w:color="auto" w:fill="1E1E1E"/>
-              <w:spacing w:line="285" w:lineRule="atLeast"/>
-              <w:rPr>
-                <w:rFonts w:ascii="Consolas" w:eastAsia="Times New Roman" w:hAnsi="Consolas" w:cs="Times New Roman"/>
-                <w:color w:val="D4D4D4"/>
-                <w:sz w:val="21"/>
-                <w:szCs w:val="21"/>
-                <w:lang w:val="id-ID" w:eastAsia="id-ID"/>
-              </w:rPr>
-            </w:pPr>
-            <w:r>
-              <w:rPr>
-                <w:rFonts w:ascii="Consolas" w:eastAsia="Times New Roman" w:hAnsi="Consolas" w:cs="Times New Roman"/>
-                <w:color w:val="CE9178"/>
-                <w:sz w:val="21"/>
-                <w:szCs w:val="21"/>
-                <w:lang w:val="id-ID" w:eastAsia="id-ID"/>
-              </w:rPr>
-              <w:t>                    &lt;h5 class="card-title"&gt;</w:t>
-            </w:r>
-            <w:r>
-              <w:rPr>
-                <w:rFonts w:ascii="Consolas" w:eastAsia="Times New Roman" w:hAnsi="Consolas" w:cs="Times New Roman"/>
-                <w:color w:val="569CD6"/>
-                <w:sz w:val="21"/>
-                <w:szCs w:val="21"/>
-                <w:lang w:val="id-ID" w:eastAsia="id-ID"/>
-              </w:rPr>
-              <w:t>${</w:t>
-            </w:r>
-            <w:r>
-              <w:rPr>
-                <w:rFonts w:ascii="Consolas" w:eastAsia="Times New Roman" w:hAnsi="Consolas" w:cs="Times New Roman"/>
-                <w:color w:val="D4D4D4"/>
-                <w:sz w:val="21"/>
-                <w:szCs w:val="21"/>
-                <w:lang w:val="id-ID" w:eastAsia="id-ID"/>
-              </w:rPr>
-              <w:t>karyawan.name</w:t>
-            </w:r>
-            <w:r>
-              <w:rPr>
-                <w:rFonts w:ascii="Consolas" w:eastAsia="Times New Roman" w:hAnsi="Consolas" w:cs="Times New Roman"/>
-                <w:color w:val="569CD6"/>
-                <w:sz w:val="21"/>
-                <w:szCs w:val="21"/>
-                <w:lang w:val="id-ID" w:eastAsia="id-ID"/>
-              </w:rPr>
-              <w:t>}</w:t>
-            </w:r>
-            <w:r>
-              <w:rPr>
-                <w:rFonts w:ascii="Consolas" w:eastAsia="Times New Roman" w:hAnsi="Consolas" w:cs="Times New Roman"/>
-                <w:color w:val="CE9178"/>
-                <w:sz w:val="21"/>
-                <w:szCs w:val="21"/>
-                <w:lang w:val="id-ID" w:eastAsia="id-ID"/>
-              </w:rPr>
-              <w:t>&lt;/h5&gt;</w:t>
-            </w:r>
-          </w:p>
-          <w:p>
-            <w:pPr>
-              <w:shd w:val="clear" w:color="auto" w:fill="1E1E1E"/>
-              <w:spacing w:line="285" w:lineRule="atLeast"/>
-              <w:rPr>
-                <w:rFonts w:ascii="Consolas" w:eastAsia="Times New Roman" w:hAnsi="Consolas" w:cs="Times New Roman"/>
-                <w:color w:val="D4D4D4"/>
-                <w:sz w:val="21"/>
-                <w:szCs w:val="21"/>
-                <w:lang w:val="id-ID" w:eastAsia="id-ID"/>
-              </w:rPr>
-            </w:pPr>
-            <w:r>
-              <w:rPr>
-                <w:rFonts w:ascii="Consolas" w:eastAsia="Times New Roman" w:hAnsi="Consolas" w:cs="Times New Roman"/>
-                <w:color w:val="CE9178"/>
-                <w:sz w:val="21"/>
-                <w:szCs w:val="21"/>
-                <w:lang w:val="id-ID" w:eastAsia="id-ID"/>
-              </w:rPr>
-              <w:t xml:space="preserve">                    &lt;p class="card-text text-muted"&gt;Email: </w:t>
-            </w:r>
-            <w:r>
-              <w:rPr>
-                <w:rFonts w:ascii="Consolas" w:eastAsia="Times New Roman" w:hAnsi="Consolas" w:cs="Times New Roman"/>
-                <w:color w:val="569CD6"/>
-                <w:sz w:val="21"/>
-                <w:szCs w:val="21"/>
-                <w:lang w:val="id-ID" w:eastAsia="id-ID"/>
-              </w:rPr>
-              <w:t>${</w:t>
-            </w:r>
-            <w:r>
-              <w:rPr>
-                <w:rFonts w:ascii="Consolas" w:eastAsia="Times New Roman" w:hAnsi="Consolas" w:cs="Times New Roman"/>
-                <w:color w:val="D4D4D4"/>
-                <w:sz w:val="21"/>
-                <w:szCs w:val="21"/>
-                <w:lang w:val="id-ID" w:eastAsia="id-ID"/>
-              </w:rPr>
-              <w:t>karyawan.email</w:t>
-            </w:r>
-            <w:r>
-              <w:rPr>
-                <w:rFonts w:ascii="Consolas" w:eastAsia="Times New Roman" w:hAnsi="Consolas" w:cs="Times New Roman"/>
-                <w:color w:val="569CD6"/>
-                <w:sz w:val="21"/>
-                <w:szCs w:val="21"/>
-                <w:lang w:val="id-ID" w:eastAsia="id-ID"/>
-              </w:rPr>
-              <w:t>}</w:t>
-            </w:r>
-            <w:r>
-              <w:rPr>
-                <w:rFonts w:ascii="Consolas" w:eastAsia="Times New Roman" w:hAnsi="Consolas" w:cs="Times New Roman"/>
-                <w:color w:val="CE9178"/>
-                <w:sz w:val="21"/>
-                <w:szCs w:val="21"/>
-                <w:lang w:val="id-ID" w:eastAsia="id-ID"/>
-              </w:rPr>
-              <w:t>&lt;/p&gt;</w:t>
-            </w:r>
-          </w:p>
-          <w:p>
-            <w:pPr>
-              <w:shd w:val="clear" w:color="auto" w:fill="1E1E1E"/>
-              <w:spacing w:line="285" w:lineRule="atLeast"/>
-              <w:rPr>
-                <w:rFonts w:ascii="Consolas" w:eastAsia="Times New Roman" w:hAnsi="Consolas" w:cs="Times New Roman"/>
-                <w:color w:val="D4D4D4"/>
-                <w:sz w:val="21"/>
-                <w:szCs w:val="21"/>
-                <w:lang w:val="id-ID" w:eastAsia="id-ID"/>
-              </w:rPr>
-            </w:pPr>
-            <w:r>
-              <w:rPr>
-                <w:rFonts w:ascii="Consolas" w:eastAsia="Times New Roman" w:hAnsi="Consolas" w:cs="Times New Roman"/>
-                <w:color w:val="CE9178"/>
-                <w:sz w:val="21"/>
-                <w:szCs w:val="21"/>
-                <w:lang w:val="id-ID" w:eastAsia="id-ID"/>
-              </w:rPr>
-              <w:t xml:space="preserve">                    &lt;p class="card-text"&gt;Perusahaan: </w:t>
-            </w:r>
-            <w:r>
-              <w:rPr>
-                <w:rFonts w:ascii="Consolas" w:eastAsia="Times New Roman" w:hAnsi="Consolas" w:cs="Times New Roman"/>
-                <w:color w:val="569CD6"/>
-                <w:sz w:val="21"/>
-                <w:szCs w:val="21"/>
-                <w:lang w:val="id-ID" w:eastAsia="id-ID"/>
-              </w:rPr>
-              <w:t>${</w:t>
-            </w:r>
-            <w:r>
-              <w:rPr>
-                <w:rFonts w:ascii="Consolas" w:eastAsia="Times New Roman" w:hAnsi="Consolas" w:cs="Times New Roman"/>
-                <w:color w:val="D4D4D4"/>
-                <w:sz w:val="21"/>
-                <w:szCs w:val="21"/>
-                <w:lang w:val="id-ID" w:eastAsia="id-ID"/>
-              </w:rPr>
-              <w:t>karyawan.company.name</w:t>
-            </w:r>
-            <w:r>
-              <w:rPr>
-                <w:rFonts w:ascii="Consolas" w:eastAsia="Times New Roman" w:hAnsi="Consolas" w:cs="Times New Roman"/>
-                <w:color w:val="569CD6"/>
-                <w:sz w:val="21"/>
-                <w:szCs w:val="21"/>
-                <w:lang w:val="id-ID" w:eastAsia="id-ID"/>
-              </w:rPr>
-              <w:t>}</w:t>
-            </w:r>
-            <w:r>
-              <w:rPr>
-                <w:rFonts w:ascii="Consolas" w:eastAsia="Times New Roman" w:hAnsi="Consolas" w:cs="Times New Roman"/>
-                <w:color w:val="CE9178"/>
-                <w:sz w:val="21"/>
-                <w:szCs w:val="21"/>
-                <w:lang w:val="id-ID" w:eastAsia="id-ID"/>
-              </w:rPr>
-              <w:t>&lt;/p&gt;</w:t>
-            </w:r>
-          </w:p>
-          <w:p>
-            <w:pPr>
-              <w:shd w:val="clear" w:color="auto" w:fill="1E1E1E"/>
-              <w:spacing w:line="285" w:lineRule="atLeast"/>
-              <w:rPr>
-                <w:rFonts w:ascii="Consolas" w:eastAsia="Times New Roman" w:hAnsi="Consolas" w:cs="Times New Roman"/>
-                <w:color w:val="D4D4D4"/>
-                <w:sz w:val="21"/>
-                <w:szCs w:val="21"/>
-                <w:lang w:val="id-ID" w:eastAsia="id-ID"/>
-              </w:rPr>
-            </w:pPr>
-            <w:r>
-              <w:rPr>
-                <w:rFonts w:ascii="Consolas" w:eastAsia="Times New Roman" w:hAnsi="Consolas" w:cs="Times New Roman"/>
-                <w:color w:val="CE9178"/>
-                <w:sz w:val="21"/>
-                <w:szCs w:val="21"/>
-                <w:lang w:val="id-ID" w:eastAsia="id-ID"/>
-              </w:rPr>
-              <w:t xml:space="preserve">                    &lt;p class="card-text"&gt;&lt;small&gt;Kota: </w:t>
-            </w:r>
-            <w:r>
-              <w:rPr>
-                <w:rFonts w:ascii="Consolas" w:eastAsia="Times New Roman" w:hAnsi="Consolas" w:cs="Times New Roman"/>
-                <w:color w:val="569CD6"/>
-                <w:sz w:val="21"/>
-                <w:szCs w:val="21"/>
-                <w:lang w:val="id-ID" w:eastAsia="id-ID"/>
-              </w:rPr>
-              <w:t>${</w:t>
-            </w:r>
-            <w:r>
-              <w:rPr>
-                <w:rFonts w:ascii="Consolas" w:eastAsia="Times New Roman" w:hAnsi="Consolas" w:cs="Times New Roman"/>
-                <w:color w:val="D4D4D4"/>
-                <w:sz w:val="21"/>
-                <w:szCs w:val="21"/>
-                <w:lang w:val="id-ID" w:eastAsia="id-ID"/>
-              </w:rPr>
-              <w:t>karyawan.address.city</w:t>
-            </w:r>
-            <w:r>
-              <w:rPr>
-                <w:rFonts w:ascii="Consolas" w:eastAsia="Times New Roman" w:hAnsi="Consolas" w:cs="Times New Roman"/>
-                <w:color w:val="569CD6"/>
-                <w:sz w:val="21"/>
-                <w:szCs w:val="21"/>
-                <w:lang w:val="id-ID" w:eastAsia="id-ID"/>
-              </w:rPr>
-              <w:t>}</w:t>
-            </w:r>
-            <w:r>
-              <w:rPr>
-                <w:rFonts w:ascii="Consolas" w:eastAsia="Times New Roman" w:hAnsi="Consolas" w:cs="Times New Roman"/>
-                <w:color w:val="CE9178"/>
-                <w:sz w:val="21"/>
-                <w:szCs w:val="21"/>
-                <w:lang w:val="id-ID" w:eastAsia="id-ID"/>
-              </w:rPr>
-              <w:t>&lt;/small&gt;&lt;/p&gt;</w:t>
-            </w:r>
-          </w:p>
-          <w:p>
-            <w:pPr>
-              <w:shd w:val="clear" w:color="auto" w:fill="1E1E1E"/>
-              <w:spacing w:line="285" w:lineRule="atLeast"/>
-              <w:rPr>
-                <w:rFonts w:ascii="Consolas" w:eastAsia="Times New Roman" w:hAnsi="Consolas" w:cs="Times New Roman"/>
-                <w:color w:val="D4D4D4"/>
-                <w:sz w:val="21"/>
-                <w:szCs w:val="21"/>
-                <w:lang w:val="id-ID" w:eastAsia="id-ID"/>
-              </w:rPr>
-            </w:pPr>
-            <w:r>
-              <w:rPr>
-                <w:rFonts w:ascii="Consolas" w:eastAsia="Times New Roman" w:hAnsi="Consolas" w:cs="Times New Roman"/>
-                <w:color w:val="CE9178"/>
-                <w:sz w:val="21"/>
-                <w:szCs w:val="21"/>
-                <w:lang w:val="id-ID" w:eastAsia="id-ID"/>
-              </w:rPr>
-              <w:t>                    &lt;a href="javascript:void(0)" class="btn btn-sm btn-outline-primary" onclick="cariKaryawan(</w:t>
-            </w:r>
-            <w:r>
-              <w:rPr>
-                <w:rFonts w:ascii="Consolas" w:eastAsia="Times New Roman" w:hAnsi="Consolas" w:cs="Times New Roman"/>
-                <w:color w:val="569CD6"/>
-                <w:sz w:val="21"/>
-                <w:szCs w:val="21"/>
-                <w:lang w:val="id-ID" w:eastAsia="id-ID"/>
-              </w:rPr>
-              <w:t>${</w:t>
-            </w:r>
-            <w:r>
-              <w:rPr>
-                <w:rFonts w:ascii="Consolas" w:eastAsia="Times New Roman" w:hAnsi="Consolas" w:cs="Times New Roman"/>
-                <w:color w:val="D4D4D4"/>
-                <w:sz w:val="21"/>
-                <w:szCs w:val="21"/>
-                <w:lang w:val="id-ID" w:eastAsia="id-ID"/>
-              </w:rPr>
-              <w:t>karyawan.id</w:t>
-            </w:r>
-            <w:r>
-              <w:rPr>
-                <w:rFonts w:ascii="Consolas" w:eastAsia="Times New Roman" w:hAnsi="Consolas" w:cs="Times New Roman"/>
-                <w:color w:val="569CD6"/>
-                <w:sz w:val="21"/>
-                <w:szCs w:val="21"/>
-                <w:lang w:val="id-ID" w:eastAsia="id-ID"/>
-              </w:rPr>
-              <w:t>}</w:t>
-            </w:r>
-            <w:r>
-              <w:rPr>
-                <w:rFonts w:ascii="Consolas" w:eastAsia="Times New Roman" w:hAnsi="Consolas" w:cs="Times New Roman"/>
-                <w:color w:val="CE9178"/>
-                <w:sz w:val="21"/>
-                <w:szCs w:val="21"/>
-                <w:lang w:val="id-ID" w:eastAsia="id-ID"/>
-              </w:rPr>
-              <w:t>)"&gt;Detail Profil&lt;/a&gt;</w:t>
-            </w:r>
-          </w:p>
-          <w:p>
-            <w:pPr>
-              <w:shd w:val="clear" w:color="auto" w:fill="1E1E1E"/>
-              <w:spacing w:line="285" w:lineRule="atLeast"/>
-              <w:rPr>
-                <w:rFonts w:ascii="Consolas" w:eastAsia="Times New Roman" w:hAnsi="Consolas" w:cs="Times New Roman"/>
-                <w:color w:val="D4D4D4"/>
-                <w:sz w:val="21"/>
-                <w:szCs w:val="21"/>
-                <w:lang w:val="id-ID" w:eastAsia="id-ID"/>
-              </w:rPr>
-            </w:pPr>
-            <w:r>
-              <w:rPr>
-                <w:rFonts w:ascii="Consolas" w:eastAsia="Times New Roman" w:hAnsi="Consolas" w:cs="Times New Roman"/>
-                <w:color w:val="CE9178"/>
-                <w:sz w:val="21"/>
-                <w:szCs w:val="21"/>
-                <w:lang w:val="id-ID" w:eastAsia="id-ID"/>
-              </w:rPr>
-              <w:t>                &lt;/div&gt;</w:t>
-            </w:r>
-          </w:p>
-          <w:p>
-            <w:pPr>
-              <w:shd w:val="clear" w:color="auto" w:fill="1E1E1E"/>
-              <w:spacing w:line="285" w:lineRule="atLeast"/>
-              <w:rPr>
-                <w:rFonts w:ascii="Consolas" w:eastAsia="Times New Roman" w:hAnsi="Consolas" w:cs="Times New Roman"/>
-                <w:color w:val="D4D4D4"/>
-                <w:sz w:val="21"/>
-                <w:szCs w:val="21"/>
-                <w:lang w:val="id-ID" w:eastAsia="id-ID"/>
-              </w:rPr>
-            </w:pPr>
-            <w:r>
-              <w:rPr>
-                <w:rFonts w:ascii="Consolas" w:eastAsia="Times New Roman" w:hAnsi="Consolas" w:cs="Times New Roman"/>
-                <w:color w:val="CE9178"/>
-                <w:sz w:val="21"/>
-                <w:szCs w:val="21"/>
-                <w:lang w:val="id-ID" w:eastAsia="id-ID"/>
-              </w:rPr>
-              <w:t>            &lt;/div&gt;</w:t>
-            </w:r>
-          </w:p>
-          <w:p>
-            <w:pPr>
-              <w:shd w:val="clear" w:color="auto" w:fill="1E1E1E"/>
-              <w:spacing w:line="285" w:lineRule="atLeast"/>
-              <w:rPr>
-                <w:rFonts w:ascii="Consolas" w:eastAsia="Times New Roman" w:hAnsi="Consolas" w:cs="Times New Roman"/>
-                <w:color w:val="D4D4D4"/>
-                <w:sz w:val="21"/>
-                <w:szCs w:val="21"/>
-                <w:lang w:val="id-ID" w:eastAsia="id-ID"/>
-              </w:rPr>
-            </w:pPr>
-            <w:r>
-              <w:rPr>
-                <w:rFonts w:ascii="Consolas" w:eastAsia="Times New Roman" w:hAnsi="Consolas" w:cs="Times New Roman"/>
-                <w:color w:val="CE9178"/>
-                <w:sz w:val="21"/>
-                <w:szCs w:val="21"/>
-                <w:lang w:val="id-ID" w:eastAsia="id-ID"/>
-              </w:rPr>
-              <w:t>        `</w:t>
-            </w:r>
-            <w:r>
-              <w:rPr>
-                <w:rFonts w:ascii="Consolas" w:eastAsia="Times New Roman" w:hAnsi="Consolas" w:cs="Times New Roman"/>
-                <w:color w:val="D4D4D4"/>
-                <w:sz w:val="21"/>
-                <w:szCs w:val="21"/>
-                <w:lang w:val="id-ID" w:eastAsia="id-ID"/>
-              </w:rPr>
-              <w:t>;</w:t>
-            </w:r>
-          </w:p>
-          <w:p>
-            <w:pPr>
-              <w:shd w:val="clear" w:color="auto" w:fill="1E1E1E"/>
-              <w:spacing w:line="285" w:lineRule="atLeast"/>
-              <w:rPr>
-                <w:rFonts w:ascii="Consolas" w:eastAsia="Times New Roman" w:hAnsi="Consolas" w:cs="Times New Roman"/>
-                <w:color w:val="D4D4D4"/>
-                <w:sz w:val="21"/>
-                <w:szCs w:val="21"/>
-                <w:lang w:val="id-ID" w:eastAsia="id-ID"/>
-              </w:rPr>
-            </w:pPr>
-            <w:r>
-              <w:rPr>
-                <w:rFonts w:ascii="Consolas" w:eastAsia="Times New Roman" w:hAnsi="Consolas" w:cs="Times New Roman"/>
-                <w:color w:val="D4D4D4"/>
-                <w:sz w:val="21"/>
-                <w:szCs w:val="21"/>
-                <w:lang w:val="id-ID" w:eastAsia="id-ID"/>
-              </w:rPr>
-              <w:t>        container.appendChild(col);</w:t>
-            </w:r>
-          </w:p>
-          <w:p>
-            <w:pPr>
-              <w:shd w:val="clear" w:color="auto" w:fill="1E1E1E"/>
-              <w:spacing w:line="285" w:lineRule="atLeast"/>
-              <w:rPr>
-                <w:rFonts w:ascii="Consolas" w:eastAsia="Times New Roman" w:hAnsi="Consolas" w:cs="Times New Roman"/>
-                <w:color w:val="D4D4D4"/>
-                <w:sz w:val="21"/>
-                <w:szCs w:val="21"/>
-                <w:lang w:val="id-ID" w:eastAsia="id-ID"/>
-              </w:rPr>
-            </w:pPr>
-            <w:r>
-              <w:rPr>
-                <w:rFonts w:ascii="Consolas" w:eastAsia="Times New Roman" w:hAnsi="Consolas" w:cs="Times New Roman"/>
-                <w:color w:val="D4D4D4"/>
-                <w:sz w:val="21"/>
-                <w:szCs w:val="21"/>
-                <w:lang w:val="id-ID" w:eastAsia="id-ID"/>
-              </w:rPr>
-              <w:t>    });</w:t>
-            </w:r>
-          </w:p>
-          <w:p>
-            <w:pPr>
-              <w:shd w:val="clear" w:color="auto" w:fill="1E1E1E"/>
-              <w:spacing w:line="285" w:lineRule="atLeast"/>
-              <w:rPr>
-                <w:rFonts w:ascii="Consolas" w:eastAsia="Times New Roman" w:hAnsi="Consolas" w:cs="Times New Roman"/>
-                <w:color w:val="D4D4D4"/>
-                <w:sz w:val="21"/>
-                <w:szCs w:val="21"/>
-                <w:lang w:val="id-ID" w:eastAsia="id-ID"/>
-              </w:rPr>
-            </w:pPr>
-            <w:r>
-              <w:rPr>
-                <w:rFonts w:ascii="Consolas" w:eastAsia="Times New Roman" w:hAnsi="Consolas" w:cs="Times New Roman"/>
-                <w:color w:val="D4D4D4"/>
-                <w:sz w:val="21"/>
-                <w:szCs w:val="21"/>
-                <w:lang w:val="id-ID" w:eastAsia="id-ID"/>
-              </w:rPr>
-              <w:t>}</w:t>
-            </w:r>
-          </w:p>
-          <w:p>
-            <w:pPr>
-              <w:shd w:val="clear" w:color="auto" w:fill="1E1E1E"/>
-              <w:spacing w:line="285" w:lineRule="atLeast"/>
-              <w:rPr>
-                <w:rFonts w:ascii="Consolas" w:eastAsia="Times New Roman" w:hAnsi="Consolas" w:cs="Times New Roman"/>
-                <w:color w:val="D4D4D4"/>
-                <w:sz w:val="21"/>
-                <w:szCs w:val="21"/>
-                <w:lang w:val="id-ID" w:eastAsia="id-ID"/>
-              </w:rPr>
-            </w:pPr>
-          </w:p>
-          <w:p>
-            <w:pPr>
-              <w:shd w:val="clear" w:color="auto" w:fill="1E1E1E"/>
-              <w:spacing w:line="285" w:lineRule="atLeast"/>
-              <w:rPr>
-                <w:rFonts w:ascii="Consolas" w:eastAsia="Times New Roman" w:hAnsi="Consolas" w:cs="Times New Roman"/>
-                <w:color w:val="D4D4D4"/>
-                <w:sz w:val="21"/>
-                <w:szCs w:val="21"/>
-                <w:lang w:val="id-ID" w:eastAsia="id-ID"/>
-              </w:rPr>
-            </w:pPr>
-            <w:r>
-              <w:rPr>
-                <w:rFonts w:ascii="Consolas" w:eastAsia="Times New Roman" w:hAnsi="Consolas" w:cs="Times New Roman"/>
-                <w:color w:val="569CD6"/>
-                <w:sz w:val="21"/>
-                <w:szCs w:val="21"/>
-                <w:lang w:val="id-ID" w:eastAsia="id-ID"/>
-              </w:rPr>
-              <w:t>async</w:t>
-            </w:r>
-            <w:r>
-              <w:rPr>
-                <w:rFonts w:ascii="Consolas" w:eastAsia="Times New Roman" w:hAnsi="Consolas" w:cs="Times New Roman"/>
-                <w:color w:val="D4D4D4"/>
-                <w:sz w:val="21"/>
-                <w:szCs w:val="21"/>
-                <w:lang w:val="id-ID" w:eastAsia="id-ID"/>
-              </w:rPr>
-              <w:t xml:space="preserve"> </w:t>
-            </w:r>
-            <w:r>
-              <w:rPr>
-                <w:rFonts w:ascii="Consolas" w:eastAsia="Times New Roman" w:hAnsi="Consolas" w:cs="Times New Roman"/>
-                <w:color w:val="569CD6"/>
-                <w:sz w:val="21"/>
-                <w:szCs w:val="21"/>
-                <w:lang w:val="id-ID" w:eastAsia="id-ID"/>
-              </w:rPr>
-              <w:t>function</w:t>
-            </w:r>
-            <w:r>
-              <w:rPr>
-                <w:rFonts w:ascii="Consolas" w:eastAsia="Times New Roman" w:hAnsi="Consolas" w:cs="Times New Roman"/>
-                <w:color w:val="D4D4D4"/>
-                <w:sz w:val="21"/>
-                <w:szCs w:val="21"/>
-                <w:lang w:val="id-ID" w:eastAsia="id-ID"/>
-              </w:rPr>
-              <w:t xml:space="preserve"> cariKaryawan(id) {</w:t>
-            </w:r>
-          </w:p>
-          <w:p>
-            <w:pPr>
-              <w:shd w:val="clear" w:color="auto" w:fill="1E1E1E"/>
-              <w:spacing w:line="285" w:lineRule="atLeast"/>
-              <w:rPr>
-                <w:rFonts w:ascii="Consolas" w:eastAsia="Times New Roman" w:hAnsi="Consolas" w:cs="Times New Roman"/>
-                <w:color w:val="D4D4D4"/>
-                <w:sz w:val="21"/>
-                <w:szCs w:val="21"/>
-                <w:lang w:val="id-ID" w:eastAsia="id-ID"/>
-              </w:rPr>
-            </w:pPr>
-            <w:r>
-              <w:rPr>
-                <w:rFonts w:ascii="Consolas" w:eastAsia="Times New Roman" w:hAnsi="Consolas" w:cs="Times New Roman"/>
-                <w:color w:val="D4D4D4"/>
-                <w:sz w:val="21"/>
-                <w:szCs w:val="21"/>
-                <w:lang w:val="id-ID" w:eastAsia="id-ID"/>
-              </w:rPr>
-              <w:t xml:space="preserve">    </w:t>
-            </w:r>
-            <w:r>
-              <w:rPr>
-                <w:rFonts w:ascii="Consolas" w:eastAsia="Times New Roman" w:hAnsi="Consolas" w:cs="Times New Roman"/>
-                <w:color w:val="569CD6"/>
-                <w:sz w:val="21"/>
-                <w:szCs w:val="21"/>
-                <w:lang w:val="id-ID" w:eastAsia="id-ID"/>
-              </w:rPr>
-              <w:t>try</w:t>
-            </w:r>
-            <w:r>
-              <w:rPr>
-                <w:rFonts w:ascii="Consolas" w:eastAsia="Times New Roman" w:hAnsi="Consolas" w:cs="Times New Roman"/>
-                <w:color w:val="D4D4D4"/>
-                <w:sz w:val="21"/>
-                <w:szCs w:val="21"/>
-                <w:lang w:val="id-ID" w:eastAsia="id-ID"/>
-              </w:rPr>
-              <w:t xml:space="preserve"> {</w:t>
-            </w:r>
-          </w:p>
-          <w:p>
-            <w:pPr>
-              <w:shd w:val="clear" w:color="auto" w:fill="1E1E1E"/>
-              <w:spacing w:line="285" w:lineRule="atLeast"/>
-              <w:rPr>
-                <w:rFonts w:ascii="Consolas" w:eastAsia="Times New Roman" w:hAnsi="Consolas" w:cs="Times New Roman"/>
-                <w:color w:val="D4D4D4"/>
-                <w:sz w:val="21"/>
-                <w:szCs w:val="21"/>
-                <w:lang w:val="id-ID" w:eastAsia="id-ID"/>
-              </w:rPr>
-            </w:pPr>
-            <w:r>
-              <w:rPr>
-                <w:rFonts w:ascii="Consolas" w:eastAsia="Times New Roman" w:hAnsi="Consolas" w:cs="Times New Roman"/>
-                <w:color w:val="D4D4D4"/>
-                <w:sz w:val="21"/>
-                <w:szCs w:val="21"/>
-                <w:lang w:val="id-ID" w:eastAsia="id-ID"/>
-              </w:rPr>
-              <w:t>        console.log(</w:t>
-            </w:r>
-            <w:r>
-              <w:rPr>
-                <w:rFonts w:ascii="Consolas" w:eastAsia="Times New Roman" w:hAnsi="Consolas" w:cs="Times New Roman"/>
-                <w:color w:val="CE9178"/>
-                <w:sz w:val="21"/>
-                <w:szCs w:val="21"/>
-                <w:lang w:val="id-ID" w:eastAsia="id-ID"/>
-              </w:rPr>
-              <w:t xml:space="preserve">`Mencari data ID: </w:t>
-            </w:r>
-            <w:r>
-              <w:rPr>
-                <w:rFonts w:ascii="Consolas" w:eastAsia="Times New Roman" w:hAnsi="Consolas" w:cs="Times New Roman"/>
-                <w:color w:val="569CD6"/>
-                <w:sz w:val="21"/>
-                <w:szCs w:val="21"/>
-                <w:lang w:val="id-ID" w:eastAsia="id-ID"/>
-              </w:rPr>
-              <w:t>${</w:t>
-            </w:r>
-            <w:r>
-              <w:rPr>
-                <w:rFonts w:ascii="Consolas" w:eastAsia="Times New Roman" w:hAnsi="Consolas" w:cs="Times New Roman"/>
-                <w:color w:val="D4D4D4"/>
-                <w:sz w:val="21"/>
-                <w:szCs w:val="21"/>
-                <w:lang w:val="id-ID" w:eastAsia="id-ID"/>
-              </w:rPr>
-              <w:t>id</w:t>
-            </w:r>
-            <w:r>
-              <w:rPr>
-                <w:rFonts w:ascii="Consolas" w:eastAsia="Times New Roman" w:hAnsi="Consolas" w:cs="Times New Roman"/>
-                <w:color w:val="569CD6"/>
-                <w:sz w:val="21"/>
-                <w:szCs w:val="21"/>
-                <w:lang w:val="id-ID" w:eastAsia="id-ID"/>
-              </w:rPr>
-              <w:t>}</w:t>
-            </w:r>
-            <w:r>
-              <w:rPr>
-                <w:rFonts w:ascii="Consolas" w:eastAsia="Times New Roman" w:hAnsi="Consolas" w:cs="Times New Roman"/>
-                <w:color w:val="CE9178"/>
-                <w:sz w:val="21"/>
-                <w:szCs w:val="21"/>
-                <w:lang w:val="id-ID" w:eastAsia="id-ID"/>
-              </w:rPr>
-              <w:t>...`</w:t>
-            </w:r>
-            <w:r>
-              <w:rPr>
-                <w:rFonts w:ascii="Consolas" w:eastAsia="Times New Roman" w:hAnsi="Consolas" w:cs="Times New Roman"/>
-                <w:color w:val="D4D4D4"/>
-                <w:sz w:val="21"/>
-                <w:szCs w:val="21"/>
-                <w:lang w:val="id-ID" w:eastAsia="id-ID"/>
-              </w:rPr>
-              <w:t>);</w:t>
-            </w:r>
-          </w:p>
-          <w:p>
-            <w:pPr>
-              <w:shd w:val="clear" w:color="auto" w:fill="1E1E1E"/>
-              <w:spacing w:line="285" w:lineRule="atLeast"/>
-              <w:rPr>
-                <w:rFonts w:ascii="Consolas" w:eastAsia="Times New Roman" w:hAnsi="Consolas" w:cs="Times New Roman"/>
-                <w:color w:val="D4D4D4"/>
-                <w:sz w:val="21"/>
-                <w:szCs w:val="21"/>
-                <w:lang w:val="id-ID" w:eastAsia="id-ID"/>
-              </w:rPr>
-            </w:pPr>
-            <w:r>
-              <w:rPr>
-                <w:rFonts w:ascii="Consolas" w:eastAsia="Times New Roman" w:hAnsi="Consolas" w:cs="Times New Roman"/>
-                <w:color w:val="D4D4D4"/>
-                <w:sz w:val="21"/>
-                <w:szCs w:val="21"/>
-                <w:lang w:val="id-ID" w:eastAsia="id-ID"/>
-              </w:rPr>
-              <w:t xml:space="preserve">        </w:t>
-            </w:r>
-            <w:r>
-              <w:rPr>
-                <w:rFonts w:ascii="Consolas" w:eastAsia="Times New Roman" w:hAnsi="Consolas" w:cs="Times New Roman"/>
-                <w:color w:val="569CD6"/>
-                <w:sz w:val="21"/>
-                <w:szCs w:val="21"/>
-                <w:lang w:val="id-ID" w:eastAsia="id-ID"/>
-              </w:rPr>
-              <w:t>const</w:t>
-            </w:r>
-            <w:r>
-              <w:rPr>
-                <w:rFonts w:ascii="Consolas" w:eastAsia="Times New Roman" w:hAnsi="Consolas" w:cs="Times New Roman"/>
-                <w:color w:val="D4D4D4"/>
-                <w:sz w:val="21"/>
-                <w:szCs w:val="21"/>
-                <w:lang w:val="id-ID" w:eastAsia="id-ID"/>
-              </w:rPr>
-              <w:t xml:space="preserve"> response = </w:t>
-            </w:r>
-            <w:r>
-              <w:rPr>
-                <w:rFonts w:ascii="Consolas" w:eastAsia="Times New Roman" w:hAnsi="Consolas" w:cs="Times New Roman"/>
-                <w:color w:val="569CD6"/>
-                <w:sz w:val="21"/>
-                <w:szCs w:val="21"/>
-                <w:lang w:val="id-ID" w:eastAsia="id-ID"/>
-              </w:rPr>
-              <w:t>await</w:t>
-            </w:r>
-            <w:r>
-              <w:rPr>
-                <w:rFonts w:ascii="Consolas" w:eastAsia="Times New Roman" w:hAnsi="Consolas" w:cs="Times New Roman"/>
-                <w:color w:val="D4D4D4"/>
-                <w:sz w:val="21"/>
-                <w:szCs w:val="21"/>
-                <w:lang w:val="id-ID" w:eastAsia="id-ID"/>
-              </w:rPr>
-              <w:t xml:space="preserve"> fetch(</w:t>
-            </w:r>
-            <w:r>
-              <w:rPr>
-                <w:rFonts w:ascii="Consolas" w:eastAsia="Times New Roman" w:hAnsi="Consolas" w:cs="Times New Roman"/>
-                <w:color w:val="CE9178"/>
-                <w:sz w:val="21"/>
-                <w:szCs w:val="21"/>
-                <w:lang w:val="id-ID" w:eastAsia="id-ID"/>
-              </w:rPr>
-              <w:t>`https://jsonplaceholder.typicode.com/users/</w:t>
-            </w:r>
-            <w:r>
-              <w:rPr>
-                <w:rFonts w:ascii="Consolas" w:eastAsia="Times New Roman" w:hAnsi="Consolas" w:cs="Times New Roman"/>
-                <w:color w:val="569CD6"/>
-                <w:sz w:val="21"/>
-                <w:szCs w:val="21"/>
-                <w:lang w:val="id-ID" w:eastAsia="id-ID"/>
-              </w:rPr>
-              <w:t>${</w:t>
-            </w:r>
-            <w:r>
-              <w:rPr>
-                <w:rFonts w:ascii="Consolas" w:eastAsia="Times New Roman" w:hAnsi="Consolas" w:cs="Times New Roman"/>
-                <w:color w:val="D4D4D4"/>
-                <w:sz w:val="21"/>
-                <w:szCs w:val="21"/>
-                <w:lang w:val="id-ID" w:eastAsia="id-ID"/>
-              </w:rPr>
-              <w:t>id</w:t>
-            </w:r>
-            <w:r>
-              <w:rPr>
-                <w:rFonts w:ascii="Consolas" w:eastAsia="Times New Roman" w:hAnsi="Consolas" w:cs="Times New Roman"/>
-                <w:color w:val="569CD6"/>
-                <w:sz w:val="21"/>
-                <w:szCs w:val="21"/>
-                <w:lang w:val="id-ID" w:eastAsia="id-ID"/>
-              </w:rPr>
-              <w:t>}</w:t>
-            </w:r>
-            <w:r>
-              <w:rPr>
-                <w:rFonts w:ascii="Consolas" w:eastAsia="Times New Roman" w:hAnsi="Consolas" w:cs="Times New Roman"/>
-                <w:color w:val="CE9178"/>
-                <w:sz w:val="21"/>
-                <w:szCs w:val="21"/>
-                <w:lang w:val="id-ID" w:eastAsia="id-ID"/>
-              </w:rPr>
-              <w:t>`</w:t>
-            </w:r>
-            <w:r>
-              <w:rPr>
-                <w:rFonts w:ascii="Consolas" w:eastAsia="Times New Roman" w:hAnsi="Consolas" w:cs="Times New Roman"/>
-                <w:color w:val="D4D4D4"/>
-                <w:sz w:val="21"/>
-                <w:szCs w:val="21"/>
-                <w:lang w:val="id-ID" w:eastAsia="id-ID"/>
-              </w:rPr>
-              <w:t>);</w:t>
-            </w:r>
-          </w:p>
-          <w:p>
-            <w:pPr>
-              <w:shd w:val="clear" w:color="auto" w:fill="1E1E1E"/>
-              <w:spacing w:line="285" w:lineRule="atLeast"/>
-              <w:rPr>
-                <w:rFonts w:ascii="Consolas" w:eastAsia="Times New Roman" w:hAnsi="Consolas" w:cs="Times New Roman"/>
-                <w:color w:val="D4D4D4"/>
-                <w:sz w:val="21"/>
-                <w:szCs w:val="21"/>
-                <w:lang w:val="id-ID" w:eastAsia="id-ID"/>
-              </w:rPr>
-            </w:pPr>
-            <w:r>
-              <w:rPr>
-                <w:rFonts w:ascii="Consolas" w:eastAsia="Times New Roman" w:hAnsi="Consolas" w:cs="Times New Roman"/>
-                <w:color w:val="D4D4D4"/>
-                <w:sz w:val="21"/>
-                <w:szCs w:val="21"/>
-                <w:lang w:val="id-ID" w:eastAsia="id-ID"/>
-              </w:rPr>
-              <w:t xml:space="preserve">        </w:t>
-            </w:r>
-            <w:r>
-              <w:rPr>
-                <w:rFonts w:ascii="Consolas" w:eastAsia="Times New Roman" w:hAnsi="Consolas" w:cs="Times New Roman"/>
-                <w:color w:val="569CD6"/>
-                <w:sz w:val="21"/>
-                <w:szCs w:val="21"/>
-                <w:lang w:val="id-ID" w:eastAsia="id-ID"/>
-              </w:rPr>
-              <w:t>if</w:t>
-            </w:r>
-            <w:r>
-              <w:rPr>
-                <w:rFonts w:ascii="Consolas" w:eastAsia="Times New Roman" w:hAnsi="Consolas" w:cs="Times New Roman"/>
-                <w:color w:val="D4D4D4"/>
-                <w:sz w:val="21"/>
-                <w:szCs w:val="21"/>
-                <w:lang w:val="id-ID" w:eastAsia="id-ID"/>
-              </w:rPr>
-              <w:t xml:space="preserve"> (!response.ok) {</w:t>
-            </w:r>
-          </w:p>
-          <w:p>
-            <w:pPr>
-              <w:shd w:val="clear" w:color="auto" w:fill="1E1E1E"/>
-              <w:spacing w:line="285" w:lineRule="atLeast"/>
-              <w:rPr>
-                <w:rFonts w:ascii="Consolas" w:eastAsia="Times New Roman" w:hAnsi="Consolas" w:cs="Times New Roman"/>
-                <w:color w:val="D4D4D4"/>
-                <w:sz w:val="21"/>
-                <w:szCs w:val="21"/>
-                <w:lang w:val="id-ID" w:eastAsia="id-ID"/>
-              </w:rPr>
-            </w:pPr>
-            <w:r>
-              <w:rPr>
-                <w:rFonts w:ascii="Consolas" w:eastAsia="Times New Roman" w:hAnsi="Consolas" w:cs="Times New Roman"/>
-                <w:color w:val="D4D4D4"/>
-                <w:sz w:val="21"/>
-                <w:szCs w:val="21"/>
-                <w:lang w:val="id-ID" w:eastAsia="id-ID"/>
-              </w:rPr>
-              <w:t xml:space="preserve">            </w:t>
-            </w:r>
-            <w:r>
-              <w:rPr>
-                <w:rFonts w:ascii="Consolas" w:eastAsia="Times New Roman" w:hAnsi="Consolas" w:cs="Times New Roman"/>
-                <w:color w:val="569CD6"/>
-                <w:sz w:val="21"/>
-                <w:szCs w:val="21"/>
-                <w:lang w:val="id-ID" w:eastAsia="id-ID"/>
-              </w:rPr>
-              <w:t>throw</w:t>
-            </w:r>
-            <w:r>
-              <w:rPr>
-                <w:rFonts w:ascii="Consolas" w:eastAsia="Times New Roman" w:hAnsi="Consolas" w:cs="Times New Roman"/>
-                <w:color w:val="D4D4D4"/>
-                <w:sz w:val="21"/>
-                <w:szCs w:val="21"/>
-                <w:lang w:val="id-ID" w:eastAsia="id-ID"/>
-              </w:rPr>
-              <w:t xml:space="preserve"> </w:t>
-            </w:r>
-            <w:r>
-              <w:rPr>
-                <w:rFonts w:ascii="Consolas" w:eastAsia="Times New Roman" w:hAnsi="Consolas" w:cs="Times New Roman"/>
-                <w:color w:val="569CD6"/>
-                <w:sz w:val="21"/>
-                <w:szCs w:val="21"/>
-                <w:lang w:val="id-ID" w:eastAsia="id-ID"/>
-              </w:rPr>
-              <w:t>new</w:t>
-            </w:r>
-            <w:r>
-              <w:rPr>
-                <w:rFonts w:ascii="Consolas" w:eastAsia="Times New Roman" w:hAnsi="Consolas" w:cs="Times New Roman"/>
-                <w:color w:val="D4D4D4"/>
-                <w:sz w:val="21"/>
-                <w:szCs w:val="21"/>
-                <w:lang w:val="id-ID" w:eastAsia="id-ID"/>
-              </w:rPr>
-              <w:t xml:space="preserve"> Error(</w:t>
-            </w:r>
-            <w:r>
-              <w:rPr>
-                <w:rFonts w:ascii="Consolas" w:eastAsia="Times New Roman" w:hAnsi="Consolas" w:cs="Times New Roman"/>
-                <w:color w:val="CE9178"/>
-                <w:sz w:val="21"/>
-                <w:szCs w:val="21"/>
-                <w:lang w:val="id-ID" w:eastAsia="id-ID"/>
-              </w:rPr>
-              <w:t>'Data tidak ditemukan'</w:t>
-            </w:r>
-            <w:r>
-              <w:rPr>
-                <w:rFonts w:ascii="Consolas" w:eastAsia="Times New Roman" w:hAnsi="Consolas" w:cs="Times New Roman"/>
-                <w:color w:val="D4D4D4"/>
-                <w:sz w:val="21"/>
-                <w:szCs w:val="21"/>
-                <w:lang w:val="id-ID" w:eastAsia="id-ID"/>
-              </w:rPr>
-              <w:t>);</w:t>
-            </w:r>
-          </w:p>
-          <w:p>
-            <w:pPr>
-              <w:shd w:val="clear" w:color="auto" w:fill="1E1E1E"/>
-              <w:spacing w:line="285" w:lineRule="atLeast"/>
-              <w:rPr>
-                <w:rFonts w:ascii="Consolas" w:eastAsia="Times New Roman" w:hAnsi="Consolas" w:cs="Times New Roman"/>
-                <w:color w:val="D4D4D4"/>
-                <w:sz w:val="21"/>
-                <w:szCs w:val="21"/>
-                <w:lang w:val="id-ID" w:eastAsia="id-ID"/>
-              </w:rPr>
-            </w:pPr>
-            <w:r>
-              <w:rPr>
-                <w:rFonts w:ascii="Consolas" w:eastAsia="Times New Roman" w:hAnsi="Consolas" w:cs="Times New Roman"/>
-                <w:color w:val="D4D4D4"/>
-                <w:sz w:val="21"/>
-                <w:szCs w:val="21"/>
-                <w:lang w:val="id-ID" w:eastAsia="id-ID"/>
-              </w:rPr>
-              <w:t>        }</w:t>
-            </w:r>
-          </w:p>
-          <w:p>
-            <w:pPr>
-              <w:shd w:val="clear" w:color="auto" w:fill="1E1E1E"/>
-              <w:spacing w:line="285" w:lineRule="atLeast"/>
-              <w:rPr>
-                <w:rFonts w:ascii="Consolas" w:eastAsia="Times New Roman" w:hAnsi="Consolas" w:cs="Times New Roman"/>
-                <w:color w:val="D4D4D4"/>
-                <w:sz w:val="21"/>
-                <w:szCs w:val="21"/>
-                <w:lang w:val="id-ID" w:eastAsia="id-ID"/>
-              </w:rPr>
-            </w:pPr>
-            <w:r>
-              <w:rPr>
-                <w:rFonts w:ascii="Consolas" w:eastAsia="Times New Roman" w:hAnsi="Consolas" w:cs="Times New Roman"/>
-                <w:color w:val="D4D4D4"/>
-                <w:sz w:val="21"/>
-                <w:szCs w:val="21"/>
-                <w:lang w:val="id-ID" w:eastAsia="id-ID"/>
-              </w:rPr>
-              <w:t xml:space="preserve">        </w:t>
-            </w:r>
-            <w:r>
-              <w:rPr>
-                <w:rFonts w:ascii="Consolas" w:eastAsia="Times New Roman" w:hAnsi="Consolas" w:cs="Times New Roman"/>
-                <w:color w:val="569CD6"/>
-                <w:sz w:val="21"/>
-                <w:szCs w:val="21"/>
-                <w:lang w:val="id-ID" w:eastAsia="id-ID"/>
-              </w:rPr>
-              <w:t>const</w:t>
-            </w:r>
-            <w:r>
-              <w:rPr>
-                <w:rFonts w:ascii="Consolas" w:eastAsia="Times New Roman" w:hAnsi="Consolas" w:cs="Times New Roman"/>
-                <w:color w:val="D4D4D4"/>
-                <w:sz w:val="21"/>
-                <w:szCs w:val="21"/>
-                <w:lang w:val="id-ID" w:eastAsia="id-ID"/>
-              </w:rPr>
-              <w:t xml:space="preserve"> data = </w:t>
-            </w:r>
-            <w:r>
-              <w:rPr>
-                <w:rFonts w:ascii="Consolas" w:eastAsia="Times New Roman" w:hAnsi="Consolas" w:cs="Times New Roman"/>
-                <w:color w:val="569CD6"/>
-                <w:sz w:val="21"/>
-                <w:szCs w:val="21"/>
-                <w:lang w:val="id-ID" w:eastAsia="id-ID"/>
-              </w:rPr>
-              <w:t>await</w:t>
-            </w:r>
-            <w:r>
-              <w:rPr>
-                <w:rFonts w:ascii="Consolas" w:eastAsia="Times New Roman" w:hAnsi="Consolas" w:cs="Times New Roman"/>
-                <w:color w:val="D4D4D4"/>
-                <w:sz w:val="21"/>
-                <w:szCs w:val="21"/>
-                <w:lang w:val="id-ID" w:eastAsia="id-ID"/>
-              </w:rPr>
-              <w:t xml:space="preserve"> response.json();</w:t>
-            </w:r>
-          </w:p>
-          <w:p>
-            <w:pPr>
-              <w:shd w:val="clear" w:color="auto" w:fill="1E1E1E"/>
-              <w:spacing w:line="285" w:lineRule="atLeast"/>
-              <w:rPr>
-                <w:rFonts w:ascii="Consolas" w:eastAsia="Times New Roman" w:hAnsi="Consolas" w:cs="Times New Roman"/>
-                <w:color w:val="D4D4D4"/>
-                <w:sz w:val="21"/>
-                <w:szCs w:val="21"/>
-                <w:lang w:val="id-ID" w:eastAsia="id-ID"/>
-              </w:rPr>
-            </w:pPr>
-            <w:r>
-              <w:rPr>
-                <w:rFonts w:ascii="Consolas" w:eastAsia="Times New Roman" w:hAnsi="Consolas" w:cs="Times New Roman"/>
-                <w:color w:val="D4D4D4"/>
-                <w:sz w:val="21"/>
-                <w:szCs w:val="21"/>
-                <w:lang w:val="id-ID" w:eastAsia="id-ID"/>
-              </w:rPr>
-              <w:t>        console.log(</w:t>
-            </w:r>
-            <w:r>
-              <w:rPr>
-                <w:rFonts w:ascii="Consolas" w:eastAsia="Times New Roman" w:hAnsi="Consolas" w:cs="Times New Roman"/>
-                <w:color w:val="CE9178"/>
-                <w:sz w:val="21"/>
-                <w:szCs w:val="21"/>
-                <w:lang w:val="id-ID" w:eastAsia="id-ID"/>
-              </w:rPr>
-              <w:t>"Ditemukan:"</w:t>
-            </w:r>
-            <w:r>
-              <w:rPr>
-                <w:rFonts w:ascii="Consolas" w:eastAsia="Times New Roman" w:hAnsi="Consolas" w:cs="Times New Roman"/>
-                <w:color w:val="D4D4D4"/>
-                <w:sz w:val="21"/>
-                <w:szCs w:val="21"/>
-                <w:lang w:val="id-ID" w:eastAsia="id-ID"/>
-              </w:rPr>
-              <w:t>, data);</w:t>
-            </w:r>
-          </w:p>
-          <w:p>
-            <w:pPr>
-              <w:shd w:val="clear" w:color="auto" w:fill="1E1E1E"/>
-              <w:spacing w:line="285" w:lineRule="atLeast"/>
-              <w:rPr>
-                <w:rFonts w:ascii="Consolas" w:eastAsia="Times New Roman" w:hAnsi="Consolas" w:cs="Times New Roman"/>
-                <w:color w:val="D4D4D4"/>
-                <w:sz w:val="21"/>
-                <w:szCs w:val="21"/>
-                <w:lang w:val="id-ID" w:eastAsia="id-ID"/>
-              </w:rPr>
-            </w:pPr>
-            <w:r>
-              <w:rPr>
-                <w:rFonts w:ascii="Consolas" w:eastAsia="Times New Roman" w:hAnsi="Consolas" w:cs="Times New Roman"/>
-                <w:color w:val="D4D4D4"/>
-                <w:sz w:val="21"/>
-                <w:szCs w:val="21"/>
-                <w:lang w:val="id-ID" w:eastAsia="id-ID"/>
-              </w:rPr>
-              <w:t>        alert(</w:t>
-            </w:r>
-            <w:r>
-              <w:rPr>
-                <w:rFonts w:ascii="Consolas" w:eastAsia="Times New Roman" w:hAnsi="Consolas" w:cs="Times New Roman"/>
-                <w:color w:val="CE9178"/>
-                <w:sz w:val="21"/>
-                <w:szCs w:val="21"/>
-                <w:lang w:val="id-ID" w:eastAsia="id-ID"/>
-              </w:rPr>
-              <w:t xml:space="preserve">`Ditemukan: </w:t>
-            </w:r>
-            <w:r>
-              <w:rPr>
-                <w:rFonts w:ascii="Consolas" w:eastAsia="Times New Roman" w:hAnsi="Consolas" w:cs="Times New Roman"/>
-                <w:color w:val="569CD6"/>
-                <w:sz w:val="21"/>
-                <w:szCs w:val="21"/>
-                <w:lang w:val="id-ID" w:eastAsia="id-ID"/>
-              </w:rPr>
-              <w:t>${</w:t>
-            </w:r>
-            <w:r>
-              <w:rPr>
-                <w:rFonts w:ascii="Consolas" w:eastAsia="Times New Roman" w:hAnsi="Consolas" w:cs="Times New Roman"/>
-                <w:color w:val="D4D4D4"/>
-                <w:sz w:val="21"/>
-                <w:szCs w:val="21"/>
-                <w:lang w:val="id-ID" w:eastAsia="id-ID"/>
-              </w:rPr>
-              <w:t>data.name</w:t>
-            </w:r>
-            <w:r>
-              <w:rPr>
-                <w:rFonts w:ascii="Consolas" w:eastAsia="Times New Roman" w:hAnsi="Consolas" w:cs="Times New Roman"/>
-                <w:color w:val="569CD6"/>
-                <w:sz w:val="21"/>
-                <w:szCs w:val="21"/>
-                <w:lang w:val="id-ID" w:eastAsia="id-ID"/>
-              </w:rPr>
-              <w:t>}</w:t>
-            </w:r>
-            <w:r>
-              <w:rPr>
-                <w:rFonts w:ascii="Consolas" w:eastAsia="Times New Roman" w:hAnsi="Consolas" w:cs="Times New Roman"/>
-                <w:color w:val="CE9178"/>
-                <w:sz w:val="21"/>
-                <w:szCs w:val="21"/>
-                <w:lang w:val="id-ID" w:eastAsia="id-ID"/>
-              </w:rPr>
-              <w:t xml:space="preserve"> - bekerja di </w:t>
-            </w:r>
-            <w:r>
-              <w:rPr>
-                <w:rFonts w:ascii="Consolas" w:eastAsia="Times New Roman" w:hAnsi="Consolas" w:cs="Times New Roman"/>
-                <w:color w:val="569CD6"/>
-                <w:sz w:val="21"/>
-                <w:szCs w:val="21"/>
-                <w:lang w:val="id-ID" w:eastAsia="id-ID"/>
-              </w:rPr>
-              <w:t>${</w:t>
-            </w:r>
-            <w:r>
-              <w:rPr>
-                <w:rFonts w:ascii="Consolas" w:eastAsia="Times New Roman" w:hAnsi="Consolas" w:cs="Times New Roman"/>
-                <w:color w:val="D4D4D4"/>
-                <w:sz w:val="21"/>
-                <w:szCs w:val="21"/>
-                <w:lang w:val="id-ID" w:eastAsia="id-ID"/>
-              </w:rPr>
-              <w:t>data.company.name</w:t>
-            </w:r>
-            <w:r>
-              <w:rPr>
-                <w:rFonts w:ascii="Consolas" w:eastAsia="Times New Roman" w:hAnsi="Consolas" w:cs="Times New Roman"/>
-                <w:color w:val="569CD6"/>
-                <w:sz w:val="21"/>
-                <w:szCs w:val="21"/>
-                <w:lang w:val="id-ID" w:eastAsia="id-ID"/>
-              </w:rPr>
-              <w:t>}</w:t>
-            </w:r>
-            <w:r>
-              <w:rPr>
-                <w:rFonts w:ascii="Consolas" w:eastAsia="Times New Roman" w:hAnsi="Consolas" w:cs="Times New Roman"/>
-                <w:color w:val="CE9178"/>
-                <w:sz w:val="21"/>
-                <w:szCs w:val="21"/>
-                <w:lang w:val="id-ID" w:eastAsia="id-ID"/>
-              </w:rPr>
-              <w:t>`</w:t>
-            </w:r>
-            <w:r>
-              <w:rPr>
-                <w:rFonts w:ascii="Consolas" w:eastAsia="Times New Roman" w:hAnsi="Consolas" w:cs="Times New Roman"/>
-                <w:color w:val="D4D4D4"/>
-                <w:sz w:val="21"/>
-                <w:szCs w:val="21"/>
-                <w:lang w:val="id-ID" w:eastAsia="id-ID"/>
-              </w:rPr>
-              <w:t>);</w:t>
-            </w:r>
-          </w:p>
-          <w:p>
-            <w:pPr>
-              <w:shd w:val="clear" w:color="auto" w:fill="1E1E1E"/>
-              <w:spacing w:line="285" w:lineRule="atLeast"/>
-              <w:rPr>
-                <w:rFonts w:ascii="Consolas" w:eastAsia="Times New Roman" w:hAnsi="Consolas" w:cs="Times New Roman"/>
-                <w:color w:val="D4D4D4"/>
-                <w:sz w:val="21"/>
-                <w:szCs w:val="21"/>
-                <w:lang w:val="id-ID" w:eastAsia="id-ID"/>
-              </w:rPr>
-            </w:pPr>
-            <w:r>
-              <w:rPr>
-                <w:rFonts w:ascii="Consolas" w:eastAsia="Times New Roman" w:hAnsi="Consolas" w:cs="Times New Roman"/>
-                <w:color w:val="D4D4D4"/>
-                <w:sz w:val="21"/>
-                <w:szCs w:val="21"/>
-                <w:lang w:val="id-ID" w:eastAsia="id-ID"/>
-              </w:rPr>
-              <w:t xml:space="preserve">    } </w:t>
-            </w:r>
-            <w:r>
-              <w:rPr>
-                <w:rFonts w:ascii="Consolas" w:eastAsia="Times New Roman" w:hAnsi="Consolas" w:cs="Times New Roman"/>
-                <w:color w:val="569CD6"/>
-                <w:sz w:val="21"/>
-                <w:szCs w:val="21"/>
-                <w:lang w:val="id-ID" w:eastAsia="id-ID"/>
-              </w:rPr>
-              <w:t>catch</w:t>
-            </w:r>
-            <w:r>
-              <w:rPr>
-                <w:rFonts w:ascii="Consolas" w:eastAsia="Times New Roman" w:hAnsi="Consolas" w:cs="Times New Roman"/>
-                <w:color w:val="D4D4D4"/>
-                <w:sz w:val="21"/>
-                <w:szCs w:val="21"/>
-                <w:lang w:val="id-ID" w:eastAsia="id-ID"/>
-              </w:rPr>
-              <w:t xml:space="preserve"> (error) {</w:t>
-            </w:r>
-          </w:p>
-          <w:p>
-            <w:pPr>
-              <w:shd w:val="clear" w:color="auto" w:fill="1E1E1E"/>
-              <w:spacing w:line="285" w:lineRule="atLeast"/>
-              <w:rPr>
-                <w:rFonts w:ascii="Consolas" w:eastAsia="Times New Roman" w:hAnsi="Consolas" w:cs="Times New Roman"/>
-                <w:color w:val="D4D4D4"/>
-                <w:sz w:val="21"/>
-                <w:szCs w:val="21"/>
-                <w:lang w:val="id-ID" w:eastAsia="id-ID"/>
-              </w:rPr>
-            </w:pPr>
-            <w:r>
-              <w:rPr>
-                <w:rFonts w:ascii="Consolas" w:eastAsia="Times New Roman" w:hAnsi="Consolas" w:cs="Times New Roman"/>
-                <w:color w:val="D4D4D4"/>
-                <w:sz w:val="21"/>
-                <w:szCs w:val="21"/>
-                <w:lang w:val="id-ID" w:eastAsia="id-ID"/>
-              </w:rPr>
-              <w:t>        console.error(error);</w:t>
-            </w:r>
-          </w:p>
-          <w:p>
-            <w:pPr>
-              <w:shd w:val="clear" w:color="auto" w:fill="1E1E1E"/>
-              <w:spacing w:line="285" w:lineRule="atLeast"/>
-              <w:rPr>
-                <w:rFonts w:ascii="Consolas" w:eastAsia="Times New Roman" w:hAnsi="Consolas" w:cs="Times New Roman"/>
-                <w:color w:val="D4D4D4"/>
-                <w:sz w:val="21"/>
-                <w:szCs w:val="21"/>
-                <w:lang w:val="id-ID" w:eastAsia="id-ID"/>
-              </w:rPr>
-            </w:pPr>
-            <w:r>
-              <w:rPr>
-                <w:rFonts w:ascii="Consolas" w:eastAsia="Times New Roman" w:hAnsi="Consolas" w:cs="Times New Roman"/>
-                <w:color w:val="D4D4D4"/>
-                <w:sz w:val="21"/>
-                <w:szCs w:val="21"/>
-                <w:lang w:val="id-ID" w:eastAsia="id-ID"/>
-              </w:rPr>
-              <w:t>        alert(error.message);</w:t>
-            </w:r>
-          </w:p>
-          <w:p>
-            <w:pPr>
-              <w:shd w:val="clear" w:color="auto" w:fill="1E1E1E"/>
-              <w:spacing w:line="285" w:lineRule="atLeast"/>
-              <w:rPr>
-                <w:rFonts w:ascii="Consolas" w:eastAsia="Times New Roman" w:hAnsi="Consolas" w:cs="Times New Roman"/>
-                <w:color w:val="D4D4D4"/>
-                <w:sz w:val="21"/>
-                <w:szCs w:val="21"/>
-                <w:lang w:val="id-ID" w:eastAsia="id-ID"/>
-              </w:rPr>
-            </w:pPr>
-            <w:r>
-              <w:rPr>
-                <w:rFonts w:ascii="Consolas" w:eastAsia="Times New Roman" w:hAnsi="Consolas" w:cs="Times New Roman"/>
-                <w:color w:val="D4D4D4"/>
-                <w:sz w:val="21"/>
-                <w:szCs w:val="21"/>
-                <w:lang w:val="id-ID" w:eastAsia="id-ID"/>
-              </w:rPr>
-              <w:t>    }</w:t>
-            </w:r>
-          </w:p>
-          <w:p>
-            <w:pPr>
-              <w:shd w:val="clear" w:color="auto" w:fill="1E1E1E"/>
-              <w:spacing w:line="285" w:lineRule="atLeast"/>
-              <w:rPr>
-                <w:rFonts w:ascii="Consolas" w:eastAsia="Times New Roman" w:hAnsi="Consolas" w:cs="Times New Roman"/>
-                <w:color w:val="D4D4D4"/>
-                <w:sz w:val="21"/>
-                <w:szCs w:val="21"/>
-                <w:lang w:val="id-ID" w:eastAsia="id-ID"/>
-              </w:rPr>
-            </w:pPr>
-            <w:r>
-              <w:rPr>
-                <w:rFonts w:ascii="Consolas" w:eastAsia="Times New Roman" w:hAnsi="Consolas" w:cs="Times New Roman"/>
-                <w:color w:val="D4D4D4"/>
-                <w:sz w:val="21"/>
-                <w:szCs w:val="21"/>
-                <w:lang w:val="id-ID" w:eastAsia="id-ID"/>
-              </w:rPr>
-              <w:t>}</w:t>
-            </w:r>
-          </w:p>
-          <w:p>
-            <w:pPr>
-              <w:shd w:val="clear" w:color="auto" w:fill="1E1E1E"/>
-              <w:spacing w:line="285" w:lineRule="atLeast"/>
-              <w:rPr>
-                <w:rFonts w:ascii="Consolas" w:eastAsia="Times New Roman" w:hAnsi="Consolas" w:cs="Times New Roman"/>
-                <w:color w:val="D4D4D4"/>
-                <w:sz w:val="21"/>
-                <w:szCs w:val="21"/>
-                <w:lang w:val="id-ID" w:eastAsia="id-ID"/>
-              </w:rPr>
-            </w:pPr>
-            <w:r>
-              <w:rPr>
-                <w:rFonts w:ascii="Consolas" w:eastAsia="Times New Roman" w:hAnsi="Consolas" w:cs="Times New Roman"/>
-                <w:color w:val="569CD6"/>
+              <w:t>'musa.abraham@tekind.ac.id'</w:t>
+            </w:r>
+            <w:r>
+              <w:rPr>
+                <w:rFonts w:ascii="Consolas" w:eastAsia="Times New Roman" w:hAnsi="Consolas" w:cs="Times New Roman"/>
+                <w:color w:val="D4D4D4"/>
+                <w:sz w:val="21"/>
+                <w:szCs w:val="21"/>
+                <w:lang w:val="id-ID" w:eastAsia="id-ID"/>
+              </w:rPr>
+              <w:t>,</w:t>
+            </w:r>
+          </w:p>
+          <w:p>
+            <w:pPr>
+              <w:shd w:val="clear" w:color="auto" w:fill="1E1E1E"/>
+              <w:spacing w:line="285" w:lineRule="atLeast"/>
+              <w:rPr>
+                <w:rFonts w:ascii="Consolas" w:eastAsia="Times New Roman" w:hAnsi="Consolas" w:cs="Times New Roman"/>
+                <w:color w:val="D4D4D4"/>
+                <w:sz w:val="21"/>
+                <w:szCs w:val="21"/>
+                <w:lang w:val="id-ID" w:eastAsia="id-ID"/>
+              </w:rPr>
+            </w:pPr>
+            <w:r>
+              <w:rPr>
+                <w:rFonts w:ascii="Consolas" w:eastAsia="Times New Roman" w:hAnsi="Consolas" w:cs="Times New Roman"/>
+                <w:color w:val="D4D4D4"/>
                 <w:sz w:val="21"/>
                 <w:szCs w:val="21"/>
                 <w:lang w:val="id-ID" w:eastAsia="id-ID"/>
               </w:rPr>
               <w:lastRenderedPageBreak/>
-              <w:t>const</w:t>
-            </w:r>
-            <w:r>
-              <w:rPr>
-                <w:rFonts w:ascii="Consolas" w:eastAsia="Times New Roman" w:hAnsi="Consolas" w:cs="Times New Roman"/>
-                <w:color w:val="D4D4D4"/>
-                <w:sz w:val="21"/>
-                <w:szCs w:val="21"/>
-                <w:lang w:val="id-ID" w:eastAsia="id-ID"/>
-              </w:rPr>
-              <w:t xml:space="preserve"> btnTambah = document.getElementById(</w:t>
-            </w:r>
-            <w:r>
-              <w:rPr>
-                <w:rFonts w:ascii="Consolas" w:eastAsia="Times New Roman" w:hAnsi="Consolas" w:cs="Times New Roman"/>
-                <w:color w:val="CE9178"/>
-                <w:sz w:val="21"/>
-                <w:szCs w:val="21"/>
-                <w:lang w:val="id-ID" w:eastAsia="id-ID"/>
-              </w:rPr>
-              <w:t>'btnTambah'</w:t>
-            </w:r>
-            <w:r>
-              <w:rPr>
-                <w:rFonts w:ascii="Consolas" w:eastAsia="Times New Roman" w:hAnsi="Consolas" w:cs="Times New Roman"/>
-                <w:color w:val="D4D4D4"/>
-                <w:sz w:val="21"/>
-                <w:szCs w:val="21"/>
-                <w:lang w:val="id-ID" w:eastAsia="id-ID"/>
-              </w:rPr>
-              <w:t>);</w:t>
-            </w:r>
-          </w:p>
-          <w:p>
-            <w:pPr>
-              <w:shd w:val="clear" w:color="auto" w:fill="1E1E1E"/>
-              <w:spacing w:line="285" w:lineRule="atLeast"/>
-              <w:rPr>
-                <w:rFonts w:ascii="Consolas" w:eastAsia="Times New Roman" w:hAnsi="Consolas" w:cs="Times New Roman"/>
-                <w:color w:val="D4D4D4"/>
-                <w:sz w:val="21"/>
-                <w:szCs w:val="21"/>
-                <w:lang w:val="id-ID" w:eastAsia="id-ID"/>
-              </w:rPr>
-            </w:pPr>
-          </w:p>
-          <w:p>
-            <w:pPr>
-              <w:shd w:val="clear" w:color="auto" w:fill="1E1E1E"/>
-              <w:spacing w:line="285" w:lineRule="atLeast"/>
-              <w:rPr>
-                <w:rFonts w:ascii="Consolas" w:eastAsia="Times New Roman" w:hAnsi="Consolas" w:cs="Times New Roman"/>
-                <w:color w:val="D4D4D4"/>
-                <w:sz w:val="21"/>
-                <w:szCs w:val="21"/>
-                <w:lang w:val="id-ID" w:eastAsia="id-ID"/>
-              </w:rPr>
-            </w:pPr>
-            <w:r>
-              <w:rPr>
-                <w:rFonts w:ascii="Consolas" w:eastAsia="Times New Roman" w:hAnsi="Consolas" w:cs="Times New Roman"/>
-                <w:color w:val="D4D4D4"/>
-                <w:sz w:val="21"/>
-                <w:szCs w:val="21"/>
-                <w:lang w:val="id-ID" w:eastAsia="id-ID"/>
-              </w:rPr>
-              <w:t>btnTambah.addEventListener(</w:t>
-            </w:r>
-            <w:r>
-              <w:rPr>
-                <w:rFonts w:ascii="Consolas" w:eastAsia="Times New Roman" w:hAnsi="Consolas" w:cs="Times New Roman"/>
-                <w:color w:val="CE9178"/>
-                <w:sz w:val="21"/>
-                <w:szCs w:val="21"/>
-                <w:lang w:val="id-ID" w:eastAsia="id-ID"/>
-              </w:rPr>
-              <w:t>'click'</w:t>
-            </w:r>
-            <w:r>
-              <w:rPr>
-                <w:rFonts w:ascii="Consolas" w:eastAsia="Times New Roman" w:hAnsi="Consolas" w:cs="Times New Roman"/>
-                <w:color w:val="D4D4D4"/>
-                <w:sz w:val="21"/>
-                <w:szCs w:val="21"/>
-                <w:lang w:val="id-ID" w:eastAsia="id-ID"/>
-              </w:rPr>
-              <w:t xml:space="preserve">, </w:t>
-            </w:r>
-            <w:r>
-              <w:rPr>
-                <w:rFonts w:ascii="Consolas" w:eastAsia="Times New Roman" w:hAnsi="Consolas" w:cs="Times New Roman"/>
-                <w:color w:val="569CD6"/>
-                <w:sz w:val="21"/>
-                <w:szCs w:val="21"/>
-                <w:lang w:val="id-ID" w:eastAsia="id-ID"/>
-              </w:rPr>
-              <w:t>function</w:t>
-            </w:r>
-            <w:r>
-              <w:rPr>
-                <w:rFonts w:ascii="Consolas" w:eastAsia="Times New Roman" w:hAnsi="Consolas" w:cs="Times New Roman"/>
-                <w:color w:val="D4D4D4"/>
-                <w:sz w:val="21"/>
-                <w:szCs w:val="21"/>
-                <w:lang w:val="id-ID" w:eastAsia="id-ID"/>
-              </w:rPr>
-              <w:t>() {</w:t>
-            </w:r>
-          </w:p>
-          <w:p>
-            <w:pPr>
-              <w:shd w:val="clear" w:color="auto" w:fill="1E1E1E"/>
-              <w:spacing w:line="285" w:lineRule="atLeast"/>
-              <w:rPr>
-                <w:rFonts w:ascii="Consolas" w:eastAsia="Times New Roman" w:hAnsi="Consolas" w:cs="Times New Roman"/>
-                <w:color w:val="D4D4D4"/>
-                <w:sz w:val="21"/>
-                <w:szCs w:val="21"/>
-                <w:lang w:val="id-ID" w:eastAsia="id-ID"/>
-              </w:rPr>
-            </w:pPr>
-            <w:r>
-              <w:rPr>
-                <w:rFonts w:ascii="Consolas" w:eastAsia="Times New Roman" w:hAnsi="Consolas" w:cs="Times New Roman"/>
-                <w:color w:val="D4D4D4"/>
-                <w:sz w:val="21"/>
-                <w:szCs w:val="21"/>
-                <w:lang w:val="id-ID" w:eastAsia="id-ID"/>
-              </w:rPr>
-              <w:t xml:space="preserve">    </w:t>
-            </w:r>
-            <w:r>
-              <w:rPr>
-                <w:rFonts w:ascii="Consolas" w:eastAsia="Times New Roman" w:hAnsi="Consolas" w:cs="Times New Roman"/>
-                <w:color w:val="569CD6"/>
-                <w:sz w:val="21"/>
-                <w:szCs w:val="21"/>
-                <w:lang w:val="id-ID" w:eastAsia="id-ID"/>
-              </w:rPr>
-              <w:t>const</w:t>
-            </w:r>
-            <w:r>
-              <w:rPr>
-                <w:rFonts w:ascii="Consolas" w:eastAsia="Times New Roman" w:hAnsi="Consolas" w:cs="Times New Roman"/>
-                <w:color w:val="D4D4D4"/>
-                <w:sz w:val="21"/>
-                <w:szCs w:val="21"/>
-                <w:lang w:val="id-ID" w:eastAsia="id-ID"/>
-              </w:rPr>
-              <w:t xml:space="preserve"> dataBaru = {</w:t>
-            </w:r>
-          </w:p>
-          <w:p>
-            <w:pPr>
-              <w:shd w:val="clear" w:color="auto" w:fill="1E1E1E"/>
-              <w:spacing w:line="285" w:lineRule="atLeast"/>
-              <w:rPr>
-                <w:rFonts w:ascii="Consolas" w:eastAsia="Times New Roman" w:hAnsi="Consolas" w:cs="Times New Roman"/>
-                <w:color w:val="D4D4D4"/>
-                <w:sz w:val="21"/>
-                <w:szCs w:val="21"/>
-                <w:lang w:val="id-ID" w:eastAsia="id-ID"/>
-              </w:rPr>
-            </w:pPr>
-            <w:r>
-              <w:rPr>
-                <w:rFonts w:ascii="Consolas" w:eastAsia="Times New Roman" w:hAnsi="Consolas" w:cs="Times New Roman"/>
-                <w:color w:val="D4D4D4"/>
-                <w:sz w:val="21"/>
-                <w:szCs w:val="21"/>
-                <w:lang w:val="id-ID" w:eastAsia="id-ID"/>
-              </w:rPr>
-              <w:t xml:space="preserve">        name: </w:t>
-            </w:r>
-            <w:r>
-              <w:rPr>
-                <w:rFonts w:ascii="Consolas" w:eastAsia="Times New Roman" w:hAnsi="Consolas" w:cs="Times New Roman"/>
-                <w:color w:val="CE9178"/>
-                <w:sz w:val="21"/>
-                <w:szCs w:val="21"/>
-                <w:lang w:val="id-ID" w:eastAsia="id-ID"/>
-              </w:rPr>
-              <w:t>'Abraham Musa (Teknik Industri)'</w:t>
-            </w:r>
-            <w:r>
-              <w:rPr>
-                <w:rFonts w:ascii="Consolas" w:eastAsia="Times New Roman" w:hAnsi="Consolas" w:cs="Times New Roman"/>
-                <w:color w:val="D4D4D4"/>
-                <w:sz w:val="21"/>
-                <w:szCs w:val="21"/>
-                <w:lang w:val="id-ID" w:eastAsia="id-ID"/>
-              </w:rPr>
-              <w:t>,</w:t>
-            </w:r>
-          </w:p>
-          <w:p>
-            <w:pPr>
-              <w:shd w:val="clear" w:color="auto" w:fill="1E1E1E"/>
-              <w:spacing w:line="285" w:lineRule="atLeast"/>
-              <w:rPr>
-                <w:rFonts w:ascii="Consolas" w:eastAsia="Times New Roman" w:hAnsi="Consolas" w:cs="Times New Roman"/>
-                <w:color w:val="D4D4D4"/>
-                <w:sz w:val="21"/>
-                <w:szCs w:val="21"/>
-                <w:lang w:val="id-ID" w:eastAsia="id-ID"/>
-              </w:rPr>
-            </w:pPr>
-            <w:r>
-              <w:rPr>
-                <w:rFonts w:ascii="Consolas" w:eastAsia="Times New Roman" w:hAnsi="Consolas" w:cs="Times New Roman"/>
-                <w:color w:val="D4D4D4"/>
-                <w:sz w:val="21"/>
-                <w:szCs w:val="21"/>
-                <w:lang w:val="id-ID" w:eastAsia="id-ID"/>
-              </w:rPr>
-              <w:t xml:space="preserve">        email: </w:t>
-            </w:r>
-            <w:r>
-              <w:rPr>
-                <w:rFonts w:ascii="Consolas" w:eastAsia="Times New Roman" w:hAnsi="Consolas" w:cs="Times New Roman"/>
-                <w:color w:val="CE9178"/>
-                <w:sz w:val="21"/>
-                <w:szCs w:val="21"/>
-                <w:lang w:val="id-ID" w:eastAsia="id-ID"/>
-              </w:rPr>
-              <w:t>'musa.abraham@tekind.ac.id'</w:t>
-            </w:r>
-            <w:r>
-              <w:rPr>
-                <w:rFonts w:ascii="Consolas" w:eastAsia="Times New Roman" w:hAnsi="Consolas" w:cs="Times New Roman"/>
-                <w:color w:val="D4D4D4"/>
-                <w:sz w:val="21"/>
-                <w:szCs w:val="21"/>
-                <w:lang w:val="id-ID" w:eastAsia="id-ID"/>
-              </w:rPr>
-              <w:t>,</w:t>
-            </w:r>
-          </w:p>
-          <w:p>
-            <w:pPr>
-              <w:shd w:val="clear" w:color="auto" w:fill="1E1E1E"/>
-              <w:spacing w:line="285" w:lineRule="atLeast"/>
-              <w:rPr>
-                <w:rFonts w:ascii="Consolas" w:eastAsia="Times New Roman" w:hAnsi="Consolas" w:cs="Times New Roman"/>
-                <w:color w:val="D4D4D4"/>
-                <w:sz w:val="21"/>
-                <w:szCs w:val="21"/>
-                <w:lang w:val="id-ID" w:eastAsia="id-ID"/>
-              </w:rPr>
-            </w:pPr>
-            <w:r>
-              <w:rPr>
-                <w:rFonts w:ascii="Consolas" w:eastAsia="Times New Roman" w:hAnsi="Consolas" w:cs="Times New Roman"/>
-                <w:color w:val="D4D4D4"/>
-                <w:sz w:val="21"/>
-                <w:szCs w:val="21"/>
-                <w:lang w:val="id-ID" w:eastAsia="id-ID"/>
-              </w:rPr>
               <w:t>        company: {</w:t>
             </w:r>
           </w:p>
@@ -30692,6 +30662,7 @@
           <w:sz w:val="22"/>
           <w:szCs w:val="22"/>
         </w:rPr>
+        <w:lastRenderedPageBreak/>
         <w:t>Screenshot Hasil:</w:t>
       </w:r>
     </w:p>
@@ -30751,7 +30722,6 @@
               <w:rPr>
                 <w:noProof/>
               </w:rPr>
-              <w:lastRenderedPageBreak/>
               <w:drawing>
                 <wp:inline distT="0" distB="0" distL="0" distR="0" wp14:anchorId="0A88D681" wp14:editId="1CB2D18F">
                   <wp:extent cx="5039995" cy="2413590"/>
@@ -41797,7 +41767,6 @@
           <w:sz w:val="22"/>
           <w:szCs w:val="22"/>
         </w:rPr>
-        <w:lastRenderedPageBreak/>
         <w:t xml:space="preserve">G.3 </w:t>
       </w:r>
       <w:proofErr w:type="spellStart"/>
@@ -41926,6 +41895,7 @@
                 <w:szCs w:val="22"/>
                 <w:lang w:val="en-ID"/>
               </w:rPr>
+              <w:lastRenderedPageBreak/>
               <w:t xml:space="preserve">Proyek mini </w:t>
             </w:r>
             <w:proofErr w:type="spellStart"/>
@@ -49098,15 +49068,8 @@
 <file path=customXml/itemProps1.xml><?xml version="1.0" encoding="utf-8"?>
 <ds:datastoreItem xmlns:ds="http://schemas.openxmlformats.org/officeDocument/2006/customXml" ds:itemID="{5D96631E-EB7B-43C0-B544-41BE743B298E}">
   <ds:schemaRefs>
-    <ds:schemaRef ds:uri="http://purl.org/dc/terms/"/>
-    <ds:schemaRef ds:uri="http://schemas.openxmlformats.org/package/2006/metadata/core-properties"/>
-    <ds:schemaRef ds:uri="http://purl.org/dc/dcmitype/"/>
+    <ds:schemaRef ds:uri="http://schemas.microsoft.com/office/2006/metadata/properties"/>
     <ds:schemaRef ds:uri="http://schemas.microsoft.com/office/infopath/2007/PartnerControls"/>
-    <ds:schemaRef ds:uri="http://schemas.microsoft.com/office/2006/documentManagement/types"/>
-    <ds:schemaRef ds:uri="http://purl.org/dc/elements/1.1/"/>
-    <ds:schemaRef ds:uri="http://schemas.microsoft.com/office/2006/metadata/properties"/>
-    <ds:schemaRef ds:uri="786cbb3a-3d86-45fc-bb18-80ddc31d17e7"/>
-    <ds:schemaRef ds:uri="http://www.w3.org/XML/1998/namespace"/>
   </ds:schemaRefs>
 </ds:datastoreItem>
 </file>
